--- a/3-能力管理/流程制度规范类文件/030102-运维服务改进制度.docx
+++ b/3-能力管理/流程制度规范类文件/030102-运维服务改进制度.docx
@@ -1,14 +1,19 @@
 
 <file path=word/document.xml><?xml version="1.0" encoding="utf-8"?>
-<w:document xmlns:wpc="http://schemas.microsoft.com/office/word/2010/wordprocessingCanvas" xmlns:mc="http://schemas.openxmlformats.org/markup-compatibility/2006" xmlns:o="urn:schemas-microsoft-com:office:office" xmlns:r="http://schemas.openxmlformats.org/officeDocument/2006/relationships" xmlns:m="http://schemas.openxmlformats.org/officeDocument/2006/math" xmlns:v="urn:schemas-microsoft-com:vml" xmlns:wp14="http://schemas.microsoft.com/office/word/2010/wordprocessingDrawing" xmlns:wp="http://schemas.openxmlformats.org/drawingml/2006/wordprocessingDrawing" xmlns:w10="urn:schemas-microsoft-com:office:word" xmlns:w="http://schemas.openxmlformats.org/wordprocessingml/2006/main" xmlns:w14="http://schemas.microsoft.com/office/word/2010/wordml" xmlns:w15="http://schemas.microsoft.com/office/word/2012/wordml" xmlns:wne="http://schemas.microsoft.com/office/word/2006/wordml" xmlns:wpg="http://schemas.microsoft.com/office/word/2010/wordprocessingGroup" xmlns:wpi="http://schemas.microsoft.com/office/word/2010/wordprocessingInk" xmlns:wps="http://schemas.microsoft.com/office/word/2010/wordprocessingShape" mc:Ignorable="w14 w15 wp14">
-  <!-- Generated by Aspose.Words for .NET 13.3.0.1 -->
+<w:document xmlns:wpc="http://schemas.microsoft.com/office/word/2010/wordprocessingCanvas" xmlns:mc="http://schemas.openxmlformats.org/markup-compatibility/2006" xmlns:o="urn:schemas-microsoft-com:office:office" xmlns:r="http://schemas.openxmlformats.org/officeDocument/2006/relationships" xmlns:m="http://schemas.openxmlformats.org/officeDocument/2006/math" xmlns:v="urn:schemas-microsoft-com:vml" xmlns:wp14="http://schemas.microsoft.com/office/word/2010/wordprocessingDrawing" xmlns:wp="http://schemas.openxmlformats.org/drawingml/2006/wordprocessingDrawing" xmlns:w="http://schemas.openxmlformats.org/wordprocessingml/2006/main" xmlns:w14="http://schemas.microsoft.com/office/word/2010/wordml" xmlns:w10="urn:schemas-microsoft-com:office:word" xmlns:w15="http://schemas.microsoft.com/office/word/2012/wordml" xmlns:wpg="http://schemas.microsoft.com/office/word/2010/wordprocessingGroup" xmlns:wpi="http://schemas.microsoft.com/office/word/2010/wordprocessingInk" xmlns:wne="http://schemas.microsoft.com/office/word/2006/wordml" xmlns:wps="http://schemas.microsoft.com/office/word/2010/wordprocessingShape" xmlns:wpsCustomData="http://www.wps.cn/officeDocument/2013/wpsCustomData" mc:Ignorable="w14 w15 wp14">
   <w:body>
     <w:p>
       <w:pPr>
-        <w:pStyle w:val="a1"/>
+        <w:pStyle w:val="31"/>
         <w:bidi w:val="0"/>
       </w:pPr>
-      <w:bookmarkStart w:id="0" w:name="_Toc7150"/>
+      <w:bookmarkStart w:id="0" w:name="_Toc23114"/>
+    </w:p>
+    <w:p>
+      <w:pPr>
+        <w:pStyle w:val="31"/>
+        <w:bidi w:val="0"/>
+      </w:pPr>
       <w:r>
         <w:t>运维服务改进制度</w:t>
       </w:r>
@@ -16,21 +21,23 @@
     </w:p>
     <w:p>
       <w:pPr>
-        <w:pStyle w:val="a2"/>
+        <w:pStyle w:val="32"/>
         <w:bidi w:val="0"/>
       </w:pPr>
+      <w:bookmarkStart w:id="1" w:name="_Toc15890"/>
       <w:r>
         <w:t>甘肃国邦信息科技有限公司</w:t>
       </w:r>
-    </w:p>
-    <w:p>
-      <w:pPr>
-        <w:pStyle w:val="BodyText"/>
+      <w:bookmarkEnd w:id="1"/>
+    </w:p>
+    <w:p>
+      <w:pPr>
+        <w:pStyle w:val="12"/>
         <w:spacing w:line="363" w:lineRule="auto"/>
-        <w:ind w:left="0" w:right="0" w:firstLine="0" w:leftChars="0" w:rightChars="0" w:firstLineChars="0"/>
+        <w:ind w:left="0" w:leftChars="0" w:right="0" w:rightChars="0" w:firstLine="0" w:firstLineChars="0"/>
         <w:jc w:val="center"/>
         <w:rPr>
-          <w:rFonts w:ascii="宋体" w:eastAsia="宋体" w:hAnsi="宋体" w:cs="宋体" w:hint="eastAsia"/>
+          <w:rFonts w:hint="eastAsia" w:ascii="宋体" w:hAnsi="宋体" w:eastAsia="宋体" w:cs="宋体"/>
           <w:sz w:val="36"/>
           <w:szCs w:val="36"/>
           <w:lang w:val="en-US" w:eastAsia="zh-CN"/>
@@ -38,7 +45,7 @@
       </w:pPr>
       <w:r>
         <w:rPr>
-          <w:rFonts w:ascii="宋体" w:eastAsia="宋体" w:hAnsi="宋体" w:cs="宋体" w:hint="eastAsia"/>
+          <w:rFonts w:hint="eastAsia" w:ascii="宋体" w:hAnsi="宋体" w:eastAsia="宋体" w:cs="宋体"/>
           <w:sz w:val="36"/>
           <w:szCs w:val="36"/>
           <w:lang w:val="en-US" w:eastAsia="zh-CN"/>
@@ -49,7 +56,7 @@
     <w:p>
       <w:pPr>
         <w:rPr>
-          <w:rFonts w:ascii="宋体" w:eastAsia="宋体" w:hAnsi="宋体" w:cs="宋体" w:hint="eastAsia"/>
+          <w:rFonts w:hint="eastAsia" w:ascii="宋体" w:hAnsi="宋体" w:eastAsia="宋体" w:cs="宋体"/>
           <w:sz w:val="36"/>
           <w:szCs w:val="36"/>
           <w:lang w:val="en-US" w:eastAsia="zh-CN"/>
@@ -57,7 +64,7 @@
       </w:pPr>
       <w:r>
         <w:rPr>
-          <w:rFonts w:ascii="宋体" w:eastAsia="宋体" w:hAnsi="宋体" w:cs="宋体" w:hint="eastAsia"/>
+          <w:rFonts w:hint="eastAsia" w:ascii="宋体" w:hAnsi="宋体" w:eastAsia="宋体" w:cs="宋体"/>
           <w:sz w:val="36"/>
           <w:szCs w:val="36"/>
           <w:lang w:val="en-US" w:eastAsia="zh-CN"/>
@@ -71,40 +78,35 @@
         <w:ind w:left="3710"/>
         <w:outlineLvl w:val="0"/>
         <w:rPr>
-          <w:rFonts w:ascii="宋体" w:eastAsia="宋体" w:hAnsi="宋体" w:cs="宋体"/>
+          <w:rFonts w:ascii="宋体" w:hAnsi="宋体" w:eastAsia="宋体" w:cs="宋体"/>
           <w:sz w:val="28"/>
           <w:szCs w:val="28"/>
         </w:rPr>
       </w:pPr>
-      <w:bookmarkStart w:id="1" w:name="_Toc10301"/>
-      <w:r>
-        <w:rPr>
-          <w:rFonts w:ascii="宋体" w:eastAsia="宋体" w:hAnsi="宋体" w:cs="宋体"/>
+      <w:bookmarkStart w:id="2" w:name="_Toc23109"/>
+      <w:r>
+        <w:rPr>
+          <w:rFonts w:ascii="宋体" w:hAnsi="宋体" w:eastAsia="宋体" w:cs="宋体"/>
           <w:spacing w:val="-3"/>
           <w:sz w:val="28"/>
           <w:szCs w:val="28"/>
         </w:rPr>
         <w:t>文档信息</w:t>
       </w:r>
-      <w:bookmarkEnd w:id="1"/>
-    </w:p>
-    <w:p>
-      <w:pPr>
-        <w:spacing w:line="131" w:lineRule="exact"/>
-      </w:pPr>
+      <w:bookmarkEnd w:id="2"/>
     </w:p>
     <w:tbl>
       <w:tblPr>
-        <w:tblStyle w:val="TableNormal0"/>
+        <w:tblStyle w:val="24"/>
         <w:tblW w:w="9072" w:type="dxa"/>
         <w:tblInd w:w="5" w:type="dxa"/>
         <w:tblBorders>
-          <w:top w:val="single" w:sz="4" w:space="0" w:color="000000"/>
-          <w:left w:val="single" w:sz="4" w:space="0" w:color="000000"/>
-          <w:bottom w:val="single" w:sz="4" w:space="0" w:color="000000"/>
-          <w:right w:val="single" w:sz="4" w:space="0" w:color="000000"/>
-          <w:insideH w:val="single" w:sz="4" w:space="0" w:color="000000"/>
-          <w:insideV w:val="single" w:sz="4" w:space="0" w:color="000000"/>
+          <w:top w:val="single" w:color="000000" w:sz="4" w:space="0"/>
+          <w:left w:val="single" w:color="000000" w:sz="4" w:space="0"/>
+          <w:bottom w:val="single" w:color="000000" w:sz="4" w:space="0"/>
+          <w:right w:val="single" w:color="000000" w:sz="4" w:space="0"/>
+          <w:insideH w:val="single" w:color="000000" w:sz="4" w:space="0"/>
+          <w:insideV w:val="single" w:color="000000" w:sz="4" w:space="0"/>
         </w:tblBorders>
         <w:tblLayout w:type="fixed"/>
         <w:tblCellMar>
@@ -123,17 +125,14 @@
       </w:tblGrid>
       <w:tr>
         <w:tblPrEx>
-          <w:tblW w:w="9072" w:type="dxa"/>
-          <w:tblInd w:w="5" w:type="dxa"/>
           <w:tblBorders>
-            <w:top w:val="single" w:sz="4" w:space="0" w:color="000000"/>
-            <w:left w:val="single" w:sz="4" w:space="0" w:color="000000"/>
-            <w:bottom w:val="single" w:sz="4" w:space="0" w:color="000000"/>
-            <w:right w:val="single" w:sz="4" w:space="0" w:color="000000"/>
-            <w:insideH w:val="single" w:sz="4" w:space="0" w:color="000000"/>
-            <w:insideV w:val="single" w:sz="4" w:space="0" w:color="000000"/>
+            <w:top w:val="single" w:color="000000" w:sz="4" w:space="0"/>
+            <w:left w:val="single" w:color="000000" w:sz="4" w:space="0"/>
+            <w:bottom w:val="single" w:color="000000" w:sz="4" w:space="0"/>
+            <w:right w:val="single" w:color="000000" w:sz="4" w:space="0"/>
+            <w:insideH w:val="single" w:color="000000" w:sz="4" w:space="0"/>
+            <w:insideV w:val="single" w:color="000000" w:sz="4" w:space="0"/>
           </w:tblBorders>
-          <w:tblLayout w:type="fixed"/>
           <w:tblCellMar>
             <w:top w:w="0" w:type="dxa"/>
             <w:left w:w="0" w:type="dxa"/>
@@ -142,7 +141,7 @@
           </w:tblCellMar>
         </w:tblPrEx>
         <w:trPr>
-          <w:trHeight w:val="611"/>
+          <w:trHeight w:val="611" w:hRule="atLeast"/>
         </w:trPr>
         <w:tc>
           <w:tcPr>
@@ -153,14 +152,14 @@
               <w:spacing w:before="185" w:line="220" w:lineRule="auto"/>
               <w:ind w:left="207"/>
               <w:rPr>
-                <w:rFonts w:ascii="宋体" w:eastAsia="宋体" w:hAnsi="宋体" w:cs="宋体"/>
+                <w:rFonts w:ascii="宋体" w:hAnsi="宋体" w:eastAsia="宋体" w:cs="宋体"/>
                 <w:sz w:val="24"/>
                 <w:szCs w:val="24"/>
               </w:rPr>
             </w:pPr>
             <w:r>
               <w:rPr>
-                <w:rFonts w:ascii="宋体" w:eastAsia="宋体" w:hAnsi="宋体" w:cs="宋体"/>
+                <w:rFonts w:ascii="宋体" w:hAnsi="宋体" w:eastAsia="宋体" w:cs="宋体"/>
                 <w:spacing w:val="-2"/>
                 <w:sz w:val="24"/>
                 <w:szCs w:val="24"/>
@@ -179,14 +178,14 @@
               <w:spacing w:before="185" w:line="218" w:lineRule="auto"/>
               <w:ind w:left="109"/>
               <w:rPr>
-                <w:rFonts w:ascii="宋体" w:eastAsia="宋体" w:hAnsi="宋体" w:cs="宋体"/>
+                <w:rFonts w:ascii="宋体" w:hAnsi="宋体" w:eastAsia="宋体" w:cs="宋体"/>
                 <w:sz w:val="24"/>
                 <w:szCs w:val="24"/>
               </w:rPr>
             </w:pPr>
             <w:r>
               <w:rPr>
-                <w:rFonts w:ascii="宋体" w:eastAsia="宋体" w:hAnsi="宋体" w:cs="宋体"/>
+                <w:rFonts w:ascii="宋体" w:hAnsi="宋体" w:eastAsia="宋体" w:cs="宋体"/>
                 <w:spacing w:val="-1"/>
                 <w:sz w:val="24"/>
                 <w:szCs w:val="24"/>
@@ -198,9 +197,14 @@
       </w:tr>
       <w:tr>
         <w:tblPrEx>
-          <w:tblW w:w="9072" w:type="dxa"/>
-          <w:tblInd w:w="5" w:type="dxa"/>
-          <w:tblLayout w:type="fixed"/>
+          <w:tblBorders>
+            <w:top w:val="single" w:color="000000" w:sz="4" w:space="0"/>
+            <w:left w:val="single" w:color="000000" w:sz="4" w:space="0"/>
+            <w:bottom w:val="single" w:color="000000" w:sz="4" w:space="0"/>
+            <w:right w:val="single" w:color="000000" w:sz="4" w:space="0"/>
+            <w:insideH w:val="single" w:color="000000" w:sz="4" w:space="0"/>
+            <w:insideV w:val="single" w:color="000000" w:sz="4" w:space="0"/>
+          </w:tblBorders>
           <w:tblCellMar>
             <w:top w:w="0" w:type="dxa"/>
             <w:left w:w="0" w:type="dxa"/>
@@ -209,7 +213,7 @@
           </w:tblCellMar>
         </w:tblPrEx>
         <w:trPr>
-          <w:trHeight w:val="607"/>
+          <w:trHeight w:val="607" w:hRule="atLeast"/>
         </w:trPr>
         <w:tc>
           <w:tcPr>
@@ -220,14 +224,14 @@
               <w:spacing w:before="182" w:line="220" w:lineRule="auto"/>
               <w:ind w:left="447"/>
               <w:rPr>
-                <w:rFonts w:ascii="宋体" w:eastAsia="宋体" w:hAnsi="宋体" w:cs="宋体"/>
+                <w:rFonts w:ascii="宋体" w:hAnsi="宋体" w:eastAsia="宋体" w:cs="宋体"/>
                 <w:sz w:val="24"/>
                 <w:szCs w:val="24"/>
               </w:rPr>
             </w:pPr>
             <w:r>
               <w:rPr>
-                <w:rFonts w:ascii="宋体" w:eastAsia="宋体" w:hAnsi="宋体" w:cs="宋体"/>
+                <w:rFonts w:ascii="宋体" w:hAnsi="宋体" w:eastAsia="宋体" w:cs="宋体"/>
                 <w:spacing w:val="-3"/>
                 <w:sz w:val="24"/>
                 <w:szCs w:val="24"/>
@@ -246,14 +250,14 @@
               <w:spacing w:before="182" w:line="219" w:lineRule="auto"/>
               <w:ind w:left="109"/>
               <w:rPr>
-                <w:rFonts w:ascii="宋体" w:eastAsia="宋体" w:hAnsi="宋体" w:cs="宋体"/>
+                <w:rFonts w:ascii="宋体" w:hAnsi="宋体" w:eastAsia="宋体" w:cs="宋体"/>
                 <w:sz w:val="24"/>
                 <w:szCs w:val="24"/>
               </w:rPr>
             </w:pPr>
             <w:r>
               <w:rPr>
-                <w:rFonts w:ascii="宋体" w:eastAsia="宋体" w:hAnsi="宋体" w:cs="宋体"/>
+                <w:rFonts w:ascii="宋体" w:hAnsi="宋体" w:eastAsia="宋体" w:cs="宋体"/>
                 <w:spacing w:val="-1"/>
                 <w:sz w:val="24"/>
                 <w:szCs w:val="24"/>
@@ -265,9 +269,14 @@
       </w:tr>
       <w:tr>
         <w:tblPrEx>
-          <w:tblW w:w="9072" w:type="dxa"/>
-          <w:tblInd w:w="5" w:type="dxa"/>
-          <w:tblLayout w:type="fixed"/>
+          <w:tblBorders>
+            <w:top w:val="single" w:color="000000" w:sz="4" w:space="0"/>
+            <w:left w:val="single" w:color="000000" w:sz="4" w:space="0"/>
+            <w:bottom w:val="single" w:color="000000" w:sz="4" w:space="0"/>
+            <w:right w:val="single" w:color="000000" w:sz="4" w:space="0"/>
+            <w:insideH w:val="single" w:color="000000" w:sz="4" w:space="0"/>
+            <w:insideV w:val="single" w:color="000000" w:sz="4" w:space="0"/>
+          </w:tblBorders>
           <w:tblCellMar>
             <w:top w:w="0" w:type="dxa"/>
             <w:left w:w="0" w:type="dxa"/>
@@ -276,7 +285,7 @@
           </w:tblCellMar>
         </w:tblPrEx>
         <w:trPr>
-          <w:trHeight w:val="607"/>
+          <w:trHeight w:val="607" w:hRule="atLeast"/>
         </w:trPr>
         <w:tc>
           <w:tcPr>
@@ -287,14 +296,14 @@
               <w:spacing w:before="183" w:line="219" w:lineRule="auto"/>
               <w:ind w:left="447"/>
               <w:rPr>
-                <w:rFonts w:ascii="宋体" w:eastAsia="宋体" w:hAnsi="宋体" w:cs="宋体"/>
+                <w:rFonts w:ascii="宋体" w:hAnsi="宋体" w:eastAsia="宋体" w:cs="宋体"/>
                 <w:sz w:val="24"/>
                 <w:szCs w:val="24"/>
               </w:rPr>
             </w:pPr>
             <w:r>
               <w:rPr>
-                <w:rFonts w:ascii="宋体" w:eastAsia="宋体" w:hAnsi="宋体" w:cs="宋体"/>
+                <w:rFonts w:ascii="宋体" w:hAnsi="宋体" w:eastAsia="宋体" w:cs="宋体"/>
                 <w:spacing w:val="-3"/>
                 <w:sz w:val="24"/>
                 <w:szCs w:val="24"/>
@@ -312,14 +321,14 @@
               <w:spacing w:before="183" w:line="219" w:lineRule="auto"/>
               <w:ind w:left="229"/>
               <w:rPr>
-                <w:rFonts w:ascii="宋体" w:eastAsia="宋体" w:hAnsi="宋体" w:cs="宋体"/>
+                <w:rFonts w:ascii="宋体" w:hAnsi="宋体" w:eastAsia="宋体" w:cs="宋体"/>
                 <w:sz w:val="24"/>
                 <w:szCs w:val="24"/>
               </w:rPr>
             </w:pPr>
             <w:r>
               <w:rPr>
-                <w:rFonts w:ascii="宋体" w:eastAsia="宋体" w:hAnsi="宋体" w:cs="宋体"/>
+                <w:rFonts w:ascii="宋体" w:hAnsi="宋体" w:eastAsia="宋体" w:cs="宋体"/>
                 <w:spacing w:val="-2"/>
                 <w:sz w:val="24"/>
                 <w:szCs w:val="24"/>
@@ -337,14 +346,14 @@
               <w:spacing w:before="183" w:line="219" w:lineRule="auto"/>
               <w:ind w:left="676"/>
               <w:rPr>
-                <w:rFonts w:ascii="宋体" w:eastAsia="宋体" w:hAnsi="宋体" w:cs="宋体"/>
+                <w:rFonts w:ascii="宋体" w:hAnsi="宋体" w:eastAsia="宋体" w:cs="宋体"/>
                 <w:sz w:val="24"/>
                 <w:szCs w:val="24"/>
               </w:rPr>
             </w:pPr>
             <w:r>
               <w:rPr>
-                <w:rFonts w:ascii="宋体" w:eastAsia="宋体" w:hAnsi="宋体" w:cs="宋体"/>
+                <w:rFonts w:ascii="宋体" w:hAnsi="宋体" w:eastAsia="宋体" w:cs="宋体"/>
                 <w:spacing w:val="-2"/>
                 <w:sz w:val="24"/>
                 <w:szCs w:val="24"/>
@@ -362,14 +371,14 @@
               <w:spacing w:before="184" w:line="220" w:lineRule="auto"/>
               <w:ind w:left="545"/>
               <w:rPr>
-                <w:rFonts w:ascii="宋体" w:eastAsia="宋体" w:hAnsi="宋体" w:cs="宋体"/>
+                <w:rFonts w:ascii="宋体" w:hAnsi="宋体" w:eastAsia="宋体" w:cs="宋体"/>
                 <w:sz w:val="24"/>
                 <w:szCs w:val="24"/>
               </w:rPr>
             </w:pPr>
             <w:r>
               <w:rPr>
-                <w:rFonts w:ascii="宋体" w:eastAsia="宋体" w:hAnsi="宋体" w:cs="宋体"/>
+                <w:rFonts w:ascii="宋体" w:hAnsi="宋体" w:eastAsia="宋体" w:cs="宋体"/>
                 <w:spacing w:val="-3"/>
                 <w:sz w:val="24"/>
                 <w:szCs w:val="24"/>
@@ -387,14 +396,14 @@
               <w:spacing w:before="184" w:line="220" w:lineRule="auto"/>
               <w:ind w:left="754"/>
               <w:rPr>
-                <w:rFonts w:ascii="宋体" w:eastAsia="宋体" w:hAnsi="宋体" w:cs="宋体"/>
+                <w:rFonts w:ascii="宋体" w:hAnsi="宋体" w:eastAsia="宋体" w:cs="宋体"/>
                 <w:sz w:val="24"/>
                 <w:szCs w:val="24"/>
               </w:rPr>
             </w:pPr>
             <w:r>
               <w:rPr>
-                <w:rFonts w:ascii="宋体" w:eastAsia="宋体" w:hAnsi="宋体" w:cs="宋体"/>
+                <w:rFonts w:ascii="宋体" w:hAnsi="宋体" w:eastAsia="宋体" w:cs="宋体"/>
                 <w:spacing w:val="-6"/>
                 <w:sz w:val="24"/>
                 <w:szCs w:val="24"/>
@@ -406,9 +415,14 @@
       </w:tr>
       <w:tr>
         <w:tblPrEx>
-          <w:tblW w:w="9072" w:type="dxa"/>
-          <w:tblInd w:w="5" w:type="dxa"/>
-          <w:tblLayout w:type="fixed"/>
+          <w:tblBorders>
+            <w:top w:val="single" w:color="000000" w:sz="4" w:space="0"/>
+            <w:left w:val="single" w:color="000000" w:sz="4" w:space="0"/>
+            <w:bottom w:val="single" w:color="000000" w:sz="4" w:space="0"/>
+            <w:right w:val="single" w:color="000000" w:sz="4" w:space="0"/>
+            <w:insideH w:val="single" w:color="000000" w:sz="4" w:space="0"/>
+            <w:insideV w:val="single" w:color="000000" w:sz="4" w:space="0"/>
+          </w:tblBorders>
           <w:tblCellMar>
             <w:top w:w="0" w:type="dxa"/>
             <w:left w:w="0" w:type="dxa"/>
@@ -417,7 +431,7 @@
           </w:tblCellMar>
         </w:tblPrEx>
         <w:trPr>
-          <w:trHeight w:val="474"/>
+          <w:trHeight w:val="474" w:hRule="atLeast"/>
         </w:trPr>
         <w:tc>
           <w:tcPr>
@@ -428,14 +442,14 @@
               <w:spacing w:before="162" w:line="239" w:lineRule="auto"/>
               <w:ind w:left="709"/>
               <w:rPr>
-                <w:rFonts w:ascii="宋体" w:eastAsia="宋体" w:hAnsi="宋体" w:cs="宋体"/>
+                <w:rFonts w:ascii="宋体" w:hAnsi="宋体" w:eastAsia="宋体" w:cs="宋体"/>
                 <w:sz w:val="21"/>
                 <w:szCs w:val="21"/>
               </w:rPr>
             </w:pPr>
             <w:r>
               <w:rPr>
-                <w:rFonts w:ascii="宋体" w:eastAsia="宋体" w:hAnsi="宋体" w:cs="宋体"/>
+                <w:rFonts w:ascii="宋体" w:hAnsi="宋体" w:eastAsia="宋体" w:cs="宋体"/>
                 <w:spacing w:val="-1"/>
                 <w:sz w:val="21"/>
                 <w:szCs w:val="21"/>
@@ -453,14 +467,14 @@
               <w:spacing w:before="162"/>
               <w:ind w:left="290"/>
               <w:rPr>
-                <w:rFonts w:ascii="宋体" w:eastAsia="宋体" w:hAnsi="宋体" w:cs="宋体"/>
+                <w:rFonts w:ascii="宋体" w:hAnsi="宋体" w:eastAsia="宋体" w:cs="宋体"/>
                 <w:sz w:val="21"/>
                 <w:szCs w:val="21"/>
               </w:rPr>
             </w:pPr>
             <w:r>
               <w:rPr>
-                <w:rFonts w:ascii="宋体" w:eastAsia="宋体" w:hAnsi="宋体" w:cs="宋体"/>
+                <w:rFonts w:ascii="宋体" w:hAnsi="宋体" w:eastAsia="宋体" w:cs="宋体"/>
                 <w:spacing w:val="-2"/>
                 <w:sz w:val="21"/>
                 <w:szCs w:val="21"/>
@@ -478,14 +492,14 @@
               <w:spacing w:before="132" w:line="219" w:lineRule="auto"/>
               <w:ind w:left="738"/>
               <w:rPr>
-                <w:rFonts w:ascii="宋体" w:eastAsia="宋体" w:hAnsi="宋体" w:cs="宋体"/>
+                <w:rFonts w:ascii="宋体" w:hAnsi="宋体" w:eastAsia="宋体" w:cs="宋体"/>
                 <w:sz w:val="21"/>
                 <w:szCs w:val="21"/>
               </w:rPr>
             </w:pPr>
             <w:r>
               <w:rPr>
-                <w:rFonts w:ascii="宋体" w:eastAsia="宋体" w:hAnsi="宋体" w:cs="宋体"/>
+                <w:rFonts w:ascii="宋体" w:hAnsi="宋体" w:eastAsia="宋体" w:cs="宋体"/>
                 <w:spacing w:val="-3"/>
                 <w:sz w:val="21"/>
                 <w:szCs w:val="21"/>
@@ -503,7 +517,7 @@
               <w:spacing w:before="132" w:line="220" w:lineRule="auto"/>
               <w:ind w:left="470"/>
               <w:rPr>
-                <w:rFonts w:ascii="宋体" w:eastAsia="宋体" w:hAnsi="宋体" w:cs="宋体" w:hint="eastAsia"/>
+                <w:rFonts w:hint="eastAsia" w:ascii="宋体" w:hAnsi="宋体" w:eastAsia="宋体" w:cs="宋体"/>
                 <w:sz w:val="21"/>
                 <w:szCs w:val="21"/>
                 <w:lang w:eastAsia="zh-CN"/>
@@ -511,7 +525,7 @@
             </w:pPr>
             <w:r>
               <w:rPr>
-                <w:rFonts w:ascii="宋体" w:eastAsia="宋体" w:hAnsi="宋体" w:cs="宋体" w:hint="eastAsia"/>
+                <w:rFonts w:hint="eastAsia" w:ascii="宋体" w:hAnsi="宋体" w:eastAsia="宋体" w:cs="宋体"/>
                 <w:spacing w:val="-3"/>
                 <w:sz w:val="21"/>
                 <w:szCs w:val="21"/>
@@ -530,7 +544,7 @@
               <w:spacing w:before="133" w:line="220" w:lineRule="auto"/>
               <w:ind w:left="676"/>
               <w:rPr>
-                <w:rFonts w:ascii="宋体" w:eastAsia="宋体" w:hAnsi="宋体" w:cs="宋体" w:hint="eastAsia"/>
+                <w:rFonts w:hint="eastAsia" w:ascii="宋体" w:hAnsi="宋体" w:eastAsia="宋体" w:cs="宋体"/>
                 <w:sz w:val="21"/>
                 <w:szCs w:val="21"/>
                 <w:lang w:val="en-US" w:eastAsia="zh-CN"/>
@@ -538,7 +552,7 @@
             </w:pPr>
             <w:r>
               <w:rPr>
-                <w:rFonts w:ascii="宋体" w:eastAsia="宋体" w:hAnsi="宋体" w:cs="宋体" w:hint="eastAsia"/>
+                <w:rFonts w:hint="eastAsia" w:ascii="宋体" w:hAnsi="宋体" w:eastAsia="宋体" w:cs="宋体"/>
                 <w:sz w:val="21"/>
                 <w:szCs w:val="21"/>
                 <w:lang w:val="en-US" w:eastAsia="zh-CN"/>
@@ -550,9 +564,14 @@
       </w:tr>
       <w:tr>
         <w:tblPrEx>
-          <w:tblW w:w="9072" w:type="dxa"/>
-          <w:tblInd w:w="5" w:type="dxa"/>
-          <w:tblLayout w:type="fixed"/>
+          <w:tblBorders>
+            <w:top w:val="single" w:color="000000" w:sz="4" w:space="0"/>
+            <w:left w:val="single" w:color="000000" w:sz="4" w:space="0"/>
+            <w:bottom w:val="single" w:color="000000" w:sz="4" w:space="0"/>
+            <w:right w:val="single" w:color="000000" w:sz="4" w:space="0"/>
+            <w:insideH w:val="single" w:color="000000" w:sz="4" w:space="0"/>
+            <w:insideV w:val="single" w:color="000000" w:sz="4" w:space="0"/>
+          </w:tblBorders>
           <w:tblCellMar>
             <w:top w:w="0" w:type="dxa"/>
             <w:left w:w="0" w:type="dxa"/>
@@ -561,7 +580,7 @@
           </w:tblCellMar>
         </w:tblPrEx>
         <w:trPr>
-          <w:trHeight w:val="474"/>
+          <w:trHeight w:val="474" w:hRule="atLeast"/>
         </w:trPr>
         <w:tc>
           <w:tcPr>
@@ -569,7 +588,7 @@
           </w:tcPr>
           <w:p>
             <w:pPr>
-              <w:pStyle w:val="TableText"/>
+              <w:pStyle w:val="25"/>
             </w:pPr>
           </w:p>
         </w:tc>
@@ -579,7 +598,7 @@
           </w:tcPr>
           <w:p>
             <w:pPr>
-              <w:pStyle w:val="TableText"/>
+              <w:pStyle w:val="25"/>
             </w:pPr>
           </w:p>
         </w:tc>
@@ -589,7 +608,7 @@
           </w:tcPr>
           <w:p>
             <w:pPr>
-              <w:pStyle w:val="TableText"/>
+              <w:pStyle w:val="25"/>
             </w:pPr>
           </w:p>
         </w:tc>
@@ -599,7 +618,7 @@
           </w:tcPr>
           <w:p>
             <w:pPr>
-              <w:pStyle w:val="TableText"/>
+              <w:pStyle w:val="25"/>
             </w:pPr>
           </w:p>
         </w:tc>
@@ -609,16 +628,21 @@
           </w:tcPr>
           <w:p>
             <w:pPr>
-              <w:pStyle w:val="TableText"/>
+              <w:pStyle w:val="25"/>
             </w:pPr>
           </w:p>
         </w:tc>
       </w:tr>
       <w:tr>
         <w:tblPrEx>
-          <w:tblW w:w="9072" w:type="dxa"/>
-          <w:tblInd w:w="5" w:type="dxa"/>
-          <w:tblLayout w:type="fixed"/>
+          <w:tblBorders>
+            <w:top w:val="single" w:color="000000" w:sz="4" w:space="0"/>
+            <w:left w:val="single" w:color="000000" w:sz="4" w:space="0"/>
+            <w:bottom w:val="single" w:color="000000" w:sz="4" w:space="0"/>
+            <w:right w:val="single" w:color="000000" w:sz="4" w:space="0"/>
+            <w:insideH w:val="single" w:color="000000" w:sz="4" w:space="0"/>
+            <w:insideV w:val="single" w:color="000000" w:sz="4" w:space="0"/>
+          </w:tblBorders>
           <w:tblCellMar>
             <w:top w:w="0" w:type="dxa"/>
             <w:left w:w="0" w:type="dxa"/>
@@ -627,7 +651,7 @@
           </w:tblCellMar>
         </w:tblPrEx>
         <w:trPr>
-          <w:trHeight w:val="474"/>
+          <w:trHeight w:val="474" w:hRule="atLeast"/>
         </w:trPr>
         <w:tc>
           <w:tcPr>
@@ -635,7 +659,7 @@
           </w:tcPr>
           <w:p>
             <w:pPr>
-              <w:pStyle w:val="TableText"/>
+              <w:pStyle w:val="25"/>
             </w:pPr>
           </w:p>
         </w:tc>
@@ -645,7 +669,7 @@
           </w:tcPr>
           <w:p>
             <w:pPr>
-              <w:pStyle w:val="TableText"/>
+              <w:pStyle w:val="25"/>
             </w:pPr>
           </w:p>
         </w:tc>
@@ -655,7 +679,7 @@
           </w:tcPr>
           <w:p>
             <w:pPr>
-              <w:pStyle w:val="TableText"/>
+              <w:pStyle w:val="25"/>
             </w:pPr>
           </w:p>
         </w:tc>
@@ -665,7 +689,7 @@
           </w:tcPr>
           <w:p>
             <w:pPr>
-              <w:pStyle w:val="TableText"/>
+              <w:pStyle w:val="25"/>
             </w:pPr>
           </w:p>
         </w:tc>
@@ -675,16 +699,21 @@
           </w:tcPr>
           <w:p>
             <w:pPr>
-              <w:pStyle w:val="TableText"/>
+              <w:pStyle w:val="25"/>
             </w:pPr>
           </w:p>
         </w:tc>
       </w:tr>
       <w:tr>
         <w:tblPrEx>
-          <w:tblW w:w="9072" w:type="dxa"/>
-          <w:tblInd w:w="5" w:type="dxa"/>
-          <w:tblLayout w:type="fixed"/>
+          <w:tblBorders>
+            <w:top w:val="single" w:color="000000" w:sz="4" w:space="0"/>
+            <w:left w:val="single" w:color="000000" w:sz="4" w:space="0"/>
+            <w:bottom w:val="single" w:color="000000" w:sz="4" w:space="0"/>
+            <w:right w:val="single" w:color="000000" w:sz="4" w:space="0"/>
+            <w:insideH w:val="single" w:color="000000" w:sz="4" w:space="0"/>
+            <w:insideV w:val="single" w:color="000000" w:sz="4" w:space="0"/>
+          </w:tblBorders>
           <w:tblCellMar>
             <w:top w:w="0" w:type="dxa"/>
             <w:left w:w="0" w:type="dxa"/>
@@ -693,7 +722,7 @@
           </w:tblCellMar>
         </w:tblPrEx>
         <w:trPr>
-          <w:trHeight w:val="474"/>
+          <w:trHeight w:val="474" w:hRule="atLeast"/>
         </w:trPr>
         <w:tc>
           <w:tcPr>
@@ -701,7 +730,7 @@
           </w:tcPr>
           <w:p>
             <w:pPr>
-              <w:pStyle w:val="TableText"/>
+              <w:pStyle w:val="25"/>
             </w:pPr>
           </w:p>
         </w:tc>
@@ -711,7 +740,7 @@
           </w:tcPr>
           <w:p>
             <w:pPr>
-              <w:pStyle w:val="TableText"/>
+              <w:pStyle w:val="25"/>
             </w:pPr>
           </w:p>
         </w:tc>
@@ -721,7 +750,7 @@
           </w:tcPr>
           <w:p>
             <w:pPr>
-              <w:pStyle w:val="TableText"/>
+              <w:pStyle w:val="25"/>
             </w:pPr>
           </w:p>
         </w:tc>
@@ -731,7 +760,7 @@
           </w:tcPr>
           <w:p>
             <w:pPr>
-              <w:pStyle w:val="TableText"/>
+              <w:pStyle w:val="25"/>
             </w:pPr>
           </w:p>
         </w:tc>
@@ -741,16 +770,21 @@
           </w:tcPr>
           <w:p>
             <w:pPr>
-              <w:pStyle w:val="TableText"/>
+              <w:pStyle w:val="25"/>
             </w:pPr>
           </w:p>
         </w:tc>
       </w:tr>
       <w:tr>
         <w:tblPrEx>
-          <w:tblW w:w="9072" w:type="dxa"/>
-          <w:tblInd w:w="5" w:type="dxa"/>
-          <w:tblLayout w:type="fixed"/>
+          <w:tblBorders>
+            <w:top w:val="single" w:color="000000" w:sz="4" w:space="0"/>
+            <w:left w:val="single" w:color="000000" w:sz="4" w:space="0"/>
+            <w:bottom w:val="single" w:color="000000" w:sz="4" w:space="0"/>
+            <w:right w:val="single" w:color="000000" w:sz="4" w:space="0"/>
+            <w:insideH w:val="single" w:color="000000" w:sz="4" w:space="0"/>
+            <w:insideV w:val="single" w:color="000000" w:sz="4" w:space="0"/>
+          </w:tblBorders>
           <w:tblCellMar>
             <w:top w:w="0" w:type="dxa"/>
             <w:left w:w="0" w:type="dxa"/>
@@ -759,7 +793,7 @@
           </w:tblCellMar>
         </w:tblPrEx>
         <w:trPr>
-          <w:trHeight w:val="474"/>
+          <w:trHeight w:val="474" w:hRule="atLeast"/>
         </w:trPr>
         <w:tc>
           <w:tcPr>
@@ -767,7 +801,7 @@
           </w:tcPr>
           <w:p>
             <w:pPr>
-              <w:pStyle w:val="TableText"/>
+              <w:pStyle w:val="25"/>
             </w:pPr>
           </w:p>
         </w:tc>
@@ -777,7 +811,7 @@
           </w:tcPr>
           <w:p>
             <w:pPr>
-              <w:pStyle w:val="TableText"/>
+              <w:pStyle w:val="25"/>
             </w:pPr>
           </w:p>
         </w:tc>
@@ -787,7 +821,7 @@
           </w:tcPr>
           <w:p>
             <w:pPr>
-              <w:pStyle w:val="TableText"/>
+              <w:pStyle w:val="25"/>
             </w:pPr>
           </w:p>
         </w:tc>
@@ -797,7 +831,7 @@
           </w:tcPr>
           <w:p>
             <w:pPr>
-              <w:pStyle w:val="TableText"/>
+              <w:pStyle w:val="25"/>
             </w:pPr>
           </w:p>
         </w:tc>
@@ -807,16 +841,21 @@
           </w:tcPr>
           <w:p>
             <w:pPr>
-              <w:pStyle w:val="TableText"/>
+              <w:pStyle w:val="25"/>
             </w:pPr>
           </w:p>
         </w:tc>
       </w:tr>
       <w:tr>
         <w:tblPrEx>
-          <w:tblW w:w="9072" w:type="dxa"/>
-          <w:tblInd w:w="5" w:type="dxa"/>
-          <w:tblLayout w:type="fixed"/>
+          <w:tblBorders>
+            <w:top w:val="single" w:color="000000" w:sz="4" w:space="0"/>
+            <w:left w:val="single" w:color="000000" w:sz="4" w:space="0"/>
+            <w:bottom w:val="single" w:color="000000" w:sz="4" w:space="0"/>
+            <w:right w:val="single" w:color="000000" w:sz="4" w:space="0"/>
+            <w:insideH w:val="single" w:color="000000" w:sz="4" w:space="0"/>
+            <w:insideV w:val="single" w:color="000000" w:sz="4" w:space="0"/>
+          </w:tblBorders>
           <w:tblCellMar>
             <w:top w:w="0" w:type="dxa"/>
             <w:left w:w="0" w:type="dxa"/>
@@ -825,7 +864,7 @@
           </w:tblCellMar>
         </w:tblPrEx>
         <w:trPr>
-          <w:trHeight w:val="589"/>
+          <w:trHeight w:val="589" w:hRule="atLeast"/>
         </w:trPr>
         <w:tc>
           <w:tcPr>
@@ -833,7 +872,7 @@
           </w:tcPr>
           <w:p>
             <w:pPr>
-              <w:pStyle w:val="TableText"/>
+              <w:pStyle w:val="25"/>
             </w:pPr>
           </w:p>
         </w:tc>
@@ -843,7 +882,7 @@
           </w:tcPr>
           <w:p>
             <w:pPr>
-              <w:pStyle w:val="TableText"/>
+              <w:pStyle w:val="25"/>
             </w:pPr>
           </w:p>
         </w:tc>
@@ -853,7 +892,7 @@
           </w:tcPr>
           <w:p>
             <w:pPr>
-              <w:pStyle w:val="TableText"/>
+              <w:pStyle w:val="25"/>
             </w:pPr>
           </w:p>
         </w:tc>
@@ -863,7 +902,7 @@
           </w:tcPr>
           <w:p>
             <w:pPr>
-              <w:pStyle w:val="TableText"/>
+              <w:pStyle w:val="25"/>
             </w:pPr>
           </w:p>
         </w:tc>
@@ -873,7 +912,7 @@
           </w:tcPr>
           <w:p>
             <w:pPr>
-              <w:pStyle w:val="TableText"/>
+              <w:pStyle w:val="25"/>
             </w:pPr>
           </w:p>
         </w:tc>
@@ -881,7 +920,7 @@
     </w:tbl>
     <w:p>
       <w:pPr>
-        <w:pStyle w:val="BodyText"/>
+        <w:pStyle w:val="12"/>
       </w:pPr>
     </w:p>
     <w:p>
@@ -889,14 +928,14 @@
         <w:sectPr>
           <w:pgSz w:w="11906" w:h="16839"/>
           <w:pgMar w:top="1431" w:right="1127" w:bottom="0" w:left="1696" w:header="0" w:footer="0" w:gutter="0"/>
-          <w:cols w:num="1" w:space="720"/>
+          <w:cols w:space="720" w:num="1"/>
         </w:sectPr>
       </w:pPr>
     </w:p>
     <w:sdt>
       <w:sdtPr>
         <w:rPr>
-          <w:rFonts w:ascii="宋体" w:eastAsia="宋体" w:hAnsi="宋体" w:cs="Arial"/>
+          <w:rFonts w:ascii="宋体" w:hAnsi="宋体" w:eastAsia="宋体" w:cs="Arial"/>
           <w:snapToGrid w:val="0"/>
           <w:color w:val="000000"/>
           <w:kern w:val="0"/>
@@ -912,7 +951,7 @@
       </w:sdtPr>
       <w:sdtEndPr>
         <w:rPr>
-          <w:rFonts w:ascii="Microsoft JhengHei" w:eastAsia="Microsoft JhengHei" w:hAnsi="Microsoft JhengHei" w:cs="Microsoft JhengHei" w:hint="eastAsia"/>
+          <w:rFonts w:hint="eastAsia" w:ascii="Microsoft JhengHei" w:hAnsi="Microsoft JhengHei" w:eastAsia="Microsoft JhengHei" w:cs="Microsoft JhengHei"/>
           <w:snapToGrid w:val="0"/>
           <w:color w:val="000000"/>
           <w:kern w:val="0"/>
@@ -925,12 +964,12 @@
         <w:p>
           <w:pPr>
             <w:spacing w:before="0" w:beforeLines="0" w:after="0" w:afterLines="0" w:line="240" w:lineRule="auto"/>
-            <w:ind w:left="0" w:right="0" w:firstLine="0" w:leftChars="0" w:rightChars="0" w:firstLineChars="0"/>
+            <w:ind w:left="0" w:leftChars="0" w:right="0" w:rightChars="0" w:firstLine="0" w:firstLineChars="0"/>
             <w:jc w:val="center"/>
           </w:pPr>
           <w:r>
             <w:rPr>
-              <w:rFonts w:ascii="宋体" w:eastAsia="宋体" w:hAnsi="宋体"/>
+              <w:rFonts w:ascii="宋体" w:hAnsi="宋体" w:eastAsia="宋体"/>
               <w:sz w:val="21"/>
             </w:rPr>
             <w:t>目录</w:t>
@@ -938,126 +977,80 @@
         </w:p>
         <w:p>
           <w:pPr>
-            <w:pStyle w:val="TOC1"/>
+            <w:pStyle w:val="16"/>
             <w:tabs>
               <w:tab w:val="right" w:leader="dot" w:pos="8497"/>
             </w:tabs>
-            <w:rPr>
-              <w:rFonts w:ascii="Microsoft JhengHei" w:eastAsia="Microsoft JhengHei" w:hAnsi="Microsoft JhengHei" w:cs="Microsoft JhengHei" w:hint="eastAsia"/>
+          </w:pPr>
+          <w:r>
+            <w:rPr>
+              <w:rFonts w:hint="eastAsia" w:ascii="Microsoft JhengHei" w:hAnsi="Microsoft JhengHei" w:eastAsia="Microsoft JhengHei" w:cs="Microsoft JhengHei"/>
               <w:sz w:val="24"/>
               <w:szCs w:val="24"/>
             </w:rPr>
-          </w:pPr>
-          <w:r>
-            <w:rPr>
-              <w:rFonts w:ascii="Microsoft JhengHei" w:eastAsia="Microsoft JhengHei" w:hAnsi="Microsoft JhengHei" w:cs="Microsoft JhengHei" w:hint="eastAsia"/>
+            <w:fldChar w:fldCharType="begin"/>
+          </w:r>
+          <w:r>
+            <w:rPr>
+              <w:rFonts w:hint="eastAsia" w:ascii="Microsoft JhengHei" w:hAnsi="Microsoft JhengHei" w:eastAsia="Microsoft JhengHei" w:cs="Microsoft JhengHei"/>
               <w:sz w:val="24"/>
               <w:szCs w:val="24"/>
             </w:rPr>
+            <w:instrText xml:space="preserve">TOC \o "1-3" \h \u </w:instrText>
+          </w:r>
+          <w:r>
+            <w:rPr>
+              <w:rFonts w:hint="eastAsia" w:ascii="Microsoft JhengHei" w:hAnsi="Microsoft JhengHei" w:eastAsia="Microsoft JhengHei" w:cs="Microsoft JhengHei"/>
+              <w:sz w:val="24"/>
+              <w:szCs w:val="24"/>
+            </w:rPr>
+            <w:fldChar w:fldCharType="separate"/>
+          </w:r>
+          <w:r>
+            <w:rPr>
+              <w:rFonts w:hint="eastAsia" w:ascii="Microsoft JhengHei" w:hAnsi="Microsoft JhengHei" w:eastAsia="Microsoft JhengHei" w:cs="Microsoft JhengHei"/>
+              <w:szCs w:val="24"/>
+            </w:rPr>
             <w:fldChar w:fldCharType="begin"/>
           </w:r>
           <w:r>
             <w:rPr>
-              <w:rFonts w:ascii="Microsoft JhengHei" w:eastAsia="Microsoft JhengHei" w:hAnsi="Microsoft JhengHei" w:cs="Microsoft JhengHei" w:hint="eastAsia"/>
-              <w:sz w:val="24"/>
-              <w:szCs w:val="24"/>
-            </w:rPr>
-            <w:instrText xml:space="preserve">TOC \o "1-3" \h \u </w:instrText>
-          </w:r>
-          <w:r>
-            <w:rPr>
-              <w:rFonts w:ascii="Microsoft JhengHei" w:eastAsia="Microsoft JhengHei" w:hAnsi="Microsoft JhengHei" w:cs="Microsoft JhengHei" w:hint="eastAsia"/>
-              <w:sz w:val="24"/>
+              <w:rFonts w:hint="eastAsia" w:ascii="Microsoft JhengHei" w:hAnsi="Microsoft JhengHei" w:eastAsia="Microsoft JhengHei" w:cs="Microsoft JhengHei"/>
+              <w:szCs w:val="24"/>
+            </w:rPr>
+            <w:instrText xml:space="preserve"> HYPERLINK \l _Toc23114 </w:instrText>
+          </w:r>
+          <w:r>
+            <w:rPr>
+              <w:rFonts w:hint="eastAsia" w:ascii="Microsoft JhengHei" w:hAnsi="Microsoft JhengHei" w:eastAsia="Microsoft JhengHei" w:cs="Microsoft JhengHei"/>
               <w:szCs w:val="24"/>
             </w:rPr>
             <w:fldChar w:fldCharType="separate"/>
           </w:r>
           <w:r>
-            <w:rPr>
-              <w:rFonts w:ascii="Microsoft JhengHei" w:eastAsia="Microsoft JhengHei" w:hAnsi="Microsoft JhengHei" w:cs="Microsoft JhengHei" w:hint="eastAsia"/>
-              <w:sz w:val="24"/>
-              <w:szCs w:val="24"/>
-            </w:rPr>
+            <w:t>运维服务改进制度</w:t>
+          </w:r>
+          <w:r>
+            <w:tab/>
+          </w:r>
+          <w:r>
             <w:fldChar w:fldCharType="begin"/>
           </w:r>
           <w:r>
-            <w:rPr>
-              <w:rFonts w:ascii="Microsoft JhengHei" w:eastAsia="Microsoft JhengHei" w:hAnsi="Microsoft JhengHei" w:cs="Microsoft JhengHei" w:hint="eastAsia"/>
-              <w:sz w:val="24"/>
-              <w:szCs w:val="24"/>
-            </w:rPr>
-            <w:instrText xml:space="preserve"> HYPERLINK \l _Toc7150 </w:instrText>
-          </w:r>
-          <w:r>
-            <w:rPr>
-              <w:rFonts w:ascii="Microsoft JhengHei" w:eastAsia="Microsoft JhengHei" w:hAnsi="Microsoft JhengHei" w:cs="Microsoft JhengHei" w:hint="eastAsia"/>
-              <w:sz w:val="24"/>
-              <w:szCs w:val="24"/>
-            </w:rPr>
+            <w:instrText xml:space="preserve"> PAGEREF _Toc23114 \h </w:instrText>
+          </w:r>
+          <w:r>
             <w:fldChar w:fldCharType="separate"/>
           </w:r>
           <w:r>
-            <w:rPr>
-              <w:rFonts w:ascii="Microsoft JhengHei" w:eastAsia="Microsoft JhengHei" w:hAnsi="Microsoft JhengHei" w:cs="Microsoft JhengHei" w:hint="eastAsia"/>
-              <w:bCs/>
-              <w:spacing w:val="-8"/>
-              <w:sz w:val="24"/>
-              <w:szCs w:val="24"/>
-            </w:rPr>
-            <w:t>运维服务改进制度</w:t>
-          </w:r>
-          <w:r>
-            <w:rPr>
-              <w:rFonts w:ascii="Microsoft JhengHei" w:eastAsia="Microsoft JhengHei" w:hAnsi="Microsoft JhengHei" w:cs="Microsoft JhengHei" w:hint="eastAsia"/>
-              <w:sz w:val="24"/>
-              <w:szCs w:val="24"/>
-            </w:rPr>
-            <w:tab/>
-          </w:r>
-          <w:r>
-            <w:rPr>
-              <w:rFonts w:ascii="Microsoft JhengHei" w:eastAsia="Microsoft JhengHei" w:hAnsi="Microsoft JhengHei" w:cs="Microsoft JhengHei" w:hint="eastAsia"/>
-              <w:sz w:val="24"/>
-              <w:szCs w:val="24"/>
-            </w:rPr>
-            <w:fldChar w:fldCharType="begin"/>
-          </w:r>
-          <w:r>
-            <w:rPr>
-              <w:rFonts w:ascii="Microsoft JhengHei" w:eastAsia="Microsoft JhengHei" w:hAnsi="Microsoft JhengHei" w:cs="Microsoft JhengHei" w:hint="eastAsia"/>
-              <w:sz w:val="24"/>
-              <w:szCs w:val="24"/>
-            </w:rPr>
-            <w:instrText xml:space="preserve"> PAGEREF _Toc7150 \h </w:instrText>
-          </w:r>
-          <w:r>
-            <w:rPr>
-              <w:rFonts w:ascii="Microsoft JhengHei" w:eastAsia="Microsoft JhengHei" w:hAnsi="Microsoft JhengHei" w:cs="Microsoft JhengHei" w:hint="eastAsia"/>
-              <w:sz w:val="24"/>
-              <w:szCs w:val="24"/>
-            </w:rPr>
-            <w:fldChar w:fldCharType="separate"/>
-          </w:r>
-          <w:r>
-            <w:rPr>
-              <w:rFonts w:ascii="Microsoft JhengHei" w:eastAsia="Microsoft JhengHei" w:hAnsi="Microsoft JhengHei" w:cs="Microsoft JhengHei" w:hint="eastAsia"/>
-              <w:sz w:val="24"/>
-              <w:szCs w:val="24"/>
-            </w:rPr>
             <w:t>1</w:t>
           </w:r>
           <w:r>
-            <w:rPr>
-              <w:rFonts w:ascii="Microsoft JhengHei" w:eastAsia="Microsoft JhengHei" w:hAnsi="Microsoft JhengHei" w:cs="Microsoft JhengHei" w:hint="eastAsia"/>
-              <w:sz w:val="24"/>
-              <w:szCs w:val="24"/>
-            </w:rPr>
             <w:fldChar w:fldCharType="end"/>
           </w:r>
           <w:r>
             <w:rPr>
-              <w:rFonts w:ascii="Microsoft JhengHei" w:eastAsia="Microsoft JhengHei" w:hAnsi="Microsoft JhengHei" w:cs="Microsoft JhengHei" w:hint="eastAsia"/>
-              <w:sz w:val="24"/>
+              <w:rFonts w:hint="eastAsia" w:ascii="Microsoft JhengHei" w:hAnsi="Microsoft JhengHei" w:eastAsia="Microsoft JhengHei" w:cs="Microsoft JhengHei"/>
               <w:szCs w:val="24"/>
             </w:rPr>
             <w:fldChar w:fldCharType="end"/>
@@ -1065,101 +1058,56 @@
         </w:p>
         <w:p>
           <w:pPr>
-            <w:pStyle w:val="TOC1"/>
+            <w:pStyle w:val="16"/>
             <w:tabs>
               <w:tab w:val="right" w:leader="dot" w:pos="8497"/>
             </w:tabs>
-            <w:rPr>
-              <w:rFonts w:ascii="Microsoft JhengHei" w:eastAsia="Microsoft JhengHei" w:hAnsi="Microsoft JhengHei" w:cs="Microsoft JhengHei" w:hint="eastAsia"/>
-              <w:sz w:val="24"/>
-              <w:szCs w:val="24"/>
-            </w:rPr>
           </w:pPr>
           <w:r>
             <w:rPr>
-              <w:rFonts w:ascii="Microsoft JhengHei" w:eastAsia="Microsoft JhengHei" w:hAnsi="Microsoft JhengHei" w:cs="Microsoft JhengHei" w:hint="eastAsia"/>
-              <w:sz w:val="24"/>
+              <w:rFonts w:hint="eastAsia" w:ascii="Microsoft JhengHei" w:hAnsi="Microsoft JhengHei" w:eastAsia="Microsoft JhengHei" w:cs="Microsoft JhengHei"/>
               <w:szCs w:val="24"/>
             </w:rPr>
             <w:fldChar w:fldCharType="begin"/>
           </w:r>
           <w:r>
             <w:rPr>
-              <w:rFonts w:ascii="Microsoft JhengHei" w:eastAsia="Microsoft JhengHei" w:hAnsi="Microsoft JhengHei" w:cs="Microsoft JhengHei" w:hint="eastAsia"/>
-              <w:sz w:val="24"/>
-              <w:szCs w:val="24"/>
-            </w:rPr>
-            <w:instrText xml:space="preserve"> HYPERLINK \l _Toc10301 </w:instrText>
-          </w:r>
-          <w:r>
-            <w:rPr>
-              <w:rFonts w:ascii="Microsoft JhengHei" w:eastAsia="Microsoft JhengHei" w:hAnsi="Microsoft JhengHei" w:cs="Microsoft JhengHei" w:hint="eastAsia"/>
-              <w:sz w:val="24"/>
+              <w:rFonts w:hint="eastAsia" w:ascii="Microsoft JhengHei" w:hAnsi="Microsoft JhengHei" w:eastAsia="Microsoft JhengHei" w:cs="Microsoft JhengHei"/>
+              <w:szCs w:val="24"/>
+            </w:rPr>
+            <w:instrText xml:space="preserve"> HYPERLINK \l _Toc15890 </w:instrText>
+          </w:r>
+          <w:r>
+            <w:rPr>
+              <w:rFonts w:hint="eastAsia" w:ascii="Microsoft JhengHei" w:hAnsi="Microsoft JhengHei" w:eastAsia="Microsoft JhengHei" w:cs="Microsoft JhengHei"/>
               <w:szCs w:val="24"/>
             </w:rPr>
             <w:fldChar w:fldCharType="separate"/>
           </w:r>
           <w:r>
-            <w:rPr>
-              <w:rFonts w:ascii="Microsoft JhengHei" w:eastAsia="Microsoft JhengHei" w:hAnsi="Microsoft JhengHei" w:cs="Microsoft JhengHei" w:hint="eastAsia"/>
-              <w:spacing w:val="-3"/>
-              <w:sz w:val="24"/>
-              <w:szCs w:val="24"/>
-            </w:rPr>
-            <w:t>文档信息</w:t>
-          </w:r>
-          <w:r>
-            <w:rPr>
-              <w:rFonts w:ascii="Microsoft JhengHei" w:eastAsia="Microsoft JhengHei" w:hAnsi="Microsoft JhengHei" w:cs="Microsoft JhengHei" w:hint="eastAsia"/>
-              <w:sz w:val="24"/>
-              <w:szCs w:val="24"/>
-            </w:rPr>
+            <w:t>甘肃国邦信息科技有限公司</w:t>
+          </w:r>
+          <w:r>
             <w:tab/>
           </w:r>
           <w:r>
-            <w:rPr>
-              <w:rFonts w:ascii="Microsoft JhengHei" w:eastAsia="Microsoft JhengHei" w:hAnsi="Microsoft JhengHei" w:cs="Microsoft JhengHei" w:hint="eastAsia"/>
-              <w:sz w:val="24"/>
-              <w:szCs w:val="24"/>
-            </w:rPr>
             <w:fldChar w:fldCharType="begin"/>
           </w:r>
           <w:r>
-            <w:rPr>
-              <w:rFonts w:ascii="Microsoft JhengHei" w:eastAsia="Microsoft JhengHei" w:hAnsi="Microsoft JhengHei" w:cs="Microsoft JhengHei" w:hint="eastAsia"/>
-              <w:sz w:val="24"/>
-              <w:szCs w:val="24"/>
-            </w:rPr>
-            <w:instrText xml:space="preserve"> PAGEREF _Toc10301 \h </w:instrText>
-          </w:r>
-          <w:r>
-            <w:rPr>
-              <w:rFonts w:ascii="Microsoft JhengHei" w:eastAsia="Microsoft JhengHei" w:hAnsi="Microsoft JhengHei" w:cs="Microsoft JhengHei" w:hint="eastAsia"/>
-              <w:sz w:val="24"/>
-              <w:szCs w:val="24"/>
-            </w:rPr>
+            <w:instrText xml:space="preserve"> PAGEREF _Toc15890 \h </w:instrText>
+          </w:r>
+          <w:r>
             <w:fldChar w:fldCharType="separate"/>
           </w:r>
           <w:r>
-            <w:rPr>
-              <w:rFonts w:ascii="Microsoft JhengHei" w:eastAsia="Microsoft JhengHei" w:hAnsi="Microsoft JhengHei" w:cs="Microsoft JhengHei" w:hint="eastAsia"/>
-              <w:sz w:val="24"/>
-              <w:szCs w:val="24"/>
-            </w:rPr>
-            <w:t>2</w:t>
-          </w:r>
-          <w:r>
-            <w:rPr>
-              <w:rFonts w:ascii="Microsoft JhengHei" w:eastAsia="Microsoft JhengHei" w:hAnsi="Microsoft JhengHei" w:cs="Microsoft JhengHei" w:hint="eastAsia"/>
-              <w:sz w:val="24"/>
-              <w:szCs w:val="24"/>
-            </w:rPr>
+            <w:t>1</w:t>
+          </w:r>
+          <w:r>
             <w:fldChar w:fldCharType="end"/>
           </w:r>
           <w:r>
             <w:rPr>
-              <w:rFonts w:ascii="Microsoft JhengHei" w:eastAsia="Microsoft JhengHei" w:hAnsi="Microsoft JhengHei" w:cs="Microsoft JhengHei" w:hint="eastAsia"/>
-              <w:sz w:val="24"/>
+              <w:rFonts w:hint="eastAsia" w:ascii="Microsoft JhengHei" w:hAnsi="Microsoft JhengHei" w:eastAsia="Microsoft JhengHei" w:cs="Microsoft JhengHei"/>
               <w:szCs w:val="24"/>
             </w:rPr>
             <w:fldChar w:fldCharType="end"/>
@@ -1167,121 +1115,61 @@
         </w:p>
         <w:p>
           <w:pPr>
-            <w:pStyle w:val="TOC1"/>
+            <w:pStyle w:val="16"/>
             <w:tabs>
               <w:tab w:val="right" w:leader="dot" w:pos="8497"/>
             </w:tabs>
-            <w:rPr>
-              <w:rFonts w:ascii="Microsoft JhengHei" w:eastAsia="Microsoft JhengHei" w:hAnsi="Microsoft JhengHei" w:cs="Microsoft JhengHei" w:hint="eastAsia"/>
-              <w:sz w:val="24"/>
-              <w:szCs w:val="24"/>
-            </w:rPr>
           </w:pPr>
           <w:r>
             <w:rPr>
-              <w:rFonts w:ascii="Microsoft JhengHei" w:eastAsia="Microsoft JhengHei" w:hAnsi="Microsoft JhengHei" w:cs="Microsoft JhengHei" w:hint="eastAsia"/>
-              <w:sz w:val="24"/>
+              <w:rFonts w:hint="eastAsia" w:ascii="Microsoft JhengHei" w:hAnsi="Microsoft JhengHei" w:eastAsia="Microsoft JhengHei" w:cs="Microsoft JhengHei"/>
               <w:szCs w:val="24"/>
             </w:rPr>
             <w:fldChar w:fldCharType="begin"/>
           </w:r>
           <w:r>
             <w:rPr>
-              <w:rFonts w:ascii="Microsoft JhengHei" w:eastAsia="Microsoft JhengHei" w:hAnsi="Microsoft JhengHei" w:cs="Microsoft JhengHei" w:hint="eastAsia"/>
-              <w:sz w:val="24"/>
-              <w:szCs w:val="24"/>
-            </w:rPr>
-            <w:instrText xml:space="preserve"> HYPERLINK \l _Toc28955 </w:instrText>
-          </w:r>
-          <w:r>
-            <w:rPr>
-              <w:rFonts w:ascii="Microsoft JhengHei" w:eastAsia="Microsoft JhengHei" w:hAnsi="Microsoft JhengHei" w:cs="Microsoft JhengHei" w:hint="eastAsia"/>
-              <w:sz w:val="24"/>
+              <w:rFonts w:hint="eastAsia" w:ascii="Microsoft JhengHei" w:hAnsi="Microsoft JhengHei" w:eastAsia="Microsoft JhengHei" w:cs="Microsoft JhengHei"/>
+              <w:szCs w:val="24"/>
+            </w:rPr>
+            <w:instrText xml:space="preserve"> HYPERLINK \l _Toc23109 </w:instrText>
+          </w:r>
+          <w:r>
+            <w:rPr>
+              <w:rFonts w:hint="eastAsia" w:ascii="Microsoft JhengHei" w:hAnsi="Microsoft JhengHei" w:eastAsia="Microsoft JhengHei" w:cs="Microsoft JhengHei"/>
               <w:szCs w:val="24"/>
             </w:rPr>
             <w:fldChar w:fldCharType="separate"/>
           </w:r>
           <w:r>
             <w:rPr>
-              <w:rFonts w:ascii="Microsoft JhengHei" w:eastAsia="Microsoft JhengHei" w:hAnsi="Microsoft JhengHei" w:cs="Microsoft JhengHei" w:hint="eastAsia"/>
-              <w:bCs/>
-              <w:spacing w:val="-25"/>
-              <w:sz w:val="24"/>
-              <w:szCs w:val="24"/>
-            </w:rPr>
-            <w:t>1.</w:t>
-          </w:r>
-          <w:r>
-            <w:rPr>
-              <w:rFonts w:ascii="Microsoft JhengHei" w:eastAsia="Microsoft JhengHei" w:hAnsi="Microsoft JhengHei" w:cs="Microsoft JhengHei" w:hint="eastAsia"/>
-              <w:spacing w:val="-36"/>
-              <w:sz w:val="24"/>
-              <w:szCs w:val="24"/>
-            </w:rPr>
-            <w:t xml:space="preserve"> </w:t>
-          </w:r>
-          <w:r>
-            <w:rPr>
-              <w:rFonts w:ascii="Microsoft JhengHei" w:eastAsia="Microsoft JhengHei" w:hAnsi="Microsoft JhengHei" w:cs="Microsoft JhengHei" w:hint="eastAsia"/>
-              <w:bCs/>
-              <w:spacing w:val="-25"/>
-              <w:sz w:val="24"/>
-              <w:szCs w:val="24"/>
-            </w:rPr>
-            <w:t>目的</w:t>
-          </w:r>
-          <w:r>
-            <w:rPr>
-              <w:rFonts w:ascii="Microsoft JhengHei" w:eastAsia="Microsoft JhengHei" w:hAnsi="Microsoft JhengHei" w:cs="Microsoft JhengHei" w:hint="eastAsia"/>
-              <w:sz w:val="24"/>
-              <w:szCs w:val="24"/>
-            </w:rPr>
+              <w:rFonts w:ascii="宋体" w:hAnsi="宋体" w:eastAsia="宋体" w:cs="宋体"/>
+              <w:spacing w:val="-3"/>
+              <w:szCs w:val="28"/>
+            </w:rPr>
+            <w:t>文档信息</w:t>
+          </w:r>
+          <w:r>
             <w:tab/>
           </w:r>
           <w:r>
-            <w:rPr>
-              <w:rFonts w:ascii="Microsoft JhengHei" w:eastAsia="Microsoft JhengHei" w:hAnsi="Microsoft JhengHei" w:cs="Microsoft JhengHei" w:hint="eastAsia"/>
-              <w:sz w:val="24"/>
-              <w:szCs w:val="24"/>
-            </w:rPr>
             <w:fldChar w:fldCharType="begin"/>
           </w:r>
           <w:r>
-            <w:rPr>
-              <w:rFonts w:ascii="Microsoft JhengHei" w:eastAsia="Microsoft JhengHei" w:hAnsi="Microsoft JhengHei" w:cs="Microsoft JhengHei" w:hint="eastAsia"/>
-              <w:sz w:val="24"/>
-              <w:szCs w:val="24"/>
-            </w:rPr>
-            <w:instrText xml:space="preserve"> PAGEREF _Toc28955 \h </w:instrText>
-          </w:r>
-          <w:r>
-            <w:rPr>
-              <w:rFonts w:ascii="Microsoft JhengHei" w:eastAsia="Microsoft JhengHei" w:hAnsi="Microsoft JhengHei" w:cs="Microsoft JhengHei" w:hint="eastAsia"/>
-              <w:sz w:val="24"/>
-              <w:szCs w:val="24"/>
-            </w:rPr>
+            <w:instrText xml:space="preserve"> PAGEREF _Toc23109 \h </w:instrText>
+          </w:r>
+          <w:r>
             <w:fldChar w:fldCharType="separate"/>
           </w:r>
           <w:r>
-            <w:rPr>
-              <w:rFonts w:ascii="Microsoft JhengHei" w:eastAsia="Microsoft JhengHei" w:hAnsi="Microsoft JhengHei" w:cs="Microsoft JhengHei" w:hint="eastAsia"/>
-              <w:sz w:val="24"/>
-              <w:szCs w:val="24"/>
-            </w:rPr>
-            <w:t>4</w:t>
-          </w:r>
-          <w:r>
-            <w:rPr>
-              <w:rFonts w:ascii="Microsoft JhengHei" w:eastAsia="Microsoft JhengHei" w:hAnsi="Microsoft JhengHei" w:cs="Microsoft JhengHei" w:hint="eastAsia"/>
-              <w:sz w:val="24"/>
-              <w:szCs w:val="24"/>
-            </w:rPr>
+            <w:t>2</w:t>
+          </w:r>
+          <w:r>
             <w:fldChar w:fldCharType="end"/>
           </w:r>
           <w:r>
             <w:rPr>
-              <w:rFonts w:ascii="Microsoft JhengHei" w:eastAsia="Microsoft JhengHei" w:hAnsi="Microsoft JhengHei" w:cs="Microsoft JhengHei" w:hint="eastAsia"/>
-              <w:sz w:val="24"/>
+              <w:rFonts w:hint="eastAsia" w:ascii="Microsoft JhengHei" w:hAnsi="Microsoft JhengHei" w:eastAsia="Microsoft JhengHei" w:cs="Microsoft JhengHei"/>
               <w:szCs w:val="24"/>
             </w:rPr>
             <w:fldChar w:fldCharType="end"/>
@@ -1289,121 +1177,62 @@
         </w:p>
         <w:p>
           <w:pPr>
-            <w:pStyle w:val="TOC1"/>
+            <w:pStyle w:val="16"/>
             <w:tabs>
               <w:tab w:val="right" w:leader="dot" w:pos="8497"/>
             </w:tabs>
-            <w:rPr>
-              <w:rFonts w:ascii="Microsoft JhengHei" w:eastAsia="Microsoft JhengHei" w:hAnsi="Microsoft JhengHei" w:cs="Microsoft JhengHei" w:hint="eastAsia"/>
-              <w:sz w:val="24"/>
-              <w:szCs w:val="24"/>
-            </w:rPr>
           </w:pPr>
           <w:r>
             <w:rPr>
-              <w:rFonts w:ascii="Microsoft JhengHei" w:eastAsia="Microsoft JhengHei" w:hAnsi="Microsoft JhengHei" w:cs="Microsoft JhengHei" w:hint="eastAsia"/>
-              <w:sz w:val="24"/>
+              <w:rFonts w:hint="eastAsia" w:ascii="Microsoft JhengHei" w:hAnsi="Microsoft JhengHei" w:eastAsia="Microsoft JhengHei" w:cs="Microsoft JhengHei"/>
               <w:szCs w:val="24"/>
             </w:rPr>
             <w:fldChar w:fldCharType="begin"/>
           </w:r>
           <w:r>
             <w:rPr>
-              <w:rFonts w:ascii="Microsoft JhengHei" w:eastAsia="Microsoft JhengHei" w:hAnsi="Microsoft JhengHei" w:cs="Microsoft JhengHei" w:hint="eastAsia"/>
-              <w:sz w:val="24"/>
-              <w:szCs w:val="24"/>
-            </w:rPr>
-            <w:instrText xml:space="preserve"> HYPERLINK \l _Toc15309 </w:instrText>
-          </w:r>
-          <w:r>
-            <w:rPr>
-              <w:rFonts w:ascii="Microsoft JhengHei" w:eastAsia="Microsoft JhengHei" w:hAnsi="Microsoft JhengHei" w:cs="Microsoft JhengHei" w:hint="eastAsia"/>
-              <w:sz w:val="24"/>
+              <w:rFonts w:hint="eastAsia" w:ascii="Microsoft JhengHei" w:hAnsi="Microsoft JhengHei" w:eastAsia="Microsoft JhengHei" w:cs="Microsoft JhengHei"/>
+              <w:szCs w:val="24"/>
+            </w:rPr>
+            <w:instrText xml:space="preserve"> HYPERLINK \l _Toc10294 </w:instrText>
+          </w:r>
+          <w:r>
+            <w:rPr>
+              <w:rFonts w:hint="eastAsia" w:ascii="Microsoft JhengHei" w:hAnsi="Microsoft JhengHei" w:eastAsia="Microsoft JhengHei" w:cs="Microsoft JhengHei"/>
               <w:szCs w:val="24"/>
             </w:rPr>
             <w:fldChar w:fldCharType="separate"/>
           </w:r>
           <w:r>
             <w:rPr>
-              <w:rFonts w:ascii="Microsoft JhengHei" w:eastAsia="Microsoft JhengHei" w:hAnsi="Microsoft JhengHei" w:cs="Microsoft JhengHei" w:hint="eastAsia"/>
-              <w:bCs/>
-              <w:spacing w:val="-9"/>
-              <w:sz w:val="24"/>
-              <w:szCs w:val="24"/>
-            </w:rPr>
-            <w:t>2.</w:t>
-          </w:r>
-          <w:r>
-            <w:rPr>
-              <w:rFonts w:ascii="Microsoft JhengHei" w:eastAsia="Microsoft JhengHei" w:hAnsi="Microsoft JhengHei" w:cs="Microsoft JhengHei" w:hint="eastAsia"/>
-              <w:spacing w:val="-105"/>
-              <w:sz w:val="24"/>
-              <w:szCs w:val="24"/>
-            </w:rPr>
-            <w:t xml:space="preserve"> </w:t>
-          </w:r>
-          <w:r>
-            <w:rPr>
-              <w:rFonts w:ascii="Microsoft JhengHei" w:eastAsia="Microsoft JhengHei" w:hAnsi="Microsoft JhengHei" w:cs="Microsoft JhengHei" w:hint="eastAsia"/>
-              <w:bCs/>
-              <w:spacing w:val="-9"/>
-              <w:sz w:val="24"/>
-              <w:szCs w:val="24"/>
-            </w:rPr>
-            <w:t>适用范围</w:t>
-          </w:r>
-          <w:r>
-            <w:rPr>
-              <w:rFonts w:ascii="Microsoft JhengHei" w:eastAsia="Microsoft JhengHei" w:hAnsi="Microsoft JhengHei" w:cs="Microsoft JhengHei" w:hint="eastAsia"/>
-              <w:sz w:val="24"/>
-              <w:szCs w:val="24"/>
-            </w:rPr>
+              <w:rFonts w:hint="default"/>
+            </w:rPr>
+            <w:t xml:space="preserve">1. </w:t>
+          </w:r>
+          <w:r>
+            <w:t>目的</w:t>
+          </w:r>
+          <w:r>
             <w:tab/>
           </w:r>
           <w:r>
-            <w:rPr>
-              <w:rFonts w:ascii="Microsoft JhengHei" w:eastAsia="Microsoft JhengHei" w:hAnsi="Microsoft JhengHei" w:cs="Microsoft JhengHei" w:hint="eastAsia"/>
-              <w:sz w:val="24"/>
-              <w:szCs w:val="24"/>
-            </w:rPr>
             <w:fldChar w:fldCharType="begin"/>
           </w:r>
           <w:r>
-            <w:rPr>
-              <w:rFonts w:ascii="Microsoft JhengHei" w:eastAsia="Microsoft JhengHei" w:hAnsi="Microsoft JhengHei" w:cs="Microsoft JhengHei" w:hint="eastAsia"/>
-              <w:sz w:val="24"/>
-              <w:szCs w:val="24"/>
-            </w:rPr>
-            <w:instrText xml:space="preserve"> PAGEREF _Toc15309 \h </w:instrText>
-          </w:r>
-          <w:r>
-            <w:rPr>
-              <w:rFonts w:ascii="Microsoft JhengHei" w:eastAsia="Microsoft JhengHei" w:hAnsi="Microsoft JhengHei" w:cs="Microsoft JhengHei" w:hint="eastAsia"/>
-              <w:sz w:val="24"/>
-              <w:szCs w:val="24"/>
-            </w:rPr>
+            <w:instrText xml:space="preserve"> PAGEREF _Toc10294 \h </w:instrText>
+          </w:r>
+          <w:r>
             <w:fldChar w:fldCharType="separate"/>
           </w:r>
           <w:r>
-            <w:rPr>
-              <w:rFonts w:ascii="Microsoft JhengHei" w:eastAsia="Microsoft JhengHei" w:hAnsi="Microsoft JhengHei" w:cs="Microsoft JhengHei" w:hint="eastAsia"/>
-              <w:sz w:val="24"/>
-              <w:szCs w:val="24"/>
-            </w:rPr>
             <w:t>4</w:t>
           </w:r>
           <w:r>
-            <w:rPr>
-              <w:rFonts w:ascii="Microsoft JhengHei" w:eastAsia="Microsoft JhengHei" w:hAnsi="Microsoft JhengHei" w:cs="Microsoft JhengHei" w:hint="eastAsia"/>
-              <w:sz w:val="24"/>
-              <w:szCs w:val="24"/>
-            </w:rPr>
             <w:fldChar w:fldCharType="end"/>
           </w:r>
           <w:r>
             <w:rPr>
-              <w:rFonts w:ascii="Microsoft JhengHei" w:eastAsia="Microsoft JhengHei" w:hAnsi="Microsoft JhengHei" w:cs="Microsoft JhengHei" w:hint="eastAsia"/>
-              <w:sz w:val="24"/>
+              <w:rFonts w:hint="eastAsia" w:ascii="Microsoft JhengHei" w:hAnsi="Microsoft JhengHei" w:eastAsia="Microsoft JhengHei" w:cs="Microsoft JhengHei"/>
               <w:szCs w:val="24"/>
             </w:rPr>
             <w:fldChar w:fldCharType="end"/>
@@ -1411,121 +1240,62 @@
         </w:p>
         <w:p>
           <w:pPr>
-            <w:pStyle w:val="TOC1"/>
+            <w:pStyle w:val="16"/>
             <w:tabs>
               <w:tab w:val="right" w:leader="dot" w:pos="8497"/>
             </w:tabs>
-            <w:rPr>
-              <w:rFonts w:ascii="Microsoft JhengHei" w:eastAsia="Microsoft JhengHei" w:hAnsi="Microsoft JhengHei" w:cs="Microsoft JhengHei" w:hint="eastAsia"/>
-              <w:sz w:val="24"/>
-              <w:szCs w:val="24"/>
-            </w:rPr>
           </w:pPr>
           <w:r>
             <w:rPr>
-              <w:rFonts w:ascii="Microsoft JhengHei" w:eastAsia="Microsoft JhengHei" w:hAnsi="Microsoft JhengHei" w:cs="Microsoft JhengHei" w:hint="eastAsia"/>
-              <w:sz w:val="24"/>
+              <w:rFonts w:hint="eastAsia" w:ascii="Microsoft JhengHei" w:hAnsi="Microsoft JhengHei" w:eastAsia="Microsoft JhengHei" w:cs="Microsoft JhengHei"/>
               <w:szCs w:val="24"/>
             </w:rPr>
             <w:fldChar w:fldCharType="begin"/>
           </w:r>
           <w:r>
             <w:rPr>
-              <w:rFonts w:ascii="Microsoft JhengHei" w:eastAsia="Microsoft JhengHei" w:hAnsi="Microsoft JhengHei" w:cs="Microsoft JhengHei" w:hint="eastAsia"/>
-              <w:sz w:val="24"/>
-              <w:szCs w:val="24"/>
-            </w:rPr>
-            <w:instrText xml:space="preserve"> HYPERLINK \l _Toc24514 </w:instrText>
-          </w:r>
-          <w:r>
-            <w:rPr>
-              <w:rFonts w:ascii="Microsoft JhengHei" w:eastAsia="Microsoft JhengHei" w:hAnsi="Microsoft JhengHei" w:cs="Microsoft JhengHei" w:hint="eastAsia"/>
-              <w:sz w:val="24"/>
+              <w:rFonts w:hint="eastAsia" w:ascii="Microsoft JhengHei" w:hAnsi="Microsoft JhengHei" w:eastAsia="Microsoft JhengHei" w:cs="Microsoft JhengHei"/>
+              <w:szCs w:val="24"/>
+            </w:rPr>
+            <w:instrText xml:space="preserve"> HYPERLINK \l _Toc11059 </w:instrText>
+          </w:r>
+          <w:r>
+            <w:rPr>
+              <w:rFonts w:hint="eastAsia" w:ascii="Microsoft JhengHei" w:hAnsi="Microsoft JhengHei" w:eastAsia="Microsoft JhengHei" w:cs="Microsoft JhengHei"/>
               <w:szCs w:val="24"/>
             </w:rPr>
             <w:fldChar w:fldCharType="separate"/>
           </w:r>
           <w:r>
             <w:rPr>
-              <w:rFonts w:ascii="Microsoft JhengHei" w:eastAsia="Microsoft JhengHei" w:hAnsi="Microsoft JhengHei" w:cs="Microsoft JhengHei" w:hint="eastAsia"/>
-              <w:bCs/>
-              <w:spacing w:val="-13"/>
-              <w:sz w:val="24"/>
-              <w:szCs w:val="24"/>
-            </w:rPr>
-            <w:t>3.</w:t>
-          </w:r>
-          <w:r>
-            <w:rPr>
-              <w:rFonts w:ascii="Microsoft JhengHei" w:eastAsia="Microsoft JhengHei" w:hAnsi="Microsoft JhengHei" w:cs="Microsoft JhengHei" w:hint="eastAsia"/>
-              <w:spacing w:val="-77"/>
-              <w:sz w:val="24"/>
-              <w:szCs w:val="24"/>
-            </w:rPr>
-            <w:t xml:space="preserve"> </w:t>
-          </w:r>
-          <w:r>
-            <w:rPr>
-              <w:rFonts w:ascii="Microsoft JhengHei" w:eastAsia="Microsoft JhengHei" w:hAnsi="Microsoft JhengHei" w:cs="Microsoft JhengHei" w:hint="eastAsia"/>
-              <w:bCs/>
-              <w:spacing w:val="-13"/>
-              <w:sz w:val="24"/>
-              <w:szCs w:val="24"/>
-            </w:rPr>
-            <w:t>引用文件</w:t>
-          </w:r>
-          <w:r>
-            <w:rPr>
-              <w:rFonts w:ascii="Microsoft JhengHei" w:eastAsia="Microsoft JhengHei" w:hAnsi="Microsoft JhengHei" w:cs="Microsoft JhengHei" w:hint="eastAsia"/>
-              <w:sz w:val="24"/>
-              <w:szCs w:val="24"/>
-            </w:rPr>
+              <w:rFonts w:hint="default"/>
+            </w:rPr>
+            <w:t xml:space="preserve">2. </w:t>
+          </w:r>
+          <w:r>
+            <w:t>适用范围</w:t>
+          </w:r>
+          <w:r>
             <w:tab/>
           </w:r>
           <w:r>
-            <w:rPr>
-              <w:rFonts w:ascii="Microsoft JhengHei" w:eastAsia="Microsoft JhengHei" w:hAnsi="Microsoft JhengHei" w:cs="Microsoft JhengHei" w:hint="eastAsia"/>
-              <w:sz w:val="24"/>
-              <w:szCs w:val="24"/>
-            </w:rPr>
             <w:fldChar w:fldCharType="begin"/>
           </w:r>
           <w:r>
-            <w:rPr>
-              <w:rFonts w:ascii="Microsoft JhengHei" w:eastAsia="Microsoft JhengHei" w:hAnsi="Microsoft JhengHei" w:cs="Microsoft JhengHei" w:hint="eastAsia"/>
-              <w:sz w:val="24"/>
-              <w:szCs w:val="24"/>
-            </w:rPr>
-            <w:instrText xml:space="preserve"> PAGEREF _Toc24514 \h </w:instrText>
-          </w:r>
-          <w:r>
-            <w:rPr>
-              <w:rFonts w:ascii="Microsoft JhengHei" w:eastAsia="Microsoft JhengHei" w:hAnsi="Microsoft JhengHei" w:cs="Microsoft JhengHei" w:hint="eastAsia"/>
-              <w:sz w:val="24"/>
-              <w:szCs w:val="24"/>
-            </w:rPr>
+            <w:instrText xml:space="preserve"> PAGEREF _Toc11059 \h </w:instrText>
+          </w:r>
+          <w:r>
             <w:fldChar w:fldCharType="separate"/>
           </w:r>
           <w:r>
-            <w:rPr>
-              <w:rFonts w:ascii="Microsoft JhengHei" w:eastAsia="Microsoft JhengHei" w:hAnsi="Microsoft JhengHei" w:cs="Microsoft JhengHei" w:hint="eastAsia"/>
-              <w:sz w:val="24"/>
-              <w:szCs w:val="24"/>
-            </w:rPr>
             <w:t>4</w:t>
           </w:r>
           <w:r>
-            <w:rPr>
-              <w:rFonts w:ascii="Microsoft JhengHei" w:eastAsia="Microsoft JhengHei" w:hAnsi="Microsoft JhengHei" w:cs="Microsoft JhengHei" w:hint="eastAsia"/>
-              <w:sz w:val="24"/>
-              <w:szCs w:val="24"/>
-            </w:rPr>
             <w:fldChar w:fldCharType="end"/>
           </w:r>
           <w:r>
             <w:rPr>
-              <w:rFonts w:ascii="Microsoft JhengHei" w:eastAsia="Microsoft JhengHei" w:hAnsi="Microsoft JhengHei" w:cs="Microsoft JhengHei" w:hint="eastAsia"/>
-              <w:sz w:val="24"/>
+              <w:rFonts w:hint="eastAsia" w:ascii="Microsoft JhengHei" w:hAnsi="Microsoft JhengHei" w:eastAsia="Microsoft JhengHei" w:cs="Microsoft JhengHei"/>
               <w:szCs w:val="24"/>
             </w:rPr>
             <w:fldChar w:fldCharType="end"/>
@@ -1533,121 +1303,62 @@
         </w:p>
         <w:p>
           <w:pPr>
-            <w:pStyle w:val="TOC1"/>
+            <w:pStyle w:val="16"/>
             <w:tabs>
               <w:tab w:val="right" w:leader="dot" w:pos="8497"/>
             </w:tabs>
-            <w:rPr>
-              <w:rFonts w:ascii="Microsoft JhengHei" w:eastAsia="Microsoft JhengHei" w:hAnsi="Microsoft JhengHei" w:cs="Microsoft JhengHei" w:hint="eastAsia"/>
-              <w:sz w:val="24"/>
-              <w:szCs w:val="24"/>
-            </w:rPr>
           </w:pPr>
           <w:r>
             <w:rPr>
-              <w:rFonts w:ascii="Microsoft JhengHei" w:eastAsia="Microsoft JhengHei" w:hAnsi="Microsoft JhengHei" w:cs="Microsoft JhengHei" w:hint="eastAsia"/>
-              <w:sz w:val="24"/>
+              <w:rFonts w:hint="eastAsia" w:ascii="Microsoft JhengHei" w:hAnsi="Microsoft JhengHei" w:eastAsia="Microsoft JhengHei" w:cs="Microsoft JhengHei"/>
               <w:szCs w:val="24"/>
             </w:rPr>
             <w:fldChar w:fldCharType="begin"/>
           </w:r>
           <w:r>
             <w:rPr>
-              <w:rFonts w:ascii="Microsoft JhengHei" w:eastAsia="Microsoft JhengHei" w:hAnsi="Microsoft JhengHei" w:cs="Microsoft JhengHei" w:hint="eastAsia"/>
-              <w:sz w:val="24"/>
-              <w:szCs w:val="24"/>
-            </w:rPr>
-            <w:instrText xml:space="preserve"> HYPERLINK \l _Toc19441 </w:instrText>
-          </w:r>
-          <w:r>
-            <w:rPr>
-              <w:rFonts w:ascii="Microsoft JhengHei" w:eastAsia="Microsoft JhengHei" w:hAnsi="Microsoft JhengHei" w:cs="Microsoft JhengHei" w:hint="eastAsia"/>
-              <w:sz w:val="24"/>
+              <w:rFonts w:hint="eastAsia" w:ascii="Microsoft JhengHei" w:hAnsi="Microsoft JhengHei" w:eastAsia="Microsoft JhengHei" w:cs="Microsoft JhengHei"/>
+              <w:szCs w:val="24"/>
+            </w:rPr>
+            <w:instrText xml:space="preserve"> HYPERLINK \l _Toc7801 </w:instrText>
+          </w:r>
+          <w:r>
+            <w:rPr>
+              <w:rFonts w:hint="eastAsia" w:ascii="Microsoft JhengHei" w:hAnsi="Microsoft JhengHei" w:eastAsia="Microsoft JhengHei" w:cs="Microsoft JhengHei"/>
               <w:szCs w:val="24"/>
             </w:rPr>
             <w:fldChar w:fldCharType="separate"/>
           </w:r>
           <w:r>
             <w:rPr>
-              <w:rFonts w:ascii="Microsoft JhengHei" w:eastAsia="Microsoft JhengHei" w:hAnsi="Microsoft JhengHei" w:cs="Microsoft JhengHei" w:hint="eastAsia"/>
-              <w:bCs/>
-              <w:spacing w:val="-8"/>
-              <w:sz w:val="24"/>
-              <w:szCs w:val="24"/>
-            </w:rPr>
-            <w:t>4.</w:t>
-          </w:r>
-          <w:r>
-            <w:rPr>
-              <w:rFonts w:ascii="Microsoft JhengHei" w:eastAsia="Microsoft JhengHei" w:hAnsi="Microsoft JhengHei" w:cs="Microsoft JhengHei" w:hint="eastAsia"/>
-              <w:spacing w:val="-101"/>
-              <w:sz w:val="24"/>
-              <w:szCs w:val="24"/>
-            </w:rPr>
-            <w:t xml:space="preserve"> </w:t>
-          </w:r>
-          <w:r>
-            <w:rPr>
-              <w:rFonts w:ascii="Microsoft JhengHei" w:eastAsia="Microsoft JhengHei" w:hAnsi="Microsoft JhengHei" w:cs="Microsoft JhengHei" w:hint="eastAsia"/>
-              <w:bCs/>
-              <w:spacing w:val="-8"/>
-              <w:sz w:val="24"/>
-              <w:szCs w:val="24"/>
-            </w:rPr>
-            <w:t>术语与定义</w:t>
-          </w:r>
-          <w:r>
-            <w:rPr>
-              <w:rFonts w:ascii="Microsoft JhengHei" w:eastAsia="Microsoft JhengHei" w:hAnsi="Microsoft JhengHei" w:cs="Microsoft JhengHei" w:hint="eastAsia"/>
-              <w:sz w:val="24"/>
-              <w:szCs w:val="24"/>
-            </w:rPr>
+              <w:rFonts w:hint="default"/>
+            </w:rPr>
+            <w:t xml:space="preserve">3. </w:t>
+          </w:r>
+          <w:r>
+            <w:t>引用文件</w:t>
+          </w:r>
+          <w:r>
             <w:tab/>
           </w:r>
           <w:r>
-            <w:rPr>
-              <w:rFonts w:ascii="Microsoft JhengHei" w:eastAsia="Microsoft JhengHei" w:hAnsi="Microsoft JhengHei" w:cs="Microsoft JhengHei" w:hint="eastAsia"/>
-              <w:sz w:val="24"/>
-              <w:szCs w:val="24"/>
-            </w:rPr>
             <w:fldChar w:fldCharType="begin"/>
           </w:r>
           <w:r>
-            <w:rPr>
-              <w:rFonts w:ascii="Microsoft JhengHei" w:eastAsia="Microsoft JhengHei" w:hAnsi="Microsoft JhengHei" w:cs="Microsoft JhengHei" w:hint="eastAsia"/>
-              <w:sz w:val="24"/>
-              <w:szCs w:val="24"/>
-            </w:rPr>
-            <w:instrText xml:space="preserve"> PAGEREF _Toc19441 \h </w:instrText>
-          </w:r>
-          <w:r>
-            <w:rPr>
-              <w:rFonts w:ascii="Microsoft JhengHei" w:eastAsia="Microsoft JhengHei" w:hAnsi="Microsoft JhengHei" w:cs="Microsoft JhengHei" w:hint="eastAsia"/>
-              <w:sz w:val="24"/>
-              <w:szCs w:val="24"/>
-            </w:rPr>
+            <w:instrText xml:space="preserve"> PAGEREF _Toc7801 \h </w:instrText>
+          </w:r>
+          <w:r>
             <w:fldChar w:fldCharType="separate"/>
           </w:r>
           <w:r>
-            <w:rPr>
-              <w:rFonts w:ascii="Microsoft JhengHei" w:eastAsia="Microsoft JhengHei" w:hAnsi="Microsoft JhengHei" w:cs="Microsoft JhengHei" w:hint="eastAsia"/>
-              <w:sz w:val="24"/>
-              <w:szCs w:val="24"/>
-            </w:rPr>
             <w:t>4</w:t>
           </w:r>
           <w:r>
-            <w:rPr>
-              <w:rFonts w:ascii="Microsoft JhengHei" w:eastAsia="Microsoft JhengHei" w:hAnsi="Microsoft JhengHei" w:cs="Microsoft JhengHei" w:hint="eastAsia"/>
-              <w:sz w:val="24"/>
-              <w:szCs w:val="24"/>
-            </w:rPr>
             <w:fldChar w:fldCharType="end"/>
           </w:r>
           <w:r>
             <w:rPr>
-              <w:rFonts w:ascii="Microsoft JhengHei" w:eastAsia="Microsoft JhengHei" w:hAnsi="Microsoft JhengHei" w:cs="Microsoft JhengHei" w:hint="eastAsia"/>
-              <w:sz w:val="24"/>
+              <w:rFonts w:hint="eastAsia" w:ascii="Microsoft JhengHei" w:hAnsi="Microsoft JhengHei" w:eastAsia="Microsoft JhengHei" w:cs="Microsoft JhengHei"/>
               <w:szCs w:val="24"/>
             </w:rPr>
             <w:fldChar w:fldCharType="end"/>
@@ -1655,121 +1366,62 @@
         </w:p>
         <w:p>
           <w:pPr>
-            <w:pStyle w:val="TOC1"/>
+            <w:pStyle w:val="16"/>
             <w:tabs>
               <w:tab w:val="right" w:leader="dot" w:pos="8497"/>
             </w:tabs>
-            <w:rPr>
-              <w:rFonts w:ascii="Microsoft JhengHei" w:eastAsia="Microsoft JhengHei" w:hAnsi="Microsoft JhengHei" w:cs="Microsoft JhengHei" w:hint="eastAsia"/>
-              <w:sz w:val="24"/>
-              <w:szCs w:val="24"/>
-            </w:rPr>
           </w:pPr>
           <w:r>
             <w:rPr>
-              <w:rFonts w:ascii="Microsoft JhengHei" w:eastAsia="Microsoft JhengHei" w:hAnsi="Microsoft JhengHei" w:cs="Microsoft JhengHei" w:hint="eastAsia"/>
-              <w:sz w:val="24"/>
+              <w:rFonts w:hint="eastAsia" w:ascii="Microsoft JhengHei" w:hAnsi="Microsoft JhengHei" w:eastAsia="Microsoft JhengHei" w:cs="Microsoft JhengHei"/>
               <w:szCs w:val="24"/>
             </w:rPr>
             <w:fldChar w:fldCharType="begin"/>
           </w:r>
           <w:r>
             <w:rPr>
-              <w:rFonts w:ascii="Microsoft JhengHei" w:eastAsia="Microsoft JhengHei" w:hAnsi="Microsoft JhengHei" w:cs="Microsoft JhengHei" w:hint="eastAsia"/>
-              <w:sz w:val="24"/>
-              <w:szCs w:val="24"/>
-            </w:rPr>
-            <w:instrText xml:space="preserve"> HYPERLINK \l _Toc4778 </w:instrText>
-          </w:r>
-          <w:r>
-            <w:rPr>
-              <w:rFonts w:ascii="Microsoft JhengHei" w:eastAsia="Microsoft JhengHei" w:hAnsi="Microsoft JhengHei" w:cs="Microsoft JhengHei" w:hint="eastAsia"/>
-              <w:sz w:val="24"/>
+              <w:rFonts w:hint="eastAsia" w:ascii="Microsoft JhengHei" w:hAnsi="Microsoft JhengHei" w:eastAsia="Microsoft JhengHei" w:cs="Microsoft JhengHei"/>
+              <w:szCs w:val="24"/>
+            </w:rPr>
+            <w:instrText xml:space="preserve"> HYPERLINK \l _Toc18400 </w:instrText>
+          </w:r>
+          <w:r>
+            <w:rPr>
+              <w:rFonts w:hint="eastAsia" w:ascii="Microsoft JhengHei" w:hAnsi="Microsoft JhengHei" w:eastAsia="Microsoft JhengHei" w:cs="Microsoft JhengHei"/>
               <w:szCs w:val="24"/>
             </w:rPr>
             <w:fldChar w:fldCharType="separate"/>
           </w:r>
           <w:r>
             <w:rPr>
-              <w:rFonts w:ascii="Microsoft JhengHei" w:eastAsia="Microsoft JhengHei" w:hAnsi="Microsoft JhengHei" w:cs="Microsoft JhengHei" w:hint="eastAsia"/>
-              <w:bCs/>
-              <w:spacing w:val="-10"/>
-              <w:sz w:val="24"/>
-              <w:szCs w:val="24"/>
-            </w:rPr>
-            <w:t>5.</w:t>
-          </w:r>
-          <w:r>
-            <w:rPr>
-              <w:rFonts w:ascii="Microsoft JhengHei" w:eastAsia="Microsoft JhengHei" w:hAnsi="Microsoft JhengHei" w:cs="Microsoft JhengHei" w:hint="eastAsia"/>
-              <w:spacing w:val="-95"/>
-              <w:sz w:val="24"/>
-              <w:szCs w:val="24"/>
-            </w:rPr>
-            <w:t xml:space="preserve"> </w:t>
-          </w:r>
-          <w:r>
-            <w:rPr>
-              <w:rFonts w:ascii="Microsoft JhengHei" w:eastAsia="Microsoft JhengHei" w:hAnsi="Microsoft JhengHei" w:cs="Microsoft JhengHei" w:hint="eastAsia"/>
-              <w:bCs/>
-              <w:spacing w:val="-10"/>
-              <w:sz w:val="24"/>
-              <w:szCs w:val="24"/>
-            </w:rPr>
-            <w:t>角色与职责</w:t>
-          </w:r>
-          <w:r>
-            <w:rPr>
-              <w:rFonts w:ascii="Microsoft JhengHei" w:eastAsia="Microsoft JhengHei" w:hAnsi="Microsoft JhengHei" w:cs="Microsoft JhengHei" w:hint="eastAsia"/>
-              <w:sz w:val="24"/>
-              <w:szCs w:val="24"/>
-            </w:rPr>
+              <w:rFonts w:hint="default"/>
+            </w:rPr>
+            <w:t xml:space="preserve">4. </w:t>
+          </w:r>
+          <w:r>
+            <w:t>术语与定义</w:t>
+          </w:r>
+          <w:r>
             <w:tab/>
           </w:r>
           <w:r>
-            <w:rPr>
-              <w:rFonts w:ascii="Microsoft JhengHei" w:eastAsia="Microsoft JhengHei" w:hAnsi="Microsoft JhengHei" w:cs="Microsoft JhengHei" w:hint="eastAsia"/>
-              <w:sz w:val="24"/>
-              <w:szCs w:val="24"/>
-            </w:rPr>
             <w:fldChar w:fldCharType="begin"/>
           </w:r>
           <w:r>
-            <w:rPr>
-              <w:rFonts w:ascii="Microsoft JhengHei" w:eastAsia="Microsoft JhengHei" w:hAnsi="Microsoft JhengHei" w:cs="Microsoft JhengHei" w:hint="eastAsia"/>
-              <w:sz w:val="24"/>
-              <w:szCs w:val="24"/>
-            </w:rPr>
-            <w:instrText xml:space="preserve"> PAGEREF _Toc4778 \h </w:instrText>
-          </w:r>
-          <w:r>
-            <w:rPr>
-              <w:rFonts w:ascii="Microsoft JhengHei" w:eastAsia="Microsoft JhengHei" w:hAnsi="Microsoft JhengHei" w:cs="Microsoft JhengHei" w:hint="eastAsia"/>
-              <w:sz w:val="24"/>
-              <w:szCs w:val="24"/>
-            </w:rPr>
+            <w:instrText xml:space="preserve"> PAGEREF _Toc18400 \h </w:instrText>
+          </w:r>
+          <w:r>
             <w:fldChar w:fldCharType="separate"/>
           </w:r>
           <w:r>
-            <w:rPr>
-              <w:rFonts w:ascii="Microsoft JhengHei" w:eastAsia="Microsoft JhengHei" w:hAnsi="Microsoft JhengHei" w:cs="Microsoft JhengHei" w:hint="eastAsia"/>
-              <w:sz w:val="24"/>
-              <w:szCs w:val="24"/>
-            </w:rPr>
             <w:t>4</w:t>
           </w:r>
           <w:r>
-            <w:rPr>
-              <w:rFonts w:ascii="Microsoft JhengHei" w:eastAsia="Microsoft JhengHei" w:hAnsi="Microsoft JhengHei" w:cs="Microsoft JhengHei" w:hint="eastAsia"/>
-              <w:sz w:val="24"/>
-              <w:szCs w:val="24"/>
-            </w:rPr>
             <w:fldChar w:fldCharType="end"/>
           </w:r>
           <w:r>
             <w:rPr>
-              <w:rFonts w:ascii="Microsoft JhengHei" w:eastAsia="Microsoft JhengHei" w:hAnsi="Microsoft JhengHei" w:cs="Microsoft JhengHei" w:hint="eastAsia"/>
-              <w:sz w:val="24"/>
+              <w:rFonts w:hint="eastAsia" w:ascii="Microsoft JhengHei" w:hAnsi="Microsoft JhengHei" w:eastAsia="Microsoft JhengHei" w:cs="Microsoft JhengHei"/>
               <w:szCs w:val="24"/>
             </w:rPr>
             <w:fldChar w:fldCharType="end"/>
@@ -1777,121 +1429,62 @@
         </w:p>
         <w:p>
           <w:pPr>
-            <w:pStyle w:val="TOC1"/>
+            <w:pStyle w:val="16"/>
             <w:tabs>
               <w:tab w:val="right" w:leader="dot" w:pos="8497"/>
             </w:tabs>
-            <w:rPr>
-              <w:rFonts w:ascii="Microsoft JhengHei" w:eastAsia="Microsoft JhengHei" w:hAnsi="Microsoft JhengHei" w:cs="Microsoft JhengHei" w:hint="eastAsia"/>
-              <w:sz w:val="24"/>
-              <w:szCs w:val="24"/>
-            </w:rPr>
           </w:pPr>
           <w:r>
             <w:rPr>
-              <w:rFonts w:ascii="Microsoft JhengHei" w:eastAsia="Microsoft JhengHei" w:hAnsi="Microsoft JhengHei" w:cs="Microsoft JhengHei" w:hint="eastAsia"/>
-              <w:sz w:val="24"/>
+              <w:rFonts w:hint="eastAsia" w:ascii="Microsoft JhengHei" w:hAnsi="Microsoft JhengHei" w:eastAsia="Microsoft JhengHei" w:cs="Microsoft JhengHei"/>
               <w:szCs w:val="24"/>
             </w:rPr>
             <w:fldChar w:fldCharType="begin"/>
           </w:r>
           <w:r>
             <w:rPr>
-              <w:rFonts w:ascii="Microsoft JhengHei" w:eastAsia="Microsoft JhengHei" w:hAnsi="Microsoft JhengHei" w:cs="Microsoft JhengHei" w:hint="eastAsia"/>
-              <w:sz w:val="24"/>
-              <w:szCs w:val="24"/>
-            </w:rPr>
-            <w:instrText xml:space="preserve"> HYPERLINK \l _Toc8798 </w:instrText>
-          </w:r>
-          <w:r>
-            <w:rPr>
-              <w:rFonts w:ascii="Microsoft JhengHei" w:eastAsia="Microsoft JhengHei" w:hAnsi="Microsoft JhengHei" w:cs="Microsoft JhengHei" w:hint="eastAsia"/>
-              <w:sz w:val="24"/>
+              <w:rFonts w:hint="eastAsia" w:ascii="Microsoft JhengHei" w:hAnsi="Microsoft JhengHei" w:eastAsia="Microsoft JhengHei" w:cs="Microsoft JhengHei"/>
+              <w:szCs w:val="24"/>
+            </w:rPr>
+            <w:instrText xml:space="preserve"> HYPERLINK \l _Toc6708 </w:instrText>
+          </w:r>
+          <w:r>
+            <w:rPr>
+              <w:rFonts w:hint="eastAsia" w:ascii="Microsoft JhengHei" w:hAnsi="Microsoft JhengHei" w:eastAsia="Microsoft JhengHei" w:cs="Microsoft JhengHei"/>
               <w:szCs w:val="24"/>
             </w:rPr>
             <w:fldChar w:fldCharType="separate"/>
           </w:r>
           <w:r>
             <w:rPr>
-              <w:rFonts w:ascii="Microsoft JhengHei" w:eastAsia="Microsoft JhengHei" w:hAnsi="Microsoft JhengHei" w:cs="Microsoft JhengHei" w:hint="eastAsia"/>
-              <w:bCs/>
-              <w:spacing w:val="-9"/>
-              <w:sz w:val="24"/>
-              <w:szCs w:val="24"/>
-            </w:rPr>
-            <w:t>6.</w:t>
-          </w:r>
-          <w:r>
-            <w:rPr>
-              <w:rFonts w:ascii="Microsoft JhengHei" w:eastAsia="Microsoft JhengHei" w:hAnsi="Microsoft JhengHei" w:cs="Microsoft JhengHei" w:hint="eastAsia"/>
-              <w:spacing w:val="-102"/>
-              <w:sz w:val="24"/>
-              <w:szCs w:val="24"/>
-            </w:rPr>
-            <w:t xml:space="preserve"> </w:t>
-          </w:r>
-          <w:r>
-            <w:rPr>
-              <w:rFonts w:ascii="Microsoft JhengHei" w:eastAsia="Microsoft JhengHei" w:hAnsi="Microsoft JhengHei" w:cs="Microsoft JhengHei" w:hint="eastAsia"/>
-              <w:bCs/>
-              <w:spacing w:val="-9"/>
-              <w:sz w:val="24"/>
-              <w:szCs w:val="24"/>
-            </w:rPr>
-            <w:t>工作程序</w:t>
-          </w:r>
-          <w:r>
-            <w:rPr>
-              <w:rFonts w:ascii="Microsoft JhengHei" w:eastAsia="Microsoft JhengHei" w:hAnsi="Microsoft JhengHei" w:cs="Microsoft JhengHei" w:hint="eastAsia"/>
-              <w:sz w:val="24"/>
-              <w:szCs w:val="24"/>
-            </w:rPr>
+              <w:rFonts w:hint="default"/>
+            </w:rPr>
+            <w:t xml:space="preserve">5. </w:t>
+          </w:r>
+          <w:r>
+            <w:t>角色与职责</w:t>
+          </w:r>
+          <w:r>
             <w:tab/>
           </w:r>
           <w:r>
-            <w:rPr>
-              <w:rFonts w:ascii="Microsoft JhengHei" w:eastAsia="Microsoft JhengHei" w:hAnsi="Microsoft JhengHei" w:cs="Microsoft JhengHei" w:hint="eastAsia"/>
-              <w:sz w:val="24"/>
-              <w:szCs w:val="24"/>
-            </w:rPr>
             <w:fldChar w:fldCharType="begin"/>
           </w:r>
           <w:r>
-            <w:rPr>
-              <w:rFonts w:ascii="Microsoft JhengHei" w:eastAsia="Microsoft JhengHei" w:hAnsi="Microsoft JhengHei" w:cs="Microsoft JhengHei" w:hint="eastAsia"/>
-              <w:sz w:val="24"/>
-              <w:szCs w:val="24"/>
-            </w:rPr>
-            <w:instrText xml:space="preserve"> PAGEREF _Toc8798 \h </w:instrText>
-          </w:r>
-          <w:r>
-            <w:rPr>
-              <w:rFonts w:ascii="Microsoft JhengHei" w:eastAsia="Microsoft JhengHei" w:hAnsi="Microsoft JhengHei" w:cs="Microsoft JhengHei" w:hint="eastAsia"/>
-              <w:sz w:val="24"/>
-              <w:szCs w:val="24"/>
-            </w:rPr>
+            <w:instrText xml:space="preserve"> PAGEREF _Toc6708 \h </w:instrText>
+          </w:r>
+          <w:r>
             <w:fldChar w:fldCharType="separate"/>
           </w:r>
           <w:r>
-            <w:rPr>
-              <w:rFonts w:ascii="Microsoft JhengHei" w:eastAsia="Microsoft JhengHei" w:hAnsi="Microsoft JhengHei" w:cs="Microsoft JhengHei" w:hint="eastAsia"/>
-              <w:sz w:val="24"/>
-              <w:szCs w:val="24"/>
-            </w:rPr>
-            <w:t>5</w:t>
-          </w:r>
-          <w:r>
-            <w:rPr>
-              <w:rFonts w:ascii="Microsoft JhengHei" w:eastAsia="Microsoft JhengHei" w:hAnsi="Microsoft JhengHei" w:cs="Microsoft JhengHei" w:hint="eastAsia"/>
-              <w:sz w:val="24"/>
-              <w:szCs w:val="24"/>
-            </w:rPr>
+            <w:t>4</w:t>
+          </w:r>
+          <w:r>
             <w:fldChar w:fldCharType="end"/>
           </w:r>
           <w:r>
             <w:rPr>
-              <w:rFonts w:ascii="Microsoft JhengHei" w:eastAsia="Microsoft JhengHei" w:hAnsi="Microsoft JhengHei" w:cs="Microsoft JhengHei" w:hint="eastAsia"/>
-              <w:sz w:val="24"/>
+              <w:rFonts w:hint="eastAsia" w:ascii="Microsoft JhengHei" w:hAnsi="Microsoft JhengHei" w:eastAsia="Microsoft JhengHei" w:cs="Microsoft JhengHei"/>
               <w:szCs w:val="24"/>
             </w:rPr>
             <w:fldChar w:fldCharType="end"/>
@@ -1899,121 +1492,62 @@
         </w:p>
         <w:p>
           <w:pPr>
-            <w:pStyle w:val="TOC2"/>
+            <w:pStyle w:val="16"/>
             <w:tabs>
               <w:tab w:val="right" w:leader="dot" w:pos="8497"/>
             </w:tabs>
-            <w:rPr>
-              <w:rFonts w:ascii="Microsoft JhengHei" w:eastAsia="Microsoft JhengHei" w:hAnsi="Microsoft JhengHei" w:cs="Microsoft JhengHei" w:hint="eastAsia"/>
-              <w:sz w:val="24"/>
-              <w:szCs w:val="24"/>
-            </w:rPr>
           </w:pPr>
           <w:r>
             <w:rPr>
-              <w:rFonts w:ascii="Microsoft JhengHei" w:eastAsia="Microsoft JhengHei" w:hAnsi="Microsoft JhengHei" w:cs="Microsoft JhengHei" w:hint="eastAsia"/>
-              <w:sz w:val="24"/>
+              <w:rFonts w:hint="eastAsia" w:ascii="Microsoft JhengHei" w:hAnsi="Microsoft JhengHei" w:eastAsia="Microsoft JhengHei" w:cs="Microsoft JhengHei"/>
               <w:szCs w:val="24"/>
             </w:rPr>
             <w:fldChar w:fldCharType="begin"/>
           </w:r>
           <w:r>
             <w:rPr>
-              <w:rFonts w:ascii="Microsoft JhengHei" w:eastAsia="Microsoft JhengHei" w:hAnsi="Microsoft JhengHei" w:cs="Microsoft JhengHei" w:hint="eastAsia"/>
-              <w:sz w:val="24"/>
-              <w:szCs w:val="24"/>
-            </w:rPr>
-            <w:instrText xml:space="preserve"> HYPERLINK \l _Toc30358 </w:instrText>
-          </w:r>
-          <w:r>
-            <w:rPr>
-              <w:rFonts w:ascii="Microsoft JhengHei" w:eastAsia="Microsoft JhengHei" w:hAnsi="Microsoft JhengHei" w:cs="Microsoft JhengHei" w:hint="eastAsia"/>
-              <w:sz w:val="24"/>
+              <w:rFonts w:hint="eastAsia" w:ascii="Microsoft JhengHei" w:hAnsi="Microsoft JhengHei" w:eastAsia="Microsoft JhengHei" w:cs="Microsoft JhengHei"/>
+              <w:szCs w:val="24"/>
+            </w:rPr>
+            <w:instrText xml:space="preserve"> HYPERLINK \l _Toc28434 </w:instrText>
+          </w:r>
+          <w:r>
+            <w:rPr>
+              <w:rFonts w:hint="eastAsia" w:ascii="Microsoft JhengHei" w:hAnsi="Microsoft JhengHei" w:eastAsia="Microsoft JhengHei" w:cs="Microsoft JhengHei"/>
               <w:szCs w:val="24"/>
             </w:rPr>
             <w:fldChar w:fldCharType="separate"/>
           </w:r>
           <w:r>
             <w:rPr>
-              <w:rFonts w:ascii="Microsoft JhengHei" w:eastAsia="Microsoft JhengHei" w:hAnsi="Microsoft JhengHei" w:cs="Microsoft JhengHei" w:hint="eastAsia"/>
-              <w:bCs/>
-              <w:spacing w:val="-6"/>
-              <w:sz w:val="24"/>
-              <w:szCs w:val="24"/>
-            </w:rPr>
-            <w:t>6.1.</w:t>
-          </w:r>
-          <w:r>
-            <w:rPr>
-              <w:rFonts w:ascii="Microsoft JhengHei" w:eastAsia="Microsoft JhengHei" w:hAnsi="Microsoft JhengHei" w:cs="Microsoft JhengHei" w:hint="eastAsia"/>
-              <w:spacing w:val="57"/>
-              <w:sz w:val="24"/>
-              <w:szCs w:val="24"/>
-            </w:rPr>
-            <w:t xml:space="preserve"> </w:t>
-          </w:r>
-          <w:r>
-            <w:rPr>
-              <w:rFonts w:ascii="Microsoft JhengHei" w:eastAsia="Microsoft JhengHei" w:hAnsi="Microsoft JhengHei" w:cs="Microsoft JhengHei" w:hint="eastAsia"/>
-              <w:bCs/>
-              <w:spacing w:val="-6"/>
-              <w:sz w:val="24"/>
-              <w:szCs w:val="24"/>
-            </w:rPr>
-            <w:t>识别、定义度量项</w:t>
-          </w:r>
-          <w:r>
-            <w:rPr>
-              <w:rFonts w:ascii="Microsoft JhengHei" w:eastAsia="Microsoft JhengHei" w:hAnsi="Microsoft JhengHei" w:cs="Microsoft JhengHei" w:hint="eastAsia"/>
-              <w:sz w:val="24"/>
-              <w:szCs w:val="24"/>
-            </w:rPr>
+              <w:rFonts w:hint="default"/>
+            </w:rPr>
+            <w:t xml:space="preserve">6. </w:t>
+          </w:r>
+          <w:r>
+            <w:t>工作程序</w:t>
+          </w:r>
+          <w:r>
             <w:tab/>
           </w:r>
           <w:r>
-            <w:rPr>
-              <w:rFonts w:ascii="Microsoft JhengHei" w:eastAsia="Microsoft JhengHei" w:hAnsi="Microsoft JhengHei" w:cs="Microsoft JhengHei" w:hint="eastAsia"/>
-              <w:sz w:val="24"/>
-              <w:szCs w:val="24"/>
-            </w:rPr>
             <w:fldChar w:fldCharType="begin"/>
           </w:r>
           <w:r>
-            <w:rPr>
-              <w:rFonts w:ascii="Microsoft JhengHei" w:eastAsia="Microsoft JhengHei" w:hAnsi="Microsoft JhengHei" w:cs="Microsoft JhengHei" w:hint="eastAsia"/>
-              <w:sz w:val="24"/>
-              <w:szCs w:val="24"/>
-            </w:rPr>
-            <w:instrText xml:space="preserve"> PAGEREF _Toc30358 \h </w:instrText>
-          </w:r>
-          <w:r>
-            <w:rPr>
-              <w:rFonts w:ascii="Microsoft JhengHei" w:eastAsia="Microsoft JhengHei" w:hAnsi="Microsoft JhengHei" w:cs="Microsoft JhengHei" w:hint="eastAsia"/>
-              <w:sz w:val="24"/>
-              <w:szCs w:val="24"/>
-            </w:rPr>
+            <w:instrText xml:space="preserve"> PAGEREF _Toc28434 \h </w:instrText>
+          </w:r>
+          <w:r>
             <w:fldChar w:fldCharType="separate"/>
           </w:r>
           <w:r>
-            <w:rPr>
-              <w:rFonts w:ascii="Microsoft JhengHei" w:eastAsia="Microsoft JhengHei" w:hAnsi="Microsoft JhengHei" w:cs="Microsoft JhengHei" w:hint="eastAsia"/>
-              <w:sz w:val="24"/>
-              <w:szCs w:val="24"/>
-            </w:rPr>
             <w:t>5</w:t>
           </w:r>
           <w:r>
-            <w:rPr>
-              <w:rFonts w:ascii="Microsoft JhengHei" w:eastAsia="Microsoft JhengHei" w:hAnsi="Microsoft JhengHei" w:cs="Microsoft JhengHei" w:hint="eastAsia"/>
-              <w:sz w:val="24"/>
-              <w:szCs w:val="24"/>
-            </w:rPr>
             <w:fldChar w:fldCharType="end"/>
           </w:r>
           <w:r>
             <w:rPr>
-              <w:rFonts w:ascii="Microsoft JhengHei" w:eastAsia="Microsoft JhengHei" w:hAnsi="Microsoft JhengHei" w:cs="Microsoft JhengHei" w:hint="eastAsia"/>
-              <w:sz w:val="24"/>
+              <w:rFonts w:hint="eastAsia" w:ascii="Microsoft JhengHei" w:hAnsi="Microsoft JhengHei" w:eastAsia="Microsoft JhengHei" w:cs="Microsoft JhengHei"/>
               <w:szCs w:val="24"/>
             </w:rPr>
             <w:fldChar w:fldCharType="end"/>
@@ -2021,121 +1555,62 @@
         </w:p>
         <w:p>
           <w:pPr>
-            <w:pStyle w:val="TOC2"/>
+            <w:pStyle w:val="17"/>
             <w:tabs>
               <w:tab w:val="right" w:leader="dot" w:pos="8497"/>
             </w:tabs>
-            <w:rPr>
-              <w:rFonts w:ascii="Microsoft JhengHei" w:eastAsia="Microsoft JhengHei" w:hAnsi="Microsoft JhengHei" w:cs="Microsoft JhengHei" w:hint="eastAsia"/>
-              <w:sz w:val="24"/>
-              <w:szCs w:val="24"/>
-            </w:rPr>
           </w:pPr>
           <w:r>
             <w:rPr>
-              <w:rFonts w:ascii="Microsoft JhengHei" w:eastAsia="Microsoft JhengHei" w:hAnsi="Microsoft JhengHei" w:cs="Microsoft JhengHei" w:hint="eastAsia"/>
-              <w:sz w:val="24"/>
+              <w:rFonts w:hint="eastAsia" w:ascii="Microsoft JhengHei" w:hAnsi="Microsoft JhengHei" w:eastAsia="Microsoft JhengHei" w:cs="Microsoft JhengHei"/>
               <w:szCs w:val="24"/>
             </w:rPr>
             <w:fldChar w:fldCharType="begin"/>
           </w:r>
           <w:r>
             <w:rPr>
-              <w:rFonts w:ascii="Microsoft JhengHei" w:eastAsia="Microsoft JhengHei" w:hAnsi="Microsoft JhengHei" w:cs="Microsoft JhengHei" w:hint="eastAsia"/>
-              <w:sz w:val="24"/>
-              <w:szCs w:val="24"/>
-            </w:rPr>
-            <w:instrText xml:space="preserve"> HYPERLINK \l _Toc8997 </w:instrText>
-          </w:r>
-          <w:r>
-            <w:rPr>
-              <w:rFonts w:ascii="Microsoft JhengHei" w:eastAsia="Microsoft JhengHei" w:hAnsi="Microsoft JhengHei" w:cs="Microsoft JhengHei" w:hint="eastAsia"/>
-              <w:sz w:val="24"/>
+              <w:rFonts w:hint="eastAsia" w:ascii="Microsoft JhengHei" w:hAnsi="Microsoft JhengHei" w:eastAsia="Microsoft JhengHei" w:cs="Microsoft JhengHei"/>
+              <w:szCs w:val="24"/>
+            </w:rPr>
+            <w:instrText xml:space="preserve"> HYPERLINK \l _Toc9878 </w:instrText>
+          </w:r>
+          <w:r>
+            <w:rPr>
+              <w:rFonts w:hint="eastAsia" w:ascii="Microsoft JhengHei" w:hAnsi="Microsoft JhengHei" w:eastAsia="Microsoft JhengHei" w:cs="Microsoft JhengHei"/>
               <w:szCs w:val="24"/>
             </w:rPr>
             <w:fldChar w:fldCharType="separate"/>
           </w:r>
           <w:r>
             <w:rPr>
-              <w:rFonts w:ascii="Microsoft JhengHei" w:eastAsia="Microsoft JhengHei" w:hAnsi="Microsoft JhengHei" w:cs="Microsoft JhengHei" w:hint="eastAsia"/>
-              <w:bCs/>
-              <w:spacing w:val="-6"/>
-              <w:sz w:val="24"/>
-              <w:szCs w:val="24"/>
-            </w:rPr>
-            <w:t>6.2.</w:t>
-          </w:r>
-          <w:r>
-            <w:rPr>
-              <w:rFonts w:ascii="Microsoft JhengHei" w:eastAsia="Microsoft JhengHei" w:hAnsi="Microsoft JhengHei" w:cs="Microsoft JhengHei" w:hint="eastAsia"/>
-              <w:spacing w:val="57"/>
-              <w:sz w:val="24"/>
-              <w:szCs w:val="24"/>
-            </w:rPr>
-            <w:t xml:space="preserve"> </w:t>
-          </w:r>
-          <w:r>
-            <w:rPr>
-              <w:rFonts w:ascii="Microsoft JhengHei" w:eastAsia="Microsoft JhengHei" w:hAnsi="Microsoft JhengHei" w:cs="Microsoft JhengHei" w:hint="eastAsia"/>
-              <w:bCs/>
-              <w:spacing w:val="-6"/>
-              <w:sz w:val="24"/>
-              <w:szCs w:val="24"/>
-            </w:rPr>
-            <w:t>确定服务能力基准</w:t>
-          </w:r>
-          <w:r>
-            <w:rPr>
-              <w:rFonts w:ascii="Microsoft JhengHei" w:eastAsia="Microsoft JhengHei" w:hAnsi="Microsoft JhengHei" w:cs="Microsoft JhengHei" w:hint="eastAsia"/>
-              <w:sz w:val="24"/>
-              <w:szCs w:val="24"/>
-            </w:rPr>
+              <w:rFonts w:hint="default"/>
+            </w:rPr>
+            <w:t xml:space="preserve">6.1. </w:t>
+          </w:r>
+          <w:r>
+            <w:t>识别、定义度量项</w:t>
+          </w:r>
+          <w:r>
             <w:tab/>
           </w:r>
           <w:r>
-            <w:rPr>
-              <w:rFonts w:ascii="Microsoft JhengHei" w:eastAsia="Microsoft JhengHei" w:hAnsi="Microsoft JhengHei" w:cs="Microsoft JhengHei" w:hint="eastAsia"/>
-              <w:sz w:val="24"/>
-              <w:szCs w:val="24"/>
-            </w:rPr>
             <w:fldChar w:fldCharType="begin"/>
           </w:r>
           <w:r>
-            <w:rPr>
-              <w:rFonts w:ascii="Microsoft JhengHei" w:eastAsia="Microsoft JhengHei" w:hAnsi="Microsoft JhengHei" w:cs="Microsoft JhengHei" w:hint="eastAsia"/>
-              <w:sz w:val="24"/>
-              <w:szCs w:val="24"/>
-            </w:rPr>
-            <w:instrText xml:space="preserve"> PAGEREF _Toc8997 \h </w:instrText>
-          </w:r>
-          <w:r>
-            <w:rPr>
-              <w:rFonts w:ascii="Microsoft JhengHei" w:eastAsia="Microsoft JhengHei" w:hAnsi="Microsoft JhengHei" w:cs="Microsoft JhengHei" w:hint="eastAsia"/>
-              <w:sz w:val="24"/>
-              <w:szCs w:val="24"/>
-            </w:rPr>
+            <w:instrText xml:space="preserve"> PAGEREF _Toc9878 \h </w:instrText>
+          </w:r>
+          <w:r>
             <w:fldChar w:fldCharType="separate"/>
           </w:r>
           <w:r>
-            <w:rPr>
-              <w:rFonts w:ascii="Microsoft JhengHei" w:eastAsia="Microsoft JhengHei" w:hAnsi="Microsoft JhengHei" w:cs="Microsoft JhengHei" w:hint="eastAsia"/>
-              <w:sz w:val="24"/>
-              <w:szCs w:val="24"/>
-            </w:rPr>
             <w:t>5</w:t>
           </w:r>
           <w:r>
-            <w:rPr>
-              <w:rFonts w:ascii="Microsoft JhengHei" w:eastAsia="Microsoft JhengHei" w:hAnsi="Microsoft JhengHei" w:cs="Microsoft JhengHei" w:hint="eastAsia"/>
-              <w:sz w:val="24"/>
-              <w:szCs w:val="24"/>
-            </w:rPr>
             <w:fldChar w:fldCharType="end"/>
           </w:r>
           <w:r>
             <w:rPr>
-              <w:rFonts w:ascii="Microsoft JhengHei" w:eastAsia="Microsoft JhengHei" w:hAnsi="Microsoft JhengHei" w:cs="Microsoft JhengHei" w:hint="eastAsia"/>
-              <w:sz w:val="24"/>
+              <w:rFonts w:hint="eastAsia" w:ascii="Microsoft JhengHei" w:hAnsi="Microsoft JhengHei" w:eastAsia="Microsoft JhengHei" w:cs="Microsoft JhengHei"/>
               <w:szCs w:val="24"/>
             </w:rPr>
             <w:fldChar w:fldCharType="end"/>
@@ -2143,121 +1618,62 @@
         </w:p>
         <w:p>
           <w:pPr>
-            <w:pStyle w:val="TOC2"/>
+            <w:pStyle w:val="17"/>
             <w:tabs>
               <w:tab w:val="right" w:leader="dot" w:pos="8497"/>
             </w:tabs>
-            <w:rPr>
-              <w:rFonts w:ascii="Microsoft JhengHei" w:eastAsia="Microsoft JhengHei" w:hAnsi="Microsoft JhengHei" w:cs="Microsoft JhengHei" w:hint="eastAsia"/>
-              <w:sz w:val="24"/>
-              <w:szCs w:val="24"/>
-            </w:rPr>
           </w:pPr>
           <w:r>
             <w:rPr>
-              <w:rFonts w:ascii="Microsoft JhengHei" w:eastAsia="Microsoft JhengHei" w:hAnsi="Microsoft JhengHei" w:cs="Microsoft JhengHei" w:hint="eastAsia"/>
-              <w:sz w:val="24"/>
+              <w:rFonts w:hint="eastAsia" w:ascii="Microsoft JhengHei" w:hAnsi="Microsoft JhengHei" w:eastAsia="Microsoft JhengHei" w:cs="Microsoft JhengHei"/>
               <w:szCs w:val="24"/>
             </w:rPr>
             <w:fldChar w:fldCharType="begin"/>
           </w:r>
           <w:r>
             <w:rPr>
-              <w:rFonts w:ascii="Microsoft JhengHei" w:eastAsia="Microsoft JhengHei" w:hAnsi="Microsoft JhengHei" w:cs="Microsoft JhengHei" w:hint="eastAsia"/>
-              <w:sz w:val="24"/>
-              <w:szCs w:val="24"/>
-            </w:rPr>
-            <w:instrText xml:space="preserve"> HYPERLINK \l _Toc18498 </w:instrText>
-          </w:r>
-          <w:r>
-            <w:rPr>
-              <w:rFonts w:ascii="Microsoft JhengHei" w:eastAsia="Microsoft JhengHei" w:hAnsi="Microsoft JhengHei" w:cs="Microsoft JhengHei" w:hint="eastAsia"/>
-              <w:sz w:val="24"/>
+              <w:rFonts w:hint="eastAsia" w:ascii="Microsoft JhengHei" w:hAnsi="Microsoft JhengHei" w:eastAsia="Microsoft JhengHei" w:cs="Microsoft JhengHei"/>
+              <w:szCs w:val="24"/>
+            </w:rPr>
+            <w:instrText xml:space="preserve"> HYPERLINK \l _Toc20635 </w:instrText>
+          </w:r>
+          <w:r>
+            <w:rPr>
+              <w:rFonts w:hint="eastAsia" w:ascii="Microsoft JhengHei" w:hAnsi="Microsoft JhengHei" w:eastAsia="Microsoft JhengHei" w:cs="Microsoft JhengHei"/>
               <w:szCs w:val="24"/>
             </w:rPr>
             <w:fldChar w:fldCharType="separate"/>
           </w:r>
           <w:r>
             <w:rPr>
-              <w:rFonts w:ascii="Microsoft JhengHei" w:eastAsia="Microsoft JhengHei" w:hAnsi="Microsoft JhengHei" w:cs="Microsoft JhengHei" w:hint="eastAsia"/>
-              <w:bCs/>
-              <w:spacing w:val="-7"/>
-              <w:sz w:val="24"/>
-              <w:szCs w:val="24"/>
-            </w:rPr>
-            <w:t>6.3.</w:t>
-          </w:r>
-          <w:r>
-            <w:rPr>
-              <w:rFonts w:ascii="Microsoft JhengHei" w:eastAsia="Microsoft JhengHei" w:hAnsi="Microsoft JhengHei" w:cs="Microsoft JhengHei" w:hint="eastAsia"/>
-              <w:spacing w:val="57"/>
-              <w:sz w:val="24"/>
-              <w:szCs w:val="24"/>
-            </w:rPr>
-            <w:t xml:space="preserve"> </w:t>
-          </w:r>
-          <w:r>
-            <w:rPr>
-              <w:rFonts w:ascii="Microsoft JhengHei" w:eastAsia="Microsoft JhengHei" w:hAnsi="Microsoft JhengHei" w:cs="Microsoft JhengHei" w:hint="eastAsia"/>
-              <w:bCs/>
-              <w:spacing w:val="-7"/>
-              <w:sz w:val="24"/>
-              <w:szCs w:val="24"/>
-            </w:rPr>
-            <w:t>设定目标</w:t>
-          </w:r>
-          <w:r>
-            <w:rPr>
-              <w:rFonts w:ascii="Microsoft JhengHei" w:eastAsia="Microsoft JhengHei" w:hAnsi="Microsoft JhengHei" w:cs="Microsoft JhengHei" w:hint="eastAsia"/>
-              <w:sz w:val="24"/>
-              <w:szCs w:val="24"/>
-            </w:rPr>
+              <w:rFonts w:hint="default"/>
+            </w:rPr>
+            <w:t xml:space="preserve">6.2. </w:t>
+          </w:r>
+          <w:r>
+            <w:t>确定服务能力基准</w:t>
+          </w:r>
+          <w:r>
             <w:tab/>
           </w:r>
           <w:r>
-            <w:rPr>
-              <w:rFonts w:ascii="Microsoft JhengHei" w:eastAsia="Microsoft JhengHei" w:hAnsi="Microsoft JhengHei" w:cs="Microsoft JhengHei" w:hint="eastAsia"/>
-              <w:sz w:val="24"/>
-              <w:szCs w:val="24"/>
-            </w:rPr>
             <w:fldChar w:fldCharType="begin"/>
           </w:r>
           <w:r>
-            <w:rPr>
-              <w:rFonts w:ascii="Microsoft JhengHei" w:eastAsia="Microsoft JhengHei" w:hAnsi="Microsoft JhengHei" w:cs="Microsoft JhengHei" w:hint="eastAsia"/>
-              <w:sz w:val="24"/>
-              <w:szCs w:val="24"/>
-            </w:rPr>
-            <w:instrText xml:space="preserve"> PAGEREF _Toc18498 \h </w:instrText>
-          </w:r>
-          <w:r>
-            <w:rPr>
-              <w:rFonts w:ascii="Microsoft JhengHei" w:eastAsia="Microsoft JhengHei" w:hAnsi="Microsoft JhengHei" w:cs="Microsoft JhengHei" w:hint="eastAsia"/>
-              <w:sz w:val="24"/>
-              <w:szCs w:val="24"/>
-            </w:rPr>
+            <w:instrText xml:space="preserve"> PAGEREF _Toc20635 \h </w:instrText>
+          </w:r>
+          <w:r>
             <w:fldChar w:fldCharType="separate"/>
           </w:r>
           <w:r>
-            <w:rPr>
-              <w:rFonts w:ascii="Microsoft JhengHei" w:eastAsia="Microsoft JhengHei" w:hAnsi="Microsoft JhengHei" w:cs="Microsoft JhengHei" w:hint="eastAsia"/>
-              <w:sz w:val="24"/>
-              <w:szCs w:val="24"/>
-            </w:rPr>
             <w:t>5</w:t>
           </w:r>
           <w:r>
-            <w:rPr>
-              <w:rFonts w:ascii="Microsoft JhengHei" w:eastAsia="Microsoft JhengHei" w:hAnsi="Microsoft JhengHei" w:cs="Microsoft JhengHei" w:hint="eastAsia"/>
-              <w:sz w:val="24"/>
-              <w:szCs w:val="24"/>
-            </w:rPr>
             <w:fldChar w:fldCharType="end"/>
           </w:r>
           <w:r>
             <w:rPr>
-              <w:rFonts w:ascii="Microsoft JhengHei" w:eastAsia="Microsoft JhengHei" w:hAnsi="Microsoft JhengHei" w:cs="Microsoft JhengHei" w:hint="eastAsia"/>
-              <w:sz w:val="24"/>
+              <w:rFonts w:hint="eastAsia" w:ascii="Microsoft JhengHei" w:hAnsi="Microsoft JhengHei" w:eastAsia="Microsoft JhengHei" w:cs="Microsoft JhengHei"/>
               <w:szCs w:val="24"/>
             </w:rPr>
             <w:fldChar w:fldCharType="end"/>
@@ -2265,121 +1681,62 @@
         </w:p>
         <w:p>
           <w:pPr>
-            <w:pStyle w:val="TOC2"/>
+            <w:pStyle w:val="17"/>
             <w:tabs>
               <w:tab w:val="right" w:leader="dot" w:pos="8497"/>
             </w:tabs>
-            <w:rPr>
-              <w:rFonts w:ascii="Microsoft JhengHei" w:eastAsia="Microsoft JhengHei" w:hAnsi="Microsoft JhengHei" w:cs="Microsoft JhengHei" w:hint="eastAsia"/>
-              <w:sz w:val="24"/>
-              <w:szCs w:val="24"/>
-            </w:rPr>
           </w:pPr>
           <w:r>
             <w:rPr>
-              <w:rFonts w:ascii="Microsoft JhengHei" w:eastAsia="Microsoft JhengHei" w:hAnsi="Microsoft JhengHei" w:cs="Microsoft JhengHei" w:hint="eastAsia"/>
-              <w:sz w:val="24"/>
+              <w:rFonts w:hint="eastAsia" w:ascii="Microsoft JhengHei" w:hAnsi="Microsoft JhengHei" w:eastAsia="Microsoft JhengHei" w:cs="Microsoft JhengHei"/>
               <w:szCs w:val="24"/>
             </w:rPr>
             <w:fldChar w:fldCharType="begin"/>
           </w:r>
           <w:r>
             <w:rPr>
-              <w:rFonts w:ascii="Microsoft JhengHei" w:eastAsia="Microsoft JhengHei" w:hAnsi="Microsoft JhengHei" w:cs="Microsoft JhengHei" w:hint="eastAsia"/>
-              <w:sz w:val="24"/>
-              <w:szCs w:val="24"/>
-            </w:rPr>
-            <w:instrText xml:space="preserve"> HYPERLINK \l _Toc9529 </w:instrText>
-          </w:r>
-          <w:r>
-            <w:rPr>
-              <w:rFonts w:ascii="Microsoft JhengHei" w:eastAsia="Microsoft JhengHei" w:hAnsi="Microsoft JhengHei" w:cs="Microsoft JhengHei" w:hint="eastAsia"/>
-              <w:sz w:val="24"/>
+              <w:rFonts w:hint="eastAsia" w:ascii="Microsoft JhengHei" w:hAnsi="Microsoft JhengHei" w:eastAsia="Microsoft JhengHei" w:cs="Microsoft JhengHei"/>
+              <w:szCs w:val="24"/>
+            </w:rPr>
+            <w:instrText xml:space="preserve"> HYPERLINK \l _Toc18446 </w:instrText>
+          </w:r>
+          <w:r>
+            <w:rPr>
+              <w:rFonts w:hint="eastAsia" w:ascii="Microsoft JhengHei" w:hAnsi="Microsoft JhengHei" w:eastAsia="Microsoft JhengHei" w:cs="Microsoft JhengHei"/>
               <w:szCs w:val="24"/>
             </w:rPr>
             <w:fldChar w:fldCharType="separate"/>
           </w:r>
           <w:r>
             <w:rPr>
-              <w:rFonts w:ascii="Microsoft JhengHei" w:eastAsia="Microsoft JhengHei" w:hAnsi="Microsoft JhengHei" w:cs="Microsoft JhengHei" w:hint="eastAsia"/>
-              <w:bCs/>
-              <w:spacing w:val="-7"/>
-              <w:sz w:val="24"/>
-              <w:szCs w:val="24"/>
-            </w:rPr>
-            <w:t>6.4.</w:t>
-          </w:r>
-          <w:r>
-            <w:rPr>
-              <w:rFonts w:ascii="Microsoft JhengHei" w:eastAsia="Microsoft JhengHei" w:hAnsi="Microsoft JhengHei" w:cs="Microsoft JhengHei" w:hint="eastAsia"/>
-              <w:spacing w:val="70"/>
-              <w:sz w:val="24"/>
-              <w:szCs w:val="24"/>
-            </w:rPr>
-            <w:t xml:space="preserve"> </w:t>
-          </w:r>
-          <w:r>
-            <w:rPr>
-              <w:rFonts w:ascii="Microsoft JhengHei" w:eastAsia="Microsoft JhengHei" w:hAnsi="Microsoft JhengHei" w:cs="Microsoft JhengHei" w:hint="eastAsia"/>
-              <w:bCs/>
-              <w:spacing w:val="-7"/>
-              <w:sz w:val="24"/>
-              <w:szCs w:val="24"/>
-            </w:rPr>
-            <w:t>收集指标数据改进</w:t>
-          </w:r>
-          <w:r>
-            <w:rPr>
-              <w:rFonts w:ascii="Microsoft JhengHei" w:eastAsia="Microsoft JhengHei" w:hAnsi="Microsoft JhengHei" w:cs="Microsoft JhengHei" w:hint="eastAsia"/>
-              <w:sz w:val="24"/>
-              <w:szCs w:val="24"/>
-            </w:rPr>
+              <w:rFonts w:hint="default"/>
+            </w:rPr>
+            <w:t xml:space="preserve">6.3. </w:t>
+          </w:r>
+          <w:r>
+            <w:t>设定目标</w:t>
+          </w:r>
+          <w:r>
             <w:tab/>
           </w:r>
           <w:r>
-            <w:rPr>
-              <w:rFonts w:ascii="Microsoft JhengHei" w:eastAsia="Microsoft JhengHei" w:hAnsi="Microsoft JhengHei" w:cs="Microsoft JhengHei" w:hint="eastAsia"/>
-              <w:sz w:val="24"/>
-              <w:szCs w:val="24"/>
-            </w:rPr>
             <w:fldChar w:fldCharType="begin"/>
           </w:r>
           <w:r>
-            <w:rPr>
-              <w:rFonts w:ascii="Microsoft JhengHei" w:eastAsia="Microsoft JhengHei" w:hAnsi="Microsoft JhengHei" w:cs="Microsoft JhengHei" w:hint="eastAsia"/>
-              <w:sz w:val="24"/>
-              <w:szCs w:val="24"/>
-            </w:rPr>
-            <w:instrText xml:space="preserve"> PAGEREF _Toc9529 \h </w:instrText>
-          </w:r>
-          <w:r>
-            <w:rPr>
-              <w:rFonts w:ascii="Microsoft JhengHei" w:eastAsia="Microsoft JhengHei" w:hAnsi="Microsoft JhengHei" w:cs="Microsoft JhengHei" w:hint="eastAsia"/>
-              <w:sz w:val="24"/>
-              <w:szCs w:val="24"/>
-            </w:rPr>
+            <w:instrText xml:space="preserve"> PAGEREF _Toc18446 \h </w:instrText>
+          </w:r>
+          <w:r>
             <w:fldChar w:fldCharType="separate"/>
           </w:r>
           <w:r>
-            <w:rPr>
-              <w:rFonts w:ascii="Microsoft JhengHei" w:eastAsia="Microsoft JhengHei" w:hAnsi="Microsoft JhengHei" w:cs="Microsoft JhengHei" w:hint="eastAsia"/>
-              <w:sz w:val="24"/>
-              <w:szCs w:val="24"/>
-            </w:rPr>
             <w:t>5</w:t>
           </w:r>
           <w:r>
-            <w:rPr>
-              <w:rFonts w:ascii="Microsoft JhengHei" w:eastAsia="Microsoft JhengHei" w:hAnsi="Microsoft JhengHei" w:cs="Microsoft JhengHei" w:hint="eastAsia"/>
-              <w:sz w:val="24"/>
-              <w:szCs w:val="24"/>
-            </w:rPr>
             <w:fldChar w:fldCharType="end"/>
           </w:r>
           <w:r>
             <w:rPr>
-              <w:rFonts w:ascii="Microsoft JhengHei" w:eastAsia="Microsoft JhengHei" w:hAnsi="Microsoft JhengHei" w:cs="Microsoft JhengHei" w:hint="eastAsia"/>
-              <w:sz w:val="24"/>
+              <w:rFonts w:hint="eastAsia" w:ascii="Microsoft JhengHei" w:hAnsi="Microsoft JhengHei" w:eastAsia="Microsoft JhengHei" w:cs="Microsoft JhengHei"/>
               <w:szCs w:val="24"/>
             </w:rPr>
             <w:fldChar w:fldCharType="end"/>
@@ -2387,121 +1744,62 @@
         </w:p>
         <w:p>
           <w:pPr>
-            <w:pStyle w:val="TOC2"/>
+            <w:pStyle w:val="17"/>
             <w:tabs>
               <w:tab w:val="right" w:leader="dot" w:pos="8497"/>
             </w:tabs>
-            <w:rPr>
-              <w:rFonts w:ascii="Microsoft JhengHei" w:eastAsia="Microsoft JhengHei" w:hAnsi="Microsoft JhengHei" w:cs="Microsoft JhengHei" w:hint="eastAsia"/>
-              <w:sz w:val="24"/>
-              <w:szCs w:val="24"/>
-            </w:rPr>
           </w:pPr>
           <w:r>
             <w:rPr>
-              <w:rFonts w:ascii="Microsoft JhengHei" w:eastAsia="Microsoft JhengHei" w:hAnsi="Microsoft JhengHei" w:cs="Microsoft JhengHei" w:hint="eastAsia"/>
-              <w:sz w:val="24"/>
+              <w:rFonts w:hint="eastAsia" w:ascii="Microsoft JhengHei" w:hAnsi="Microsoft JhengHei" w:eastAsia="Microsoft JhengHei" w:cs="Microsoft JhengHei"/>
               <w:szCs w:val="24"/>
             </w:rPr>
             <w:fldChar w:fldCharType="begin"/>
           </w:r>
           <w:r>
             <w:rPr>
-              <w:rFonts w:ascii="Microsoft JhengHei" w:eastAsia="Microsoft JhengHei" w:hAnsi="Microsoft JhengHei" w:cs="Microsoft JhengHei" w:hint="eastAsia"/>
-              <w:sz w:val="24"/>
-              <w:szCs w:val="24"/>
-            </w:rPr>
-            <w:instrText xml:space="preserve"> HYPERLINK \l _Toc859 </w:instrText>
-          </w:r>
-          <w:r>
-            <w:rPr>
-              <w:rFonts w:ascii="Microsoft JhengHei" w:eastAsia="Microsoft JhengHei" w:hAnsi="Microsoft JhengHei" w:cs="Microsoft JhengHei" w:hint="eastAsia"/>
-              <w:sz w:val="24"/>
+              <w:rFonts w:hint="eastAsia" w:ascii="Microsoft JhengHei" w:hAnsi="Microsoft JhengHei" w:eastAsia="Microsoft JhengHei" w:cs="Microsoft JhengHei"/>
+              <w:szCs w:val="24"/>
+            </w:rPr>
+            <w:instrText xml:space="preserve"> HYPERLINK \l _Toc2981 </w:instrText>
+          </w:r>
+          <w:r>
+            <w:rPr>
+              <w:rFonts w:hint="eastAsia" w:ascii="Microsoft JhengHei" w:hAnsi="Microsoft JhengHei" w:eastAsia="Microsoft JhengHei" w:cs="Microsoft JhengHei"/>
               <w:szCs w:val="24"/>
             </w:rPr>
             <w:fldChar w:fldCharType="separate"/>
           </w:r>
           <w:r>
             <w:rPr>
-              <w:rFonts w:ascii="Microsoft JhengHei" w:eastAsia="Microsoft JhengHei" w:hAnsi="Microsoft JhengHei" w:cs="Microsoft JhengHei" w:hint="eastAsia"/>
-              <w:bCs/>
-              <w:spacing w:val="-7"/>
-              <w:sz w:val="24"/>
-              <w:szCs w:val="24"/>
-            </w:rPr>
-            <w:t>6.5.</w:t>
-          </w:r>
-          <w:r>
-            <w:rPr>
-              <w:rFonts w:ascii="Microsoft JhengHei" w:eastAsia="Microsoft JhengHei" w:hAnsi="Microsoft JhengHei" w:cs="Microsoft JhengHei" w:hint="eastAsia"/>
-              <w:spacing w:val="63"/>
-              <w:sz w:val="24"/>
-              <w:szCs w:val="24"/>
-            </w:rPr>
-            <w:t xml:space="preserve"> </w:t>
-          </w:r>
-          <w:r>
-            <w:rPr>
-              <w:rFonts w:ascii="Microsoft JhengHei" w:eastAsia="Microsoft JhengHei" w:hAnsi="Microsoft JhengHei" w:cs="Microsoft JhengHei" w:hint="eastAsia"/>
-              <w:bCs/>
-              <w:spacing w:val="-7"/>
-              <w:sz w:val="24"/>
-              <w:szCs w:val="24"/>
-            </w:rPr>
-            <w:t>分析能力数据</w:t>
-          </w:r>
-          <w:r>
-            <w:rPr>
-              <w:rFonts w:ascii="Microsoft JhengHei" w:eastAsia="Microsoft JhengHei" w:hAnsi="Microsoft JhengHei" w:cs="Microsoft JhengHei" w:hint="eastAsia"/>
-              <w:sz w:val="24"/>
-              <w:szCs w:val="24"/>
-            </w:rPr>
+              <w:rFonts w:hint="default"/>
+            </w:rPr>
+            <w:t xml:space="preserve">6.4. </w:t>
+          </w:r>
+          <w:r>
+            <w:t>收集指标数据改进</w:t>
+          </w:r>
+          <w:r>
             <w:tab/>
           </w:r>
           <w:r>
-            <w:rPr>
-              <w:rFonts w:ascii="Microsoft JhengHei" w:eastAsia="Microsoft JhengHei" w:hAnsi="Microsoft JhengHei" w:cs="Microsoft JhengHei" w:hint="eastAsia"/>
-              <w:sz w:val="24"/>
-              <w:szCs w:val="24"/>
-            </w:rPr>
             <w:fldChar w:fldCharType="begin"/>
           </w:r>
           <w:r>
-            <w:rPr>
-              <w:rFonts w:ascii="Microsoft JhengHei" w:eastAsia="Microsoft JhengHei" w:hAnsi="Microsoft JhengHei" w:cs="Microsoft JhengHei" w:hint="eastAsia"/>
-              <w:sz w:val="24"/>
-              <w:szCs w:val="24"/>
-            </w:rPr>
-            <w:instrText xml:space="preserve"> PAGEREF _Toc859 \h </w:instrText>
-          </w:r>
-          <w:r>
-            <w:rPr>
-              <w:rFonts w:ascii="Microsoft JhengHei" w:eastAsia="Microsoft JhengHei" w:hAnsi="Microsoft JhengHei" w:cs="Microsoft JhengHei" w:hint="eastAsia"/>
-              <w:sz w:val="24"/>
-              <w:szCs w:val="24"/>
-            </w:rPr>
+            <w:instrText xml:space="preserve"> PAGEREF _Toc2981 \h </w:instrText>
+          </w:r>
+          <w:r>
             <w:fldChar w:fldCharType="separate"/>
           </w:r>
           <w:r>
-            <w:rPr>
-              <w:rFonts w:ascii="Microsoft JhengHei" w:eastAsia="Microsoft JhengHei" w:hAnsi="Microsoft JhengHei" w:cs="Microsoft JhengHei" w:hint="eastAsia"/>
-              <w:sz w:val="24"/>
-              <w:szCs w:val="24"/>
-            </w:rPr>
             <w:t>5</w:t>
           </w:r>
           <w:r>
-            <w:rPr>
-              <w:rFonts w:ascii="Microsoft JhengHei" w:eastAsia="Microsoft JhengHei" w:hAnsi="Microsoft JhengHei" w:cs="Microsoft JhengHei" w:hint="eastAsia"/>
-              <w:sz w:val="24"/>
-              <w:szCs w:val="24"/>
-            </w:rPr>
             <w:fldChar w:fldCharType="end"/>
           </w:r>
           <w:r>
             <w:rPr>
-              <w:rFonts w:ascii="Microsoft JhengHei" w:eastAsia="Microsoft JhengHei" w:hAnsi="Microsoft JhengHei" w:cs="Microsoft JhengHei" w:hint="eastAsia"/>
-              <w:sz w:val="24"/>
+              <w:rFonts w:hint="eastAsia" w:ascii="Microsoft JhengHei" w:hAnsi="Microsoft JhengHei" w:eastAsia="Microsoft JhengHei" w:cs="Microsoft JhengHei"/>
               <w:szCs w:val="24"/>
             </w:rPr>
             <w:fldChar w:fldCharType="end"/>
@@ -2509,121 +1807,62 @@
         </w:p>
         <w:p>
           <w:pPr>
-            <w:pStyle w:val="TOC2"/>
+            <w:pStyle w:val="17"/>
             <w:tabs>
               <w:tab w:val="right" w:leader="dot" w:pos="8497"/>
             </w:tabs>
-            <w:rPr>
-              <w:rFonts w:ascii="Microsoft JhengHei" w:eastAsia="Microsoft JhengHei" w:hAnsi="Microsoft JhengHei" w:cs="Microsoft JhengHei" w:hint="eastAsia"/>
-              <w:sz w:val="24"/>
-              <w:szCs w:val="24"/>
-            </w:rPr>
           </w:pPr>
           <w:r>
             <w:rPr>
-              <w:rFonts w:ascii="Microsoft JhengHei" w:eastAsia="Microsoft JhengHei" w:hAnsi="Microsoft JhengHei" w:cs="Microsoft JhengHei" w:hint="eastAsia"/>
-              <w:sz w:val="24"/>
+              <w:rFonts w:hint="eastAsia" w:ascii="Microsoft JhengHei" w:hAnsi="Microsoft JhengHei" w:eastAsia="Microsoft JhengHei" w:cs="Microsoft JhengHei"/>
               <w:szCs w:val="24"/>
             </w:rPr>
             <w:fldChar w:fldCharType="begin"/>
           </w:r>
           <w:r>
             <w:rPr>
-              <w:rFonts w:ascii="Microsoft JhengHei" w:eastAsia="Microsoft JhengHei" w:hAnsi="Microsoft JhengHei" w:cs="Microsoft JhengHei" w:hint="eastAsia"/>
-              <w:sz w:val="24"/>
-              <w:szCs w:val="24"/>
-            </w:rPr>
-            <w:instrText xml:space="preserve"> HYPERLINK \l _Toc15378 </w:instrText>
-          </w:r>
-          <w:r>
-            <w:rPr>
-              <w:rFonts w:ascii="Microsoft JhengHei" w:eastAsia="Microsoft JhengHei" w:hAnsi="Microsoft JhengHei" w:cs="Microsoft JhengHei" w:hint="eastAsia"/>
-              <w:sz w:val="24"/>
+              <w:rFonts w:hint="eastAsia" w:ascii="Microsoft JhengHei" w:hAnsi="Microsoft JhengHei" w:eastAsia="Microsoft JhengHei" w:cs="Microsoft JhengHei"/>
+              <w:szCs w:val="24"/>
+            </w:rPr>
+            <w:instrText xml:space="preserve"> HYPERLINK \l _Toc25534 </w:instrText>
+          </w:r>
+          <w:r>
+            <w:rPr>
+              <w:rFonts w:hint="eastAsia" w:ascii="Microsoft JhengHei" w:hAnsi="Microsoft JhengHei" w:eastAsia="Microsoft JhengHei" w:cs="Microsoft JhengHei"/>
               <w:szCs w:val="24"/>
             </w:rPr>
             <w:fldChar w:fldCharType="separate"/>
           </w:r>
           <w:r>
             <w:rPr>
-              <w:rFonts w:ascii="Microsoft JhengHei" w:eastAsia="Microsoft JhengHei" w:hAnsi="Microsoft JhengHei" w:cs="Microsoft JhengHei" w:hint="eastAsia"/>
-              <w:bCs/>
-              <w:spacing w:val="-7"/>
-              <w:sz w:val="24"/>
-              <w:szCs w:val="24"/>
-            </w:rPr>
-            <w:t>6.6.</w:t>
-          </w:r>
-          <w:r>
-            <w:rPr>
-              <w:rFonts w:ascii="Microsoft JhengHei" w:eastAsia="Microsoft JhengHei" w:hAnsi="Microsoft JhengHei" w:cs="Microsoft JhengHei" w:hint="eastAsia"/>
-              <w:spacing w:val="56"/>
-              <w:sz w:val="24"/>
-              <w:szCs w:val="24"/>
-            </w:rPr>
-            <w:t xml:space="preserve"> </w:t>
-          </w:r>
-          <w:r>
-            <w:rPr>
-              <w:rFonts w:ascii="Microsoft JhengHei" w:eastAsia="Microsoft JhengHei" w:hAnsi="Microsoft JhengHei" w:cs="Microsoft JhengHei" w:hint="eastAsia"/>
-              <w:bCs/>
-              <w:spacing w:val="-7"/>
-              <w:sz w:val="24"/>
-              <w:szCs w:val="24"/>
-            </w:rPr>
-            <w:t>识别差距</w:t>
-          </w:r>
-          <w:r>
-            <w:rPr>
-              <w:rFonts w:ascii="Microsoft JhengHei" w:eastAsia="Microsoft JhengHei" w:hAnsi="Microsoft JhengHei" w:cs="Microsoft JhengHei" w:hint="eastAsia"/>
-              <w:sz w:val="24"/>
-              <w:szCs w:val="24"/>
-            </w:rPr>
+              <w:rFonts w:hint="default"/>
+            </w:rPr>
+            <w:t xml:space="preserve">6.5. </w:t>
+          </w:r>
+          <w:r>
+            <w:t>分析能力数据</w:t>
+          </w:r>
+          <w:r>
             <w:tab/>
           </w:r>
           <w:r>
-            <w:rPr>
-              <w:rFonts w:ascii="Microsoft JhengHei" w:eastAsia="Microsoft JhengHei" w:hAnsi="Microsoft JhengHei" w:cs="Microsoft JhengHei" w:hint="eastAsia"/>
-              <w:sz w:val="24"/>
-              <w:szCs w:val="24"/>
-            </w:rPr>
             <w:fldChar w:fldCharType="begin"/>
           </w:r>
           <w:r>
-            <w:rPr>
-              <w:rFonts w:ascii="Microsoft JhengHei" w:eastAsia="Microsoft JhengHei" w:hAnsi="Microsoft JhengHei" w:cs="Microsoft JhengHei" w:hint="eastAsia"/>
-              <w:sz w:val="24"/>
-              <w:szCs w:val="24"/>
-            </w:rPr>
-            <w:instrText xml:space="preserve"> PAGEREF _Toc15378 \h </w:instrText>
-          </w:r>
-          <w:r>
-            <w:rPr>
-              <w:rFonts w:ascii="Microsoft JhengHei" w:eastAsia="Microsoft JhengHei" w:hAnsi="Microsoft JhengHei" w:cs="Microsoft JhengHei" w:hint="eastAsia"/>
-              <w:sz w:val="24"/>
-              <w:szCs w:val="24"/>
-            </w:rPr>
+            <w:instrText xml:space="preserve"> PAGEREF _Toc25534 \h </w:instrText>
+          </w:r>
+          <w:r>
             <w:fldChar w:fldCharType="separate"/>
           </w:r>
           <w:r>
-            <w:rPr>
-              <w:rFonts w:ascii="Microsoft JhengHei" w:eastAsia="Microsoft JhengHei" w:hAnsi="Microsoft JhengHei" w:cs="Microsoft JhengHei" w:hint="eastAsia"/>
-              <w:sz w:val="24"/>
-              <w:szCs w:val="24"/>
-            </w:rPr>
             <w:t>5</w:t>
           </w:r>
           <w:r>
-            <w:rPr>
-              <w:rFonts w:ascii="Microsoft JhengHei" w:eastAsia="Microsoft JhengHei" w:hAnsi="Microsoft JhengHei" w:cs="Microsoft JhengHei" w:hint="eastAsia"/>
-              <w:sz w:val="24"/>
-              <w:szCs w:val="24"/>
-            </w:rPr>
             <w:fldChar w:fldCharType="end"/>
           </w:r>
           <w:r>
             <w:rPr>
-              <w:rFonts w:ascii="Microsoft JhengHei" w:eastAsia="Microsoft JhengHei" w:hAnsi="Microsoft JhengHei" w:cs="Microsoft JhengHei" w:hint="eastAsia"/>
-              <w:sz w:val="24"/>
+              <w:rFonts w:hint="eastAsia" w:ascii="Microsoft JhengHei" w:hAnsi="Microsoft JhengHei" w:eastAsia="Microsoft JhengHei" w:cs="Microsoft JhengHei"/>
               <w:szCs w:val="24"/>
             </w:rPr>
             <w:fldChar w:fldCharType="end"/>
@@ -2631,121 +1870,62 @@
         </w:p>
         <w:p>
           <w:pPr>
-            <w:pStyle w:val="TOC2"/>
+            <w:pStyle w:val="17"/>
             <w:tabs>
               <w:tab w:val="right" w:leader="dot" w:pos="8497"/>
             </w:tabs>
-            <w:rPr>
-              <w:rFonts w:ascii="Microsoft JhengHei" w:eastAsia="Microsoft JhengHei" w:hAnsi="Microsoft JhengHei" w:cs="Microsoft JhengHei" w:hint="eastAsia"/>
-              <w:sz w:val="24"/>
-              <w:szCs w:val="24"/>
-            </w:rPr>
           </w:pPr>
           <w:r>
             <w:rPr>
-              <w:rFonts w:ascii="Microsoft JhengHei" w:eastAsia="Microsoft JhengHei" w:hAnsi="Microsoft JhengHei" w:cs="Microsoft JhengHei" w:hint="eastAsia"/>
-              <w:sz w:val="24"/>
+              <w:rFonts w:hint="eastAsia" w:ascii="Microsoft JhengHei" w:hAnsi="Microsoft JhengHei" w:eastAsia="Microsoft JhengHei" w:cs="Microsoft JhengHei"/>
               <w:szCs w:val="24"/>
             </w:rPr>
             <w:fldChar w:fldCharType="begin"/>
           </w:r>
           <w:r>
             <w:rPr>
-              <w:rFonts w:ascii="Microsoft JhengHei" w:eastAsia="Microsoft JhengHei" w:hAnsi="Microsoft JhengHei" w:cs="Microsoft JhengHei" w:hint="eastAsia"/>
-              <w:sz w:val="24"/>
-              <w:szCs w:val="24"/>
-            </w:rPr>
-            <w:instrText xml:space="preserve"> HYPERLINK \l _Toc16906 </w:instrText>
-          </w:r>
-          <w:r>
-            <w:rPr>
-              <w:rFonts w:ascii="Microsoft JhengHei" w:eastAsia="Microsoft JhengHei" w:hAnsi="Microsoft JhengHei" w:cs="Microsoft JhengHei" w:hint="eastAsia"/>
-              <w:sz w:val="24"/>
+              <w:rFonts w:hint="eastAsia" w:ascii="Microsoft JhengHei" w:hAnsi="Microsoft JhengHei" w:eastAsia="Microsoft JhengHei" w:cs="Microsoft JhengHei"/>
+              <w:szCs w:val="24"/>
+            </w:rPr>
+            <w:instrText xml:space="preserve"> HYPERLINK \l _Toc20679 </w:instrText>
+          </w:r>
+          <w:r>
+            <w:rPr>
+              <w:rFonts w:hint="eastAsia" w:ascii="Microsoft JhengHei" w:hAnsi="Microsoft JhengHei" w:eastAsia="Microsoft JhengHei" w:cs="Microsoft JhengHei"/>
               <w:szCs w:val="24"/>
             </w:rPr>
             <w:fldChar w:fldCharType="separate"/>
           </w:r>
           <w:r>
             <w:rPr>
-              <w:rFonts w:ascii="Microsoft JhengHei" w:eastAsia="Microsoft JhengHei" w:hAnsi="Microsoft JhengHei" w:cs="Microsoft JhengHei" w:hint="eastAsia"/>
-              <w:bCs/>
-              <w:spacing w:val="-6"/>
-              <w:sz w:val="24"/>
-              <w:szCs w:val="24"/>
-            </w:rPr>
-            <w:t>6.7.</w:t>
-          </w:r>
-          <w:r>
-            <w:rPr>
-              <w:rFonts w:ascii="Microsoft JhengHei" w:eastAsia="Microsoft JhengHei" w:hAnsi="Microsoft JhengHei" w:cs="Microsoft JhengHei" w:hint="eastAsia"/>
-              <w:spacing w:val="57"/>
-              <w:sz w:val="24"/>
-              <w:szCs w:val="24"/>
-            </w:rPr>
-            <w:t xml:space="preserve"> </w:t>
-          </w:r>
-          <w:r>
-            <w:rPr>
-              <w:rFonts w:ascii="Microsoft JhengHei" w:eastAsia="Microsoft JhengHei" w:hAnsi="Microsoft JhengHei" w:cs="Microsoft JhengHei" w:hint="eastAsia"/>
-              <w:bCs/>
-              <w:spacing w:val="-6"/>
-              <w:sz w:val="24"/>
-              <w:szCs w:val="24"/>
-            </w:rPr>
-            <w:t>确定服务改进措施</w:t>
-          </w:r>
-          <w:r>
-            <w:rPr>
-              <w:rFonts w:ascii="Microsoft JhengHei" w:eastAsia="Microsoft JhengHei" w:hAnsi="Microsoft JhengHei" w:cs="Microsoft JhengHei" w:hint="eastAsia"/>
-              <w:sz w:val="24"/>
-              <w:szCs w:val="24"/>
-            </w:rPr>
+              <w:rFonts w:hint="default"/>
+            </w:rPr>
+            <w:t xml:space="preserve">6.6. </w:t>
+          </w:r>
+          <w:r>
+            <w:t>识别差距</w:t>
+          </w:r>
+          <w:r>
             <w:tab/>
           </w:r>
           <w:r>
-            <w:rPr>
-              <w:rFonts w:ascii="Microsoft JhengHei" w:eastAsia="Microsoft JhengHei" w:hAnsi="Microsoft JhengHei" w:cs="Microsoft JhengHei" w:hint="eastAsia"/>
-              <w:sz w:val="24"/>
-              <w:szCs w:val="24"/>
-            </w:rPr>
             <w:fldChar w:fldCharType="begin"/>
           </w:r>
           <w:r>
-            <w:rPr>
-              <w:rFonts w:ascii="Microsoft JhengHei" w:eastAsia="Microsoft JhengHei" w:hAnsi="Microsoft JhengHei" w:cs="Microsoft JhengHei" w:hint="eastAsia"/>
-              <w:sz w:val="24"/>
-              <w:szCs w:val="24"/>
-            </w:rPr>
-            <w:instrText xml:space="preserve"> PAGEREF _Toc16906 \h </w:instrText>
-          </w:r>
-          <w:r>
-            <w:rPr>
-              <w:rFonts w:ascii="Microsoft JhengHei" w:eastAsia="Microsoft JhengHei" w:hAnsi="Microsoft JhengHei" w:cs="Microsoft JhengHei" w:hint="eastAsia"/>
-              <w:sz w:val="24"/>
-              <w:szCs w:val="24"/>
-            </w:rPr>
+            <w:instrText xml:space="preserve"> PAGEREF _Toc20679 \h </w:instrText>
+          </w:r>
+          <w:r>
             <w:fldChar w:fldCharType="separate"/>
           </w:r>
           <w:r>
-            <w:rPr>
-              <w:rFonts w:ascii="Microsoft JhengHei" w:eastAsia="Microsoft JhengHei" w:hAnsi="Microsoft JhengHei" w:cs="Microsoft JhengHei" w:hint="eastAsia"/>
-              <w:sz w:val="24"/>
-              <w:szCs w:val="24"/>
-            </w:rPr>
             <w:t>6</w:t>
           </w:r>
           <w:r>
-            <w:rPr>
-              <w:rFonts w:ascii="Microsoft JhengHei" w:eastAsia="Microsoft JhengHei" w:hAnsi="Microsoft JhengHei" w:cs="Microsoft JhengHei" w:hint="eastAsia"/>
-              <w:sz w:val="24"/>
-              <w:szCs w:val="24"/>
-            </w:rPr>
             <w:fldChar w:fldCharType="end"/>
           </w:r>
           <w:r>
             <w:rPr>
-              <w:rFonts w:ascii="Microsoft JhengHei" w:eastAsia="Microsoft JhengHei" w:hAnsi="Microsoft JhengHei" w:cs="Microsoft JhengHei" w:hint="eastAsia"/>
-              <w:sz w:val="24"/>
+              <w:rFonts w:hint="eastAsia" w:ascii="Microsoft JhengHei" w:hAnsi="Microsoft JhengHei" w:eastAsia="Microsoft JhengHei" w:cs="Microsoft JhengHei"/>
               <w:szCs w:val="24"/>
             </w:rPr>
             <w:fldChar w:fldCharType="end"/>
@@ -2753,121 +1933,62 @@
         </w:p>
         <w:p>
           <w:pPr>
-            <w:pStyle w:val="TOC2"/>
+            <w:pStyle w:val="17"/>
             <w:tabs>
               <w:tab w:val="right" w:leader="dot" w:pos="8497"/>
             </w:tabs>
-            <w:rPr>
-              <w:rFonts w:ascii="Microsoft JhengHei" w:eastAsia="Microsoft JhengHei" w:hAnsi="Microsoft JhengHei" w:cs="Microsoft JhengHei" w:hint="eastAsia"/>
-              <w:sz w:val="24"/>
-              <w:szCs w:val="24"/>
-            </w:rPr>
           </w:pPr>
           <w:r>
             <w:rPr>
-              <w:rFonts w:ascii="Microsoft JhengHei" w:eastAsia="Microsoft JhengHei" w:hAnsi="Microsoft JhengHei" w:cs="Microsoft JhengHei" w:hint="eastAsia"/>
-              <w:sz w:val="24"/>
+              <w:rFonts w:hint="eastAsia" w:ascii="Microsoft JhengHei" w:hAnsi="Microsoft JhengHei" w:eastAsia="Microsoft JhengHei" w:cs="Microsoft JhengHei"/>
               <w:szCs w:val="24"/>
             </w:rPr>
             <w:fldChar w:fldCharType="begin"/>
           </w:r>
           <w:r>
             <w:rPr>
-              <w:rFonts w:ascii="Microsoft JhengHei" w:eastAsia="Microsoft JhengHei" w:hAnsi="Microsoft JhengHei" w:cs="Microsoft JhengHei" w:hint="eastAsia"/>
-              <w:sz w:val="24"/>
-              <w:szCs w:val="24"/>
-            </w:rPr>
-            <w:instrText xml:space="preserve"> HYPERLINK \l _Toc25467 </w:instrText>
-          </w:r>
-          <w:r>
-            <w:rPr>
-              <w:rFonts w:ascii="Microsoft JhengHei" w:eastAsia="Microsoft JhengHei" w:hAnsi="Microsoft JhengHei" w:cs="Microsoft JhengHei" w:hint="eastAsia"/>
-              <w:sz w:val="24"/>
+              <w:rFonts w:hint="eastAsia" w:ascii="Microsoft JhengHei" w:hAnsi="Microsoft JhengHei" w:eastAsia="Microsoft JhengHei" w:cs="Microsoft JhengHei"/>
+              <w:szCs w:val="24"/>
+            </w:rPr>
+            <w:instrText xml:space="preserve"> HYPERLINK \l _Toc20448 </w:instrText>
+          </w:r>
+          <w:r>
+            <w:rPr>
+              <w:rFonts w:hint="eastAsia" w:ascii="Microsoft JhengHei" w:hAnsi="Microsoft JhengHei" w:eastAsia="Microsoft JhengHei" w:cs="Microsoft JhengHei"/>
               <w:szCs w:val="24"/>
             </w:rPr>
             <w:fldChar w:fldCharType="separate"/>
           </w:r>
           <w:r>
             <w:rPr>
-              <w:rFonts w:ascii="Microsoft JhengHei" w:eastAsia="Microsoft JhengHei" w:hAnsi="Microsoft JhengHei" w:cs="Microsoft JhengHei" w:hint="eastAsia"/>
-              <w:bCs/>
-              <w:spacing w:val="-6"/>
-              <w:sz w:val="24"/>
-              <w:szCs w:val="24"/>
-            </w:rPr>
-            <w:t>6.8.</w:t>
-          </w:r>
-          <w:r>
-            <w:rPr>
-              <w:rFonts w:ascii="Microsoft JhengHei" w:eastAsia="Microsoft JhengHei" w:hAnsi="Microsoft JhengHei" w:cs="Microsoft JhengHei" w:hint="eastAsia"/>
-              <w:spacing w:val="52"/>
-              <w:sz w:val="24"/>
-              <w:szCs w:val="24"/>
-            </w:rPr>
-            <w:t xml:space="preserve"> </w:t>
-          </w:r>
-          <w:r>
-            <w:rPr>
-              <w:rFonts w:ascii="Microsoft JhengHei" w:eastAsia="Microsoft JhengHei" w:hAnsi="Microsoft JhengHei" w:cs="Microsoft JhengHei" w:hint="eastAsia"/>
-              <w:bCs/>
-              <w:spacing w:val="-6"/>
-              <w:sz w:val="24"/>
-              <w:szCs w:val="24"/>
-            </w:rPr>
-            <w:t>服务改进实施</w:t>
-          </w:r>
-          <w:r>
-            <w:rPr>
-              <w:rFonts w:ascii="Microsoft JhengHei" w:eastAsia="Microsoft JhengHei" w:hAnsi="Microsoft JhengHei" w:cs="Microsoft JhengHei" w:hint="eastAsia"/>
-              <w:sz w:val="24"/>
-              <w:szCs w:val="24"/>
-            </w:rPr>
+              <w:rFonts w:hint="default"/>
+            </w:rPr>
+            <w:t xml:space="preserve">6.7. </w:t>
+          </w:r>
+          <w:r>
+            <w:t>确定服务改进措施</w:t>
+          </w:r>
+          <w:r>
             <w:tab/>
           </w:r>
           <w:r>
-            <w:rPr>
-              <w:rFonts w:ascii="Microsoft JhengHei" w:eastAsia="Microsoft JhengHei" w:hAnsi="Microsoft JhengHei" w:cs="Microsoft JhengHei" w:hint="eastAsia"/>
-              <w:sz w:val="24"/>
-              <w:szCs w:val="24"/>
-            </w:rPr>
             <w:fldChar w:fldCharType="begin"/>
           </w:r>
           <w:r>
-            <w:rPr>
-              <w:rFonts w:ascii="Microsoft JhengHei" w:eastAsia="Microsoft JhengHei" w:hAnsi="Microsoft JhengHei" w:cs="Microsoft JhengHei" w:hint="eastAsia"/>
-              <w:sz w:val="24"/>
-              <w:szCs w:val="24"/>
-            </w:rPr>
-            <w:instrText xml:space="preserve"> PAGEREF _Toc25467 \h </w:instrText>
-          </w:r>
-          <w:r>
-            <w:rPr>
-              <w:rFonts w:ascii="Microsoft JhengHei" w:eastAsia="Microsoft JhengHei" w:hAnsi="Microsoft JhengHei" w:cs="Microsoft JhengHei" w:hint="eastAsia"/>
-              <w:sz w:val="24"/>
-              <w:szCs w:val="24"/>
-            </w:rPr>
+            <w:instrText xml:space="preserve"> PAGEREF _Toc20448 \h </w:instrText>
+          </w:r>
+          <w:r>
             <w:fldChar w:fldCharType="separate"/>
           </w:r>
           <w:r>
-            <w:rPr>
-              <w:rFonts w:ascii="Microsoft JhengHei" w:eastAsia="Microsoft JhengHei" w:hAnsi="Microsoft JhengHei" w:cs="Microsoft JhengHei" w:hint="eastAsia"/>
-              <w:sz w:val="24"/>
-              <w:szCs w:val="24"/>
-            </w:rPr>
             <w:t>6</w:t>
           </w:r>
           <w:r>
-            <w:rPr>
-              <w:rFonts w:ascii="Microsoft JhengHei" w:eastAsia="Microsoft JhengHei" w:hAnsi="Microsoft JhengHei" w:cs="Microsoft JhengHei" w:hint="eastAsia"/>
-              <w:sz w:val="24"/>
-              <w:szCs w:val="24"/>
-            </w:rPr>
             <w:fldChar w:fldCharType="end"/>
           </w:r>
           <w:r>
             <w:rPr>
-              <w:rFonts w:ascii="Microsoft JhengHei" w:eastAsia="Microsoft JhengHei" w:hAnsi="Microsoft JhengHei" w:cs="Microsoft JhengHei" w:hint="eastAsia"/>
-              <w:sz w:val="24"/>
+              <w:rFonts w:hint="eastAsia" w:ascii="Microsoft JhengHei" w:hAnsi="Microsoft JhengHei" w:eastAsia="Microsoft JhengHei" w:cs="Microsoft JhengHei"/>
               <w:szCs w:val="24"/>
             </w:rPr>
             <w:fldChar w:fldCharType="end"/>
@@ -2875,121 +1996,62 @@
         </w:p>
         <w:p>
           <w:pPr>
-            <w:pStyle w:val="TOC2"/>
+            <w:pStyle w:val="17"/>
             <w:tabs>
               <w:tab w:val="right" w:leader="dot" w:pos="8497"/>
             </w:tabs>
-            <w:rPr>
-              <w:rFonts w:ascii="Microsoft JhengHei" w:eastAsia="Microsoft JhengHei" w:hAnsi="Microsoft JhengHei" w:cs="Microsoft JhengHei" w:hint="eastAsia"/>
-              <w:sz w:val="24"/>
-              <w:szCs w:val="24"/>
-            </w:rPr>
           </w:pPr>
           <w:r>
             <w:rPr>
-              <w:rFonts w:ascii="Microsoft JhengHei" w:eastAsia="Microsoft JhengHei" w:hAnsi="Microsoft JhengHei" w:cs="Microsoft JhengHei" w:hint="eastAsia"/>
-              <w:sz w:val="24"/>
+              <w:rFonts w:hint="eastAsia" w:ascii="Microsoft JhengHei" w:hAnsi="Microsoft JhengHei" w:eastAsia="Microsoft JhengHei" w:cs="Microsoft JhengHei"/>
               <w:szCs w:val="24"/>
             </w:rPr>
             <w:fldChar w:fldCharType="begin"/>
           </w:r>
           <w:r>
             <w:rPr>
-              <w:rFonts w:ascii="Microsoft JhengHei" w:eastAsia="Microsoft JhengHei" w:hAnsi="Microsoft JhengHei" w:cs="Microsoft JhengHei" w:hint="eastAsia"/>
-              <w:sz w:val="24"/>
-              <w:szCs w:val="24"/>
-            </w:rPr>
-            <w:instrText xml:space="preserve"> HYPERLINK \l _Toc23053 </w:instrText>
-          </w:r>
-          <w:r>
-            <w:rPr>
-              <w:rFonts w:ascii="Microsoft JhengHei" w:eastAsia="Microsoft JhengHei" w:hAnsi="Microsoft JhengHei" w:cs="Microsoft JhengHei" w:hint="eastAsia"/>
-              <w:sz w:val="24"/>
+              <w:rFonts w:hint="eastAsia" w:ascii="Microsoft JhengHei" w:hAnsi="Microsoft JhengHei" w:eastAsia="Microsoft JhengHei" w:cs="Microsoft JhengHei"/>
+              <w:szCs w:val="24"/>
+            </w:rPr>
+            <w:instrText xml:space="preserve"> HYPERLINK \l _Toc19817 </w:instrText>
+          </w:r>
+          <w:r>
+            <w:rPr>
+              <w:rFonts w:hint="eastAsia" w:ascii="Microsoft JhengHei" w:hAnsi="Microsoft JhengHei" w:eastAsia="Microsoft JhengHei" w:cs="Microsoft JhengHei"/>
               <w:szCs w:val="24"/>
             </w:rPr>
             <w:fldChar w:fldCharType="separate"/>
           </w:r>
           <w:r>
             <w:rPr>
-              <w:rFonts w:ascii="Microsoft JhengHei" w:eastAsia="Microsoft JhengHei" w:hAnsi="Microsoft JhengHei" w:cs="Microsoft JhengHei" w:hint="eastAsia"/>
-              <w:bCs/>
-              <w:spacing w:val="-7"/>
-              <w:sz w:val="24"/>
-              <w:szCs w:val="24"/>
-            </w:rPr>
-            <w:t>6.9.</w:t>
-          </w:r>
-          <w:r>
-            <w:rPr>
-              <w:rFonts w:ascii="Microsoft JhengHei" w:eastAsia="Microsoft JhengHei" w:hAnsi="Microsoft JhengHei" w:cs="Microsoft JhengHei" w:hint="eastAsia"/>
-              <w:spacing w:val="56"/>
-              <w:sz w:val="24"/>
-              <w:szCs w:val="24"/>
-            </w:rPr>
-            <w:t xml:space="preserve"> </w:t>
-          </w:r>
-          <w:r>
-            <w:rPr>
-              <w:rFonts w:ascii="Microsoft JhengHei" w:eastAsia="Microsoft JhengHei" w:hAnsi="Microsoft JhengHei" w:cs="Microsoft JhengHei" w:hint="eastAsia"/>
-              <w:bCs/>
-              <w:spacing w:val="-7"/>
-              <w:sz w:val="24"/>
-              <w:szCs w:val="24"/>
-            </w:rPr>
-            <w:t>服务监控</w:t>
-          </w:r>
-          <w:r>
-            <w:rPr>
-              <w:rFonts w:ascii="Microsoft JhengHei" w:eastAsia="Microsoft JhengHei" w:hAnsi="Microsoft JhengHei" w:cs="Microsoft JhengHei" w:hint="eastAsia"/>
-              <w:sz w:val="24"/>
-              <w:szCs w:val="24"/>
-            </w:rPr>
+              <w:rFonts w:hint="default"/>
+            </w:rPr>
+            <w:t xml:space="preserve">6.8. </w:t>
+          </w:r>
+          <w:r>
+            <w:t>服务改进实施</w:t>
+          </w:r>
+          <w:r>
             <w:tab/>
           </w:r>
           <w:r>
-            <w:rPr>
-              <w:rFonts w:ascii="Microsoft JhengHei" w:eastAsia="Microsoft JhengHei" w:hAnsi="Microsoft JhengHei" w:cs="Microsoft JhengHei" w:hint="eastAsia"/>
-              <w:sz w:val="24"/>
-              <w:szCs w:val="24"/>
-            </w:rPr>
             <w:fldChar w:fldCharType="begin"/>
           </w:r>
           <w:r>
-            <w:rPr>
-              <w:rFonts w:ascii="Microsoft JhengHei" w:eastAsia="Microsoft JhengHei" w:hAnsi="Microsoft JhengHei" w:cs="Microsoft JhengHei" w:hint="eastAsia"/>
-              <w:sz w:val="24"/>
-              <w:szCs w:val="24"/>
-            </w:rPr>
-            <w:instrText xml:space="preserve"> PAGEREF _Toc23053 \h </w:instrText>
-          </w:r>
-          <w:r>
-            <w:rPr>
-              <w:rFonts w:ascii="Microsoft JhengHei" w:eastAsia="Microsoft JhengHei" w:hAnsi="Microsoft JhengHei" w:cs="Microsoft JhengHei" w:hint="eastAsia"/>
-              <w:sz w:val="24"/>
-              <w:szCs w:val="24"/>
-            </w:rPr>
+            <w:instrText xml:space="preserve"> PAGEREF _Toc19817 \h </w:instrText>
+          </w:r>
+          <w:r>
             <w:fldChar w:fldCharType="separate"/>
           </w:r>
           <w:r>
-            <w:rPr>
-              <w:rFonts w:ascii="Microsoft JhengHei" w:eastAsia="Microsoft JhengHei" w:hAnsi="Microsoft JhengHei" w:cs="Microsoft JhengHei" w:hint="eastAsia"/>
-              <w:sz w:val="24"/>
-              <w:szCs w:val="24"/>
-            </w:rPr>
             <w:t>6</w:t>
           </w:r>
           <w:r>
-            <w:rPr>
-              <w:rFonts w:ascii="Microsoft JhengHei" w:eastAsia="Microsoft JhengHei" w:hAnsi="Microsoft JhengHei" w:cs="Microsoft JhengHei" w:hint="eastAsia"/>
-              <w:sz w:val="24"/>
-              <w:szCs w:val="24"/>
-            </w:rPr>
             <w:fldChar w:fldCharType="end"/>
           </w:r>
           <w:r>
             <w:rPr>
-              <w:rFonts w:ascii="Microsoft JhengHei" w:eastAsia="Microsoft JhengHei" w:hAnsi="Microsoft JhengHei" w:cs="Microsoft JhengHei" w:hint="eastAsia"/>
-              <w:sz w:val="24"/>
+              <w:rFonts w:hint="eastAsia" w:ascii="Microsoft JhengHei" w:hAnsi="Microsoft JhengHei" w:eastAsia="Microsoft JhengHei" w:cs="Microsoft JhengHei"/>
               <w:szCs w:val="24"/>
             </w:rPr>
             <w:fldChar w:fldCharType="end"/>
@@ -2997,121 +2059,62 @@
         </w:p>
         <w:p>
           <w:pPr>
-            <w:pStyle w:val="TOC1"/>
+            <w:pStyle w:val="17"/>
             <w:tabs>
               <w:tab w:val="right" w:leader="dot" w:pos="8497"/>
             </w:tabs>
-            <w:rPr>
-              <w:rFonts w:ascii="Microsoft JhengHei" w:eastAsia="Microsoft JhengHei" w:hAnsi="Microsoft JhengHei" w:cs="Microsoft JhengHei" w:hint="eastAsia"/>
-              <w:sz w:val="24"/>
-              <w:szCs w:val="24"/>
-            </w:rPr>
           </w:pPr>
           <w:r>
             <w:rPr>
-              <w:rFonts w:ascii="Microsoft JhengHei" w:eastAsia="Microsoft JhengHei" w:hAnsi="Microsoft JhengHei" w:cs="Microsoft JhengHei" w:hint="eastAsia"/>
-              <w:sz w:val="24"/>
+              <w:rFonts w:hint="eastAsia" w:ascii="Microsoft JhengHei" w:hAnsi="Microsoft JhengHei" w:eastAsia="Microsoft JhengHei" w:cs="Microsoft JhengHei"/>
               <w:szCs w:val="24"/>
             </w:rPr>
             <w:fldChar w:fldCharType="begin"/>
           </w:r>
           <w:r>
             <w:rPr>
-              <w:rFonts w:ascii="Microsoft JhengHei" w:eastAsia="Microsoft JhengHei" w:hAnsi="Microsoft JhengHei" w:cs="Microsoft JhengHei" w:hint="eastAsia"/>
-              <w:sz w:val="24"/>
-              <w:szCs w:val="24"/>
-            </w:rPr>
-            <w:instrText xml:space="preserve"> HYPERLINK \l _Toc18132 </w:instrText>
-          </w:r>
-          <w:r>
-            <w:rPr>
-              <w:rFonts w:ascii="Microsoft JhengHei" w:eastAsia="Microsoft JhengHei" w:hAnsi="Microsoft JhengHei" w:cs="Microsoft JhengHei" w:hint="eastAsia"/>
-              <w:sz w:val="24"/>
+              <w:rFonts w:hint="eastAsia" w:ascii="Microsoft JhengHei" w:hAnsi="Microsoft JhengHei" w:eastAsia="Microsoft JhengHei" w:cs="Microsoft JhengHei"/>
+              <w:szCs w:val="24"/>
+            </w:rPr>
+            <w:instrText xml:space="preserve"> HYPERLINK \l _Toc15367 </w:instrText>
+          </w:r>
+          <w:r>
+            <w:rPr>
+              <w:rFonts w:hint="eastAsia" w:ascii="Microsoft JhengHei" w:hAnsi="Microsoft JhengHei" w:eastAsia="Microsoft JhengHei" w:cs="Microsoft JhengHei"/>
               <w:szCs w:val="24"/>
             </w:rPr>
             <w:fldChar w:fldCharType="separate"/>
           </w:r>
           <w:r>
             <w:rPr>
-              <w:rFonts w:ascii="Microsoft JhengHei" w:eastAsia="Microsoft JhengHei" w:hAnsi="Microsoft JhengHei" w:cs="Microsoft JhengHei" w:hint="eastAsia"/>
-              <w:bCs/>
-              <w:spacing w:val="-12"/>
-              <w:sz w:val="24"/>
-              <w:szCs w:val="24"/>
-            </w:rPr>
-            <w:t>7.</w:t>
-          </w:r>
-          <w:r>
-            <w:rPr>
-              <w:rFonts w:ascii="Microsoft JhengHei" w:eastAsia="Microsoft JhengHei" w:hAnsi="Microsoft JhengHei" w:cs="Microsoft JhengHei" w:hint="eastAsia"/>
-              <w:spacing w:val="199"/>
-              <w:sz w:val="24"/>
-              <w:szCs w:val="24"/>
-            </w:rPr>
-            <w:t xml:space="preserve"> </w:t>
-          </w:r>
-          <w:r>
-            <w:rPr>
-              <w:rFonts w:ascii="Microsoft JhengHei" w:eastAsia="Microsoft JhengHei" w:hAnsi="Microsoft JhengHei" w:cs="Microsoft JhengHei" w:hint="eastAsia"/>
-              <w:bCs/>
-              <w:spacing w:val="-12"/>
-              <w:sz w:val="24"/>
-              <w:szCs w:val="24"/>
-            </w:rPr>
-            <w:t>相关文件</w:t>
-          </w:r>
-          <w:r>
-            <w:rPr>
-              <w:rFonts w:ascii="Microsoft JhengHei" w:eastAsia="Microsoft JhengHei" w:hAnsi="Microsoft JhengHei" w:cs="Microsoft JhengHei" w:hint="eastAsia"/>
-              <w:sz w:val="24"/>
-              <w:szCs w:val="24"/>
-            </w:rPr>
+              <w:rFonts w:hint="default"/>
+            </w:rPr>
+            <w:t xml:space="preserve">6.9. </w:t>
+          </w:r>
+          <w:r>
+            <w:t>服务监控</w:t>
+          </w:r>
+          <w:r>
             <w:tab/>
           </w:r>
           <w:r>
-            <w:rPr>
-              <w:rFonts w:ascii="Microsoft JhengHei" w:eastAsia="Microsoft JhengHei" w:hAnsi="Microsoft JhengHei" w:cs="Microsoft JhengHei" w:hint="eastAsia"/>
-              <w:sz w:val="24"/>
-              <w:szCs w:val="24"/>
-            </w:rPr>
             <w:fldChar w:fldCharType="begin"/>
           </w:r>
           <w:r>
-            <w:rPr>
-              <w:rFonts w:ascii="Microsoft JhengHei" w:eastAsia="Microsoft JhengHei" w:hAnsi="Microsoft JhengHei" w:cs="Microsoft JhengHei" w:hint="eastAsia"/>
-              <w:sz w:val="24"/>
-              <w:szCs w:val="24"/>
-            </w:rPr>
-            <w:instrText xml:space="preserve"> PAGEREF _Toc18132 \h </w:instrText>
-          </w:r>
-          <w:r>
-            <w:rPr>
-              <w:rFonts w:ascii="Microsoft JhengHei" w:eastAsia="Microsoft JhengHei" w:hAnsi="Microsoft JhengHei" w:cs="Microsoft JhengHei" w:hint="eastAsia"/>
-              <w:sz w:val="24"/>
-              <w:szCs w:val="24"/>
-            </w:rPr>
+            <w:instrText xml:space="preserve"> PAGEREF _Toc15367 \h </w:instrText>
+          </w:r>
+          <w:r>
             <w:fldChar w:fldCharType="separate"/>
           </w:r>
           <w:r>
-            <w:rPr>
-              <w:rFonts w:ascii="Microsoft JhengHei" w:eastAsia="Microsoft JhengHei" w:hAnsi="Microsoft JhengHei" w:cs="Microsoft JhengHei" w:hint="eastAsia"/>
-              <w:sz w:val="24"/>
-              <w:szCs w:val="24"/>
-            </w:rPr>
             <w:t>6</w:t>
           </w:r>
           <w:r>
-            <w:rPr>
-              <w:rFonts w:ascii="Microsoft JhengHei" w:eastAsia="Microsoft JhengHei" w:hAnsi="Microsoft JhengHei" w:cs="Microsoft JhengHei" w:hint="eastAsia"/>
-              <w:sz w:val="24"/>
-              <w:szCs w:val="24"/>
-            </w:rPr>
             <w:fldChar w:fldCharType="end"/>
           </w:r>
           <w:r>
             <w:rPr>
-              <w:rFonts w:ascii="Microsoft JhengHei" w:eastAsia="Microsoft JhengHei" w:hAnsi="Microsoft JhengHei" w:cs="Microsoft JhengHei" w:hint="eastAsia"/>
-              <w:sz w:val="24"/>
+              <w:rFonts w:hint="eastAsia" w:ascii="Microsoft JhengHei" w:hAnsi="Microsoft JhengHei" w:eastAsia="Microsoft JhengHei" w:cs="Microsoft JhengHei"/>
               <w:szCs w:val="24"/>
             </w:rPr>
             <w:fldChar w:fldCharType="end"/>
@@ -3119,140 +2122,125 @@
         </w:p>
         <w:p>
           <w:pPr>
-            <w:pStyle w:val="TOC1"/>
+            <w:pStyle w:val="16"/>
             <w:tabs>
               <w:tab w:val="right" w:leader="dot" w:pos="8497"/>
             </w:tabs>
-            <w:rPr>
-              <w:rFonts w:ascii="Microsoft JhengHei" w:eastAsia="Microsoft JhengHei" w:hAnsi="Microsoft JhengHei" w:cs="Microsoft JhengHei" w:hint="eastAsia"/>
-              <w:sz w:val="24"/>
-              <w:szCs w:val="24"/>
-            </w:rPr>
           </w:pPr>
           <w:r>
             <w:rPr>
-              <w:rFonts w:ascii="Microsoft JhengHei" w:eastAsia="Microsoft JhengHei" w:hAnsi="Microsoft JhengHei" w:cs="Microsoft JhengHei" w:hint="eastAsia"/>
-              <w:sz w:val="24"/>
+              <w:rFonts w:hint="eastAsia" w:ascii="Microsoft JhengHei" w:hAnsi="Microsoft JhengHei" w:eastAsia="Microsoft JhengHei" w:cs="Microsoft JhengHei"/>
               <w:szCs w:val="24"/>
             </w:rPr>
             <w:fldChar w:fldCharType="begin"/>
           </w:r>
           <w:r>
             <w:rPr>
-              <w:rFonts w:ascii="Microsoft JhengHei" w:eastAsia="Microsoft JhengHei" w:hAnsi="Microsoft JhengHei" w:cs="Microsoft JhengHei" w:hint="eastAsia"/>
-              <w:sz w:val="24"/>
-              <w:szCs w:val="24"/>
-            </w:rPr>
-            <w:instrText xml:space="preserve"> HYPERLINK \l _Toc11130 </w:instrText>
-          </w:r>
-          <w:r>
-            <w:rPr>
-              <w:rFonts w:ascii="Microsoft JhengHei" w:eastAsia="Microsoft JhengHei" w:hAnsi="Microsoft JhengHei" w:cs="Microsoft JhengHei" w:hint="eastAsia"/>
-              <w:sz w:val="24"/>
+              <w:rFonts w:hint="eastAsia" w:ascii="Microsoft JhengHei" w:hAnsi="Microsoft JhengHei" w:eastAsia="Microsoft JhengHei" w:cs="Microsoft JhengHei"/>
+              <w:szCs w:val="24"/>
+            </w:rPr>
+            <w:instrText xml:space="preserve"> HYPERLINK \l _Toc29552 </w:instrText>
+          </w:r>
+          <w:r>
+            <w:rPr>
+              <w:rFonts w:hint="eastAsia" w:ascii="Microsoft JhengHei" w:hAnsi="Microsoft JhengHei" w:eastAsia="Microsoft JhengHei" w:cs="Microsoft JhengHei"/>
               <w:szCs w:val="24"/>
             </w:rPr>
             <w:fldChar w:fldCharType="separate"/>
           </w:r>
           <w:r>
             <w:rPr>
-              <w:rFonts w:ascii="Microsoft JhengHei" w:eastAsia="Microsoft JhengHei" w:hAnsi="Microsoft JhengHei" w:cs="Microsoft JhengHei" w:hint="eastAsia"/>
-              <w:bCs/>
-              <w:spacing w:val="-19"/>
-              <w:sz w:val="24"/>
-              <w:szCs w:val="24"/>
-            </w:rPr>
-            <w:t>8.</w:t>
-          </w:r>
-          <w:r>
-            <w:rPr>
-              <w:rFonts w:ascii="Microsoft JhengHei" w:eastAsia="Microsoft JhengHei" w:hAnsi="Microsoft JhengHei" w:cs="Microsoft JhengHei" w:hint="eastAsia"/>
-              <w:spacing w:val="-71"/>
-              <w:sz w:val="24"/>
-              <w:szCs w:val="24"/>
-            </w:rPr>
-            <w:t xml:space="preserve"> </w:t>
-          </w:r>
-          <w:r>
-            <w:rPr>
-              <w:rFonts w:ascii="Microsoft JhengHei" w:eastAsia="Microsoft JhengHei" w:hAnsi="Microsoft JhengHei" w:cs="Microsoft JhengHei" w:hint="eastAsia"/>
-              <w:bCs/>
-              <w:spacing w:val="-19"/>
-              <w:sz w:val="24"/>
-              <w:szCs w:val="24"/>
-            </w:rPr>
-            <w:t>附</w:t>
-          </w:r>
-          <w:r>
-            <w:rPr>
-              <w:rFonts w:ascii="Microsoft JhengHei" w:eastAsia="Microsoft JhengHei" w:hAnsi="Microsoft JhengHei" w:cs="Microsoft JhengHei" w:hint="eastAsia"/>
-              <w:spacing w:val="10"/>
-              <w:sz w:val="24"/>
-              <w:szCs w:val="24"/>
-            </w:rPr>
-            <w:t xml:space="preserve">  </w:t>
-          </w:r>
-          <w:r>
-            <w:rPr>
-              <w:rFonts w:ascii="Microsoft JhengHei" w:eastAsia="Microsoft JhengHei" w:hAnsi="Microsoft JhengHei" w:cs="Microsoft JhengHei" w:hint="eastAsia"/>
-              <w:bCs/>
-              <w:spacing w:val="-19"/>
-              <w:sz w:val="24"/>
-              <w:szCs w:val="24"/>
-            </w:rPr>
-            <w:t>则</w:t>
-          </w:r>
-          <w:r>
-            <w:rPr>
-              <w:rFonts w:ascii="Microsoft JhengHei" w:eastAsia="Microsoft JhengHei" w:hAnsi="Microsoft JhengHei" w:cs="Microsoft JhengHei" w:hint="eastAsia"/>
-              <w:sz w:val="24"/>
-              <w:szCs w:val="24"/>
-            </w:rPr>
+              <w:rFonts w:hint="default"/>
+            </w:rPr>
+            <w:t xml:space="preserve">7. </w:t>
+          </w:r>
+          <w:r>
+            <w:t>相关文件</w:t>
+          </w:r>
+          <w:r>
             <w:tab/>
           </w:r>
           <w:r>
-            <w:rPr>
-              <w:rFonts w:ascii="Microsoft JhengHei" w:eastAsia="Microsoft JhengHei" w:hAnsi="Microsoft JhengHei" w:cs="Microsoft JhengHei" w:hint="eastAsia"/>
-              <w:sz w:val="24"/>
-              <w:szCs w:val="24"/>
-            </w:rPr>
             <w:fldChar w:fldCharType="begin"/>
           </w:r>
           <w:r>
-            <w:rPr>
-              <w:rFonts w:ascii="Microsoft JhengHei" w:eastAsia="Microsoft JhengHei" w:hAnsi="Microsoft JhengHei" w:cs="Microsoft JhengHei" w:hint="eastAsia"/>
-              <w:sz w:val="24"/>
-              <w:szCs w:val="24"/>
-            </w:rPr>
-            <w:instrText xml:space="preserve"> PAGEREF _Toc11130 \h </w:instrText>
-          </w:r>
-          <w:r>
-            <w:rPr>
-              <w:rFonts w:ascii="Microsoft JhengHei" w:eastAsia="Microsoft JhengHei" w:hAnsi="Microsoft JhengHei" w:cs="Microsoft JhengHei" w:hint="eastAsia"/>
-              <w:sz w:val="24"/>
-              <w:szCs w:val="24"/>
-            </w:rPr>
+            <w:instrText xml:space="preserve"> PAGEREF _Toc29552 \h </w:instrText>
+          </w:r>
+          <w:r>
             <w:fldChar w:fldCharType="separate"/>
           </w:r>
           <w:r>
-            <w:rPr>
-              <w:rFonts w:ascii="Microsoft JhengHei" w:eastAsia="Microsoft JhengHei" w:hAnsi="Microsoft JhengHei" w:cs="Microsoft JhengHei" w:hint="eastAsia"/>
-              <w:sz w:val="24"/>
-              <w:szCs w:val="24"/>
-            </w:rPr>
             <w:t>6</w:t>
           </w:r>
           <w:r>
-            <w:rPr>
-              <w:rFonts w:ascii="Microsoft JhengHei" w:eastAsia="Microsoft JhengHei" w:hAnsi="Microsoft JhengHei" w:cs="Microsoft JhengHei" w:hint="eastAsia"/>
-              <w:sz w:val="24"/>
-              <w:szCs w:val="24"/>
-            </w:rPr>
             <w:fldChar w:fldCharType="end"/>
           </w:r>
           <w:r>
             <w:rPr>
-              <w:rFonts w:ascii="Microsoft JhengHei" w:eastAsia="Microsoft JhengHei" w:hAnsi="Microsoft JhengHei" w:cs="Microsoft JhengHei" w:hint="eastAsia"/>
-              <w:sz w:val="24"/>
+              <w:rFonts w:hint="eastAsia" w:ascii="Microsoft JhengHei" w:hAnsi="Microsoft JhengHei" w:eastAsia="Microsoft JhengHei" w:cs="Microsoft JhengHei"/>
+              <w:szCs w:val="24"/>
+            </w:rPr>
+            <w:fldChar w:fldCharType="end"/>
+          </w:r>
+        </w:p>
+        <w:p>
+          <w:pPr>
+            <w:pStyle w:val="16"/>
+            <w:tabs>
+              <w:tab w:val="right" w:leader="dot" w:pos="8497"/>
+            </w:tabs>
+          </w:pPr>
+          <w:r>
+            <w:rPr>
+              <w:rFonts w:hint="eastAsia" w:ascii="Microsoft JhengHei" w:hAnsi="Microsoft JhengHei" w:eastAsia="Microsoft JhengHei" w:cs="Microsoft JhengHei"/>
+              <w:szCs w:val="24"/>
+            </w:rPr>
+            <w:fldChar w:fldCharType="begin"/>
+          </w:r>
+          <w:r>
+            <w:rPr>
+              <w:rFonts w:hint="eastAsia" w:ascii="Microsoft JhengHei" w:hAnsi="Microsoft JhengHei" w:eastAsia="Microsoft JhengHei" w:cs="Microsoft JhengHei"/>
+              <w:szCs w:val="24"/>
+            </w:rPr>
+            <w:instrText xml:space="preserve"> HYPERLINK \l _Toc22681 </w:instrText>
+          </w:r>
+          <w:r>
+            <w:rPr>
+              <w:rFonts w:hint="eastAsia" w:ascii="Microsoft JhengHei" w:hAnsi="Microsoft JhengHei" w:eastAsia="Microsoft JhengHei" w:cs="Microsoft JhengHei"/>
+              <w:szCs w:val="24"/>
+            </w:rPr>
+            <w:fldChar w:fldCharType="separate"/>
+          </w:r>
+          <w:r>
+            <w:rPr>
+              <w:rFonts w:hint="default"/>
+            </w:rPr>
+            <w:t xml:space="preserve">8. </w:t>
+          </w:r>
+          <w:r>
+            <w:t>附  则</w:t>
+          </w:r>
+          <w:r>
+            <w:tab/>
+          </w:r>
+          <w:r>
+            <w:fldChar w:fldCharType="begin"/>
+          </w:r>
+          <w:r>
+            <w:instrText xml:space="preserve"> PAGEREF _Toc22681 \h </w:instrText>
+          </w:r>
+          <w:r>
+            <w:fldChar w:fldCharType="separate"/>
+          </w:r>
+          <w:r>
+            <w:t>6</w:t>
+          </w:r>
+          <w:r>
+            <w:fldChar w:fldCharType="end"/>
+          </w:r>
+          <w:r>
+            <w:rPr>
+              <w:rFonts w:hint="eastAsia" w:ascii="Microsoft JhengHei" w:hAnsi="Microsoft JhengHei" w:eastAsia="Microsoft JhengHei" w:cs="Microsoft JhengHei"/>
               <w:szCs w:val="24"/>
             </w:rPr>
             <w:fldChar w:fldCharType="end"/>
@@ -3262,7 +2250,7 @@
           <w:pPr>
             <w:spacing w:line="219" w:lineRule="auto"/>
             <w:rPr>
-              <w:rFonts w:ascii="Microsoft JhengHei" w:eastAsia="Microsoft JhengHei" w:hAnsi="Microsoft JhengHei" w:cs="Microsoft JhengHei" w:hint="eastAsia"/>
+              <w:rFonts w:hint="eastAsia" w:ascii="Microsoft JhengHei" w:hAnsi="Microsoft JhengHei" w:eastAsia="Microsoft JhengHei" w:cs="Microsoft JhengHei"/>
               <w:snapToGrid w:val="0"/>
               <w:color w:val="000000"/>
               <w:kern w:val="0"/>
@@ -3273,8 +2261,7 @@
           </w:pPr>
           <w:r>
             <w:rPr>
-              <w:rFonts w:ascii="Microsoft JhengHei" w:eastAsia="Microsoft JhengHei" w:hAnsi="Microsoft JhengHei" w:cs="Microsoft JhengHei" w:hint="eastAsia"/>
-              <w:sz w:val="24"/>
+              <w:rFonts w:hint="eastAsia" w:ascii="Microsoft JhengHei" w:hAnsi="Microsoft JhengHei" w:eastAsia="Microsoft JhengHei" w:cs="Microsoft JhengHei"/>
               <w:szCs w:val="24"/>
             </w:rPr>
             <w:fldChar w:fldCharType="end"/>
@@ -3286,7 +2273,7 @@
       <w:pPr>
         <w:spacing w:line="219" w:lineRule="auto"/>
         <w:rPr>
-          <w:rFonts w:ascii="Microsoft JhengHei" w:eastAsia="Microsoft JhengHei" w:hAnsi="Microsoft JhengHei" w:cs="Microsoft JhengHei" w:hint="eastAsia"/>
+          <w:rFonts w:hint="eastAsia" w:ascii="Microsoft JhengHei" w:hAnsi="Microsoft JhengHei" w:eastAsia="Microsoft JhengHei" w:cs="Microsoft JhengHei"/>
           <w:snapToGrid w:val="0"/>
           <w:color w:val="000000"/>
           <w:kern w:val="0"/>
@@ -3297,20 +2284,20 @@
         <w:sectPr>
           <w:pgSz w:w="11906" w:h="16839"/>
           <w:pgMar w:top="1431" w:right="1700" w:bottom="0" w:left="1709" w:header="0" w:footer="0" w:gutter="0"/>
-          <w:cols w:num="1" w:space="720"/>
+          <w:cols w:space="720" w:num="1"/>
         </w:sectPr>
       </w:pPr>
     </w:p>
     <w:p>
       <w:pPr>
-        <w:pStyle w:val="1"/>
+        <w:pStyle w:val="26"/>
         <w:bidi w:val="0"/>
       </w:pPr>
-      <w:bookmarkStart w:id="2" w:name="_Toc28955"/>
+      <w:bookmarkStart w:id="3" w:name="_Toc10294"/>
       <w:r>
         <w:t>目的</w:t>
       </w:r>
-      <w:bookmarkEnd w:id="2"/>
+      <w:bookmarkEnd w:id="3"/>
     </w:p>
     <w:p>
       <w:pPr>
@@ -3328,10 +2315,10 @@
         <w:adjustRightInd w:val="0"/>
         <w:snapToGrid w:val="0"/>
         <w:spacing w:line="360" w:lineRule="auto"/>
-        <w:ind w:left="0" w:right="0" w:firstLine="420" w:firstLineChars="200"/>
+        <w:ind w:left="0" w:right="0" w:firstLine="476" w:firstLineChars="200"/>
         <w:textAlignment w:val="baseline"/>
         <w:rPr>
-          <w:rFonts w:ascii="宋体" w:eastAsia="宋体" w:hAnsi="宋体" w:cs="宋体"/>
+          <w:rFonts w:ascii="宋体" w:hAnsi="宋体" w:eastAsia="宋体" w:cs="宋体"/>
           <w:spacing w:val="-1"/>
           <w:sz w:val="24"/>
           <w:szCs w:val="24"/>
@@ -3339,7 +2326,7 @@
       </w:pPr>
       <w:r>
         <w:rPr>
-          <w:rFonts w:ascii="宋体" w:eastAsia="宋体" w:hAnsi="宋体" w:cs="宋体"/>
+          <w:rFonts w:ascii="宋体" w:hAnsi="宋体" w:eastAsia="宋体" w:cs="宋体"/>
           <w:spacing w:val="-1"/>
           <w:sz w:val="24"/>
           <w:szCs w:val="24"/>
@@ -3354,16 +2341,16 @@
           <w:numId w:val="2"/>
         </w:numPr>
         <w:spacing w:before="1" w:line="289" w:lineRule="auto"/>
-        <w:ind w:left="425" w:right="330" w:hanging="425" w:leftChars="0" w:firstLineChars="0"/>
-        <w:rPr>
-          <w:rFonts w:ascii="宋体" w:eastAsia="宋体" w:hAnsi="宋体" w:cs="宋体"/>
-          <w:sz w:val="24"/>
-          <w:szCs w:val="24"/>
-        </w:rPr>
-      </w:pPr>
-      <w:r>
-        <w:rPr>
-          <w:rFonts w:ascii="宋体" w:eastAsia="宋体" w:hAnsi="宋体" w:cs="宋体"/>
+        <w:ind w:left="425" w:leftChars="0" w:right="330" w:hanging="425" w:firstLineChars="0"/>
+        <w:rPr>
+          <w:rFonts w:ascii="宋体" w:hAnsi="宋体" w:eastAsia="宋体" w:cs="宋体"/>
+          <w:sz w:val="24"/>
+          <w:szCs w:val="24"/>
+        </w:rPr>
+      </w:pPr>
+      <w:r>
+        <w:rPr>
+          <w:rFonts w:ascii="宋体" w:hAnsi="宋体" w:eastAsia="宋体" w:cs="宋体"/>
           <w:spacing w:val="-1"/>
           <w:sz w:val="24"/>
           <w:szCs w:val="24"/>
@@ -3372,7 +2359,7 @@
       </w:r>
       <w:r>
         <w:rPr>
-          <w:rFonts w:ascii="宋体" w:eastAsia="宋体" w:hAnsi="宋体" w:cs="宋体"/>
+          <w:rFonts w:ascii="宋体" w:hAnsi="宋体" w:eastAsia="宋体" w:cs="宋体"/>
           <w:spacing w:val="-2"/>
           <w:sz w:val="24"/>
           <w:szCs w:val="24"/>
@@ -3381,7 +2368,7 @@
       </w:r>
       <w:r>
         <w:rPr>
-          <w:rFonts w:ascii="宋体" w:eastAsia="宋体" w:hAnsi="宋体" w:cs="宋体"/>
+          <w:rFonts w:ascii="宋体" w:hAnsi="宋体" w:eastAsia="宋体" w:cs="宋体"/>
           <w:spacing w:val="-10"/>
           <w:sz w:val="24"/>
           <w:szCs w:val="24"/>
@@ -3390,7 +2377,7 @@
       </w:r>
       <w:r>
         <w:rPr>
-          <w:rFonts w:ascii="宋体" w:eastAsia="宋体" w:hAnsi="宋体" w:cs="宋体"/>
+          <w:rFonts w:ascii="宋体" w:hAnsi="宋体" w:eastAsia="宋体" w:cs="宋体"/>
           <w:spacing w:val="16"/>
           <w:sz w:val="24"/>
           <w:szCs w:val="24"/>
@@ -3399,7 +2386,7 @@
       </w:r>
       <w:r>
         <w:rPr>
-          <w:rFonts w:ascii="宋体" w:eastAsia="宋体" w:hAnsi="宋体" w:cs="宋体"/>
+          <w:rFonts w:ascii="宋体" w:hAnsi="宋体" w:eastAsia="宋体" w:cs="宋体"/>
           <w:spacing w:val="-10"/>
           <w:sz w:val="24"/>
           <w:szCs w:val="24"/>
@@ -3414,16 +2401,16 @@
           <w:numId w:val="2"/>
         </w:numPr>
         <w:spacing w:before="181" w:line="290" w:lineRule="auto"/>
-        <w:ind w:left="425" w:right="326" w:hanging="425" w:leftChars="0" w:firstLineChars="0"/>
-        <w:rPr>
-          <w:rFonts w:ascii="宋体" w:eastAsia="宋体" w:hAnsi="宋体" w:cs="宋体"/>
-          <w:sz w:val="24"/>
-          <w:szCs w:val="24"/>
-        </w:rPr>
-      </w:pPr>
-      <w:r>
-        <w:rPr>
-          <w:rFonts w:ascii="宋体" w:eastAsia="宋体" w:hAnsi="宋体" w:cs="宋体"/>
+        <w:ind w:left="425" w:leftChars="0" w:right="326" w:hanging="425" w:firstLineChars="0"/>
+        <w:rPr>
+          <w:rFonts w:ascii="宋体" w:hAnsi="宋体" w:eastAsia="宋体" w:cs="宋体"/>
+          <w:sz w:val="24"/>
+          <w:szCs w:val="24"/>
+        </w:rPr>
+      </w:pPr>
+      <w:r>
+        <w:rPr>
+          <w:rFonts w:ascii="宋体" w:hAnsi="宋体" w:eastAsia="宋体" w:cs="宋体"/>
           <w:spacing w:val="-1"/>
           <w:sz w:val="24"/>
           <w:szCs w:val="24"/>
@@ -3432,7 +2419,7 @@
       </w:r>
       <w:r>
         <w:rPr>
-          <w:rFonts w:ascii="宋体" w:eastAsia="宋体" w:hAnsi="宋体" w:cs="宋体"/>
+          <w:rFonts w:ascii="宋体" w:hAnsi="宋体" w:eastAsia="宋体" w:cs="宋体"/>
           <w:spacing w:val="-6"/>
           <w:sz w:val="24"/>
           <w:szCs w:val="24"/>
@@ -3447,16 +2434,16 @@
           <w:numId w:val="2"/>
         </w:numPr>
         <w:spacing w:before="182" w:line="290" w:lineRule="auto"/>
-        <w:ind w:left="425" w:right="196" w:hanging="425" w:leftChars="0" w:firstLineChars="0"/>
-        <w:rPr>
-          <w:rFonts w:ascii="宋体" w:eastAsia="宋体" w:hAnsi="宋体" w:cs="宋体"/>
-          <w:sz w:val="24"/>
-          <w:szCs w:val="24"/>
-        </w:rPr>
-      </w:pPr>
-      <w:r>
-        <w:rPr>
-          <w:rFonts w:ascii="宋体" w:eastAsia="宋体" w:hAnsi="宋体" w:cs="宋体"/>
+        <w:ind w:left="425" w:leftChars="0" w:right="196" w:hanging="425" w:firstLineChars="0"/>
+        <w:rPr>
+          <w:rFonts w:ascii="宋体" w:hAnsi="宋体" w:eastAsia="宋体" w:cs="宋体"/>
+          <w:sz w:val="24"/>
+          <w:szCs w:val="24"/>
+        </w:rPr>
+      </w:pPr>
+      <w:r>
+        <w:rPr>
+          <w:rFonts w:ascii="宋体" w:hAnsi="宋体" w:eastAsia="宋体" w:cs="宋体"/>
           <w:spacing w:val="-1"/>
           <w:sz w:val="24"/>
           <w:szCs w:val="24"/>
@@ -3465,7 +2452,7 @@
       </w:r>
       <w:r>
         <w:rPr>
-          <w:rFonts w:ascii="宋体" w:eastAsia="宋体" w:hAnsi="宋体" w:cs="宋体"/>
+          <w:rFonts w:ascii="宋体" w:hAnsi="宋体" w:eastAsia="宋体" w:cs="宋体"/>
           <w:spacing w:val="-3"/>
           <w:sz w:val="24"/>
           <w:szCs w:val="24"/>
@@ -3475,14 +2462,14 @@
     </w:p>
     <w:p>
       <w:pPr>
-        <w:pStyle w:val="1"/>
+        <w:pStyle w:val="26"/>
         <w:bidi w:val="0"/>
       </w:pPr>
-      <w:bookmarkStart w:id="3" w:name="_Toc15309"/>
+      <w:bookmarkStart w:id="4" w:name="_Toc11059"/>
       <w:r>
         <w:t>适用范围</w:t>
       </w:r>
-      <w:bookmarkEnd w:id="3"/>
+      <w:bookmarkEnd w:id="4"/>
     </w:p>
     <w:p>
       <w:pPr>
@@ -3500,10 +2487,10 @@
         <w:adjustRightInd w:val="0"/>
         <w:snapToGrid w:val="0"/>
         <w:spacing w:line="360" w:lineRule="auto"/>
-        <w:ind w:left="0" w:right="0" w:firstLine="420" w:firstLineChars="200"/>
+        <w:ind w:left="0" w:right="0" w:firstLine="476" w:firstLineChars="200"/>
         <w:textAlignment w:val="baseline"/>
         <w:rPr>
-          <w:rFonts w:ascii="宋体" w:eastAsia="宋体" w:hAnsi="宋体" w:cs="宋体"/>
+          <w:rFonts w:ascii="宋体" w:hAnsi="宋体" w:eastAsia="宋体" w:cs="宋体"/>
           <w:spacing w:val="-1"/>
           <w:sz w:val="24"/>
           <w:szCs w:val="24"/>
@@ -3511,7 +2498,7 @@
       </w:pPr>
       <w:r>
         <w:rPr>
-          <w:rFonts w:ascii="宋体" w:eastAsia="宋体" w:hAnsi="宋体" w:cs="宋体"/>
+          <w:rFonts w:ascii="宋体" w:hAnsi="宋体" w:eastAsia="宋体" w:cs="宋体"/>
           <w:spacing w:val="-1"/>
           <w:sz w:val="24"/>
           <w:szCs w:val="24"/>
@@ -3521,14 +2508,14 @@
     </w:p>
     <w:p>
       <w:pPr>
-        <w:pStyle w:val="1"/>
+        <w:pStyle w:val="26"/>
         <w:bidi w:val="0"/>
       </w:pPr>
-      <w:bookmarkStart w:id="4" w:name="_Toc24514"/>
+      <w:bookmarkStart w:id="5" w:name="_Toc7801"/>
       <w:r>
         <w:t>引用文件</w:t>
       </w:r>
-      <w:bookmarkEnd w:id="4"/>
+      <w:bookmarkEnd w:id="5"/>
     </w:p>
     <w:p>
       <w:pPr>
@@ -3537,16 +2524,16 @@
           <w:numId w:val="3"/>
         </w:numPr>
         <w:spacing w:before="177" w:line="220" w:lineRule="auto"/>
-        <w:ind w:left="425" w:hanging="425" w:leftChars="0" w:firstLineChars="0"/>
-        <w:rPr>
-          <w:rFonts w:ascii="宋体" w:eastAsia="宋体" w:hAnsi="宋体" w:cs="宋体"/>
-          <w:sz w:val="24"/>
-          <w:szCs w:val="24"/>
-        </w:rPr>
-      </w:pPr>
-      <w:r>
-        <w:rPr>
-          <w:rFonts w:ascii="宋体" w:eastAsia="宋体" w:hAnsi="宋体" w:cs="宋体" w:hint="eastAsia"/>
+        <w:ind w:left="425" w:leftChars="0" w:hanging="425" w:firstLineChars="0"/>
+        <w:rPr>
+          <w:rFonts w:ascii="宋体" w:hAnsi="宋体" w:eastAsia="宋体" w:cs="宋体"/>
+          <w:sz w:val="24"/>
+          <w:szCs w:val="24"/>
+        </w:rPr>
+      </w:pPr>
+      <w:r>
+        <w:rPr>
+          <w:rFonts w:hint="eastAsia" w:ascii="宋体" w:hAnsi="宋体" w:eastAsia="宋体" w:cs="宋体"/>
           <w:spacing w:val="-2"/>
           <w:sz w:val="24"/>
           <w:szCs w:val="24"/>
@@ -3555,7 +2542,7 @@
       </w:r>
       <w:r>
         <w:rPr>
-          <w:rFonts w:ascii="宋体" w:eastAsia="宋体" w:hAnsi="宋体" w:cs="宋体"/>
+          <w:rFonts w:ascii="宋体" w:hAnsi="宋体" w:eastAsia="宋体" w:cs="宋体"/>
           <w:spacing w:val="-2"/>
           <w:sz w:val="24"/>
           <w:szCs w:val="24"/>
@@ -3570,16 +2557,16 @@
           <w:numId w:val="3"/>
         </w:numPr>
         <w:spacing w:before="182" w:line="220" w:lineRule="auto"/>
-        <w:ind w:left="425" w:hanging="425" w:leftChars="0" w:firstLineChars="0"/>
-        <w:rPr>
-          <w:rFonts w:ascii="宋体" w:eastAsia="宋体" w:hAnsi="宋体" w:cs="宋体"/>
-          <w:sz w:val="24"/>
-          <w:szCs w:val="24"/>
-        </w:rPr>
-      </w:pPr>
-      <w:r>
-        <w:rPr>
-          <w:rFonts w:ascii="宋体" w:eastAsia="宋体" w:hAnsi="宋体" w:cs="宋体"/>
+        <w:ind w:left="425" w:leftChars="0" w:hanging="425" w:firstLineChars="0"/>
+        <w:rPr>
+          <w:rFonts w:ascii="宋体" w:hAnsi="宋体" w:eastAsia="宋体" w:cs="宋体"/>
+          <w:sz w:val="24"/>
+          <w:szCs w:val="24"/>
+        </w:rPr>
+      </w:pPr>
+      <w:r>
+        <w:rPr>
+          <w:rFonts w:ascii="宋体" w:hAnsi="宋体" w:eastAsia="宋体" w:cs="宋体"/>
           <w:spacing w:val="-1"/>
           <w:sz w:val="24"/>
           <w:szCs w:val="24"/>
@@ -3588,7 +2575,7 @@
       </w:r>
       <w:r>
         <w:rPr>
-          <w:rFonts w:ascii="宋体" w:eastAsia="宋体" w:hAnsi="宋体" w:cs="宋体"/>
+          <w:rFonts w:ascii="宋体" w:hAnsi="宋体" w:eastAsia="宋体" w:cs="宋体"/>
           <w:spacing w:val="-2"/>
           <w:sz w:val="24"/>
           <w:szCs w:val="24"/>
@@ -3597,7 +2584,7 @@
       </w:r>
       <w:r>
         <w:rPr>
-          <w:rFonts w:ascii="宋体" w:eastAsia="宋体" w:hAnsi="宋体" w:cs="宋体"/>
+          <w:rFonts w:ascii="宋体" w:hAnsi="宋体" w:eastAsia="宋体" w:cs="宋体"/>
           <w:spacing w:val="-33"/>
           <w:sz w:val="24"/>
           <w:szCs w:val="24"/>
@@ -3606,7 +2593,7 @@
       </w:r>
       <w:r>
         <w:rPr>
-          <w:rFonts w:ascii="宋体" w:eastAsia="宋体" w:hAnsi="宋体" w:cs="宋体"/>
+          <w:rFonts w:ascii="宋体" w:hAnsi="宋体" w:eastAsia="宋体" w:cs="宋体"/>
           <w:spacing w:val="-2"/>
           <w:sz w:val="24"/>
           <w:szCs w:val="24"/>
@@ -3615,7 +2602,7 @@
       </w:r>
       <w:r>
         <w:rPr>
-          <w:rFonts w:ascii="宋体" w:eastAsia="宋体" w:hAnsi="宋体" w:cs="宋体"/>
+          <w:rFonts w:ascii="宋体" w:hAnsi="宋体" w:eastAsia="宋体" w:cs="宋体"/>
           <w:spacing w:val="-47"/>
           <w:sz w:val="24"/>
           <w:szCs w:val="24"/>
@@ -3624,7 +2611,7 @@
       </w:r>
       <w:r>
         <w:rPr>
-          <w:rFonts w:ascii="宋体" w:eastAsia="宋体" w:hAnsi="宋体" w:cs="宋体"/>
+          <w:rFonts w:ascii="宋体" w:hAnsi="宋体" w:eastAsia="宋体" w:cs="宋体"/>
           <w:spacing w:val="-2"/>
           <w:sz w:val="24"/>
           <w:szCs w:val="24"/>
@@ -3639,36 +2626,25 @@
           <w:numId w:val="3"/>
         </w:numPr>
         <w:spacing w:before="190" w:line="220" w:lineRule="auto"/>
-        <w:ind w:left="425" w:hanging="425" w:leftChars="0" w:firstLineChars="0"/>
-        <w:rPr>
-          <w:rFonts w:ascii="宋体" w:eastAsia="宋体" w:hAnsi="宋体" w:cs="宋体"/>
-          <w:sz w:val="24"/>
-          <w:szCs w:val="24"/>
-        </w:rPr>
-      </w:pPr>
-      <w:r>
-        <w:rPr>
-          <w:rFonts w:ascii="宋体" w:eastAsia="宋体" w:hAnsi="宋体" w:cs="宋体"/>
+        <w:ind w:left="425" w:leftChars="0" w:hanging="425" w:firstLineChars="0"/>
+        <w:rPr>
+          <w:rFonts w:ascii="宋体" w:hAnsi="宋体" w:eastAsia="宋体" w:cs="宋体"/>
+          <w:sz w:val="24"/>
+          <w:szCs w:val="24"/>
+        </w:rPr>
+      </w:pPr>
+      <w:r>
+        <w:rPr>
+          <w:rFonts w:ascii="宋体" w:hAnsi="宋体" w:eastAsia="宋体" w:cs="宋体"/>
           <w:spacing w:val="-1"/>
           <w:sz w:val="24"/>
           <w:szCs w:val="24"/>
         </w:rPr>
-        <w:t>GB/T 28827.2-2012 《信息</w:t>
-      </w:r>
-      <w:bookmarkStart w:id="5" w:name="_GoBack"/>
-      <w:bookmarkEnd w:id="5"/>
-      <w:r>
-        <w:rPr>
-          <w:rFonts w:ascii="宋体" w:eastAsia="宋体" w:hAnsi="宋体" w:cs="宋体"/>
-          <w:spacing w:val="-1"/>
-          <w:sz w:val="24"/>
-          <w:szCs w:val="24"/>
-        </w:rPr>
-        <w:t>技术服务 运行维护</w:t>
-      </w:r>
-      <w:r>
-        <w:rPr>
-          <w:rFonts w:ascii="宋体" w:eastAsia="宋体" w:hAnsi="宋体" w:cs="宋体"/>
+        <w:t>GB/T 28827.2-2012 《信息技术服务 运行维护</w:t>
+      </w:r>
+      <w:r>
+        <w:rPr>
+          <w:rFonts w:ascii="宋体" w:hAnsi="宋体" w:eastAsia="宋体" w:cs="宋体"/>
           <w:spacing w:val="-2"/>
           <w:sz w:val="24"/>
           <w:szCs w:val="24"/>
@@ -3677,7 +2653,7 @@
       </w:r>
       <w:r>
         <w:rPr>
-          <w:rFonts w:ascii="宋体" w:eastAsia="宋体" w:hAnsi="宋体" w:cs="宋体"/>
+          <w:rFonts w:ascii="宋体" w:hAnsi="宋体" w:eastAsia="宋体" w:cs="宋体"/>
           <w:spacing w:val="-47"/>
           <w:sz w:val="24"/>
           <w:szCs w:val="24"/>
@@ -3686,7 +2662,7 @@
       </w:r>
       <w:r>
         <w:rPr>
-          <w:rFonts w:ascii="宋体" w:eastAsia="宋体" w:hAnsi="宋体" w:cs="宋体"/>
+          <w:rFonts w:ascii="宋体" w:hAnsi="宋体" w:eastAsia="宋体" w:cs="宋体"/>
           <w:spacing w:val="-2"/>
           <w:sz w:val="24"/>
           <w:szCs w:val="24"/>
@@ -3695,7 +2671,7 @@
       </w:r>
       <w:r>
         <w:rPr>
-          <w:rFonts w:ascii="宋体" w:eastAsia="宋体" w:hAnsi="宋体" w:cs="宋体"/>
+          <w:rFonts w:ascii="宋体" w:hAnsi="宋体" w:eastAsia="宋体" w:cs="宋体"/>
           <w:spacing w:val="-48"/>
           <w:sz w:val="24"/>
           <w:szCs w:val="24"/>
@@ -3704,7 +2680,7 @@
       </w:r>
       <w:r>
         <w:rPr>
-          <w:rFonts w:ascii="宋体" w:eastAsia="宋体" w:hAnsi="宋体" w:cs="宋体"/>
+          <w:rFonts w:ascii="宋体" w:hAnsi="宋体" w:eastAsia="宋体" w:cs="宋体"/>
           <w:spacing w:val="-2"/>
           <w:sz w:val="24"/>
           <w:szCs w:val="24"/>
@@ -3719,16 +2695,16 @@
           <w:numId w:val="3"/>
         </w:numPr>
         <w:spacing w:before="182" w:line="292" w:lineRule="auto"/>
-        <w:ind w:left="425" w:right="170" w:hanging="425" w:leftChars="0" w:firstLineChars="0"/>
-        <w:rPr>
-          <w:rFonts w:ascii="宋体" w:eastAsia="宋体" w:hAnsi="宋体" w:cs="宋体"/>
-          <w:sz w:val="24"/>
-          <w:szCs w:val="24"/>
-        </w:rPr>
-      </w:pPr>
-      <w:r>
-        <w:rPr>
-          <w:rFonts w:ascii="宋体" w:eastAsia="宋体" w:hAnsi="宋体" w:cs="宋体"/>
+        <w:ind w:left="425" w:leftChars="0" w:right="170" w:hanging="425" w:firstLineChars="0"/>
+        <w:rPr>
+          <w:rFonts w:ascii="宋体" w:hAnsi="宋体" w:eastAsia="宋体" w:cs="宋体"/>
+          <w:sz w:val="24"/>
+          <w:szCs w:val="24"/>
+        </w:rPr>
+      </w:pPr>
+      <w:r>
+        <w:rPr>
+          <w:rFonts w:ascii="宋体" w:hAnsi="宋体" w:eastAsia="宋体" w:cs="宋体"/>
           <w:spacing w:val="-2"/>
           <w:sz w:val="24"/>
           <w:szCs w:val="24"/>
@@ -3737,7 +2713,7 @@
       </w:r>
       <w:r>
         <w:rPr>
-          <w:rFonts w:ascii="宋体" w:eastAsia="宋体" w:hAnsi="宋体" w:cs="宋体"/>
+          <w:rFonts w:ascii="宋体" w:hAnsi="宋体" w:eastAsia="宋体" w:cs="宋体"/>
           <w:spacing w:val="34"/>
           <w:sz w:val="24"/>
           <w:szCs w:val="24"/>
@@ -3746,7 +2722,7 @@
       </w:r>
       <w:r>
         <w:rPr>
-          <w:rFonts w:ascii="宋体" w:eastAsia="宋体" w:hAnsi="宋体" w:cs="宋体"/>
+          <w:rFonts w:ascii="宋体" w:hAnsi="宋体" w:eastAsia="宋体" w:cs="宋体"/>
           <w:spacing w:val="-2"/>
           <w:sz w:val="24"/>
           <w:szCs w:val="24"/>
@@ -3755,7 +2731,7 @@
       </w:r>
       <w:r>
         <w:rPr>
-          <w:rFonts w:ascii="宋体" w:eastAsia="宋体" w:hAnsi="宋体" w:cs="宋体"/>
+          <w:rFonts w:ascii="宋体" w:hAnsi="宋体" w:eastAsia="宋体" w:cs="宋体"/>
           <w:spacing w:val="42"/>
           <w:sz w:val="24"/>
           <w:szCs w:val="24"/>
@@ -3764,7 +2740,7 @@
       </w:r>
       <w:r>
         <w:rPr>
-          <w:rFonts w:ascii="宋体" w:eastAsia="宋体" w:hAnsi="宋体" w:cs="宋体"/>
+          <w:rFonts w:ascii="宋体" w:hAnsi="宋体" w:eastAsia="宋体" w:cs="宋体"/>
           <w:spacing w:val="-2"/>
           <w:sz w:val="24"/>
           <w:szCs w:val="24"/>
@@ -3773,7 +2749,7 @@
       </w:r>
       <w:r>
         <w:rPr>
-          <w:rFonts w:ascii="宋体" w:eastAsia="宋体" w:hAnsi="宋体" w:cs="宋体"/>
+          <w:rFonts w:ascii="宋体" w:hAnsi="宋体" w:eastAsia="宋体" w:cs="宋体"/>
           <w:spacing w:val="31"/>
           <w:sz w:val="24"/>
           <w:szCs w:val="24"/>
@@ -3782,7 +2758,7 @@
       </w:r>
       <w:r>
         <w:rPr>
-          <w:rFonts w:ascii="宋体" w:eastAsia="宋体" w:hAnsi="宋体" w:cs="宋体"/>
+          <w:rFonts w:ascii="宋体" w:hAnsi="宋体" w:eastAsia="宋体" w:cs="宋体"/>
           <w:spacing w:val="-2"/>
           <w:sz w:val="24"/>
           <w:szCs w:val="24"/>
@@ -3791,7 +2767,7 @@
       </w:r>
       <w:r>
         <w:rPr>
-          <w:rFonts w:ascii="宋体" w:eastAsia="宋体" w:hAnsi="宋体" w:cs="宋体"/>
+          <w:rFonts w:ascii="宋体" w:hAnsi="宋体" w:eastAsia="宋体" w:cs="宋体"/>
           <w:spacing w:val="-46"/>
           <w:sz w:val="24"/>
           <w:szCs w:val="24"/>
@@ -3800,7 +2776,7 @@
       </w:r>
       <w:r>
         <w:rPr>
-          <w:rFonts w:ascii="宋体" w:eastAsia="宋体" w:hAnsi="宋体" w:cs="宋体"/>
+          <w:rFonts w:ascii="宋体" w:hAnsi="宋体" w:eastAsia="宋体" w:cs="宋体"/>
           <w:spacing w:val="-2"/>
           <w:sz w:val="24"/>
           <w:szCs w:val="24"/>
@@ -3809,7 +2785,7 @@
       </w:r>
       <w:r>
         <w:rPr>
-          <w:rFonts w:ascii="宋体" w:eastAsia="宋体" w:hAnsi="宋体" w:cs="宋体"/>
+          <w:rFonts w:ascii="宋体" w:hAnsi="宋体" w:eastAsia="宋体" w:cs="宋体"/>
           <w:spacing w:val="-48"/>
           <w:sz w:val="24"/>
           <w:szCs w:val="24"/>
@@ -3818,7 +2794,7 @@
       </w:r>
       <w:r>
         <w:rPr>
-          <w:rFonts w:ascii="宋体" w:eastAsia="宋体" w:hAnsi="宋体" w:cs="宋体"/>
+          <w:rFonts w:ascii="宋体" w:hAnsi="宋体" w:eastAsia="宋体" w:cs="宋体"/>
           <w:spacing w:val="-2"/>
           <w:sz w:val="24"/>
           <w:szCs w:val="24"/>
@@ -3827,7 +2803,7 @@
       </w:r>
       <w:r>
         <w:rPr>
-          <w:rFonts w:ascii="宋体" w:eastAsia="宋体" w:hAnsi="宋体" w:cs="宋体"/>
+          <w:rFonts w:ascii="宋体" w:hAnsi="宋体" w:eastAsia="宋体" w:cs="宋体"/>
           <w:spacing w:val="-7"/>
           <w:sz w:val="24"/>
           <w:szCs w:val="24"/>
@@ -3842,16 +2818,16 @@
           <w:numId w:val="3"/>
         </w:numPr>
         <w:spacing w:before="177" w:line="220" w:lineRule="auto"/>
-        <w:ind w:left="425" w:hanging="425" w:leftChars="0" w:firstLineChars="0"/>
-        <w:rPr>
-          <w:rFonts w:ascii="宋体" w:eastAsia="宋体" w:hAnsi="宋体" w:cs="宋体"/>
-          <w:sz w:val="24"/>
-          <w:szCs w:val="24"/>
-        </w:rPr>
-      </w:pPr>
-      <w:r>
-        <w:rPr>
-          <w:rFonts w:ascii="宋体" w:eastAsia="宋体" w:hAnsi="宋体" w:cs="宋体"/>
+        <w:ind w:left="425" w:leftChars="0" w:hanging="425" w:firstLineChars="0"/>
+        <w:rPr>
+          <w:rFonts w:ascii="宋体" w:hAnsi="宋体" w:eastAsia="宋体" w:cs="宋体"/>
+          <w:sz w:val="24"/>
+          <w:szCs w:val="24"/>
+        </w:rPr>
+      </w:pPr>
+      <w:r>
+        <w:rPr>
+          <w:rFonts w:ascii="宋体" w:hAnsi="宋体" w:eastAsia="宋体" w:cs="宋体"/>
           <w:spacing w:val="-1"/>
           <w:sz w:val="24"/>
           <w:szCs w:val="24"/>
@@ -3866,16 +2842,16 @@
           <w:numId w:val="3"/>
         </w:numPr>
         <w:spacing w:before="182" w:line="220" w:lineRule="auto"/>
-        <w:ind w:left="425" w:hanging="425" w:leftChars="0" w:firstLineChars="0"/>
-        <w:rPr>
-          <w:rFonts w:ascii="宋体" w:eastAsia="宋体" w:hAnsi="宋体" w:cs="宋体"/>
-          <w:sz w:val="24"/>
-          <w:szCs w:val="24"/>
-        </w:rPr>
-      </w:pPr>
-      <w:r>
-        <w:rPr>
-          <w:rFonts w:ascii="宋体" w:eastAsia="宋体" w:hAnsi="宋体" w:cs="宋体"/>
+        <w:ind w:left="425" w:leftChars="0" w:hanging="425" w:firstLineChars="0"/>
+        <w:rPr>
+          <w:rFonts w:ascii="宋体" w:hAnsi="宋体" w:eastAsia="宋体" w:cs="宋体"/>
+          <w:sz w:val="24"/>
+          <w:szCs w:val="24"/>
+        </w:rPr>
+      </w:pPr>
+      <w:r>
+        <w:rPr>
+          <w:rFonts w:ascii="宋体" w:hAnsi="宋体" w:eastAsia="宋体" w:cs="宋体"/>
           <w:spacing w:val="-3"/>
           <w:sz w:val="24"/>
           <w:szCs w:val="24"/>
@@ -3885,10 +2861,10 @@
     </w:p>
     <w:p>
       <w:pPr>
-        <w:pStyle w:val="1"/>
+        <w:pStyle w:val="26"/>
         <w:bidi w:val="0"/>
       </w:pPr>
-      <w:bookmarkStart w:id="6" w:name="_Toc19441"/>
+      <w:bookmarkStart w:id="6" w:name="_Toc18400"/>
       <w:r>
         <w:t>术语与定义</w:t>
       </w:r>
@@ -3899,14 +2875,14 @@
         <w:spacing w:before="177" w:line="220" w:lineRule="auto"/>
         <w:ind w:left="614"/>
         <w:rPr>
-          <w:rFonts w:ascii="宋体" w:eastAsia="宋体" w:hAnsi="宋体" w:cs="宋体"/>
-          <w:sz w:val="24"/>
-          <w:szCs w:val="24"/>
-        </w:rPr>
-      </w:pPr>
-      <w:r>
-        <w:rPr>
-          <w:rFonts w:ascii="宋体" w:eastAsia="宋体" w:hAnsi="宋体" w:cs="宋体"/>
+          <w:rFonts w:ascii="宋体" w:hAnsi="宋体" w:eastAsia="宋体" w:cs="宋体"/>
+          <w:sz w:val="24"/>
+          <w:szCs w:val="24"/>
+        </w:rPr>
+      </w:pPr>
+      <w:r>
+        <w:rPr>
+          <w:rFonts w:ascii="宋体" w:hAnsi="宋体" w:eastAsia="宋体" w:cs="宋体"/>
           <w:sz w:val="24"/>
           <w:szCs w:val="24"/>
         </w:rPr>
@@ -3915,10 +2891,10 @@
     </w:p>
     <w:p>
       <w:pPr>
-        <w:pStyle w:val="1"/>
+        <w:pStyle w:val="26"/>
         <w:bidi w:val="0"/>
       </w:pPr>
-      <w:bookmarkStart w:id="7" w:name="_Toc4778"/>
+      <w:bookmarkStart w:id="7" w:name="_Toc6708"/>
       <w:r>
         <w:t>角色与职责</w:t>
       </w:r>
@@ -3931,16 +2907,16 @@
     </w:p>
     <w:tbl>
       <w:tblPr>
-        <w:tblStyle w:val="TableNormal0"/>
+        <w:tblStyle w:val="24"/>
         <w:tblW w:w="8532" w:type="dxa"/>
         <w:tblInd w:w="5" w:type="dxa"/>
         <w:tblBorders>
-          <w:top w:val="single" w:sz="4" w:space="0" w:color="000000"/>
-          <w:left w:val="single" w:sz="4" w:space="0" w:color="000000"/>
-          <w:bottom w:val="single" w:sz="4" w:space="0" w:color="000000"/>
-          <w:right w:val="single" w:sz="4" w:space="0" w:color="000000"/>
-          <w:insideH w:val="single" w:sz="4" w:space="0" w:color="000000"/>
-          <w:insideV w:val="single" w:sz="4" w:space="0" w:color="000000"/>
+          <w:top w:val="single" w:color="000000" w:sz="4" w:space="0"/>
+          <w:left w:val="single" w:color="000000" w:sz="4" w:space="0"/>
+          <w:bottom w:val="single" w:color="000000" w:sz="4" w:space="0"/>
+          <w:right w:val="single" w:color="000000" w:sz="4" w:space="0"/>
+          <w:insideH w:val="single" w:color="000000" w:sz="4" w:space="0"/>
+          <w:insideV w:val="single" w:color="000000" w:sz="4" w:space="0"/>
         </w:tblBorders>
         <w:tblLayout w:type="fixed"/>
         <w:tblCellMar>
@@ -3957,17 +2933,14 @@
       </w:tblGrid>
       <w:tr>
         <w:tblPrEx>
-          <w:tblW w:w="8532" w:type="dxa"/>
-          <w:tblInd w:w="5" w:type="dxa"/>
           <w:tblBorders>
-            <w:top w:val="single" w:sz="4" w:space="0" w:color="000000"/>
-            <w:left w:val="single" w:sz="4" w:space="0" w:color="000000"/>
-            <w:bottom w:val="single" w:sz="4" w:space="0" w:color="000000"/>
-            <w:right w:val="single" w:sz="4" w:space="0" w:color="000000"/>
-            <w:insideH w:val="single" w:sz="4" w:space="0" w:color="000000"/>
-            <w:insideV w:val="single" w:sz="4" w:space="0" w:color="000000"/>
+            <w:top w:val="single" w:color="000000" w:sz="4" w:space="0"/>
+            <w:left w:val="single" w:color="000000" w:sz="4" w:space="0"/>
+            <w:bottom w:val="single" w:color="000000" w:sz="4" w:space="0"/>
+            <w:right w:val="single" w:color="000000" w:sz="4" w:space="0"/>
+            <w:insideH w:val="single" w:color="000000" w:sz="4" w:space="0"/>
+            <w:insideV w:val="single" w:color="000000" w:sz="4" w:space="0"/>
           </w:tblBorders>
-          <w:tblLayout w:type="fixed"/>
           <w:tblCellMar>
             <w:top w:w="0" w:type="dxa"/>
             <w:left w:w="0" w:type="dxa"/>
@@ -3976,7 +2949,7 @@
           </w:tblCellMar>
         </w:tblPrEx>
         <w:trPr>
-          <w:trHeight w:val="320"/>
+          <w:trHeight w:val="320" w:hRule="atLeast"/>
         </w:trPr>
         <w:tc>
           <w:tcPr>
@@ -3988,14 +2961,14 @@
               <w:spacing w:before="52" w:line="219" w:lineRule="auto"/>
               <w:ind w:left="939"/>
               <w:rPr>
-                <w:rFonts w:ascii="宋体" w:eastAsia="宋体" w:hAnsi="宋体" w:cs="宋体"/>
+                <w:rFonts w:ascii="宋体" w:hAnsi="宋体" w:eastAsia="宋体" w:cs="宋体"/>
                 <w:sz w:val="21"/>
                 <w:szCs w:val="21"/>
               </w:rPr>
             </w:pPr>
             <w:r>
               <w:rPr>
-                <w:rFonts w:ascii="宋体" w:eastAsia="宋体" w:hAnsi="宋体" w:cs="宋体"/>
+                <w:rFonts w:ascii="宋体" w:hAnsi="宋体" w:eastAsia="宋体" w:cs="宋体"/>
                 <w:spacing w:val="-3"/>
                 <w:sz w:val="21"/>
                 <w:szCs w:val="21"/>
@@ -4014,14 +2987,14 @@
               <w:spacing w:before="52" w:line="221" w:lineRule="auto"/>
               <w:ind w:left="1167"/>
               <w:rPr>
-                <w:rFonts w:ascii="宋体" w:eastAsia="宋体" w:hAnsi="宋体" w:cs="宋体"/>
+                <w:rFonts w:ascii="宋体" w:hAnsi="宋体" w:eastAsia="宋体" w:cs="宋体"/>
                 <w:sz w:val="21"/>
                 <w:szCs w:val="21"/>
               </w:rPr>
             </w:pPr>
             <w:r>
               <w:rPr>
-                <w:rFonts w:ascii="宋体" w:eastAsia="宋体" w:hAnsi="宋体" w:cs="宋体"/>
+                <w:rFonts w:ascii="宋体" w:hAnsi="宋体" w:eastAsia="宋体" w:cs="宋体"/>
                 <w:spacing w:val="-3"/>
                 <w:sz w:val="21"/>
                 <w:szCs w:val="21"/>
@@ -4040,14 +3013,14 @@
               <w:spacing w:before="52" w:line="219" w:lineRule="auto"/>
               <w:ind w:left="212"/>
               <w:rPr>
-                <w:rFonts w:ascii="宋体" w:eastAsia="宋体" w:hAnsi="宋体" w:cs="宋体"/>
+                <w:rFonts w:ascii="宋体" w:hAnsi="宋体" w:eastAsia="宋体" w:cs="宋体"/>
                 <w:sz w:val="21"/>
                 <w:szCs w:val="21"/>
               </w:rPr>
             </w:pPr>
             <w:r>
               <w:rPr>
-                <w:rFonts w:ascii="宋体" w:eastAsia="宋体" w:hAnsi="宋体" w:cs="宋体"/>
+                <w:rFonts w:ascii="宋体" w:hAnsi="宋体" w:eastAsia="宋体" w:cs="宋体"/>
                 <w:spacing w:val="-3"/>
                 <w:sz w:val="21"/>
                 <w:szCs w:val="21"/>
@@ -4059,9 +3032,14 @@
       </w:tr>
       <w:tr>
         <w:tblPrEx>
-          <w:tblW w:w="8532" w:type="dxa"/>
-          <w:tblInd w:w="5" w:type="dxa"/>
-          <w:tblLayout w:type="fixed"/>
+          <w:tblBorders>
+            <w:top w:val="single" w:color="000000" w:sz="4" w:space="0"/>
+            <w:left w:val="single" w:color="000000" w:sz="4" w:space="0"/>
+            <w:bottom w:val="single" w:color="000000" w:sz="4" w:space="0"/>
+            <w:right w:val="single" w:color="000000" w:sz="4" w:space="0"/>
+            <w:insideH w:val="single" w:color="000000" w:sz="4" w:space="0"/>
+            <w:insideV w:val="single" w:color="000000" w:sz="4" w:space="0"/>
+          </w:tblBorders>
           <w:tblCellMar>
             <w:top w:w="0" w:type="dxa"/>
             <w:left w:w="0" w:type="dxa"/>
@@ -4070,13 +3048,13 @@
           </w:tblCellMar>
         </w:tblPrEx>
         <w:trPr>
-          <w:trHeight w:val="315"/>
+          <w:trHeight w:val="315" w:hRule="atLeast"/>
         </w:trPr>
         <w:tc>
           <w:tcPr>
             <w:tcW w:w="2275" w:type="dxa"/>
             <w:tcBorders>
-              <w:bottom w:val="single" w:sz="4" w:space="0" w:color="auto"/>
+              <w:bottom w:val="single" w:color="auto" w:sz="4" w:space="0"/>
             </w:tcBorders>
           </w:tcPr>
           <w:p>
@@ -4084,14 +3062,14 @@
               <w:spacing w:before="43" w:line="220" w:lineRule="auto"/>
               <w:ind w:left="620"/>
               <w:rPr>
-                <w:rFonts w:ascii="宋体" w:eastAsia="宋体" w:hAnsi="宋体" w:cs="宋体"/>
+                <w:rFonts w:ascii="宋体" w:hAnsi="宋体" w:eastAsia="宋体" w:cs="宋体"/>
                 <w:sz w:val="21"/>
                 <w:szCs w:val="21"/>
               </w:rPr>
             </w:pPr>
             <w:r>
               <w:rPr>
-                <w:rFonts w:ascii="宋体" w:eastAsia="宋体" w:hAnsi="宋体" w:cs="宋体"/>
+                <w:rFonts w:ascii="宋体" w:hAnsi="宋体" w:eastAsia="宋体" w:cs="宋体"/>
                 <w:spacing w:val="-2"/>
                 <w:sz w:val="21"/>
                 <w:szCs w:val="21"/>
@@ -4104,7 +3082,7 @@
           <w:tcPr>
             <w:tcW w:w="2740" w:type="dxa"/>
             <w:tcBorders>
-              <w:bottom w:val="single" w:sz="4" w:space="0" w:color="auto"/>
+              <w:bottom w:val="single" w:color="auto" w:sz="4" w:space="0"/>
             </w:tcBorders>
           </w:tcPr>
           <w:p>
@@ -4112,14 +3090,14 @@
               <w:spacing w:before="43" w:line="220" w:lineRule="auto"/>
               <w:ind w:left="334"/>
               <w:rPr>
-                <w:rFonts w:ascii="宋体" w:eastAsia="宋体" w:hAnsi="宋体" w:cs="宋体"/>
+                <w:rFonts w:ascii="宋体" w:hAnsi="宋体" w:eastAsia="宋体" w:cs="宋体"/>
                 <w:sz w:val="21"/>
                 <w:szCs w:val="21"/>
               </w:rPr>
             </w:pPr>
             <w:r>
               <w:rPr>
-                <w:rFonts w:ascii="宋体" w:eastAsia="宋体" w:hAnsi="宋体" w:cs="宋体"/>
+                <w:rFonts w:ascii="宋体" w:hAnsi="宋体" w:eastAsia="宋体" w:cs="宋体"/>
                 <w:spacing w:val="-2"/>
                 <w:sz w:val="21"/>
                 <w:szCs w:val="21"/>
@@ -4132,7 +3110,7 @@
           <w:tcPr>
             <w:tcW w:w="3517" w:type="dxa"/>
             <w:tcBorders>
-              <w:bottom w:val="single" w:sz="4" w:space="0" w:color="auto"/>
+              <w:bottom w:val="single" w:color="auto" w:sz="4" w:space="0"/>
             </w:tcBorders>
           </w:tcPr>
           <w:p>
@@ -4140,14 +3118,14 @@
               <w:spacing w:before="43" w:line="220" w:lineRule="auto"/>
               <w:ind w:left="1135"/>
               <w:rPr>
-                <w:rFonts w:ascii="宋体" w:eastAsia="宋体" w:hAnsi="宋体" w:cs="宋体"/>
+                <w:rFonts w:ascii="宋体" w:hAnsi="宋体" w:eastAsia="宋体" w:cs="宋体"/>
                 <w:sz w:val="21"/>
                 <w:szCs w:val="21"/>
               </w:rPr>
             </w:pPr>
             <w:r>
               <w:rPr>
-                <w:rFonts w:ascii="宋体" w:eastAsia="宋体" w:hAnsi="宋体" w:cs="宋体"/>
+                <w:rFonts w:ascii="宋体" w:hAnsi="宋体" w:eastAsia="宋体" w:cs="宋体"/>
                 <w:spacing w:val="-2"/>
                 <w:sz w:val="21"/>
                 <w:szCs w:val="21"/>
@@ -4159,9 +3137,14 @@
       </w:tr>
       <w:tr>
         <w:tblPrEx>
-          <w:tblW w:w="8532" w:type="dxa"/>
-          <w:tblInd w:w="5" w:type="dxa"/>
-          <w:tblLayout w:type="fixed"/>
+          <w:tblBorders>
+            <w:top w:val="single" w:color="000000" w:sz="4" w:space="0"/>
+            <w:left w:val="single" w:color="000000" w:sz="4" w:space="0"/>
+            <w:bottom w:val="single" w:color="000000" w:sz="4" w:space="0"/>
+            <w:right w:val="single" w:color="000000" w:sz="4" w:space="0"/>
+            <w:insideH w:val="single" w:color="000000" w:sz="4" w:space="0"/>
+            <w:insideV w:val="single" w:color="000000" w:sz="4" w:space="0"/>
+          </w:tblBorders>
           <w:tblCellMar>
             <w:top w:w="0" w:type="dxa"/>
             <w:left w:w="0" w:type="dxa"/>
@@ -4170,15 +3153,15 @@
           </w:tblCellMar>
         </w:tblPrEx>
         <w:trPr>
-          <w:trHeight w:val="310"/>
+          <w:trHeight w:val="310" w:hRule="atLeast"/>
         </w:trPr>
         <w:tc>
           <w:tcPr>
             <w:tcW w:w="2275" w:type="dxa"/>
             <w:tcBorders>
-              <w:top w:val="single" w:sz="4" w:space="0" w:color="auto"/>
-              <w:left w:val="single" w:sz="4" w:space="0" w:color="auto"/>
-              <w:bottom w:val="single" w:sz="4" w:space="0" w:color="auto"/>
+              <w:top w:val="single" w:color="auto" w:sz="4" w:space="0"/>
+              <w:left w:val="single" w:color="auto" w:sz="4" w:space="0"/>
+              <w:bottom w:val="single" w:color="auto" w:sz="4" w:space="0"/>
             </w:tcBorders>
           </w:tcPr>
           <w:p>
@@ -4186,14 +3169,14 @@
               <w:spacing w:before="36" w:line="220" w:lineRule="auto"/>
               <w:ind w:left="550"/>
               <w:rPr>
-                <w:rFonts w:ascii="宋体" w:eastAsia="宋体" w:hAnsi="宋体" w:cs="宋体"/>
+                <w:rFonts w:ascii="宋体" w:hAnsi="宋体" w:eastAsia="宋体" w:cs="宋体"/>
                 <w:sz w:val="21"/>
                 <w:szCs w:val="21"/>
               </w:rPr>
             </w:pPr>
             <w:r>
               <w:rPr>
-                <w:rFonts w:ascii="宋体" w:eastAsia="宋体" w:hAnsi="宋体" w:cs="宋体"/>
+                <w:rFonts w:ascii="宋体" w:hAnsi="宋体" w:eastAsia="宋体" w:cs="宋体"/>
                 <w:spacing w:val="-2"/>
                 <w:sz w:val="21"/>
                 <w:szCs w:val="21"/>
@@ -4206,8 +3189,8 @@
           <w:tcPr>
             <w:tcW w:w="2740" w:type="dxa"/>
             <w:tcBorders>
-              <w:top w:val="single" w:sz="4" w:space="0" w:color="auto"/>
-              <w:bottom w:val="single" w:sz="4" w:space="0" w:color="auto"/>
+              <w:top w:val="single" w:color="auto" w:sz="4" w:space="0"/>
+              <w:bottom w:val="single" w:color="auto" w:sz="4" w:space="0"/>
             </w:tcBorders>
           </w:tcPr>
           <w:p>
@@ -4215,14 +3198,14 @@
               <w:spacing w:before="36" w:line="220" w:lineRule="auto"/>
               <w:ind w:left="782"/>
               <w:rPr>
-                <w:rFonts w:ascii="宋体" w:eastAsia="宋体" w:hAnsi="宋体" w:cs="宋体"/>
+                <w:rFonts w:ascii="宋体" w:hAnsi="宋体" w:eastAsia="宋体" w:cs="宋体"/>
                 <w:sz w:val="21"/>
                 <w:szCs w:val="21"/>
               </w:rPr>
             </w:pPr>
             <w:r>
               <w:rPr>
-                <w:rFonts w:ascii="宋体" w:eastAsia="宋体" w:hAnsi="宋体" w:cs="宋体"/>
+                <w:rFonts w:ascii="宋体" w:hAnsi="宋体" w:eastAsia="宋体" w:cs="宋体"/>
                 <w:spacing w:val="-2"/>
                 <w:sz w:val="21"/>
                 <w:szCs w:val="21"/>
@@ -4235,9 +3218,9 @@
           <w:tcPr>
             <w:tcW w:w="3517" w:type="dxa"/>
             <w:tcBorders>
-              <w:top w:val="single" w:sz="4" w:space="0" w:color="auto"/>
-              <w:bottom w:val="single" w:sz="4" w:space="0" w:color="auto"/>
-              <w:right w:val="single" w:sz="4" w:space="0" w:color="auto"/>
+              <w:top w:val="single" w:color="auto" w:sz="4" w:space="0"/>
+              <w:bottom w:val="single" w:color="auto" w:sz="4" w:space="0"/>
+              <w:right w:val="single" w:color="auto" w:sz="4" w:space="0"/>
             </w:tcBorders>
           </w:tcPr>
           <w:p>
@@ -4245,14 +3228,14 @@
               <w:spacing w:before="36" w:line="229" w:lineRule="auto"/>
               <w:ind w:left="1385"/>
               <w:rPr>
-                <w:rFonts w:ascii="宋体" w:eastAsia="宋体" w:hAnsi="宋体" w:cs="宋体"/>
+                <w:rFonts w:ascii="宋体" w:hAnsi="宋体" w:eastAsia="宋体" w:cs="宋体"/>
                 <w:sz w:val="21"/>
                 <w:szCs w:val="21"/>
               </w:rPr>
             </w:pPr>
             <w:r>
               <w:rPr>
-                <w:rFonts w:ascii="宋体" w:eastAsia="宋体" w:hAnsi="宋体" w:cs="宋体"/>
+                <w:rFonts w:ascii="宋体" w:hAnsi="宋体" w:eastAsia="宋体" w:cs="宋体"/>
                 <w:spacing w:val="-4"/>
                 <w:sz w:val="21"/>
                 <w:szCs w:val="21"/>
@@ -4265,25 +3248,25 @@
     </w:tbl>
     <w:p>
       <w:pPr>
-        <w:pStyle w:val="BodyText"/>
+        <w:pStyle w:val="12"/>
       </w:pPr>
     </w:p>
     <w:p>
       <w:pPr>
         <w:sectPr>
-          <w:footerReference w:type="default" r:id="rId4"/>
+          <w:footerReference r:id="rId5" w:type="default"/>
           <w:pgSz w:w="11906" w:h="16839"/>
           <w:pgMar w:top="1431" w:right="1629" w:bottom="711" w:left="1734" w:header="0" w:footer="548" w:gutter="0"/>
-          <w:cols w:num="1" w:space="720"/>
+          <w:cols w:space="720" w:num="1"/>
         </w:sectPr>
       </w:pPr>
     </w:p>
     <w:p>
       <w:pPr>
-        <w:pStyle w:val="1"/>
+        <w:pStyle w:val="26"/>
         <w:bidi w:val="0"/>
       </w:pPr>
-      <w:bookmarkStart w:id="8" w:name="_Toc8798"/>
+      <w:bookmarkStart w:id="8" w:name="_Toc28434"/>
       <w:r>
         <w:t>工作程序</w:t>
       </w:r>
@@ -4291,12 +3274,12 @@
     </w:p>
     <w:p>
       <w:pPr>
-        <w:pStyle w:val="2"/>
+        <w:pStyle w:val="28"/>
         <w:bidi w:val="0"/>
       </w:pPr>
       <w:bookmarkStart w:id="9" w:name="bookmark19"/>
       <w:bookmarkEnd w:id="9"/>
-      <w:bookmarkStart w:id="10" w:name="_Toc30358"/>
+      <w:bookmarkStart w:id="10" w:name="_Toc9878"/>
       <w:r>
         <w:t>识别、定义度量项</w:t>
       </w:r>
@@ -4318,10 +3301,10 @@
         <w:adjustRightInd w:val="0"/>
         <w:snapToGrid w:val="0"/>
         <w:spacing w:line="360" w:lineRule="auto"/>
-        <w:ind w:left="0" w:right="0" w:firstLine="420" w:firstLineChars="200"/>
+        <w:ind w:left="0" w:right="0" w:firstLine="476" w:firstLineChars="200"/>
         <w:textAlignment w:val="baseline"/>
         <w:rPr>
-          <w:rFonts w:ascii="宋体" w:eastAsia="宋体" w:hAnsi="宋体" w:cs="宋体"/>
+          <w:rFonts w:ascii="宋体" w:hAnsi="宋体" w:eastAsia="宋体" w:cs="宋体"/>
           <w:spacing w:val="-1"/>
           <w:sz w:val="24"/>
           <w:szCs w:val="24"/>
@@ -4329,7 +3312,7 @@
       </w:pPr>
       <w:r>
         <w:rPr>
-          <w:rFonts w:ascii="宋体" w:eastAsia="宋体" w:hAnsi="宋体" w:cs="宋体"/>
+          <w:rFonts w:ascii="宋体" w:hAnsi="宋体" w:eastAsia="宋体" w:cs="宋体"/>
           <w:spacing w:val="-1"/>
           <w:sz w:val="24"/>
           <w:szCs w:val="24"/>
@@ -4338,7 +3321,7 @@
       </w:r>
       <w:r>
         <w:rPr>
-          <w:rFonts w:ascii="宋体" w:eastAsia="宋体" w:hAnsi="宋体" w:cs="宋体" w:hint="eastAsia"/>
+          <w:rFonts w:hint="eastAsia" w:ascii="宋体" w:hAnsi="宋体" w:eastAsia="宋体" w:cs="宋体"/>
           <w:spacing w:val="-1"/>
           <w:sz w:val="24"/>
           <w:szCs w:val="24"/>
@@ -4348,7 +3331,7 @@
       </w:r>
       <w:r>
         <w:rPr>
-          <w:rFonts w:ascii="宋体" w:eastAsia="宋体" w:hAnsi="宋体" w:cs="宋体"/>
+          <w:rFonts w:ascii="宋体" w:hAnsi="宋体" w:eastAsia="宋体" w:cs="宋体"/>
           <w:spacing w:val="-1"/>
           <w:sz w:val="24"/>
           <w:szCs w:val="24"/>
@@ -4358,10 +3341,10 @@
     </w:p>
     <w:p>
       <w:pPr>
-        <w:pStyle w:val="2"/>
+        <w:pStyle w:val="28"/>
         <w:bidi w:val="0"/>
       </w:pPr>
-      <w:bookmarkStart w:id="11" w:name="_Toc8997"/>
+      <w:bookmarkStart w:id="11" w:name="_Toc20635"/>
       <w:r>
         <w:t>确定服务能力基准</w:t>
       </w:r>
@@ -4383,17 +3366,17 @@
         <w:adjustRightInd w:val="0"/>
         <w:snapToGrid w:val="0"/>
         <w:spacing w:line="360" w:lineRule="auto"/>
-        <w:ind w:left="0" w:right="0" w:firstLine="420" w:firstLineChars="200"/>
+        <w:ind w:left="0" w:right="0" w:firstLine="476" w:firstLineChars="200"/>
         <w:textAlignment w:val="baseline"/>
         <w:rPr>
-          <w:rFonts w:ascii="宋体" w:eastAsia="宋体" w:hAnsi="宋体" w:cs="宋体"/>
-          <w:sz w:val="24"/>
-          <w:szCs w:val="24"/>
-        </w:rPr>
-      </w:pPr>
-      <w:r>
-        <w:rPr>
-          <w:rFonts w:ascii="宋体" w:eastAsia="宋体" w:hAnsi="宋体" w:cs="宋体"/>
+          <w:rFonts w:ascii="宋体" w:hAnsi="宋体" w:eastAsia="宋体" w:cs="宋体"/>
+          <w:sz w:val="24"/>
+          <w:szCs w:val="24"/>
+        </w:rPr>
+      </w:pPr>
+      <w:r>
+        <w:rPr>
+          <w:rFonts w:ascii="宋体" w:hAnsi="宋体" w:eastAsia="宋体" w:cs="宋体"/>
           <w:spacing w:val="-1"/>
           <w:sz w:val="24"/>
           <w:szCs w:val="24"/>
@@ -4403,10 +3386,10 @@
     </w:p>
     <w:p>
       <w:pPr>
-        <w:pStyle w:val="2"/>
+        <w:pStyle w:val="28"/>
         <w:bidi w:val="0"/>
       </w:pPr>
-      <w:bookmarkStart w:id="12" w:name="_Toc18498"/>
+      <w:bookmarkStart w:id="12" w:name="_Toc18446"/>
       <w:r>
         <w:t>设定目标</w:t>
       </w:r>
@@ -4428,10 +3411,10 @@
         <w:adjustRightInd w:val="0"/>
         <w:snapToGrid w:val="0"/>
         <w:spacing w:line="360" w:lineRule="auto"/>
-        <w:ind w:left="0" w:right="0" w:firstLine="420" w:firstLineChars="200"/>
+        <w:ind w:left="0" w:right="0" w:firstLine="476" w:firstLineChars="200"/>
         <w:textAlignment w:val="baseline"/>
         <w:rPr>
-          <w:rFonts w:ascii="宋体" w:eastAsia="宋体" w:hAnsi="宋体" w:cs="宋体"/>
+          <w:rFonts w:ascii="宋体" w:hAnsi="宋体" w:eastAsia="宋体" w:cs="宋体"/>
           <w:spacing w:val="-1"/>
           <w:sz w:val="24"/>
           <w:szCs w:val="24"/>
@@ -4439,7 +3422,7 @@
       </w:pPr>
       <w:r>
         <w:rPr>
-          <w:rFonts w:ascii="宋体" w:eastAsia="宋体" w:hAnsi="宋体" w:cs="宋体"/>
+          <w:rFonts w:ascii="宋体" w:hAnsi="宋体" w:eastAsia="宋体" w:cs="宋体"/>
           <w:spacing w:val="-1"/>
           <w:sz w:val="24"/>
           <w:szCs w:val="24"/>
@@ -4449,10 +3432,10 @@
     </w:p>
     <w:p>
       <w:pPr>
-        <w:pStyle w:val="2"/>
+        <w:pStyle w:val="28"/>
         <w:bidi w:val="0"/>
       </w:pPr>
-      <w:bookmarkStart w:id="13" w:name="_Toc9529"/>
+      <w:bookmarkStart w:id="13" w:name="_Toc2981"/>
       <w:r>
         <w:t>收集指标数据改进</w:t>
       </w:r>
@@ -4474,10 +3457,10 @@
         <w:adjustRightInd w:val="0"/>
         <w:snapToGrid w:val="0"/>
         <w:spacing w:line="360" w:lineRule="auto"/>
-        <w:ind w:left="0" w:right="0" w:firstLine="420" w:firstLineChars="200"/>
+        <w:ind w:left="0" w:right="0" w:firstLine="476" w:firstLineChars="200"/>
         <w:textAlignment w:val="baseline"/>
         <w:rPr>
-          <w:rFonts w:ascii="宋体" w:eastAsia="宋体" w:hAnsi="宋体" w:cs="宋体"/>
+          <w:rFonts w:ascii="宋体" w:hAnsi="宋体" w:eastAsia="宋体" w:cs="宋体"/>
           <w:spacing w:val="-1"/>
           <w:sz w:val="24"/>
           <w:szCs w:val="24"/>
@@ -4485,7 +3468,7 @@
       </w:pPr>
       <w:r>
         <w:rPr>
-          <w:rFonts w:ascii="宋体" w:eastAsia="宋体" w:hAnsi="宋体" w:cs="宋体"/>
+          <w:rFonts w:ascii="宋体" w:hAnsi="宋体" w:eastAsia="宋体" w:cs="宋体"/>
           <w:spacing w:val="-1"/>
           <w:sz w:val="24"/>
           <w:szCs w:val="24"/>
@@ -4495,10 +3478,10 @@
     </w:p>
     <w:p>
       <w:pPr>
-        <w:pStyle w:val="2"/>
+        <w:pStyle w:val="28"/>
         <w:bidi w:val="0"/>
       </w:pPr>
-      <w:bookmarkStart w:id="14" w:name="_Toc859"/>
+      <w:bookmarkStart w:id="14" w:name="_Toc25534"/>
       <w:r>
         <w:t>分析能力数据</w:t>
       </w:r>
@@ -4520,10 +3503,10 @@
         <w:adjustRightInd w:val="0"/>
         <w:snapToGrid w:val="0"/>
         <w:spacing w:line="360" w:lineRule="auto"/>
-        <w:ind w:left="0" w:right="0" w:firstLine="420" w:firstLineChars="200"/>
+        <w:ind w:left="0" w:right="0" w:firstLine="476" w:firstLineChars="200"/>
         <w:textAlignment w:val="baseline"/>
         <w:rPr>
-          <w:rFonts w:ascii="宋体" w:eastAsia="宋体" w:hAnsi="宋体" w:cs="宋体"/>
+          <w:rFonts w:ascii="宋体" w:hAnsi="宋体" w:eastAsia="宋体" w:cs="宋体"/>
           <w:spacing w:val="-1"/>
           <w:sz w:val="24"/>
           <w:szCs w:val="24"/>
@@ -4531,7 +3514,7 @@
       </w:pPr>
       <w:r>
         <w:rPr>
-          <w:rFonts w:ascii="宋体" w:eastAsia="宋体" w:hAnsi="宋体" w:cs="宋体"/>
+          <w:rFonts w:ascii="宋体" w:hAnsi="宋体" w:eastAsia="宋体" w:cs="宋体"/>
           <w:spacing w:val="-1"/>
           <w:sz w:val="24"/>
           <w:szCs w:val="24"/>
@@ -4541,10 +3524,10 @@
     </w:p>
     <w:p>
       <w:pPr>
-        <w:pStyle w:val="2"/>
+        <w:pStyle w:val="28"/>
         <w:bidi w:val="0"/>
       </w:pPr>
-      <w:bookmarkStart w:id="15" w:name="_Toc15378"/>
+      <w:bookmarkStart w:id="15" w:name="_Toc20679"/>
       <w:r>
         <w:t>识别差距</w:t>
       </w:r>
@@ -4566,10 +3549,10 @@
         <w:adjustRightInd w:val="0"/>
         <w:snapToGrid w:val="0"/>
         <w:spacing w:line="360" w:lineRule="auto"/>
-        <w:ind w:left="0" w:right="0" w:firstLine="420" w:firstLineChars="200"/>
+        <w:ind w:left="0" w:right="0" w:firstLine="476" w:firstLineChars="200"/>
         <w:textAlignment w:val="baseline"/>
         <w:rPr>
-          <w:rFonts w:ascii="宋体" w:eastAsia="宋体" w:hAnsi="宋体" w:cs="宋体"/>
+          <w:rFonts w:ascii="宋体" w:hAnsi="宋体" w:eastAsia="宋体" w:cs="宋体"/>
           <w:spacing w:val="-1"/>
           <w:sz w:val="24"/>
           <w:szCs w:val="24"/>
@@ -4577,12 +3560,12 @@
       </w:pPr>
       <w:r>
         <w:rPr>
-          <w:rFonts w:ascii="宋体" w:eastAsia="宋体" w:hAnsi="宋体" w:cs="宋体"/>
+          <w:rFonts w:ascii="宋体" w:hAnsi="宋体" w:eastAsia="宋体" w:cs="宋体"/>
           <w:spacing w:val="-1"/>
           <w:sz w:val="24"/>
           <w:szCs w:val="24"/>
         </w:rPr>
-        <w:t>在项目日常执行过程中，运维部需要定期收集运维方面的改进建议，主要来源客户反馈、运维部发现以及组织监控中发现的问题等，运维服务</w:t>
+        <w:t>在项目日常执行过程中，运维部需要定期收集运维方面的改进建议，主要来源客户反馈、运维部发现以及组织监控中发现的问题等，运维部需要不定期进行相关讨论，识别真正需要改进的差距或提升项。另外运维部针对指标基线以及指标执行数据，分析本年度服务能力水平趋势，识别异常点进行重点分析管控。</w:t>
       </w:r>
     </w:p>
     <w:p>
@@ -4601,10 +3584,10 @@
         <w:adjustRightInd w:val="0"/>
         <w:snapToGrid w:val="0"/>
         <w:spacing w:line="360" w:lineRule="auto"/>
-        <w:ind w:left="0" w:right="0" w:firstLine="420" w:firstLineChars="200"/>
+        <w:ind w:left="0" w:right="0" w:firstLine="476" w:firstLineChars="200"/>
         <w:textAlignment w:val="baseline"/>
         <w:rPr>
-          <w:rFonts w:ascii="宋体" w:eastAsia="宋体" w:hAnsi="宋体" w:cs="宋体"/>
+          <w:rFonts w:ascii="宋体" w:hAnsi="宋体" w:eastAsia="宋体" w:cs="宋体"/>
           <w:spacing w:val="-1"/>
           <w:sz w:val="24"/>
           <w:szCs w:val="24"/>
@@ -4612,13 +3595,26 @@
       </w:pPr>
       <w:r>
         <w:rPr>
-          <w:rFonts w:ascii="宋体" w:eastAsia="宋体" w:hAnsi="宋体" w:cs="宋体"/>
+          <w:rFonts w:ascii="宋体" w:hAnsi="宋体" w:eastAsia="宋体" w:cs="宋体"/>
           <w:spacing w:val="-1"/>
           <w:sz w:val="24"/>
           <w:szCs w:val="24"/>
         </w:rPr>
-        <w:t>部需要不定期进行相关讨论，识别真正需要改进的差距或提升项。另外运维部针对指标基线以及指标执行数据，分析本年度服务能力水平趋势，识别异常点进行重点分析管控。</w:t>
-      </w:r>
+        <w:t>运维部需要根据识别的差距严重程度，有选择性地强化某些方面的能力提升，应给予相关人员一定的培训。</w:t>
+      </w:r>
+    </w:p>
+    <w:p>
+      <w:pPr>
+        <w:pStyle w:val="28"/>
+        <w:bidi w:val="0"/>
+      </w:pPr>
+      <w:bookmarkStart w:id="16" w:name="bookmark1"/>
+      <w:bookmarkEnd w:id="16"/>
+      <w:bookmarkStart w:id="17" w:name="_Toc20448"/>
+      <w:r>
+        <w:t>确定服务改进措施</w:t>
+      </w:r>
+      <w:bookmarkEnd w:id="17"/>
     </w:p>
     <w:p>
       <w:pPr>
@@ -4636,37 +3632,34 @@
         <w:adjustRightInd w:val="0"/>
         <w:snapToGrid w:val="0"/>
         <w:spacing w:line="360" w:lineRule="auto"/>
-        <w:ind w:left="0" w:right="0" w:firstLine="420" w:firstLineChars="200"/>
+        <w:ind w:left="0" w:right="0" w:firstLine="476" w:firstLineChars="200"/>
         <w:textAlignment w:val="baseline"/>
         <w:rPr>
-          <w:rFonts w:ascii="宋体" w:eastAsia="宋体" w:hAnsi="宋体" w:cs="宋体"/>
+          <w:rFonts w:ascii="宋体" w:hAnsi="宋体" w:eastAsia="宋体" w:cs="宋体"/>
+          <w:sz w:val="24"/>
+          <w:szCs w:val="24"/>
+        </w:rPr>
+      </w:pPr>
+      <w:r>
+        <w:rPr>
+          <w:rFonts w:ascii="宋体" w:hAnsi="宋体" w:eastAsia="宋体" w:cs="宋体"/>
           <w:spacing w:val="-1"/>
           <w:sz w:val="24"/>
           <w:szCs w:val="24"/>
         </w:rPr>
-      </w:pPr>
-      <w:r>
-        <w:rPr>
-          <w:rFonts w:ascii="宋体" w:eastAsia="宋体" w:hAnsi="宋体" w:cs="宋体"/>
-          <w:spacing w:val="-1"/>
-          <w:sz w:val="24"/>
-          <w:szCs w:val="24"/>
-        </w:rPr>
-        <w:t>运维部需要根据识别的差距严重程度，有选择性地强化某些方面的能力提升，应给予相关人员一定的培训。</w:t>
-      </w:r>
-    </w:p>
-    <w:p>
-      <w:pPr>
-        <w:pStyle w:val="2"/>
+        <w:t>运维部根据收集分析获得的改进项以及发现改进的问题项，进行针对性的提出服务改进解决方案，并通报给相关领导和改进参与人。</w:t>
+      </w:r>
+    </w:p>
+    <w:p>
+      <w:pPr>
+        <w:pStyle w:val="28"/>
         <w:bidi w:val="0"/>
       </w:pPr>
-      <w:bookmarkStart w:id="16" w:name="bookmark1"/>
-      <w:bookmarkEnd w:id="16"/>
-      <w:bookmarkStart w:id="17" w:name="_Toc16906"/>
-      <w:r>
-        <w:t>确定服务改进措施</w:t>
-      </w:r>
-      <w:bookmarkEnd w:id="17"/>
+      <w:bookmarkStart w:id="18" w:name="_Toc19817"/>
+      <w:r>
+        <w:t>服务改进实施</w:t>
+      </w:r>
+      <w:bookmarkEnd w:id="18"/>
     </w:p>
     <w:p>
       <w:pPr>
@@ -4684,34 +3677,46 @@
         <w:adjustRightInd w:val="0"/>
         <w:snapToGrid w:val="0"/>
         <w:spacing w:line="360" w:lineRule="auto"/>
-        <w:ind w:left="0" w:right="0" w:firstLine="420" w:firstLineChars="200"/>
+        <w:ind w:left="0" w:right="0" w:firstLine="476" w:firstLineChars="200"/>
         <w:textAlignment w:val="baseline"/>
         <w:rPr>
-          <w:rFonts w:ascii="宋体" w:eastAsia="宋体" w:hAnsi="宋体" w:cs="宋体"/>
-          <w:sz w:val="24"/>
-          <w:szCs w:val="24"/>
-        </w:rPr>
-      </w:pPr>
-      <w:r>
-        <w:rPr>
-          <w:rFonts w:ascii="宋体" w:eastAsia="宋体" w:hAnsi="宋体" w:cs="宋体"/>
+          <w:rFonts w:ascii="宋体" w:hAnsi="宋体" w:eastAsia="宋体" w:cs="宋体"/>
           <w:spacing w:val="-1"/>
           <w:sz w:val="24"/>
           <w:szCs w:val="24"/>
         </w:rPr>
-        <w:t>运维部根据收集分析获得的改进项以及发现改进的问题项，进行针对性的提出服务改进解决方案，并通报给相关领导和改进参与人。</w:t>
-      </w:r>
-    </w:p>
-    <w:p>
-      <w:pPr>
-        <w:pStyle w:val="2"/>
+      </w:pPr>
+      <w:r>
+        <w:rPr>
+          <w:rFonts w:ascii="宋体" w:hAnsi="宋体" w:eastAsia="宋体" w:cs="宋体"/>
+          <w:spacing w:val="-1"/>
+          <w:sz w:val="24"/>
+          <w:szCs w:val="24"/>
+        </w:rPr>
+        <w:t>根据改进解决方案，针对性进行改进工作规划与实施，运维部</w:t>
+      </w:r>
+      <w:bookmarkStart w:id="22" w:name="_GoBack"/>
+      <w:bookmarkEnd w:id="22"/>
+      <w:r>
+        <w:rPr>
+          <w:rFonts w:ascii="宋体" w:hAnsi="宋体" w:eastAsia="宋体" w:cs="宋体"/>
+          <w:spacing w:val="-1"/>
+          <w:sz w:val="24"/>
+          <w:szCs w:val="24"/>
+        </w:rPr>
+        <w:t>根据改进措施的实施情况，将效果比较好的有效措施固化到流程中，不断优化公司服务能力体系。</w:t>
+      </w:r>
+    </w:p>
+    <w:p>
+      <w:pPr>
+        <w:pStyle w:val="28"/>
         <w:bidi w:val="0"/>
       </w:pPr>
-      <w:bookmarkStart w:id="18" w:name="_Toc25467"/>
-      <w:r>
-        <w:t>服务改进实施</w:t>
-      </w:r>
-      <w:bookmarkEnd w:id="18"/>
+      <w:bookmarkStart w:id="19" w:name="_Toc15367"/>
+      <w:r>
+        <w:t>服务监控</w:t>
+      </w:r>
+      <w:bookmarkEnd w:id="19"/>
     </w:p>
     <w:p>
       <w:pPr>
@@ -4729,10 +3734,10 @@
         <w:adjustRightInd w:val="0"/>
         <w:snapToGrid w:val="0"/>
         <w:spacing w:line="360" w:lineRule="auto"/>
-        <w:ind w:left="0" w:right="0" w:firstLine="420" w:firstLineChars="200"/>
+        <w:ind w:left="0" w:right="0" w:firstLine="476" w:firstLineChars="200"/>
         <w:textAlignment w:val="baseline"/>
         <w:rPr>
-          <w:rFonts w:ascii="宋体" w:eastAsia="宋体" w:hAnsi="宋体" w:cs="宋体"/>
+          <w:rFonts w:ascii="宋体" w:hAnsi="宋体" w:eastAsia="宋体" w:cs="宋体"/>
           <w:spacing w:val="-1"/>
           <w:sz w:val="24"/>
           <w:szCs w:val="24"/>
@@ -4740,66 +3745,20 @@
       </w:pPr>
       <w:r>
         <w:rPr>
-          <w:rFonts w:ascii="宋体" w:eastAsia="宋体" w:hAnsi="宋体" w:cs="宋体"/>
+          <w:rFonts w:ascii="宋体" w:hAnsi="宋体" w:eastAsia="宋体" w:cs="宋体"/>
           <w:spacing w:val="-1"/>
           <w:sz w:val="24"/>
           <w:szCs w:val="24"/>
         </w:rPr>
-        <w:t>根据改进解决方案，针对性进行改进工作规划与实施，运维部根据改进 措施的实施情况，将效果比较好的有效措施固化到流程中，不断优化公司服务能力体系。</w:t>
-      </w:r>
-    </w:p>
-    <w:p>
-      <w:pPr>
-        <w:pStyle w:val="2"/>
+        <w:t>质量部跟踪服务改进方案实施进行情况，发现措施实施有效问题时，及时通知运维部，商议调整改进方案事项，使改进达到最佳效果。</w:t>
+      </w:r>
+    </w:p>
+    <w:p>
+      <w:pPr>
+        <w:pStyle w:val="26"/>
         <w:bidi w:val="0"/>
       </w:pPr>
-      <w:bookmarkStart w:id="19" w:name="_Toc23053"/>
-      <w:r>
-        <w:t>服务监控</w:t>
-      </w:r>
-      <w:bookmarkEnd w:id="19"/>
-    </w:p>
-    <w:p>
-      <w:pPr>
-        <w:keepNext w:val="0"/>
-        <w:keepLines w:val="0"/>
-        <w:pageBreakBefore w:val="0"/>
-        <w:widowControl/>
-        <w:kinsoku w:val="0"/>
-        <w:wordWrap/>
-        <w:overflowPunct/>
-        <w:topLinePunct w:val="0"/>
-        <w:autoSpaceDE w:val="0"/>
-        <w:autoSpaceDN w:val="0"/>
-        <w:bidi w:val="0"/>
-        <w:adjustRightInd w:val="0"/>
-        <w:snapToGrid w:val="0"/>
-        <w:spacing w:line="360" w:lineRule="auto"/>
-        <w:ind w:left="0" w:right="0" w:firstLine="420" w:firstLineChars="200"/>
-        <w:textAlignment w:val="baseline"/>
-        <w:rPr>
-          <w:rFonts w:ascii="宋体" w:eastAsia="宋体" w:hAnsi="宋体" w:cs="宋体"/>
-          <w:spacing w:val="-1"/>
-          <w:sz w:val="24"/>
-          <w:szCs w:val="24"/>
-        </w:rPr>
-      </w:pPr>
-      <w:r>
-        <w:rPr>
-          <w:rFonts w:ascii="宋体" w:eastAsia="宋体" w:hAnsi="宋体" w:cs="宋体"/>
-          <w:spacing w:val="-1"/>
-          <w:sz w:val="24"/>
-          <w:szCs w:val="24"/>
-        </w:rPr>
-        <w:t>质量部跟踪服务改进方案实施进行情况，发现措施实施有效问题时，及时通知运维部，商议调整改进方案事项，使改进达到最佳效果。</w:t>
-      </w:r>
-    </w:p>
-    <w:p>
-      <w:pPr>
-        <w:pStyle w:val="1"/>
-        <w:bidi w:val="0"/>
-      </w:pPr>
-      <w:bookmarkStart w:id="20" w:name="_Toc18132"/>
+      <w:bookmarkStart w:id="20" w:name="_Toc29552"/>
       <w:r>
         <w:t>相关文件</w:t>
       </w:r>
@@ -4810,14 +3769,14 @@
         <w:spacing w:before="44" w:line="220" w:lineRule="auto"/>
         <w:ind w:left="505"/>
         <w:rPr>
-          <w:rFonts w:ascii="宋体" w:eastAsia="宋体" w:hAnsi="宋体" w:cs="宋体"/>
-          <w:sz w:val="24"/>
-          <w:szCs w:val="24"/>
-        </w:rPr>
-      </w:pPr>
-      <w:r>
-        <w:rPr>
-          <w:rFonts w:ascii="宋体" w:eastAsia="宋体" w:hAnsi="宋体" w:cs="宋体"/>
+          <w:rFonts w:ascii="宋体" w:hAnsi="宋体" w:eastAsia="宋体" w:cs="宋体"/>
+          <w:sz w:val="24"/>
+          <w:szCs w:val="24"/>
+        </w:rPr>
+      </w:pPr>
+      <w:r>
+        <w:rPr>
+          <w:rFonts w:ascii="宋体" w:hAnsi="宋体" w:eastAsia="宋体" w:cs="宋体"/>
           <w:sz w:val="24"/>
           <w:szCs w:val="24"/>
         </w:rPr>
@@ -4826,10 +3785,10 @@
     </w:p>
     <w:p>
       <w:pPr>
-        <w:pStyle w:val="1"/>
+        <w:pStyle w:val="26"/>
         <w:bidi w:val="0"/>
       </w:pPr>
-      <w:bookmarkStart w:id="21" w:name="_Toc11130"/>
+      <w:bookmarkStart w:id="21" w:name="_Toc22681"/>
       <w:r>
         <w:t>附  则</w:t>
       </w:r>
@@ -4840,14 +3799,14 @@
         <w:spacing w:before="178" w:line="219" w:lineRule="auto"/>
         <w:ind w:left="461"/>
         <w:rPr>
-          <w:rFonts w:ascii="宋体" w:eastAsia="宋体" w:hAnsi="宋体" w:cs="宋体"/>
-          <w:sz w:val="24"/>
-          <w:szCs w:val="24"/>
-        </w:rPr>
-      </w:pPr>
-      <w:r>
-        <w:rPr>
-          <w:rFonts w:ascii="宋体" w:eastAsia="宋体" w:hAnsi="宋体" w:cs="宋体"/>
+          <w:rFonts w:ascii="宋体" w:hAnsi="宋体" w:eastAsia="宋体" w:cs="宋体"/>
+          <w:sz w:val="24"/>
+          <w:szCs w:val="24"/>
+        </w:rPr>
+      </w:pPr>
+      <w:r>
+        <w:rPr>
+          <w:rFonts w:ascii="宋体" w:hAnsi="宋体" w:eastAsia="宋体" w:cs="宋体"/>
           <w:spacing w:val="-2"/>
           <w:sz w:val="24"/>
           <w:szCs w:val="24"/>
@@ -4856,7 +3815,7 @@
       </w:r>
       <w:r>
         <w:rPr>
-          <w:rFonts w:ascii="宋体" w:eastAsia="宋体" w:hAnsi="宋体" w:cs="宋体"/>
+          <w:rFonts w:ascii="宋体" w:hAnsi="宋体" w:eastAsia="宋体" w:cs="宋体"/>
           <w:spacing w:val="70"/>
           <w:sz w:val="24"/>
           <w:szCs w:val="24"/>
@@ -4865,7 +3824,7 @@
       </w:r>
       <w:r>
         <w:rPr>
-          <w:rFonts w:ascii="宋体" w:eastAsia="宋体" w:hAnsi="宋体" w:cs="宋体"/>
+          <w:rFonts w:ascii="宋体" w:hAnsi="宋体" w:eastAsia="宋体" w:cs="宋体"/>
           <w:spacing w:val="-2"/>
           <w:sz w:val="24"/>
           <w:szCs w:val="24"/>
@@ -4874,7 +3833,7 @@
       </w:r>
       <w:r>
         <w:rPr>
-          <w:rFonts w:ascii="宋体" w:eastAsia="宋体" w:hAnsi="宋体" w:cs="宋体"/>
+          <w:rFonts w:ascii="宋体" w:hAnsi="宋体" w:eastAsia="宋体" w:cs="宋体"/>
           <w:spacing w:val="-3"/>
           <w:sz w:val="24"/>
           <w:szCs w:val="24"/>
@@ -4883,31 +3842,56 @@
       </w:r>
     </w:p>
     <w:sectPr>
-      <w:headerReference w:type="default" r:id="rId5"/>
-      <w:footerReference w:type="default" r:id="rId6"/>
+      <w:headerReference r:id="rId6" w:type="default"/>
+      <w:footerReference r:id="rId7" w:type="default"/>
       <w:pgSz w:w="11906" w:h="16839"/>
-      <w:pgMar w:top="400" w:right="1785" w:bottom="1375" w:left="1785" w:header="0" w:footer="1211" w:gutter="0"/>
-      <w:cols w:num="1" w:space="720"/>
+      <w:pgMar w:top="1240" w:right="1785" w:bottom="1375" w:left="1785" w:header="0" w:footer="1211" w:gutter="0"/>
+      <w:cols w:space="720" w:num="1"/>
     </w:sectPr>
   </w:body>
 </w:document>
 </file>
 
+<file path=word/endnotes.xml><?xml version="1.0" encoding="utf-8"?>
+<w:endnotes xmlns:wpc="http://schemas.microsoft.com/office/word/2010/wordprocessingCanvas" xmlns:mc="http://schemas.openxmlformats.org/markup-compatibility/2006" xmlns:o="urn:schemas-microsoft-com:office:office" xmlns:r="http://schemas.openxmlformats.org/officeDocument/2006/relationships" xmlns:m="http://schemas.openxmlformats.org/officeDocument/2006/math" xmlns:v="urn:schemas-microsoft-com:vml" xmlns:wp14="http://schemas.microsoft.com/office/word/2010/wordprocessingDrawing" xmlns:wp="http://schemas.openxmlformats.org/drawingml/2006/wordprocessingDrawing" xmlns:w="http://schemas.openxmlformats.org/wordprocessingml/2006/main" xmlns:w14="http://schemas.microsoft.com/office/word/2010/wordml" xmlns:w15="http://schemas.microsoft.com/office/word/2012/wordml" xmlns:w10="urn:schemas-microsoft-com:office:word" xmlns:wpg="http://schemas.microsoft.com/office/word/2010/wordprocessingGroup" xmlns:wpi="http://schemas.microsoft.com/office/word/2010/wordprocessingInk" xmlns:wne="http://schemas.microsoft.com/office/word/2006/wordml" xmlns:wps="http://schemas.microsoft.com/office/word/2010/wordprocessingShape" xmlns:wpsCustomData="http://www.wps.cn/officeDocument/2013/wpsCustomData" mc:Ignorable="w14 w15 wp14">
+  <w:endnote w:type="separator" w:id="0">
+    <w:p>
+      <w:pPr>
+        <w:spacing w:line="240" w:lineRule="auto"/>
+      </w:pPr>
+      <w:r>
+        <w:separator/>
+      </w:r>
+    </w:p>
+  </w:endnote>
+  <w:endnote w:type="continuationSeparator" w:id="1">
+    <w:p>
+      <w:pPr>
+        <w:spacing w:line="240" w:lineRule="auto"/>
+      </w:pPr>
+      <w:r>
+        <w:continuationSeparator/>
+      </w:r>
+    </w:p>
+  </w:endnote>
+</w:endnotes>
+</file>
+
 <file path=word/footer1.xml><?xml version="1.0" encoding="utf-8"?>
-<w:ftr xmlns:wpc="http://schemas.microsoft.com/office/word/2010/wordprocessingCanvas" xmlns:mc="http://schemas.openxmlformats.org/markup-compatibility/2006" xmlns:o="urn:schemas-microsoft-com:office:office" xmlns:r="http://schemas.openxmlformats.org/officeDocument/2006/relationships" xmlns:m="http://schemas.openxmlformats.org/officeDocument/2006/math" xmlns:v="urn:schemas-microsoft-com:vml" xmlns:wp14="http://schemas.microsoft.com/office/word/2010/wordprocessingDrawing" xmlns:wp="http://schemas.openxmlformats.org/drawingml/2006/wordprocessingDrawing" xmlns:w10="urn:schemas-microsoft-com:office:word" xmlns:w="http://schemas.openxmlformats.org/wordprocessingml/2006/main" xmlns:w14="http://schemas.microsoft.com/office/word/2010/wordml" xmlns:w15="http://schemas.microsoft.com/office/word/2012/wordml" xmlns:wne="http://schemas.microsoft.com/office/word/2006/wordml" xmlns:wpg="http://schemas.microsoft.com/office/word/2010/wordprocessingGroup" xmlns:wpi="http://schemas.microsoft.com/office/word/2010/wordprocessingInk" xmlns:wps="http://schemas.microsoft.com/office/word/2010/wordprocessingShape" mc:Ignorable="w14 w15 wp14">
+<w:ftr xmlns:wpc="http://schemas.microsoft.com/office/word/2010/wordprocessingCanvas" xmlns:mc="http://schemas.openxmlformats.org/markup-compatibility/2006" xmlns:o="urn:schemas-microsoft-com:office:office" xmlns:r="http://schemas.openxmlformats.org/officeDocument/2006/relationships" xmlns:m="http://schemas.openxmlformats.org/officeDocument/2006/math" xmlns:v="urn:schemas-microsoft-com:vml" xmlns:wp14="http://schemas.microsoft.com/office/word/2010/wordprocessingDrawing" xmlns:wp="http://schemas.openxmlformats.org/drawingml/2006/wordprocessingDrawing" xmlns:w10="urn:schemas-microsoft-com:office:word" xmlns:w="http://schemas.openxmlformats.org/wordprocessingml/2006/main" xmlns:w14="http://schemas.microsoft.com/office/word/2010/wordml" xmlns:w15="http://schemas.microsoft.com/office/word/2012/wordml" xmlns:wpg="http://schemas.microsoft.com/office/word/2010/wordprocessingGroup" xmlns:wpi="http://schemas.microsoft.com/office/word/2010/wordprocessingInk" xmlns:wne="http://schemas.microsoft.com/office/word/2006/wordml" xmlns:wps="http://schemas.microsoft.com/office/word/2010/wordprocessingShape" xmlns:wpsCustomData="http://www.wps.cn/officeDocument/2013/wpsCustomData" mc:Ignorable="w14 w15 wp14">
   <w:p>
     <w:pPr>
       <w:spacing w:line="166" w:lineRule="auto"/>
       <w:ind w:left="4245"/>
       <w:rPr>
-        <w:rFonts w:ascii="Calibri" w:eastAsia="Calibri" w:hAnsi="Calibri" w:cs="Calibri"/>
+        <w:rFonts w:ascii="Calibri" w:hAnsi="Calibri" w:eastAsia="Calibri" w:cs="Calibri"/>
         <w:sz w:val="18"/>
         <w:szCs w:val="18"/>
       </w:rPr>
     </w:pPr>
     <w:r>
       <w:rPr>
-        <w:rFonts w:ascii="Calibri" w:eastAsia="Calibri" w:hAnsi="Calibri" w:cs="Calibri"/>
+        <w:rFonts w:ascii="Calibri" w:hAnsi="Calibri" w:eastAsia="Calibri" w:cs="Calibri"/>
         <w:sz w:val="18"/>
         <w:szCs w:val="18"/>
       </w:rPr>
@@ -4918,20 +3902,20 @@
 </file>
 
 <file path=word/footer2.xml><?xml version="1.0" encoding="utf-8"?>
-<w:ftr xmlns:wpc="http://schemas.microsoft.com/office/word/2010/wordprocessingCanvas" xmlns:mc="http://schemas.openxmlformats.org/markup-compatibility/2006" xmlns:o="urn:schemas-microsoft-com:office:office" xmlns:r="http://schemas.openxmlformats.org/officeDocument/2006/relationships" xmlns:m="http://schemas.openxmlformats.org/officeDocument/2006/math" xmlns:v="urn:schemas-microsoft-com:vml" xmlns:wp14="http://schemas.microsoft.com/office/word/2010/wordprocessingDrawing" xmlns:wp="http://schemas.openxmlformats.org/drawingml/2006/wordprocessingDrawing" xmlns:w10="urn:schemas-microsoft-com:office:word" xmlns:w="http://schemas.openxmlformats.org/wordprocessingml/2006/main" xmlns:w14="http://schemas.microsoft.com/office/word/2010/wordml" xmlns:w15="http://schemas.microsoft.com/office/word/2012/wordml" xmlns:wne="http://schemas.microsoft.com/office/word/2006/wordml" xmlns:wpg="http://schemas.microsoft.com/office/word/2010/wordprocessingGroup" xmlns:wpi="http://schemas.microsoft.com/office/word/2010/wordprocessingInk" xmlns:wps="http://schemas.microsoft.com/office/word/2010/wordprocessingShape" mc:Ignorable="w14 w15 wp14">
+<w:ftr xmlns:wpc="http://schemas.microsoft.com/office/word/2010/wordprocessingCanvas" xmlns:mc="http://schemas.openxmlformats.org/markup-compatibility/2006" xmlns:o="urn:schemas-microsoft-com:office:office" xmlns:r="http://schemas.openxmlformats.org/officeDocument/2006/relationships" xmlns:m="http://schemas.openxmlformats.org/officeDocument/2006/math" xmlns:v="urn:schemas-microsoft-com:vml" xmlns:wp14="http://schemas.microsoft.com/office/word/2010/wordprocessingDrawing" xmlns:wp="http://schemas.openxmlformats.org/drawingml/2006/wordprocessingDrawing" xmlns:w10="urn:schemas-microsoft-com:office:word" xmlns:w="http://schemas.openxmlformats.org/wordprocessingml/2006/main" xmlns:w14="http://schemas.microsoft.com/office/word/2010/wordml" xmlns:w15="http://schemas.microsoft.com/office/word/2012/wordml" xmlns:wpg="http://schemas.microsoft.com/office/word/2010/wordprocessingGroup" xmlns:wpi="http://schemas.microsoft.com/office/word/2010/wordprocessingInk" xmlns:wne="http://schemas.microsoft.com/office/word/2006/wordml" xmlns:wps="http://schemas.microsoft.com/office/word/2010/wordprocessingShape" xmlns:wpsCustomData="http://www.wps.cn/officeDocument/2013/wpsCustomData" mc:Ignorable="w14 w15 wp14">
   <w:p>
     <w:pPr>
       <w:spacing w:line="167" w:lineRule="auto"/>
       <w:ind w:left="4130"/>
       <w:rPr>
-        <w:rFonts w:ascii="Calibri" w:eastAsia="Calibri" w:hAnsi="Calibri" w:cs="Calibri"/>
+        <w:rFonts w:ascii="Calibri" w:hAnsi="Calibri" w:eastAsia="Calibri" w:cs="Calibri"/>
         <w:sz w:val="18"/>
         <w:szCs w:val="18"/>
       </w:rPr>
     </w:pPr>
     <w:r>
       <w:rPr>
-        <w:rFonts w:ascii="Calibri" w:eastAsia="Calibri" w:hAnsi="Calibri" w:cs="Calibri"/>
+        <w:rFonts w:ascii="Calibri" w:hAnsi="Calibri" w:eastAsia="Calibri" w:cs="Calibri"/>
         <w:sz w:val="18"/>
         <w:szCs w:val="18"/>
       </w:rPr>
@@ -4941,11 +3925,36 @@
 </w:ftr>
 </file>
 
+<file path=word/footnotes.xml><?xml version="1.0" encoding="utf-8"?>
+<w:footnotes xmlns:wpc="http://schemas.microsoft.com/office/word/2010/wordprocessingCanvas" xmlns:mc="http://schemas.openxmlformats.org/markup-compatibility/2006" xmlns:o="urn:schemas-microsoft-com:office:office" xmlns:r="http://schemas.openxmlformats.org/officeDocument/2006/relationships" xmlns:m="http://schemas.openxmlformats.org/officeDocument/2006/math" xmlns:v="urn:schemas-microsoft-com:vml" xmlns:wp14="http://schemas.microsoft.com/office/word/2010/wordprocessingDrawing" xmlns:wp="http://schemas.openxmlformats.org/drawingml/2006/wordprocessingDrawing" xmlns:w="http://schemas.openxmlformats.org/wordprocessingml/2006/main" xmlns:w14="http://schemas.microsoft.com/office/word/2010/wordml" xmlns:w15="http://schemas.microsoft.com/office/word/2012/wordml" xmlns:w10="urn:schemas-microsoft-com:office:word" xmlns:wpg="http://schemas.microsoft.com/office/word/2010/wordprocessingGroup" xmlns:wpi="http://schemas.microsoft.com/office/word/2010/wordprocessingInk" xmlns:wne="http://schemas.microsoft.com/office/word/2006/wordml" xmlns:wps="http://schemas.microsoft.com/office/word/2010/wordprocessingShape" xmlns:wpsCustomData="http://www.wps.cn/officeDocument/2013/wpsCustomData" mc:Ignorable="w14 w15 wp14">
+  <w:footnote w:type="separator" w:id="0">
+    <w:p>
+      <w:pPr>
+        <w:spacing w:line="360" w:lineRule="auto"/>
+      </w:pPr>
+      <w:r>
+        <w:separator/>
+      </w:r>
+    </w:p>
+  </w:footnote>
+  <w:footnote w:type="continuationSeparator" w:id="1">
+    <w:p>
+      <w:pPr>
+        <w:spacing w:line="360" w:lineRule="auto"/>
+      </w:pPr>
+      <w:r>
+        <w:continuationSeparator/>
+      </w:r>
+    </w:p>
+  </w:footnote>
+</w:footnotes>
+</file>
+
 <file path=word/header1.xml><?xml version="1.0" encoding="utf-8"?>
-<w:hdr xmlns:wpc="http://schemas.microsoft.com/office/word/2010/wordprocessingCanvas" xmlns:mc="http://schemas.openxmlformats.org/markup-compatibility/2006" xmlns:o="urn:schemas-microsoft-com:office:office" xmlns:r="http://schemas.openxmlformats.org/officeDocument/2006/relationships" xmlns:m="http://schemas.openxmlformats.org/officeDocument/2006/math" xmlns:v="urn:schemas-microsoft-com:vml" xmlns:wp14="http://schemas.microsoft.com/office/word/2010/wordprocessingDrawing" xmlns:wp="http://schemas.openxmlformats.org/drawingml/2006/wordprocessingDrawing" xmlns:w10="urn:schemas-microsoft-com:office:word" xmlns:w="http://schemas.openxmlformats.org/wordprocessingml/2006/main" xmlns:w14="http://schemas.microsoft.com/office/word/2010/wordml" xmlns:w15="http://schemas.microsoft.com/office/word/2012/wordml" xmlns:wne="http://schemas.microsoft.com/office/word/2006/wordml" xmlns:wpg="http://schemas.microsoft.com/office/word/2010/wordprocessingGroup" xmlns:wpi="http://schemas.microsoft.com/office/word/2010/wordprocessingInk" xmlns:wps="http://schemas.microsoft.com/office/word/2010/wordprocessingShape" mc:Ignorable="w14 w15 wp14">
+<w:hdr xmlns:wpc="http://schemas.microsoft.com/office/word/2010/wordprocessingCanvas" xmlns:mc="http://schemas.openxmlformats.org/markup-compatibility/2006" xmlns:o="urn:schemas-microsoft-com:office:office" xmlns:r="http://schemas.openxmlformats.org/officeDocument/2006/relationships" xmlns:m="http://schemas.openxmlformats.org/officeDocument/2006/math" xmlns:v="urn:schemas-microsoft-com:vml" xmlns:wp14="http://schemas.microsoft.com/office/word/2010/wordprocessingDrawing" xmlns:wp="http://schemas.openxmlformats.org/drawingml/2006/wordprocessingDrawing" xmlns:w10="urn:schemas-microsoft-com:office:word" xmlns:w="http://schemas.openxmlformats.org/wordprocessingml/2006/main" xmlns:w14="http://schemas.microsoft.com/office/word/2010/wordml" xmlns:w15="http://schemas.microsoft.com/office/word/2012/wordml" xmlns:wpg="http://schemas.microsoft.com/office/word/2010/wordprocessingGroup" xmlns:wpi="http://schemas.microsoft.com/office/word/2010/wordprocessingInk" xmlns:wne="http://schemas.microsoft.com/office/word/2006/wordml" xmlns:wps="http://schemas.microsoft.com/office/word/2010/wordprocessingShape" xmlns:wpsCustomData="http://www.wps.cn/officeDocument/2013/wpsCustomData" mc:Ignorable="w14 w15 wp14">
   <w:p>
     <w:pPr>
-      <w:pStyle w:val="BodyText"/>
+      <w:pStyle w:val="12"/>
       <w:spacing w:line="14" w:lineRule="auto"/>
       <w:rPr>
         <w:sz w:val="2"/>
@@ -4956,15 +3965,15 @@
 </file>
 
 <file path=word/numbering.xml><?xml version="1.0" encoding="utf-8"?>
-<w:numbering xmlns:wpc="http://schemas.microsoft.com/office/word/2010/wordprocessingCanvas" xmlns:mc="http://schemas.openxmlformats.org/markup-compatibility/2006" xmlns:o="urn:schemas-microsoft-com:office:office" xmlns:r="http://schemas.openxmlformats.org/officeDocument/2006/relationships" xmlns:m="http://schemas.openxmlformats.org/officeDocument/2006/math" xmlns:v="urn:schemas-microsoft-com:vml" xmlns:wp14="http://schemas.microsoft.com/office/word/2010/wordprocessingDrawing" xmlns:wp="http://schemas.openxmlformats.org/drawingml/2006/wordprocessingDrawing" xmlns:w10="urn:schemas-microsoft-com:office:word" xmlns:w="http://schemas.openxmlformats.org/wordprocessingml/2006/main" xmlns:w14="http://schemas.microsoft.com/office/word/2010/wordml" xmlns:w15="http://schemas.microsoft.com/office/word/2012/wordml" xmlns:wne="http://schemas.microsoft.com/office/word/2006/wordml" xmlns:wpg="http://schemas.microsoft.com/office/word/2010/wordprocessingGroup" xmlns:wpi="http://schemas.microsoft.com/office/word/2010/wordprocessingInk" xmlns:wps="http://schemas.microsoft.com/office/word/2010/wordprocessingShape" mc:Ignorable="w14 w15 wp14">
+<w:numbering xmlns:wpc="http://schemas.microsoft.com/office/word/2010/wordprocessingCanvas" xmlns:mc="http://schemas.openxmlformats.org/markup-compatibility/2006" xmlns:o="urn:schemas-microsoft-com:office:office" xmlns:r="http://schemas.openxmlformats.org/officeDocument/2006/relationships" xmlns:m="http://schemas.openxmlformats.org/officeDocument/2006/math" xmlns:v="urn:schemas-microsoft-com:vml" xmlns:wp14="http://schemas.microsoft.com/office/word/2010/wordprocessingDrawing" xmlns:wp="http://schemas.openxmlformats.org/drawingml/2006/wordprocessingDrawing" xmlns:w10="urn:schemas-microsoft-com:office:word" xmlns:w="http://schemas.openxmlformats.org/wordprocessingml/2006/main" xmlns:w14="http://schemas.microsoft.com/office/word/2010/wordml" xmlns:wpg="http://schemas.microsoft.com/office/word/2010/wordprocessingGroup" xmlns:wpi="http://schemas.microsoft.com/office/word/2010/wordprocessingInk" xmlns:wne="http://schemas.microsoft.com/office/word/2006/wordml" xmlns:wps="http://schemas.microsoft.com/office/word/2010/wordprocessingShape" xmlns:wpsCustomData="http://www.wps.cn/officeDocument/2013/wpsCustomData" mc:Ignorable="w14 wp14">
   <w:abstractNum w:abstractNumId="0">
     <w:nsid w:val="8E964DCE"/>
     <w:multiLevelType w:val="multilevel"/>
     <w:tmpl w:val="8E964DCE"/>
-    <w:lvl w:ilvl="0">
+    <w:lvl w:ilvl="0" w:tentative="0">
       <w:start w:val="1"/>
       <w:numFmt w:val="decimal"/>
-      <w:pStyle w:val="Heading1"/>
+      <w:pStyle w:val="2"/>
       <w:lvlText w:val="%1."/>
       <w:lvlJc w:val="left"/>
       <w:pPr>
@@ -4974,10 +3983,10 @@
         <w:rFonts w:hint="default"/>
       </w:rPr>
     </w:lvl>
-    <w:lvl w:ilvl="1">
+    <w:lvl w:ilvl="1" w:tentative="0">
       <w:start w:val="1"/>
       <w:numFmt w:val="decimal"/>
-      <w:pStyle w:val="Heading2"/>
+      <w:pStyle w:val="3"/>
       <w:lvlText w:val="%1.%2."/>
       <w:lvlJc w:val="left"/>
       <w:pPr>
@@ -4987,10 +3996,10 @@
         <w:rFonts w:hint="default"/>
       </w:rPr>
     </w:lvl>
-    <w:lvl w:ilvl="2">
+    <w:lvl w:ilvl="2" w:tentative="0">
       <w:start w:val="1"/>
       <w:numFmt w:val="decimal"/>
-      <w:pStyle w:val="Heading3"/>
+      <w:pStyle w:val="4"/>
       <w:lvlText w:val="%1.%2.%3."/>
       <w:lvlJc w:val="left"/>
       <w:pPr>
@@ -5000,10 +4009,10 @@
         <w:rFonts w:hint="default"/>
       </w:rPr>
     </w:lvl>
-    <w:lvl w:ilvl="3">
+    <w:lvl w:ilvl="3" w:tentative="0">
       <w:start w:val="1"/>
       <w:numFmt w:val="decimal"/>
-      <w:pStyle w:val="Heading4"/>
+      <w:pStyle w:val="5"/>
       <w:lvlText w:val="%1.%2.%3.%4."/>
       <w:lvlJc w:val="left"/>
       <w:pPr>
@@ -5013,10 +4022,10 @@
         <w:rFonts w:hint="default"/>
       </w:rPr>
     </w:lvl>
-    <w:lvl w:ilvl="4">
+    <w:lvl w:ilvl="4" w:tentative="0">
       <w:start w:val="1"/>
       <w:numFmt w:val="decimal"/>
-      <w:pStyle w:val="Heading5"/>
+      <w:pStyle w:val="6"/>
       <w:lvlText w:val="%1.%2.%3.%4.%5."/>
       <w:lvlJc w:val="left"/>
       <w:pPr>
@@ -5026,10 +4035,10 @@
         <w:rFonts w:hint="default"/>
       </w:rPr>
     </w:lvl>
-    <w:lvl w:ilvl="5">
+    <w:lvl w:ilvl="5" w:tentative="0">
       <w:start w:val="1"/>
       <w:numFmt w:val="decimal"/>
-      <w:pStyle w:val="Heading6"/>
+      <w:pStyle w:val="7"/>
       <w:lvlText w:val="%1.%2.%3.%4.%5.%6."/>
       <w:lvlJc w:val="left"/>
       <w:pPr>
@@ -5039,10 +4048,10 @@
         <w:rFonts w:hint="default"/>
       </w:rPr>
     </w:lvl>
-    <w:lvl w:ilvl="6">
+    <w:lvl w:ilvl="6" w:tentative="0">
       <w:start w:val="1"/>
       <w:numFmt w:val="decimal"/>
-      <w:pStyle w:val="Heading7"/>
+      <w:pStyle w:val="8"/>
       <w:lvlText w:val="%1.%2.%3.%4.%5.%6.%7."/>
       <w:lvlJc w:val="left"/>
       <w:pPr>
@@ -5052,10 +4061,10 @@
         <w:rFonts w:hint="default"/>
       </w:rPr>
     </w:lvl>
-    <w:lvl w:ilvl="7">
+    <w:lvl w:ilvl="7" w:tentative="0">
       <w:start w:val="1"/>
       <w:numFmt w:val="decimal"/>
-      <w:pStyle w:val="Heading8"/>
+      <w:pStyle w:val="9"/>
       <w:lvlText w:val="%1.%2.%3.%4.%5.%6.%7.%8."/>
       <w:lvlJc w:val="left"/>
       <w:pPr>
@@ -5065,10 +4074,10 @@
         <w:rFonts w:hint="default"/>
       </w:rPr>
     </w:lvl>
-    <w:lvl w:ilvl="8">
+    <w:lvl w:ilvl="8" w:tentative="0">
       <w:start w:val="1"/>
       <w:numFmt w:val="decimal"/>
-      <w:pStyle w:val="Heading9"/>
+      <w:pStyle w:val="10"/>
       <w:lvlText w:val="%1.%2.%3.%4.%5.%6.%7.%8.%9."/>
       <w:lvlJc w:val="left"/>
       <w:pPr>
@@ -5083,7 +4092,7 @@
     <w:nsid w:val="F2C39084"/>
     <w:multiLevelType w:val="singleLevel"/>
     <w:tmpl w:val="F2C39084"/>
-    <w:lvl w:ilvl="0">
+    <w:lvl w:ilvl="0" w:tentative="0">
       <w:start w:val="1"/>
       <w:numFmt w:val="decimal"/>
       <w:lvlText w:val="%1."/>
@@ -5100,7 +4109,7 @@
     <w:nsid w:val="0E9F921B"/>
     <w:multiLevelType w:val="singleLevel"/>
     <w:tmpl w:val="0E9F921B"/>
-    <w:lvl w:ilvl="0">
+    <w:lvl w:ilvl="0" w:tentative="0">
       <w:start w:val="1"/>
       <w:numFmt w:val="decimal"/>
       <w:lvlText w:val="%1."/>
@@ -5126,267 +4135,269 @@
 </file>
 
 <file path=word/styles.xml><?xml version="1.0" encoding="utf-8"?>
-<w:styles xmlns:mc="http://schemas.openxmlformats.org/markup-compatibility/2006" xmlns:r="http://schemas.openxmlformats.org/officeDocument/2006/relationships" xmlns:w="http://schemas.openxmlformats.org/wordprocessingml/2006/main" xmlns:w14="http://schemas.microsoft.com/office/word/2010/wordml" xmlns:w15="http://schemas.microsoft.com/office/word/2012/wordml" mc:Ignorable="w14 w15">
+<w:styles xmlns:mc="http://schemas.openxmlformats.org/markup-compatibility/2006" xmlns:o="urn:schemas-microsoft-com:office:office" xmlns:r="http://schemas.openxmlformats.org/officeDocument/2006/relationships" xmlns:m="http://schemas.openxmlformats.org/officeDocument/2006/math" xmlns:v="urn:schemas-microsoft-com:vml" xmlns:w="http://schemas.openxmlformats.org/wordprocessingml/2006/main" xmlns:w14="http://schemas.microsoft.com/office/word/2010/wordml" xmlns:w10="urn:schemas-microsoft-com:office:word" xmlns:sl="http://schemas.openxmlformats.org/schemaLibrary/2006/main" xmlns:wpsCustomData="http://www.wps.cn/officeDocument/2013/wpsCustomData" mc:Ignorable="w14">
   <w:docDefaults>
     <w:rPrDefault>
       <w:rPr>
-        <w:rFonts w:ascii="Arial" w:eastAsia="Arial" w:hAnsi="Arial" w:cs="Arial"/>
+        <w:rFonts w:ascii="Arial" w:hAnsi="Arial" w:eastAsia="Arial" w:cs="Arial"/>
       </w:rPr>
     </w:rPrDefault>
     <w:pPrDefault/>
   </w:docDefaults>
-  <w:latentStyles w:defLockedState="0" w:defUIPriority="99" w:defSemiHidden="1" w:defUnhideWhenUsed="1" w:defQFormat="0" w:count="260">
-    <w:lsdException w:name="Normal" w:semiHidden="0" w:uiPriority="0" w:unhideWhenUsed="0" w:qFormat="1"/>
-    <w:lsdException w:name="heading 1" w:semiHidden="0" w:uiPriority="0" w:unhideWhenUsed="0" w:qFormat="1"/>
-    <w:lsdException w:name="heading 2" w:semiHidden="0" w:uiPriority="0" w:qFormat="1"/>
-    <w:lsdException w:name="heading 3" w:uiPriority="0" w:qFormat="1"/>
-    <w:lsdException w:name="heading 4" w:semiHidden="0" w:uiPriority="0" w:qFormat="1"/>
-    <w:lsdException w:name="heading 5" w:uiPriority="0" w:qFormat="1"/>
-    <w:lsdException w:name="heading 6" w:uiPriority="0" w:qFormat="1"/>
-    <w:lsdException w:name="heading 7" w:uiPriority="0" w:qFormat="1"/>
-    <w:lsdException w:name="heading 8" w:uiPriority="0" w:qFormat="1"/>
-    <w:lsdException w:name="heading 9" w:uiPriority="0" w:qFormat="1"/>
-    <w:lsdException w:name="index 1" w:semiHidden="0" w:uiPriority="0" w:unhideWhenUsed="0"/>
-    <w:lsdException w:name="index 2" w:semiHidden="0" w:uiPriority="0" w:unhideWhenUsed="0"/>
-    <w:lsdException w:name="index 3" w:semiHidden="0" w:uiPriority="0" w:unhideWhenUsed="0"/>
-    <w:lsdException w:name="index 4" w:semiHidden="0" w:uiPriority="0" w:unhideWhenUsed="0"/>
-    <w:lsdException w:name="index 5" w:semiHidden="0" w:uiPriority="0" w:unhideWhenUsed="0"/>
-    <w:lsdException w:name="index 6" w:semiHidden="0" w:uiPriority="0" w:unhideWhenUsed="0"/>
-    <w:lsdException w:name="index 7" w:semiHidden="0" w:uiPriority="0" w:unhideWhenUsed="0"/>
-    <w:lsdException w:name="index 8" w:semiHidden="0" w:uiPriority="0" w:unhideWhenUsed="0"/>
-    <w:lsdException w:name="index 9" w:semiHidden="0" w:uiPriority="0" w:unhideWhenUsed="0"/>
-    <w:lsdException w:name="toc 1" w:semiHidden="0" w:uiPriority="0" w:unhideWhenUsed="0" w:qFormat="1"/>
-    <w:lsdException w:name="toc 2" w:semiHidden="0" w:uiPriority="0" w:unhideWhenUsed="0" w:qFormat="1"/>
-    <w:lsdException w:name="toc 3" w:semiHidden="0" w:uiPriority="0" w:unhideWhenUsed="0" w:qFormat="1"/>
-    <w:lsdException w:name="toc 4" w:semiHidden="0" w:uiPriority="0" w:unhideWhenUsed="0"/>
-    <w:lsdException w:name="toc 5" w:semiHidden="0" w:uiPriority="0" w:unhideWhenUsed="0"/>
-    <w:lsdException w:name="toc 6" w:semiHidden="0" w:uiPriority="0" w:unhideWhenUsed="0"/>
-    <w:lsdException w:name="toc 7" w:semiHidden="0" w:uiPriority="0" w:unhideWhenUsed="0"/>
-    <w:lsdException w:name="toc 8" w:semiHidden="0" w:uiPriority="0" w:unhideWhenUsed="0"/>
-    <w:lsdException w:name="toc 9" w:semiHidden="0" w:uiPriority="0" w:unhideWhenUsed="0"/>
-    <w:lsdException w:name="Normal Indent" w:semiHidden="0" w:uiPriority="0" w:unhideWhenUsed="0"/>
-    <w:lsdException w:name="footnote text" w:semiHidden="0" w:uiPriority="0" w:unhideWhenUsed="0"/>
-    <w:lsdException w:name="annotation text" w:semiHidden="0" w:uiPriority="0" w:unhideWhenUsed="0" w:qFormat="1"/>
-    <w:lsdException w:name="header" w:semiHidden="0" w:uiPriority="0" w:unhideWhenUsed="0" w:qFormat="1"/>
-    <w:lsdException w:name="footer" w:semiHidden="0" w:uiPriority="0" w:unhideWhenUsed="0" w:qFormat="1"/>
-    <w:lsdException w:name="index heading" w:semiHidden="0" w:uiPriority="0" w:unhideWhenUsed="0"/>
-    <w:lsdException w:name="caption" w:uiPriority="0" w:qFormat="1"/>
-    <w:lsdException w:name="table of figures" w:semiHidden="0" w:uiPriority="0" w:unhideWhenUsed="0"/>
-    <w:lsdException w:name="envelope address" w:semiHidden="0" w:uiPriority="0" w:unhideWhenUsed="0"/>
-    <w:lsdException w:name="envelope return" w:semiHidden="0" w:uiPriority="0" w:unhideWhenUsed="0"/>
-    <w:lsdException w:name="footnote reference" w:semiHidden="0" w:uiPriority="0" w:unhideWhenUsed="0"/>
-    <w:lsdException w:name="annotation reference" w:semiHidden="0" w:uiPriority="0" w:unhideWhenUsed="0"/>
-    <w:lsdException w:name="line number" w:semiHidden="0" w:uiPriority="0" w:unhideWhenUsed="0"/>
-    <w:lsdException w:name="page number" w:semiHidden="0" w:uiPriority="0" w:unhideWhenUsed="0"/>
-    <w:lsdException w:name="endnote reference" w:semiHidden="0" w:uiPriority="0" w:unhideWhenUsed="0"/>
-    <w:lsdException w:name="endnote text" w:semiHidden="0" w:uiPriority="0" w:unhideWhenUsed="0"/>
-    <w:lsdException w:name="table of authorities" w:semiHidden="0" w:uiPriority="0" w:unhideWhenUsed="0"/>
-    <w:lsdException w:name="macro" w:semiHidden="0" w:uiPriority="0" w:unhideWhenUsed="0"/>
-    <w:lsdException w:name="toa heading" w:semiHidden="0" w:uiPriority="0" w:unhideWhenUsed="0"/>
-    <w:lsdException w:name="List" w:semiHidden="0" w:uiPriority="0" w:unhideWhenUsed="0"/>
-    <w:lsdException w:name="List Bullet" w:semiHidden="0" w:uiPriority="0" w:unhideWhenUsed="0"/>
-    <w:lsdException w:name="List Number" w:semiHidden="0" w:uiPriority="0" w:unhideWhenUsed="0"/>
-    <w:lsdException w:name="List 2" w:semiHidden="0" w:uiPriority="0" w:unhideWhenUsed="0"/>
-    <w:lsdException w:name="List 3" w:semiHidden="0" w:uiPriority="0" w:unhideWhenUsed="0"/>
-    <w:lsdException w:name="List 4" w:semiHidden="0" w:uiPriority="0" w:unhideWhenUsed="0"/>
-    <w:lsdException w:name="List 5" w:semiHidden="0" w:uiPriority="0" w:unhideWhenUsed="0"/>
-    <w:lsdException w:name="List Bullet 2" w:semiHidden="0" w:uiPriority="0" w:unhideWhenUsed="0"/>
-    <w:lsdException w:name="List Bullet 3" w:semiHidden="0" w:uiPriority="0" w:unhideWhenUsed="0"/>
-    <w:lsdException w:name="List Bullet 4" w:semiHidden="0" w:uiPriority="0" w:unhideWhenUsed="0"/>
-    <w:lsdException w:name="List Bullet 5" w:semiHidden="0" w:uiPriority="0" w:unhideWhenUsed="0"/>
-    <w:lsdException w:name="List Number 2" w:semiHidden="0" w:uiPriority="0" w:unhideWhenUsed="0"/>
-    <w:lsdException w:name="List Number 3" w:semiHidden="0" w:uiPriority="0" w:unhideWhenUsed="0"/>
-    <w:lsdException w:name="List Number 4" w:semiHidden="0" w:uiPriority="0" w:unhideWhenUsed="0"/>
-    <w:lsdException w:name="List Number 5" w:semiHidden="0" w:uiPriority="0" w:unhideWhenUsed="0"/>
-    <w:lsdException w:name="Title" w:semiHidden="0" w:uiPriority="0" w:unhideWhenUsed="0" w:qFormat="1"/>
-    <w:lsdException w:name="Closing" w:semiHidden="0" w:uiPriority="0" w:unhideWhenUsed="0"/>
-    <w:lsdException w:name="Signature" w:semiHidden="0" w:uiPriority="0" w:unhideWhenUsed="0"/>
-    <w:lsdException w:name="Default Paragraph Font" w:uiPriority="0" w:unhideWhenUsed="0" w:qFormat="1"/>
-    <w:lsdException w:name="Body Text" w:uiPriority="0" w:unhideWhenUsed="0" w:qFormat="1"/>
-    <w:lsdException w:name="Body Text Indent" w:semiHidden="0" w:uiPriority="0" w:unhideWhenUsed="0"/>
-    <w:lsdException w:name="List Continue" w:semiHidden="0" w:uiPriority="0" w:unhideWhenUsed="0"/>
-    <w:lsdException w:name="List Continue 2" w:semiHidden="0" w:uiPriority="0" w:unhideWhenUsed="0"/>
-    <w:lsdException w:name="List Continue 3" w:semiHidden="0" w:uiPriority="0" w:unhideWhenUsed="0"/>
-    <w:lsdException w:name="List Continue 4" w:semiHidden="0" w:uiPriority="0" w:unhideWhenUsed="0"/>
-    <w:lsdException w:name="List Continue 5" w:semiHidden="0" w:uiPriority="0" w:unhideWhenUsed="0"/>
-    <w:lsdException w:name="Message Header" w:semiHidden="0" w:uiPriority="0" w:unhideWhenUsed="0"/>
-    <w:lsdException w:name="Subtitle" w:semiHidden="0" w:uiPriority="0" w:unhideWhenUsed="0" w:qFormat="1"/>
-    <w:lsdException w:name="Salutation" w:semiHidden="0" w:uiPriority="0" w:unhideWhenUsed="0"/>
-    <w:lsdException w:name="Date" w:semiHidden="0" w:uiPriority="0" w:unhideWhenUsed="0"/>
-    <w:lsdException w:name="Body Text First Indent" w:semiHidden="0" w:uiPriority="0" w:unhideWhenUsed="0"/>
-    <w:lsdException w:name="Body Text First Indent 2" w:semiHidden="0" w:uiPriority="0" w:unhideWhenUsed="0"/>
-    <w:lsdException w:name="Body Text 2" w:semiHidden="0" w:uiPriority="0" w:unhideWhenUsed="0"/>
-    <w:lsdException w:name="Body Text 3" w:semiHidden="0" w:uiPriority="0" w:unhideWhenUsed="0"/>
-    <w:lsdException w:name="Body Text Indent 2" w:semiHidden="0" w:uiPriority="0" w:unhideWhenUsed="0"/>
-    <w:lsdException w:name="Body Text Indent 3" w:semiHidden="0" w:uiPriority="0" w:unhideWhenUsed="0"/>
-    <w:lsdException w:name="Block Text" w:semiHidden="0" w:uiPriority="0" w:unhideWhenUsed="0"/>
-    <w:lsdException w:name="Hyperlink" w:semiHidden="0" w:uiPriority="0" w:unhideWhenUsed="0"/>
-    <w:lsdException w:name="FollowedHyperlink" w:semiHidden="0" w:uiPriority="0" w:unhideWhenUsed="0"/>
-    <w:lsdException w:name="Strong" w:semiHidden="0" w:uiPriority="0" w:unhideWhenUsed="0" w:qFormat="1"/>
-    <w:lsdException w:name="Emphasis" w:semiHidden="0" w:uiPriority="0" w:unhideWhenUsed="0" w:qFormat="1"/>
-    <w:lsdException w:name="Document Map" w:semiHidden="0" w:uiPriority="0" w:unhideWhenUsed="0"/>
-    <w:lsdException w:name="Plain Text" w:semiHidden="0" w:uiPriority="0" w:unhideWhenUsed="0"/>
-    <w:lsdException w:name="E-mail Signature" w:semiHidden="0" w:uiPriority="0" w:unhideWhenUsed="0"/>
-    <w:lsdException w:name="Normal (Web)" w:semiHidden="0" w:uiPriority="0" w:unhideWhenUsed="0" w:qFormat="1"/>
-    <w:lsdException w:name="HTML Acronym" w:semiHidden="0" w:uiPriority="0" w:unhideWhenUsed="0"/>
-    <w:lsdException w:name="HTML Address" w:semiHidden="0" w:uiPriority="0" w:unhideWhenUsed="0"/>
-    <w:lsdException w:name="HTML Cite" w:semiHidden="0" w:uiPriority="0" w:unhideWhenUsed="0"/>
-    <w:lsdException w:name="HTML Code" w:semiHidden="0" w:uiPriority="0" w:unhideWhenUsed="0"/>
-    <w:lsdException w:name="HTML Definition" w:semiHidden="0" w:uiPriority="0" w:unhideWhenUsed="0"/>
-    <w:lsdException w:name="HTML Keyboard" w:semiHidden="0" w:uiPriority="0" w:unhideWhenUsed="0"/>
-    <w:lsdException w:name="HTML Preformatted" w:semiHidden="0" w:uiPriority="0" w:unhideWhenUsed="0"/>
-    <w:lsdException w:name="HTML Sample" w:semiHidden="0" w:uiPriority="0" w:unhideWhenUsed="0"/>
-    <w:lsdException w:name="HTML Typewriter" w:semiHidden="0" w:uiPriority="0" w:unhideWhenUsed="0"/>
-    <w:lsdException w:name="HTML Variable" w:semiHidden="0" w:uiPriority="0" w:unhideWhenUsed="0"/>
-    <w:lsdException w:name="Normal Table" w:uiPriority="0" w:unhideWhenUsed="0" w:qFormat="1"/>
-    <w:lsdException w:name="annotation subject" w:semiHidden="0" w:uiPriority="0" w:unhideWhenUsed="0"/>
-    <w:lsdException w:name="Table Simple 1" w:semiHidden="0" w:uiPriority="0" w:unhideWhenUsed="0"/>
-    <w:lsdException w:name="Table Simple 2" w:semiHidden="0" w:uiPriority="0" w:unhideWhenUsed="0"/>
-    <w:lsdException w:name="Table Simple 3" w:semiHidden="0" w:uiPriority="0" w:unhideWhenUsed="0"/>
-    <w:lsdException w:name="Table Classic 1" w:semiHidden="0" w:uiPriority="0" w:unhideWhenUsed="0"/>
-    <w:lsdException w:name="Table Classic 2" w:semiHidden="0" w:uiPriority="0" w:unhideWhenUsed="0"/>
-    <w:lsdException w:name="Table Classic 3" w:semiHidden="0" w:uiPriority="0" w:unhideWhenUsed="0"/>
-    <w:lsdException w:name="Table Classic 4" w:semiHidden="0" w:uiPriority="0" w:unhideWhenUsed="0"/>
-    <w:lsdException w:name="Table Colorful 1" w:semiHidden="0" w:uiPriority="0" w:unhideWhenUsed="0"/>
-    <w:lsdException w:name="Table Colorful 2" w:semiHidden="0" w:uiPriority="0" w:unhideWhenUsed="0"/>
-    <w:lsdException w:name="Table Colorful 3" w:semiHidden="0" w:uiPriority="0" w:unhideWhenUsed="0"/>
-    <w:lsdException w:name="Table Columns 1" w:semiHidden="0" w:uiPriority="0" w:unhideWhenUsed="0"/>
-    <w:lsdException w:name="Table Columns 2" w:semiHidden="0" w:uiPriority="0" w:unhideWhenUsed="0"/>
-    <w:lsdException w:name="Table Columns 3" w:semiHidden="0" w:uiPriority="0" w:unhideWhenUsed="0"/>
-    <w:lsdException w:name="Table Columns 4" w:semiHidden="0" w:uiPriority="0" w:unhideWhenUsed="0"/>
-    <w:lsdException w:name="Table Columns 5" w:semiHidden="0" w:uiPriority="0" w:unhideWhenUsed="0"/>
-    <w:lsdException w:name="Table Grid 1" w:semiHidden="0" w:uiPriority="0" w:unhideWhenUsed="0"/>
-    <w:lsdException w:name="Table Grid 2" w:semiHidden="0" w:uiPriority="0" w:unhideWhenUsed="0"/>
-    <w:lsdException w:name="Table Grid 3" w:semiHidden="0" w:uiPriority="0" w:unhideWhenUsed="0"/>
-    <w:lsdException w:name="Table Grid 4" w:semiHidden="0" w:uiPriority="0" w:unhideWhenUsed="0"/>
-    <w:lsdException w:name="Table Grid 5" w:semiHidden="0" w:uiPriority="0" w:unhideWhenUsed="0"/>
-    <w:lsdException w:name="Table Grid 6" w:semiHidden="0" w:uiPriority="0" w:unhideWhenUsed="0"/>
-    <w:lsdException w:name="Table Grid 7" w:semiHidden="0" w:uiPriority="0" w:unhideWhenUsed="0"/>
-    <w:lsdException w:name="Table Grid 8" w:semiHidden="0" w:uiPriority="0" w:unhideWhenUsed="0"/>
-    <w:lsdException w:name="Table List 1" w:semiHidden="0" w:uiPriority="0" w:unhideWhenUsed="0"/>
-    <w:lsdException w:name="Table List 2" w:semiHidden="0" w:uiPriority="0" w:unhideWhenUsed="0"/>
-    <w:lsdException w:name="Table List 3" w:semiHidden="0" w:uiPriority="0" w:unhideWhenUsed="0"/>
-    <w:lsdException w:name="Table List 4" w:semiHidden="0" w:uiPriority="0" w:unhideWhenUsed="0"/>
-    <w:lsdException w:name="Table List 5" w:semiHidden="0" w:uiPriority="0" w:unhideWhenUsed="0"/>
-    <w:lsdException w:name="Table List 6" w:semiHidden="0" w:uiPriority="0" w:unhideWhenUsed="0"/>
-    <w:lsdException w:name="Table List 7" w:semiHidden="0" w:uiPriority="0" w:unhideWhenUsed="0"/>
-    <w:lsdException w:name="Table List 8" w:semiHidden="0" w:uiPriority="0" w:unhideWhenUsed="0"/>
-    <w:lsdException w:name="Table 3D effects 1" w:semiHidden="0" w:uiPriority="0" w:unhideWhenUsed="0"/>
-    <w:lsdException w:name="Table 3D effects 2" w:semiHidden="0" w:uiPriority="0" w:unhideWhenUsed="0"/>
-    <w:lsdException w:name="Table 3D effects 3" w:semiHidden="0" w:uiPriority="0" w:unhideWhenUsed="0"/>
-    <w:lsdException w:name="Table Contemporary" w:semiHidden="0" w:uiPriority="0" w:unhideWhenUsed="0"/>
-    <w:lsdException w:name="Table Elegant" w:semiHidden="0" w:uiPriority="0" w:unhideWhenUsed="0"/>
-    <w:lsdException w:name="Table Professional" w:semiHidden="0" w:uiPriority="0" w:unhideWhenUsed="0"/>
-    <w:lsdException w:name="Table Subtle 1" w:semiHidden="0" w:uiPriority="0" w:unhideWhenUsed="0"/>
-    <w:lsdException w:name="Table Subtle 2" w:semiHidden="0" w:uiPriority="0" w:unhideWhenUsed="0"/>
-    <w:lsdException w:name="Table Web 1" w:semiHidden="0" w:uiPriority="0" w:unhideWhenUsed="0"/>
-    <w:lsdException w:name="Table Web 2" w:semiHidden="0" w:uiPriority="0" w:unhideWhenUsed="0"/>
-    <w:lsdException w:name="Table Web 3" w:semiHidden="0" w:uiPriority="0" w:unhideWhenUsed="0"/>
-    <w:lsdException w:name="Balloon Text" w:semiHidden="0" w:uiPriority="0" w:unhideWhenUsed="0"/>
-    <w:lsdException w:name="Table Grid" w:semiHidden="0" w:uiPriority="0" w:unhideWhenUsed="0" w:qFormat="1"/>
-    <w:lsdException w:name="Table Theme" w:semiHidden="0" w:uiPriority="0" w:unhideWhenUsed="0"/>
-    <w:lsdException w:name="Light Shading" w:semiHidden="0" w:uiPriority="60" w:unhideWhenUsed="0"/>
-    <w:lsdException w:name="Light List" w:semiHidden="0" w:uiPriority="61" w:unhideWhenUsed="0"/>
-    <w:lsdException w:name="Light Grid" w:semiHidden="0" w:uiPriority="62" w:unhideWhenUsed="0"/>
-    <w:lsdException w:name="Medium Shading 1" w:semiHidden="0" w:uiPriority="63" w:unhideWhenUsed="0"/>
-    <w:lsdException w:name="Medium Shading 2" w:semiHidden="0" w:uiPriority="64" w:unhideWhenUsed="0"/>
-    <w:lsdException w:name="Medium List 1" w:semiHidden="0" w:uiPriority="65" w:unhideWhenUsed="0"/>
-    <w:lsdException w:name="Medium List 2" w:semiHidden="0" w:uiPriority="66" w:unhideWhenUsed="0"/>
-    <w:lsdException w:name="Medium Grid 1" w:semiHidden="0" w:uiPriority="67" w:unhideWhenUsed="0"/>
-    <w:lsdException w:name="Medium Grid 2" w:semiHidden="0" w:uiPriority="68" w:unhideWhenUsed="0"/>
-    <w:lsdException w:name="Medium Grid 3" w:semiHidden="0" w:uiPriority="69" w:unhideWhenUsed="0"/>
-    <w:lsdException w:name="Dark List" w:semiHidden="0" w:uiPriority="70" w:unhideWhenUsed="0"/>
-    <w:lsdException w:name="Colorful Shading" w:semiHidden="0" w:uiPriority="71" w:unhideWhenUsed="0"/>
-    <w:lsdException w:name="Colorful List" w:semiHidden="0" w:uiPriority="72" w:unhideWhenUsed="0"/>
-    <w:lsdException w:name="Colorful Grid" w:semiHidden="0" w:uiPriority="73" w:unhideWhenUsed="0"/>
-    <w:lsdException w:name="Light Shading Accent 1" w:semiHidden="0" w:uiPriority="60" w:unhideWhenUsed="0"/>
-    <w:lsdException w:name="Light List Accent 1" w:semiHidden="0" w:uiPriority="61" w:unhideWhenUsed="0"/>
-    <w:lsdException w:name="Light Grid Accent 1" w:semiHidden="0" w:uiPriority="62" w:unhideWhenUsed="0"/>
-    <w:lsdException w:name="Medium Shading 1 Accent 1" w:semiHidden="0" w:uiPriority="63" w:unhideWhenUsed="0"/>
-    <w:lsdException w:name="Medium Shading 2 Accent 1" w:semiHidden="0" w:uiPriority="64" w:unhideWhenUsed="0"/>
-    <w:lsdException w:name="Medium List 1 Accent 1" w:semiHidden="0" w:uiPriority="65" w:unhideWhenUsed="0"/>
-    <w:lsdException w:name="Medium List 2 Accent 1" w:semiHidden="0" w:uiPriority="66" w:unhideWhenUsed="0"/>
-    <w:lsdException w:name="Medium Grid 1 Accent 1" w:semiHidden="0" w:uiPriority="67" w:unhideWhenUsed="0"/>
-    <w:lsdException w:name="Medium Grid 2 Accent 1" w:semiHidden="0" w:uiPriority="68" w:unhideWhenUsed="0"/>
-    <w:lsdException w:name="Medium Grid 3 Accent 1" w:semiHidden="0" w:uiPriority="69" w:unhideWhenUsed="0"/>
-    <w:lsdException w:name="Dark List Accent 1" w:semiHidden="0" w:uiPriority="70" w:unhideWhenUsed="0"/>
-    <w:lsdException w:name="Colorful Shading Accent 1" w:semiHidden="0" w:uiPriority="71" w:unhideWhenUsed="0"/>
-    <w:lsdException w:name="Colorful List Accent 1" w:semiHidden="0" w:uiPriority="72" w:unhideWhenUsed="0"/>
-    <w:lsdException w:name="Colorful Grid Accent 1" w:semiHidden="0" w:uiPriority="73" w:unhideWhenUsed="0"/>
-    <w:lsdException w:name="Light Shading Accent 2" w:semiHidden="0" w:uiPriority="60" w:unhideWhenUsed="0"/>
-    <w:lsdException w:name="Light List Accent 2" w:semiHidden="0" w:uiPriority="61" w:unhideWhenUsed="0"/>
-    <w:lsdException w:name="Light Grid Accent 2" w:semiHidden="0" w:uiPriority="62" w:unhideWhenUsed="0"/>
-    <w:lsdException w:name="Medium Shading 1 Accent 2" w:semiHidden="0" w:uiPriority="63" w:unhideWhenUsed="0"/>
-    <w:lsdException w:name="Medium Shading 2 Accent 2" w:semiHidden="0" w:uiPriority="64" w:unhideWhenUsed="0"/>
-    <w:lsdException w:name="Medium List 1 Accent 2" w:semiHidden="0" w:uiPriority="65" w:unhideWhenUsed="0"/>
-    <w:lsdException w:name="Medium List 2 Accent 2" w:semiHidden="0" w:uiPriority="66" w:unhideWhenUsed="0"/>
-    <w:lsdException w:name="Medium Grid 1 Accent 2" w:semiHidden="0" w:uiPriority="67" w:unhideWhenUsed="0"/>
-    <w:lsdException w:name="Medium Grid 2 Accent 2" w:semiHidden="0" w:uiPriority="68" w:unhideWhenUsed="0"/>
-    <w:lsdException w:name="Medium Grid 3 Accent 2" w:semiHidden="0" w:uiPriority="69" w:unhideWhenUsed="0"/>
-    <w:lsdException w:name="Dark List Accent 2" w:semiHidden="0" w:uiPriority="70" w:unhideWhenUsed="0"/>
-    <w:lsdException w:name="Colorful Shading Accent 2" w:semiHidden="0" w:uiPriority="71" w:unhideWhenUsed="0"/>
-    <w:lsdException w:name="Colorful List Accent 2" w:semiHidden="0" w:uiPriority="72" w:unhideWhenUsed="0"/>
-    <w:lsdException w:name="Colorful Grid Accent 2" w:semiHidden="0" w:uiPriority="73" w:unhideWhenUsed="0"/>
-    <w:lsdException w:name="Light Shading Accent 3" w:semiHidden="0" w:uiPriority="60" w:unhideWhenUsed="0"/>
-    <w:lsdException w:name="Light List Accent 3" w:semiHidden="0" w:uiPriority="61" w:unhideWhenUsed="0"/>
-    <w:lsdException w:name="Light Grid Accent 3" w:semiHidden="0" w:uiPriority="62" w:unhideWhenUsed="0"/>
-    <w:lsdException w:name="Medium Shading 1 Accent 3" w:semiHidden="0" w:uiPriority="63" w:unhideWhenUsed="0"/>
-    <w:lsdException w:name="Medium Shading 2 Accent 3" w:semiHidden="0" w:uiPriority="64" w:unhideWhenUsed="0"/>
-    <w:lsdException w:name="Medium List 1 Accent 3" w:semiHidden="0" w:uiPriority="65" w:unhideWhenUsed="0"/>
-    <w:lsdException w:name="Medium List 2 Accent 3" w:semiHidden="0" w:uiPriority="66" w:unhideWhenUsed="0"/>
-    <w:lsdException w:name="Medium Grid 1 Accent 3" w:semiHidden="0" w:uiPriority="67" w:unhideWhenUsed="0"/>
-    <w:lsdException w:name="Medium Grid 2 Accent 3" w:semiHidden="0" w:uiPriority="68" w:unhideWhenUsed="0"/>
-    <w:lsdException w:name="Medium Grid 3 Accent 3" w:semiHidden="0" w:uiPriority="69" w:unhideWhenUsed="0"/>
-    <w:lsdException w:name="Dark List Accent 3" w:semiHidden="0" w:uiPriority="70" w:unhideWhenUsed="0"/>
-    <w:lsdException w:name="Colorful Shading Accent 3" w:semiHidden="0" w:uiPriority="71" w:unhideWhenUsed="0"/>
-    <w:lsdException w:name="Colorful List Accent 3" w:semiHidden="0" w:uiPriority="72" w:unhideWhenUsed="0"/>
-    <w:lsdException w:name="Colorful Grid Accent 3" w:semiHidden="0" w:uiPriority="73" w:unhideWhenUsed="0"/>
-    <w:lsdException w:name="Light Shading Accent 4" w:semiHidden="0" w:uiPriority="60" w:unhideWhenUsed="0"/>
-    <w:lsdException w:name="Light List Accent 4" w:semiHidden="0" w:uiPriority="61" w:unhideWhenUsed="0"/>
-    <w:lsdException w:name="Light Grid Accent 4" w:semiHidden="0" w:uiPriority="62" w:unhideWhenUsed="0"/>
-    <w:lsdException w:name="Medium Shading 1 Accent 4" w:semiHidden="0" w:uiPriority="63" w:unhideWhenUsed="0"/>
-    <w:lsdException w:name="Medium Shading 2 Accent 4" w:semiHidden="0" w:uiPriority="64" w:unhideWhenUsed="0"/>
-    <w:lsdException w:name="Medium List 1 Accent 4" w:semiHidden="0" w:uiPriority="65" w:unhideWhenUsed="0"/>
-    <w:lsdException w:name="Medium List 2 Accent 4" w:semiHidden="0" w:uiPriority="66" w:unhideWhenUsed="0"/>
-    <w:lsdException w:name="Medium Grid 1 Accent 4" w:semiHidden="0" w:uiPriority="67" w:unhideWhenUsed="0"/>
-    <w:lsdException w:name="Medium Grid 2 Accent 4" w:semiHidden="0" w:uiPriority="68" w:unhideWhenUsed="0"/>
-    <w:lsdException w:name="Medium Grid 3 Accent 4" w:semiHidden="0" w:uiPriority="69" w:unhideWhenUsed="0"/>
-    <w:lsdException w:name="Dark List Accent 4" w:semiHidden="0" w:uiPriority="70" w:unhideWhenUsed="0"/>
-    <w:lsdException w:name="Colorful Shading Accent 4" w:semiHidden="0" w:uiPriority="71" w:unhideWhenUsed="0"/>
-    <w:lsdException w:name="Colorful List Accent 4" w:semiHidden="0" w:uiPriority="72" w:unhideWhenUsed="0"/>
-    <w:lsdException w:name="Colorful Grid Accent 4" w:semiHidden="0" w:uiPriority="73" w:unhideWhenUsed="0"/>
-    <w:lsdException w:name="Light Shading Accent 5" w:semiHidden="0" w:uiPriority="60" w:unhideWhenUsed="0"/>
-    <w:lsdException w:name="Light List Accent 5" w:semiHidden="0" w:uiPriority="61" w:unhideWhenUsed="0"/>
-    <w:lsdException w:name="Light Grid Accent 5" w:semiHidden="0" w:uiPriority="62" w:unhideWhenUsed="0"/>
-    <w:lsdException w:name="Medium Shading 1 Accent 5" w:semiHidden="0" w:uiPriority="63" w:unhideWhenUsed="0"/>
-    <w:lsdException w:name="Medium Shading 2 Accent 5" w:semiHidden="0" w:uiPriority="64" w:unhideWhenUsed="0"/>
-    <w:lsdException w:name="Medium List 1 Accent 5" w:semiHidden="0" w:uiPriority="65" w:unhideWhenUsed="0"/>
-    <w:lsdException w:name="Medium List 2 Accent 5" w:semiHidden="0" w:uiPriority="66" w:unhideWhenUsed="0"/>
-    <w:lsdException w:name="Medium Grid 1 Accent 5" w:semiHidden="0" w:uiPriority="67" w:unhideWhenUsed="0"/>
-    <w:lsdException w:name="Medium Grid 2 Accent 5" w:semiHidden="0" w:uiPriority="68" w:unhideWhenUsed="0"/>
-    <w:lsdException w:name="Medium Grid 3 Accent 5" w:semiHidden="0" w:uiPriority="69" w:unhideWhenUsed="0"/>
-    <w:lsdException w:name="Dark List Accent 5" w:semiHidden="0" w:uiPriority="70" w:unhideWhenUsed="0"/>
-    <w:lsdException w:name="Colorful Shading Accent 5" w:semiHidden="0" w:uiPriority="71" w:unhideWhenUsed="0"/>
-    <w:lsdException w:name="Colorful List Accent 5" w:semiHidden="0" w:uiPriority="72" w:unhideWhenUsed="0"/>
-    <w:lsdException w:name="Colorful Grid Accent 5" w:semiHidden="0" w:uiPriority="73" w:unhideWhenUsed="0"/>
-    <w:lsdException w:name="Light Shading Accent 6" w:semiHidden="0" w:uiPriority="60" w:unhideWhenUsed="0"/>
-    <w:lsdException w:name="Light List Accent 6" w:semiHidden="0" w:uiPriority="61" w:unhideWhenUsed="0"/>
-    <w:lsdException w:name="Light Grid Accent 6" w:semiHidden="0" w:uiPriority="62" w:unhideWhenUsed="0"/>
-    <w:lsdException w:name="Medium Shading 1 Accent 6" w:semiHidden="0" w:uiPriority="63" w:unhideWhenUsed="0"/>
-    <w:lsdException w:name="Medium Shading 2 Accent 6" w:semiHidden="0" w:uiPriority="64" w:unhideWhenUsed="0"/>
-    <w:lsdException w:name="Medium List 1 Accent 6" w:semiHidden="0" w:uiPriority="65" w:unhideWhenUsed="0"/>
-    <w:lsdException w:name="Medium List 2 Accent 6" w:semiHidden="0" w:uiPriority="66" w:unhideWhenUsed="0"/>
-    <w:lsdException w:name="Medium Grid 1 Accent 6" w:semiHidden="0" w:uiPriority="67" w:unhideWhenUsed="0"/>
-    <w:lsdException w:name="Medium Grid 2 Accent 6" w:semiHidden="0" w:uiPriority="68" w:unhideWhenUsed="0"/>
-    <w:lsdException w:name="Medium Grid 3 Accent 6" w:semiHidden="0" w:uiPriority="69" w:unhideWhenUsed="0"/>
-    <w:lsdException w:name="Dark List Accent 6" w:semiHidden="0" w:uiPriority="70" w:unhideWhenUsed="0"/>
-    <w:lsdException w:name="Colorful Shading Accent 6" w:semiHidden="0" w:uiPriority="71" w:unhideWhenUsed="0"/>
-    <w:lsdException w:name="Colorful List Accent 6" w:semiHidden="0" w:uiPriority="72" w:unhideWhenUsed="0"/>
-    <w:lsdException w:name="Colorful Grid Accent 6" w:semiHidden="0" w:uiPriority="73" w:unhideWhenUsed="0"/>
+  <w:latentStyles w:count="260" w:defQFormat="0" w:defUnhideWhenUsed="1" w:defSemiHidden="1" w:defUIPriority="99" w:defLockedState="0">
+    <w:lsdException w:qFormat="1" w:unhideWhenUsed="0" w:uiPriority="0" w:semiHidden="0" w:name="Normal"/>
+    <w:lsdException w:qFormat="1" w:unhideWhenUsed="0" w:uiPriority="0" w:semiHidden="0" w:name="heading 1"/>
+    <w:lsdException w:qFormat="1" w:uiPriority="0" w:semiHidden="0" w:name="heading 2"/>
+    <w:lsdException w:qFormat="1" w:uiPriority="0" w:name="heading 3"/>
+    <w:lsdException w:qFormat="1" w:uiPriority="0" w:semiHidden="0" w:name="heading 4"/>
+    <w:lsdException w:qFormat="1" w:uiPriority="0" w:name="heading 5"/>
+    <w:lsdException w:qFormat="1" w:uiPriority="0" w:name="heading 6"/>
+    <w:lsdException w:qFormat="1" w:uiPriority="0" w:name="heading 7"/>
+    <w:lsdException w:qFormat="1" w:uiPriority="0" w:name="heading 8"/>
+    <w:lsdException w:qFormat="1" w:uiPriority="0" w:name="heading 9"/>
+    <w:lsdException w:unhideWhenUsed="0" w:uiPriority="0" w:semiHidden="0" w:name="index 1"/>
+    <w:lsdException w:unhideWhenUsed="0" w:uiPriority="0" w:semiHidden="0" w:name="index 2"/>
+    <w:lsdException w:unhideWhenUsed="0" w:uiPriority="0" w:semiHidden="0" w:name="index 3"/>
+    <w:lsdException w:unhideWhenUsed="0" w:uiPriority="0" w:semiHidden="0" w:name="index 4"/>
+    <w:lsdException w:unhideWhenUsed="0" w:uiPriority="0" w:semiHidden="0" w:name="index 5"/>
+    <w:lsdException w:unhideWhenUsed="0" w:uiPriority="0" w:semiHidden="0" w:name="index 6"/>
+    <w:lsdException w:unhideWhenUsed="0" w:uiPriority="0" w:semiHidden="0" w:name="index 7"/>
+    <w:lsdException w:unhideWhenUsed="0" w:uiPriority="0" w:semiHidden="0" w:name="index 8"/>
+    <w:lsdException w:unhideWhenUsed="0" w:uiPriority="0" w:semiHidden="0" w:name="index 9"/>
+    <w:lsdException w:qFormat="1" w:unhideWhenUsed="0" w:uiPriority="0" w:semiHidden="0" w:name="toc 1"/>
+    <w:lsdException w:qFormat="1" w:unhideWhenUsed="0" w:uiPriority="0" w:semiHidden="0" w:name="toc 2"/>
+    <w:lsdException w:qFormat="1" w:unhideWhenUsed="0" w:uiPriority="0" w:semiHidden="0" w:name="toc 3"/>
+    <w:lsdException w:unhideWhenUsed="0" w:uiPriority="0" w:semiHidden="0" w:name="toc 4"/>
+    <w:lsdException w:unhideWhenUsed="0" w:uiPriority="0" w:semiHidden="0" w:name="toc 5"/>
+    <w:lsdException w:unhideWhenUsed="0" w:uiPriority="0" w:semiHidden="0" w:name="toc 6"/>
+    <w:lsdException w:unhideWhenUsed="0" w:uiPriority="0" w:semiHidden="0" w:name="toc 7"/>
+    <w:lsdException w:unhideWhenUsed="0" w:uiPriority="0" w:semiHidden="0" w:name="toc 8"/>
+    <w:lsdException w:unhideWhenUsed="0" w:uiPriority="0" w:semiHidden="0" w:name="toc 9"/>
+    <w:lsdException w:unhideWhenUsed="0" w:uiPriority="0" w:semiHidden="0" w:name="Normal Indent"/>
+    <w:lsdException w:unhideWhenUsed="0" w:uiPriority="0" w:semiHidden="0" w:name="footnote text"/>
+    <w:lsdException w:qFormat="1" w:unhideWhenUsed="0" w:uiPriority="0" w:semiHidden="0" w:name="annotation text"/>
+    <w:lsdException w:qFormat="1" w:unhideWhenUsed="0" w:uiPriority="0" w:semiHidden="0" w:name="header"/>
+    <w:lsdException w:qFormat="1" w:unhideWhenUsed="0" w:uiPriority="0" w:semiHidden="0" w:name="footer"/>
+    <w:lsdException w:unhideWhenUsed="0" w:uiPriority="0" w:semiHidden="0" w:name="index heading"/>
+    <w:lsdException w:qFormat="1" w:uiPriority="0" w:name="caption"/>
+    <w:lsdException w:unhideWhenUsed="0" w:uiPriority="0" w:semiHidden="0" w:name="table of figures"/>
+    <w:lsdException w:unhideWhenUsed="0" w:uiPriority="0" w:semiHidden="0" w:name="envelope address"/>
+    <w:lsdException w:unhideWhenUsed="0" w:uiPriority="0" w:semiHidden="0" w:name="envelope return"/>
+    <w:lsdException w:unhideWhenUsed="0" w:uiPriority="0" w:semiHidden="0" w:name="footnote reference"/>
+    <w:lsdException w:unhideWhenUsed="0" w:uiPriority="0" w:semiHidden="0" w:name="annotation reference"/>
+    <w:lsdException w:unhideWhenUsed="0" w:uiPriority="0" w:semiHidden="0" w:name="line number"/>
+    <w:lsdException w:unhideWhenUsed="0" w:uiPriority="0" w:semiHidden="0" w:name="page number"/>
+    <w:lsdException w:unhideWhenUsed="0" w:uiPriority="0" w:semiHidden="0" w:name="endnote reference"/>
+    <w:lsdException w:unhideWhenUsed="0" w:uiPriority="0" w:semiHidden="0" w:name="endnote text"/>
+    <w:lsdException w:unhideWhenUsed="0" w:uiPriority="0" w:semiHidden="0" w:name="table of authorities"/>
+    <w:lsdException w:unhideWhenUsed="0" w:uiPriority="0" w:semiHidden="0" w:name="macro"/>
+    <w:lsdException w:unhideWhenUsed="0" w:uiPriority="0" w:semiHidden="0" w:name="toa heading"/>
+    <w:lsdException w:unhideWhenUsed="0" w:uiPriority="0" w:semiHidden="0" w:name="List"/>
+    <w:lsdException w:unhideWhenUsed="0" w:uiPriority="0" w:semiHidden="0" w:name="List Bullet"/>
+    <w:lsdException w:unhideWhenUsed="0" w:uiPriority="0" w:semiHidden="0" w:name="List Number"/>
+    <w:lsdException w:unhideWhenUsed="0" w:uiPriority="0" w:semiHidden="0" w:name="List 2"/>
+    <w:lsdException w:unhideWhenUsed="0" w:uiPriority="0" w:semiHidden="0" w:name="List 3"/>
+    <w:lsdException w:unhideWhenUsed="0" w:uiPriority="0" w:semiHidden="0" w:name="List 4"/>
+    <w:lsdException w:unhideWhenUsed="0" w:uiPriority="0" w:semiHidden="0" w:name="List 5"/>
+    <w:lsdException w:unhideWhenUsed="0" w:uiPriority="0" w:semiHidden="0" w:name="List Bullet 2"/>
+    <w:lsdException w:unhideWhenUsed="0" w:uiPriority="0" w:semiHidden="0" w:name="List Bullet 3"/>
+    <w:lsdException w:unhideWhenUsed="0" w:uiPriority="0" w:semiHidden="0" w:name="List Bullet 4"/>
+    <w:lsdException w:unhideWhenUsed="0" w:uiPriority="0" w:semiHidden="0" w:name="List Bullet 5"/>
+    <w:lsdException w:unhideWhenUsed="0" w:uiPriority="0" w:semiHidden="0" w:name="List Number 2"/>
+    <w:lsdException w:unhideWhenUsed="0" w:uiPriority="0" w:semiHidden="0" w:name="List Number 3"/>
+    <w:lsdException w:unhideWhenUsed="0" w:uiPriority="0" w:semiHidden="0" w:name="List Number 4"/>
+    <w:lsdException w:unhideWhenUsed="0" w:uiPriority="0" w:semiHidden="0" w:name="List Number 5"/>
+    <w:lsdException w:qFormat="1" w:unhideWhenUsed="0" w:uiPriority="0" w:semiHidden="0" w:name="Title"/>
+    <w:lsdException w:unhideWhenUsed="0" w:uiPriority="0" w:semiHidden="0" w:name="Closing"/>
+    <w:lsdException w:unhideWhenUsed="0" w:uiPriority="0" w:semiHidden="0" w:name="Signature"/>
+    <w:lsdException w:qFormat="1" w:unhideWhenUsed="0" w:uiPriority="0" w:name="Default Paragraph Font"/>
+    <w:lsdException w:qFormat="1" w:unhideWhenUsed="0" w:uiPriority="0" w:name="Body Text"/>
+    <w:lsdException w:unhideWhenUsed="0" w:uiPriority="0" w:semiHidden="0" w:name="Body Text Indent"/>
+    <w:lsdException w:unhideWhenUsed="0" w:uiPriority="0" w:semiHidden="0" w:name="List Continue"/>
+    <w:lsdException w:unhideWhenUsed="0" w:uiPriority="0" w:semiHidden="0" w:name="List Continue 2"/>
+    <w:lsdException w:unhideWhenUsed="0" w:uiPriority="0" w:semiHidden="0" w:name="List Continue 3"/>
+    <w:lsdException w:unhideWhenUsed="0" w:uiPriority="0" w:semiHidden="0" w:name="List Continue 4"/>
+    <w:lsdException w:unhideWhenUsed="0" w:uiPriority="0" w:semiHidden="0" w:name="List Continue 5"/>
+    <w:lsdException w:unhideWhenUsed="0" w:uiPriority="0" w:semiHidden="0" w:name="Message Header"/>
+    <w:lsdException w:qFormat="1" w:unhideWhenUsed="0" w:uiPriority="0" w:semiHidden="0" w:name="Subtitle"/>
+    <w:lsdException w:unhideWhenUsed="0" w:uiPriority="0" w:semiHidden="0" w:name="Salutation"/>
+    <w:lsdException w:unhideWhenUsed="0" w:uiPriority="0" w:semiHidden="0" w:name="Date"/>
+    <w:lsdException w:unhideWhenUsed="0" w:uiPriority="0" w:semiHidden="0" w:name="Body Text First Indent"/>
+    <w:lsdException w:unhideWhenUsed="0" w:uiPriority="0" w:semiHidden="0" w:name="Body Text First Indent 2"/>
+    <w:lsdException w:uiPriority="99" w:name="Note Heading"/>
+    <w:lsdException w:unhideWhenUsed="0" w:uiPriority="0" w:semiHidden="0" w:name="Body Text 2"/>
+    <w:lsdException w:unhideWhenUsed="0" w:uiPriority="0" w:semiHidden="0" w:name="Body Text 3"/>
+    <w:lsdException w:unhideWhenUsed="0" w:uiPriority="0" w:semiHidden="0" w:name="Body Text Indent 2"/>
+    <w:lsdException w:unhideWhenUsed="0" w:uiPriority="0" w:semiHidden="0" w:name="Body Text Indent 3"/>
+    <w:lsdException w:unhideWhenUsed="0" w:uiPriority="0" w:semiHidden="0" w:name="Block Text"/>
+    <w:lsdException w:unhideWhenUsed="0" w:uiPriority="0" w:semiHidden="0" w:name="Hyperlink"/>
+    <w:lsdException w:unhideWhenUsed="0" w:uiPriority="0" w:semiHidden="0" w:name="FollowedHyperlink"/>
+    <w:lsdException w:qFormat="1" w:unhideWhenUsed="0" w:uiPriority="0" w:semiHidden="0" w:name="Strong"/>
+    <w:lsdException w:qFormat="1" w:unhideWhenUsed="0" w:uiPriority="0" w:semiHidden="0" w:name="Emphasis"/>
+    <w:lsdException w:unhideWhenUsed="0" w:uiPriority="0" w:semiHidden="0" w:name="Document Map"/>
+    <w:lsdException w:unhideWhenUsed="0" w:uiPriority="0" w:semiHidden="0" w:name="Plain Text"/>
+    <w:lsdException w:unhideWhenUsed="0" w:uiPriority="0" w:semiHidden="0" w:name="E-mail Signature"/>
+    <w:lsdException w:qFormat="1" w:unhideWhenUsed="0" w:uiPriority="0" w:semiHidden="0" w:name="Normal (Web)"/>
+    <w:lsdException w:unhideWhenUsed="0" w:uiPriority="0" w:semiHidden="0" w:name="HTML Acronym"/>
+    <w:lsdException w:unhideWhenUsed="0" w:uiPriority="0" w:semiHidden="0" w:name="HTML Address"/>
+    <w:lsdException w:unhideWhenUsed="0" w:uiPriority="0" w:semiHidden="0" w:name="HTML Cite"/>
+    <w:lsdException w:unhideWhenUsed="0" w:uiPriority="0" w:semiHidden="0" w:name="HTML Code"/>
+    <w:lsdException w:unhideWhenUsed="0" w:uiPriority="0" w:semiHidden="0" w:name="HTML Definition"/>
+    <w:lsdException w:unhideWhenUsed="0" w:uiPriority="0" w:semiHidden="0" w:name="HTML Keyboard"/>
+    <w:lsdException w:unhideWhenUsed="0" w:uiPriority="0" w:semiHidden="0" w:name="HTML Preformatted"/>
+    <w:lsdException w:unhideWhenUsed="0" w:uiPriority="0" w:semiHidden="0" w:name="HTML Sample"/>
+    <w:lsdException w:unhideWhenUsed="0" w:uiPriority="0" w:semiHidden="0" w:name="HTML Typewriter"/>
+    <w:lsdException w:unhideWhenUsed="0" w:uiPriority="0" w:semiHidden="0" w:name="HTML Variable"/>
+    <w:lsdException w:qFormat="1" w:unhideWhenUsed="0" w:uiPriority="0" w:name="Normal Table"/>
+    <w:lsdException w:unhideWhenUsed="0" w:uiPriority="0" w:semiHidden="0" w:name="annotation subject"/>
+    <w:lsdException w:unhideWhenUsed="0" w:uiPriority="0" w:semiHidden="0" w:name="Table Simple 1"/>
+    <w:lsdException w:unhideWhenUsed="0" w:uiPriority="0" w:semiHidden="0" w:name="Table Simple 2"/>
+    <w:lsdException w:unhideWhenUsed="0" w:uiPriority="0" w:semiHidden="0" w:name="Table Simple 3"/>
+    <w:lsdException w:unhideWhenUsed="0" w:uiPriority="0" w:semiHidden="0" w:name="Table Classic 1"/>
+    <w:lsdException w:unhideWhenUsed="0" w:uiPriority="0" w:semiHidden="0" w:name="Table Classic 2"/>
+    <w:lsdException w:unhideWhenUsed="0" w:uiPriority="0" w:semiHidden="0" w:name="Table Classic 3"/>
+    <w:lsdException w:unhideWhenUsed="0" w:uiPriority="0" w:semiHidden="0" w:name="Table Classic 4"/>
+    <w:lsdException w:unhideWhenUsed="0" w:uiPriority="0" w:semiHidden="0" w:name="Table Colorful 1"/>
+    <w:lsdException w:unhideWhenUsed="0" w:uiPriority="0" w:semiHidden="0" w:name="Table Colorful 2"/>
+    <w:lsdException w:unhideWhenUsed="0" w:uiPriority="0" w:semiHidden="0" w:name="Table Colorful 3"/>
+    <w:lsdException w:unhideWhenUsed="0" w:uiPriority="0" w:semiHidden="0" w:name="Table Columns 1"/>
+    <w:lsdException w:unhideWhenUsed="0" w:uiPriority="0" w:semiHidden="0" w:name="Table Columns 2"/>
+    <w:lsdException w:unhideWhenUsed="0" w:uiPriority="0" w:semiHidden="0" w:name="Table Columns 3"/>
+    <w:lsdException w:unhideWhenUsed="0" w:uiPriority="0" w:semiHidden="0" w:name="Table Columns 4"/>
+    <w:lsdException w:unhideWhenUsed="0" w:uiPriority="0" w:semiHidden="0" w:name="Table Columns 5"/>
+    <w:lsdException w:unhideWhenUsed="0" w:uiPriority="0" w:semiHidden="0" w:name="Table Grid 1"/>
+    <w:lsdException w:unhideWhenUsed="0" w:uiPriority="0" w:semiHidden="0" w:name="Table Grid 2"/>
+    <w:lsdException w:unhideWhenUsed="0" w:uiPriority="0" w:semiHidden="0" w:name="Table Grid 3"/>
+    <w:lsdException w:unhideWhenUsed="0" w:uiPriority="0" w:semiHidden="0" w:name="Table Grid 4"/>
+    <w:lsdException w:unhideWhenUsed="0" w:uiPriority="0" w:semiHidden="0" w:name="Table Grid 5"/>
+    <w:lsdException w:unhideWhenUsed="0" w:uiPriority="0" w:semiHidden="0" w:name="Table Grid 6"/>
+    <w:lsdException w:unhideWhenUsed="0" w:uiPriority="0" w:semiHidden="0" w:name="Table Grid 7"/>
+    <w:lsdException w:unhideWhenUsed="0" w:uiPriority="0" w:semiHidden="0" w:name="Table Grid 8"/>
+    <w:lsdException w:unhideWhenUsed="0" w:uiPriority="0" w:semiHidden="0" w:name="Table List 1"/>
+    <w:lsdException w:unhideWhenUsed="0" w:uiPriority="0" w:semiHidden="0" w:name="Table List 2"/>
+    <w:lsdException w:unhideWhenUsed="0" w:uiPriority="0" w:semiHidden="0" w:name="Table List 3"/>
+    <w:lsdException w:unhideWhenUsed="0" w:uiPriority="0" w:semiHidden="0" w:name="Table List 4"/>
+    <w:lsdException w:unhideWhenUsed="0" w:uiPriority="0" w:semiHidden="0" w:name="Table List 5"/>
+    <w:lsdException w:unhideWhenUsed="0" w:uiPriority="0" w:semiHidden="0" w:name="Table List 6"/>
+    <w:lsdException w:unhideWhenUsed="0" w:uiPriority="0" w:semiHidden="0" w:name="Table List 7"/>
+    <w:lsdException w:unhideWhenUsed="0" w:uiPriority="0" w:semiHidden="0" w:name="Table List 8"/>
+    <w:lsdException w:unhideWhenUsed="0" w:uiPriority="0" w:semiHidden="0" w:name="Table 3D effects 1"/>
+    <w:lsdException w:unhideWhenUsed="0" w:uiPriority="0" w:semiHidden="0" w:name="Table 3D effects 2"/>
+    <w:lsdException w:unhideWhenUsed="0" w:uiPriority="0" w:semiHidden="0" w:name="Table 3D effects 3"/>
+    <w:lsdException w:unhideWhenUsed="0" w:uiPriority="0" w:semiHidden="0" w:name="Table Contemporary"/>
+    <w:lsdException w:unhideWhenUsed="0" w:uiPriority="0" w:semiHidden="0" w:name="Table Elegant"/>
+    <w:lsdException w:unhideWhenUsed="0" w:uiPriority="0" w:semiHidden="0" w:name="Table Professional"/>
+    <w:lsdException w:unhideWhenUsed="0" w:uiPriority="0" w:semiHidden="0" w:name="Table Subtle 1"/>
+    <w:lsdException w:unhideWhenUsed="0" w:uiPriority="0" w:semiHidden="0" w:name="Table Subtle 2"/>
+    <w:lsdException w:unhideWhenUsed="0" w:uiPriority="0" w:semiHidden="0" w:name="Table Web 1"/>
+    <w:lsdException w:unhideWhenUsed="0" w:uiPriority="0" w:semiHidden="0" w:name="Table Web 2"/>
+    <w:lsdException w:unhideWhenUsed="0" w:uiPriority="0" w:semiHidden="0" w:name="Table Web 3"/>
+    <w:lsdException w:unhideWhenUsed="0" w:uiPriority="0" w:semiHidden="0" w:name="Balloon Text"/>
+    <w:lsdException w:qFormat="1" w:unhideWhenUsed="0" w:uiPriority="0" w:semiHidden="0" w:name="Table Grid"/>
+    <w:lsdException w:unhideWhenUsed="0" w:uiPriority="0" w:semiHidden="0" w:name="Table Theme"/>
+    <w:lsdException w:unhideWhenUsed="0" w:uiPriority="60" w:semiHidden="0" w:name="Light Shading"/>
+    <w:lsdException w:unhideWhenUsed="0" w:uiPriority="61" w:semiHidden="0" w:name="Light List"/>
+    <w:lsdException w:unhideWhenUsed="0" w:uiPriority="62" w:semiHidden="0" w:name="Light Grid"/>
+    <w:lsdException w:unhideWhenUsed="0" w:uiPriority="63" w:semiHidden="0" w:name="Medium Shading 1"/>
+    <w:lsdException w:unhideWhenUsed="0" w:uiPriority="64" w:semiHidden="0" w:name="Medium Shading 2"/>
+    <w:lsdException w:unhideWhenUsed="0" w:uiPriority="65" w:semiHidden="0" w:name="Medium List 1"/>
+    <w:lsdException w:unhideWhenUsed="0" w:uiPriority="66" w:semiHidden="0" w:name="Medium List 2"/>
+    <w:lsdException w:unhideWhenUsed="0" w:uiPriority="67" w:semiHidden="0" w:name="Medium Grid 1"/>
+    <w:lsdException w:unhideWhenUsed="0" w:uiPriority="68" w:semiHidden="0" w:name="Medium Grid 2"/>
+    <w:lsdException w:unhideWhenUsed="0" w:uiPriority="69" w:semiHidden="0" w:name="Medium Grid 3"/>
+    <w:lsdException w:unhideWhenUsed="0" w:uiPriority="70" w:semiHidden="0" w:name="Dark List"/>
+    <w:lsdException w:unhideWhenUsed="0" w:uiPriority="71" w:semiHidden="0" w:name="Colorful Shading"/>
+    <w:lsdException w:unhideWhenUsed="0" w:uiPriority="72" w:semiHidden="0" w:name="Colorful List"/>
+    <w:lsdException w:unhideWhenUsed="0" w:uiPriority="73" w:semiHidden="0" w:name="Colorful Grid"/>
+    <w:lsdException w:unhideWhenUsed="0" w:uiPriority="60" w:semiHidden="0" w:name="Light Shading Accent 1"/>
+    <w:lsdException w:unhideWhenUsed="0" w:uiPriority="61" w:semiHidden="0" w:name="Light List Accent 1"/>
+    <w:lsdException w:unhideWhenUsed="0" w:uiPriority="62" w:semiHidden="0" w:name="Light Grid Accent 1"/>
+    <w:lsdException w:unhideWhenUsed="0" w:uiPriority="63" w:semiHidden="0" w:name="Medium Shading 1 Accent 1"/>
+    <w:lsdException w:unhideWhenUsed="0" w:uiPriority="64" w:semiHidden="0" w:name="Medium Shading 2 Accent 1"/>
+    <w:lsdException w:unhideWhenUsed="0" w:uiPriority="65" w:semiHidden="0" w:name="Medium List 1 Accent 1"/>
+    <w:lsdException w:unhideWhenUsed="0" w:uiPriority="66" w:semiHidden="0" w:name="Medium List 2 Accent 1"/>
+    <w:lsdException w:unhideWhenUsed="0" w:uiPriority="67" w:semiHidden="0" w:name="Medium Grid 1 Accent 1"/>
+    <w:lsdException w:unhideWhenUsed="0" w:uiPriority="68" w:semiHidden="0" w:name="Medium Grid 2 Accent 1"/>
+    <w:lsdException w:unhideWhenUsed="0" w:uiPriority="69" w:semiHidden="0" w:name="Medium Grid 3 Accent 1"/>
+    <w:lsdException w:unhideWhenUsed="0" w:uiPriority="70" w:semiHidden="0" w:name="Dark List Accent 1"/>
+    <w:lsdException w:unhideWhenUsed="0" w:uiPriority="71" w:semiHidden="0" w:name="Colorful Shading Accent 1"/>
+    <w:lsdException w:unhideWhenUsed="0" w:uiPriority="72" w:semiHidden="0" w:name="Colorful List Accent 1"/>
+    <w:lsdException w:unhideWhenUsed="0" w:uiPriority="73" w:semiHidden="0" w:name="Colorful Grid Accent 1"/>
+    <w:lsdException w:unhideWhenUsed="0" w:uiPriority="60" w:semiHidden="0" w:name="Light Shading Accent 2"/>
+    <w:lsdException w:unhideWhenUsed="0" w:uiPriority="61" w:semiHidden="0" w:name="Light List Accent 2"/>
+    <w:lsdException w:unhideWhenUsed="0" w:uiPriority="62" w:semiHidden="0" w:name="Light Grid Accent 2"/>
+    <w:lsdException w:unhideWhenUsed="0" w:uiPriority="63" w:semiHidden="0" w:name="Medium Shading 1 Accent 2"/>
+    <w:lsdException w:unhideWhenUsed="0" w:uiPriority="64" w:semiHidden="0" w:name="Medium Shading 2 Accent 2"/>
+    <w:lsdException w:unhideWhenUsed="0" w:uiPriority="65" w:semiHidden="0" w:name="Medium List 1 Accent 2"/>
+    <w:lsdException w:unhideWhenUsed="0" w:uiPriority="66" w:semiHidden="0" w:name="Medium List 2 Accent 2"/>
+    <w:lsdException w:unhideWhenUsed="0" w:uiPriority="67" w:semiHidden="0" w:name="Medium Grid 1 Accent 2"/>
+    <w:lsdException w:unhideWhenUsed="0" w:uiPriority="68" w:semiHidden="0" w:name="Medium Grid 2 Accent 2"/>
+    <w:lsdException w:unhideWhenUsed="0" w:uiPriority="69" w:semiHidden="0" w:name="Medium Grid 3 Accent 2"/>
+    <w:lsdException w:unhideWhenUsed="0" w:uiPriority="70" w:semiHidden="0" w:name="Dark List Accent 2"/>
+    <w:lsdException w:unhideWhenUsed="0" w:uiPriority="71" w:semiHidden="0" w:name="Colorful Shading Accent 2"/>
+    <w:lsdException w:unhideWhenUsed="0" w:uiPriority="72" w:semiHidden="0" w:name="Colorful List Accent 2"/>
+    <w:lsdException w:unhideWhenUsed="0" w:uiPriority="73" w:semiHidden="0" w:name="Colorful Grid Accent 2"/>
+    <w:lsdException w:unhideWhenUsed="0" w:uiPriority="60" w:semiHidden="0" w:name="Light Shading Accent 3"/>
+    <w:lsdException w:unhideWhenUsed="0" w:uiPriority="61" w:semiHidden="0" w:name="Light List Accent 3"/>
+    <w:lsdException w:unhideWhenUsed="0" w:uiPriority="62" w:semiHidden="0" w:name="Light Grid Accent 3"/>
+    <w:lsdException w:unhideWhenUsed="0" w:uiPriority="63" w:semiHidden="0" w:name="Medium Shading 1 Accent 3"/>
+    <w:lsdException w:unhideWhenUsed="0" w:uiPriority="64" w:semiHidden="0" w:name="Medium Shading 2 Accent 3"/>
+    <w:lsdException w:unhideWhenUsed="0" w:uiPriority="65" w:semiHidden="0" w:name="Medium List 1 Accent 3"/>
+    <w:lsdException w:unhideWhenUsed="0" w:uiPriority="66" w:semiHidden="0" w:name="Medium List 2 Accent 3"/>
+    <w:lsdException w:unhideWhenUsed="0" w:uiPriority="67" w:semiHidden="0" w:name="Medium Grid 1 Accent 3"/>
+    <w:lsdException w:unhideWhenUsed="0" w:uiPriority="68" w:semiHidden="0" w:name="Medium Grid 2 Accent 3"/>
+    <w:lsdException w:unhideWhenUsed="0" w:uiPriority="69" w:semiHidden="0" w:name="Medium Grid 3 Accent 3"/>
+    <w:lsdException w:unhideWhenUsed="0" w:uiPriority="70" w:semiHidden="0" w:name="Dark List Accent 3"/>
+    <w:lsdException w:unhideWhenUsed="0" w:uiPriority="71" w:semiHidden="0" w:name="Colorful Shading Accent 3"/>
+    <w:lsdException w:unhideWhenUsed="0" w:uiPriority="72" w:semiHidden="0" w:name="Colorful List Accent 3"/>
+    <w:lsdException w:unhideWhenUsed="0" w:uiPriority="73" w:semiHidden="0" w:name="Colorful Grid Accent 3"/>
+    <w:lsdException w:unhideWhenUsed="0" w:uiPriority="60" w:semiHidden="0" w:name="Light Shading Accent 4"/>
+    <w:lsdException w:unhideWhenUsed="0" w:uiPriority="61" w:semiHidden="0" w:name="Light List Accent 4"/>
+    <w:lsdException w:unhideWhenUsed="0" w:uiPriority="62" w:semiHidden="0" w:name="Light Grid Accent 4"/>
+    <w:lsdException w:unhideWhenUsed="0" w:uiPriority="63" w:semiHidden="0" w:name="Medium Shading 1 Accent 4"/>
+    <w:lsdException w:unhideWhenUsed="0" w:uiPriority="64" w:semiHidden="0" w:name="Medium Shading 2 Accent 4"/>
+    <w:lsdException w:unhideWhenUsed="0" w:uiPriority="65" w:semiHidden="0" w:name="Medium List 1 Accent 4"/>
+    <w:lsdException w:unhideWhenUsed="0" w:uiPriority="66" w:semiHidden="0" w:name="Medium List 2 Accent 4"/>
+    <w:lsdException w:unhideWhenUsed="0" w:uiPriority="67" w:semiHidden="0" w:name="Medium Grid 1 Accent 4"/>
+    <w:lsdException w:unhideWhenUsed="0" w:uiPriority="68" w:semiHidden="0" w:name="Medium Grid 2 Accent 4"/>
+    <w:lsdException w:unhideWhenUsed="0" w:uiPriority="69" w:semiHidden="0" w:name="Medium Grid 3 Accent 4"/>
+    <w:lsdException w:unhideWhenUsed="0" w:uiPriority="70" w:semiHidden="0" w:name="Dark List Accent 4"/>
+    <w:lsdException w:unhideWhenUsed="0" w:uiPriority="71" w:semiHidden="0" w:name="Colorful Shading Accent 4"/>
+    <w:lsdException w:unhideWhenUsed="0" w:uiPriority="72" w:semiHidden="0" w:name="Colorful List Accent 4"/>
+    <w:lsdException w:unhideWhenUsed="0" w:uiPriority="73" w:semiHidden="0" w:name="Colorful Grid Accent 4"/>
+    <w:lsdException w:unhideWhenUsed="0" w:uiPriority="60" w:semiHidden="0" w:name="Light Shading Accent 5"/>
+    <w:lsdException w:unhideWhenUsed="0" w:uiPriority="61" w:semiHidden="0" w:name="Light List Accent 5"/>
+    <w:lsdException w:unhideWhenUsed="0" w:uiPriority="62" w:semiHidden="0" w:name="Light Grid Accent 5"/>
+    <w:lsdException w:unhideWhenUsed="0" w:uiPriority="63" w:semiHidden="0" w:name="Medium Shading 1 Accent 5"/>
+    <w:lsdException w:unhideWhenUsed="0" w:uiPriority="64" w:semiHidden="0" w:name="Medium Shading 2 Accent 5"/>
+    <w:lsdException w:unhideWhenUsed="0" w:uiPriority="65" w:semiHidden="0" w:name="Medium List 1 Accent 5"/>
+    <w:lsdException w:unhideWhenUsed="0" w:uiPriority="66" w:semiHidden="0" w:name="Medium List 2 Accent 5"/>
+    <w:lsdException w:unhideWhenUsed="0" w:uiPriority="67" w:semiHidden="0" w:name="Medium Grid 1 Accent 5"/>
+    <w:lsdException w:unhideWhenUsed="0" w:uiPriority="68" w:semiHidden="0" w:name="Medium Grid 2 Accent 5"/>
+    <w:lsdException w:unhideWhenUsed="0" w:uiPriority="69" w:semiHidden="0" w:name="Medium Grid 3 Accent 5"/>
+    <w:lsdException w:unhideWhenUsed="0" w:uiPriority="70" w:semiHidden="0" w:name="Dark List Accent 5"/>
+    <w:lsdException w:unhideWhenUsed="0" w:uiPriority="71" w:semiHidden="0" w:name="Colorful Shading Accent 5"/>
+    <w:lsdException w:unhideWhenUsed="0" w:uiPriority="72" w:semiHidden="0" w:name="Colorful List Accent 5"/>
+    <w:lsdException w:unhideWhenUsed="0" w:uiPriority="73" w:semiHidden="0" w:name="Colorful Grid Accent 5"/>
+    <w:lsdException w:unhideWhenUsed="0" w:uiPriority="60" w:semiHidden="0" w:name="Light Shading Accent 6"/>
+    <w:lsdException w:unhideWhenUsed="0" w:uiPriority="61" w:semiHidden="0" w:name="Light List Accent 6"/>
+    <w:lsdException w:unhideWhenUsed="0" w:uiPriority="62" w:semiHidden="0" w:name="Light Grid Accent 6"/>
+    <w:lsdException w:unhideWhenUsed="0" w:uiPriority="63" w:semiHidden="0" w:name="Medium Shading 1 Accent 6"/>
+    <w:lsdException w:unhideWhenUsed="0" w:uiPriority="64" w:semiHidden="0" w:name="Medium Shading 2 Accent 6"/>
+    <w:lsdException w:unhideWhenUsed="0" w:uiPriority="65" w:semiHidden="0" w:name="Medium List 1 Accent 6"/>
+    <w:lsdException w:unhideWhenUsed="0" w:uiPriority="66" w:semiHidden="0" w:name="Medium List 2 Accent 6"/>
+    <w:lsdException w:unhideWhenUsed="0" w:uiPriority="67" w:semiHidden="0" w:name="Medium Grid 1 Accent 6"/>
+    <w:lsdException w:unhideWhenUsed="0" w:uiPriority="68" w:semiHidden="0" w:name="Medium Grid 2 Accent 6"/>
+    <w:lsdException w:unhideWhenUsed="0" w:uiPriority="69" w:semiHidden="0" w:name="Medium Grid 3 Accent 6"/>
+    <w:lsdException w:unhideWhenUsed="0" w:uiPriority="70" w:semiHidden="0" w:name="Dark List Accent 6"/>
+    <w:lsdException w:unhideWhenUsed="0" w:uiPriority="71" w:semiHidden="0" w:name="Colorful Shading Accent 6"/>
+    <w:lsdException w:unhideWhenUsed="0" w:uiPriority="72" w:semiHidden="0" w:name="Colorful List Accent 6"/>
+    <w:lsdException w:unhideWhenUsed="0" w:uiPriority="73" w:semiHidden="0" w:name="Colorful Grid Accent 6"/>
   </w:latentStyles>
-  <w:style w:type="paragraph" w:default="1" w:styleId="Normal">
+  <w:style w:type="paragraph" w:default="1" w:styleId="1">
     <w:name w:val="Normal"/>
     <w:qFormat/>
+    <w:uiPriority w:val="0"/>
     <w:pPr>
       <w:kinsoku w:val="0"/>
       <w:autoSpaceDE w:val="0"/>
@@ -5398,7 +4409,7 @@
       <w:textAlignment w:val="baseline"/>
     </w:pPr>
     <w:rPr>
-      <w:rFonts w:ascii="Arial" w:eastAsia="宋体" w:hAnsi="Arial" w:cs="Arial"/>
+      <w:rFonts w:ascii="Arial" w:hAnsi="Arial" w:eastAsia="宋体" w:cs="Arial"/>
       <w:snapToGrid w:val="0"/>
       <w:color w:val="000000"/>
       <w:kern w:val="0"/>
@@ -5407,11 +4418,12 @@
       <w:lang w:val="en-US" w:eastAsia="en-US" w:bidi="ar-SA"/>
     </w:rPr>
   </w:style>
-  <w:style w:type="paragraph" w:styleId="Heading1">
+  <w:style w:type="paragraph" w:styleId="2">
     <w:name w:val="heading 1"/>
-    <w:basedOn w:val="Normal"/>
-    <w:next w:val="Normal"/>
+    <w:basedOn w:val="1"/>
+    <w:next w:val="1"/>
     <w:qFormat/>
+    <w:uiPriority w:val="0"/>
     <w:pPr>
       <w:keepNext/>
       <w:keepLines/>
@@ -5429,12 +4441,13 @@
       <w:sz w:val="44"/>
     </w:rPr>
   </w:style>
-  <w:style w:type="paragraph" w:styleId="Heading2">
+  <w:style w:type="paragraph" w:styleId="3">
     <w:name w:val="heading 2"/>
-    <w:basedOn w:val="Normal"/>
-    <w:next w:val="Normal"/>
+    <w:basedOn w:val="1"/>
+    <w:next w:val="1"/>
     <w:unhideWhenUsed/>
     <w:qFormat/>
+    <w:uiPriority w:val="0"/>
     <w:pPr>
       <w:keepNext/>
       <w:keepLines/>
@@ -5447,18 +4460,19 @@
       <w:outlineLvl w:val="1"/>
     </w:pPr>
     <w:rPr>
-      <w:rFonts w:ascii="Arial" w:eastAsia="黑体" w:hAnsi="Arial"/>
+      <w:rFonts w:ascii="Arial" w:hAnsi="Arial" w:eastAsia="黑体"/>
       <w:b/>
       <w:sz w:val="32"/>
     </w:rPr>
   </w:style>
-  <w:style w:type="paragraph" w:styleId="Heading3">
+  <w:style w:type="paragraph" w:styleId="4">
     <w:name w:val="heading 3"/>
-    <w:basedOn w:val="Normal"/>
-    <w:next w:val="Normal"/>
+    <w:basedOn w:val="1"/>
+    <w:next w:val="1"/>
     <w:semiHidden/>
     <w:unhideWhenUsed/>
     <w:qFormat/>
+    <w:uiPriority w:val="0"/>
     <w:pPr>
       <w:keepNext/>
       <w:keepLines/>
@@ -5475,12 +4489,13 @@
       <w:sz w:val="32"/>
     </w:rPr>
   </w:style>
-  <w:style w:type="paragraph" w:styleId="Heading4">
+  <w:style w:type="paragraph" w:styleId="5">
     <w:name w:val="heading 4"/>
-    <w:basedOn w:val="Normal"/>
-    <w:next w:val="Normal"/>
+    <w:basedOn w:val="1"/>
+    <w:next w:val="1"/>
     <w:unhideWhenUsed/>
     <w:qFormat/>
+    <w:uiPriority w:val="0"/>
     <w:pPr>
       <w:keepNext/>
       <w:keepLines/>
@@ -5493,18 +4508,19 @@
       <w:outlineLvl w:val="3"/>
     </w:pPr>
     <w:rPr>
-      <w:rFonts w:ascii="Arial" w:eastAsia="黑体" w:hAnsi="Arial"/>
+      <w:rFonts w:ascii="Arial" w:hAnsi="Arial" w:eastAsia="黑体"/>
       <w:b/>
       <w:sz w:val="28"/>
     </w:rPr>
   </w:style>
-  <w:style w:type="paragraph" w:styleId="Heading5">
+  <w:style w:type="paragraph" w:styleId="6">
     <w:name w:val="heading 5"/>
-    <w:basedOn w:val="Normal"/>
-    <w:next w:val="Normal"/>
+    <w:basedOn w:val="1"/>
+    <w:next w:val="1"/>
     <w:semiHidden/>
     <w:unhideWhenUsed/>
     <w:qFormat/>
+    <w:uiPriority w:val="0"/>
     <w:pPr>
       <w:keepNext/>
       <w:keepLines/>
@@ -5521,13 +4537,14 @@
       <w:sz w:val="28"/>
     </w:rPr>
   </w:style>
-  <w:style w:type="paragraph" w:styleId="Heading6">
+  <w:style w:type="paragraph" w:styleId="7">
     <w:name w:val="heading 6"/>
-    <w:basedOn w:val="Normal"/>
-    <w:next w:val="Normal"/>
+    <w:basedOn w:val="1"/>
+    <w:next w:val="1"/>
     <w:semiHidden/>
     <w:unhideWhenUsed/>
     <w:qFormat/>
+    <w:uiPriority w:val="0"/>
     <w:pPr>
       <w:keepNext/>
       <w:keepLines/>
@@ -5540,18 +4557,19 @@
       <w:outlineLvl w:val="5"/>
     </w:pPr>
     <w:rPr>
-      <w:rFonts w:ascii="Arial" w:eastAsia="黑体" w:hAnsi="Arial"/>
+      <w:rFonts w:ascii="Arial" w:hAnsi="Arial" w:eastAsia="黑体"/>
       <w:b/>
       <w:sz w:val="24"/>
     </w:rPr>
   </w:style>
-  <w:style w:type="paragraph" w:styleId="Heading7">
+  <w:style w:type="paragraph" w:styleId="8">
     <w:name w:val="heading 7"/>
-    <w:basedOn w:val="Normal"/>
-    <w:next w:val="Normal"/>
+    <w:basedOn w:val="1"/>
+    <w:next w:val="1"/>
     <w:semiHidden/>
     <w:unhideWhenUsed/>
     <w:qFormat/>
+    <w:uiPriority w:val="0"/>
     <w:pPr>
       <w:keepNext/>
       <w:keepLines/>
@@ -5568,13 +4586,14 @@
       <w:sz w:val="24"/>
     </w:rPr>
   </w:style>
-  <w:style w:type="paragraph" w:styleId="Heading8">
+  <w:style w:type="paragraph" w:styleId="9">
     <w:name w:val="heading 8"/>
-    <w:basedOn w:val="Normal"/>
-    <w:next w:val="Normal"/>
+    <w:basedOn w:val="1"/>
+    <w:next w:val="1"/>
     <w:semiHidden/>
     <w:unhideWhenUsed/>
     <w:qFormat/>
+    <w:uiPriority w:val="0"/>
     <w:pPr>
       <w:keepNext/>
       <w:keepLines/>
@@ -5587,17 +4606,18 @@
       <w:outlineLvl w:val="7"/>
     </w:pPr>
     <w:rPr>
-      <w:rFonts w:ascii="Arial" w:eastAsia="黑体" w:hAnsi="Arial"/>
+      <w:rFonts w:ascii="Arial" w:hAnsi="Arial" w:eastAsia="黑体"/>
       <w:sz w:val="24"/>
     </w:rPr>
   </w:style>
-  <w:style w:type="paragraph" w:styleId="Heading9">
+  <w:style w:type="paragraph" w:styleId="10">
     <w:name w:val="heading 9"/>
-    <w:basedOn w:val="Normal"/>
-    <w:next w:val="Normal"/>
+    <w:basedOn w:val="1"/>
+    <w:next w:val="1"/>
     <w:semiHidden/>
     <w:unhideWhenUsed/>
     <w:qFormat/>
+    <w:uiPriority w:val="0"/>
     <w:pPr>
       <w:keepNext/>
       <w:keepLines/>
@@ -5610,19 +4630,21 @@
       <w:outlineLvl w:val="8"/>
     </w:pPr>
     <w:rPr>
-      <w:rFonts w:ascii="Arial" w:eastAsia="黑体" w:hAnsi="Arial"/>
+      <w:rFonts w:ascii="Arial" w:hAnsi="Arial" w:eastAsia="黑体"/>
       <w:sz w:val="21"/>
     </w:rPr>
   </w:style>
-  <w:style w:type="character" w:default="1" w:styleId="DefaultParagraphFont">
+  <w:style w:type="character" w:default="1" w:styleId="22">
     <w:name w:val="Default Paragraph Font"/>
     <w:semiHidden/>
     <w:qFormat/>
+    <w:uiPriority w:val="0"/>
   </w:style>
-  <w:style w:type="table" w:default="1" w:styleId="TableNormal">
+  <w:style w:type="table" w:default="1" w:styleId="20">
     <w:name w:val="Normal Table"/>
     <w:semiHidden/>
     <w:qFormat/>
+    <w:uiPriority w:val="0"/>
     <w:tblPr>
       <w:tblCellMar>
         <w:top w:w="0" w:type="dxa"/>
@@ -5632,39 +4654,43 @@
       </w:tblCellMar>
     </w:tblPr>
   </w:style>
-  <w:style w:type="paragraph" w:styleId="CommentText">
+  <w:style w:type="paragraph" w:styleId="11">
     <w:name w:val="annotation text"/>
-    <w:basedOn w:val="Normal"/>
+    <w:basedOn w:val="1"/>
     <w:qFormat/>
+    <w:uiPriority w:val="0"/>
     <w:pPr>
       <w:jc w:val="left"/>
     </w:pPr>
   </w:style>
-  <w:style w:type="paragraph" w:styleId="BodyText">
+  <w:style w:type="paragraph" w:styleId="12">
     <w:name w:val="Body Text"/>
-    <w:basedOn w:val="Normal"/>
+    <w:basedOn w:val="1"/>
     <w:semiHidden/>
     <w:qFormat/>
+    <w:uiPriority w:val="0"/>
     <w:rPr>
-      <w:rFonts w:ascii="Arial" w:eastAsia="Arial" w:hAnsi="Arial" w:cs="Arial"/>
+      <w:rFonts w:ascii="Arial" w:hAnsi="Arial" w:eastAsia="Arial" w:cs="Arial"/>
       <w:sz w:val="21"/>
       <w:szCs w:val="21"/>
       <w:lang w:val="en-US" w:eastAsia="en-US" w:bidi="ar-SA"/>
     </w:rPr>
   </w:style>
-  <w:style w:type="paragraph" w:styleId="TOC3">
+  <w:style w:type="paragraph" w:styleId="13">
     <w:name w:val="toc 3"/>
-    <w:basedOn w:val="Normal"/>
-    <w:next w:val="Normal"/>
+    <w:basedOn w:val="1"/>
+    <w:next w:val="1"/>
     <w:qFormat/>
+    <w:uiPriority w:val="0"/>
     <w:pPr>
       <w:ind w:left="840" w:leftChars="400"/>
     </w:pPr>
   </w:style>
-  <w:style w:type="paragraph" w:styleId="Footer">
+  <w:style w:type="paragraph" w:styleId="14">
     <w:name w:val="footer"/>
-    <w:basedOn w:val="Normal"/>
+    <w:basedOn w:val="1"/>
     <w:qFormat/>
+    <w:uiPriority w:val="0"/>
     <w:pPr>
       <w:tabs>
         <w:tab w:val="center" w:pos="4153"/>
@@ -5677,16 +4703,17 @@
       <w:sz w:val="18"/>
     </w:rPr>
   </w:style>
-  <w:style w:type="paragraph" w:styleId="Header">
+  <w:style w:type="paragraph" w:styleId="15">
     <w:name w:val="header"/>
-    <w:basedOn w:val="Normal"/>
+    <w:basedOn w:val="1"/>
     <w:qFormat/>
+    <w:uiPriority w:val="0"/>
     <w:pPr>
       <w:pBdr>
-        <w:top w:val="nil"/>
-        <w:left w:val="nil"/>
-        <w:bottom w:val="nil"/>
-        <w:right w:val="nil"/>
+        <w:top w:val="none" w:color="auto" w:sz="0" w:space="0"/>
+        <w:left w:val="none" w:color="auto" w:sz="0" w:space="0"/>
+        <w:bottom w:val="none" w:color="auto" w:sz="0" w:space="0"/>
+        <w:right w:val="none" w:color="auto" w:sz="0" w:space="0"/>
       </w:pBdr>
       <w:tabs>
         <w:tab w:val="center" w:pos="4153"/>
@@ -5701,37 +4728,41 @@
       <w:sz w:val="18"/>
     </w:rPr>
   </w:style>
-  <w:style w:type="paragraph" w:styleId="TOC1">
+  <w:style w:type="paragraph" w:styleId="16">
     <w:name w:val="toc 1"/>
-    <w:basedOn w:val="Normal"/>
-    <w:next w:val="Normal"/>
+    <w:basedOn w:val="1"/>
+    <w:next w:val="1"/>
     <w:qFormat/>
+    <w:uiPriority w:val="0"/>
     <w:rPr>
-      <w:rFonts w:ascii="Arial" w:eastAsia="Microsoft JhengHei" w:hAnsi="Arial"/>
+      <w:rFonts w:ascii="Arial" w:hAnsi="Arial" w:eastAsia="Microsoft JhengHei"/>
       <w:sz w:val="24"/>
     </w:rPr>
   </w:style>
-  <w:style w:type="paragraph" w:styleId="TOC2">
+  <w:style w:type="paragraph" w:styleId="17">
     <w:name w:val="toc 2"/>
-    <w:basedOn w:val="Normal"/>
-    <w:next w:val="Normal"/>
+    <w:basedOn w:val="1"/>
+    <w:next w:val="1"/>
     <w:qFormat/>
+    <w:uiPriority w:val="0"/>
     <w:pPr>
       <w:ind w:left="420" w:leftChars="200"/>
     </w:pPr>
   </w:style>
-  <w:style w:type="paragraph" w:styleId="NormalWeb">
+  <w:style w:type="paragraph" w:styleId="18">
     <w:name w:val="Normal (Web)"/>
-    <w:basedOn w:val="Normal"/>
+    <w:basedOn w:val="1"/>
     <w:qFormat/>
+    <w:uiPriority w:val="0"/>
     <w:rPr>
       <w:sz w:val="24"/>
     </w:rPr>
   </w:style>
-  <w:style w:type="paragraph" w:styleId="Title">
+  <w:style w:type="paragraph" w:styleId="19">
     <w:name w:val="Title"/>
-    <w:basedOn w:val="Normal"/>
+    <w:basedOn w:val="1"/>
     <w:qFormat/>
+    <w:uiPriority w:val="0"/>
     <w:pPr>
       <w:spacing w:before="240" w:beforeLines="0" w:beforeAutospacing="0" w:after="60" w:afterLines="0" w:afterAutospacing="0"/>
       <w:jc w:val="center"/>
@@ -5743,38 +4774,41 @@
       <w:sz w:val="32"/>
     </w:rPr>
   </w:style>
-  <w:style w:type="table" w:styleId="TableGrid">
+  <w:style w:type="table" w:styleId="21">
     <w:name w:val="Table Grid"/>
-    <w:basedOn w:val="TableNormal"/>
+    <w:basedOn w:val="20"/>
     <w:qFormat/>
+    <w:uiPriority w:val="0"/>
     <w:pPr>
       <w:widowControl w:val="0"/>
       <w:jc w:val="both"/>
     </w:pPr>
     <w:tblPr>
       <w:tblBorders>
-        <w:top w:val="single" w:sz="4" w:space="0" w:color="auto"/>
-        <w:left w:val="single" w:sz="4" w:space="0" w:color="auto"/>
-        <w:bottom w:val="single" w:sz="4" w:space="0" w:color="auto"/>
-        <w:right w:val="single" w:sz="4" w:space="0" w:color="auto"/>
-        <w:insideH w:val="single" w:sz="4" w:space="0" w:color="auto"/>
-        <w:insideV w:val="single" w:sz="4" w:space="0" w:color="auto"/>
+        <w:top w:val="single" w:color="auto" w:sz="4" w:space="0"/>
+        <w:left w:val="single" w:color="auto" w:sz="4" w:space="0"/>
+        <w:bottom w:val="single" w:color="auto" w:sz="4" w:space="0"/>
+        <w:right w:val="single" w:color="auto" w:sz="4" w:space="0"/>
+        <w:insideH w:val="single" w:color="auto" w:sz="4" w:space="0"/>
+        <w:insideV w:val="single" w:color="auto" w:sz="4" w:space="0"/>
       </w:tblBorders>
     </w:tblPr>
   </w:style>
-  <w:style w:type="character" w:styleId="Strong">
+  <w:style w:type="character" w:styleId="23">
     <w:name w:val="Strong"/>
-    <w:basedOn w:val="DefaultParagraphFont"/>
+    <w:basedOn w:val="22"/>
     <w:qFormat/>
+    <w:uiPriority w:val="0"/>
     <w:rPr>
       <w:b/>
     </w:rPr>
   </w:style>
-  <w:style w:type="table" w:customStyle="1" w:styleId="TableNormal0">
+  <w:style w:type="table" w:customStyle="1" w:styleId="24">
     <w:name w:val="Table Normal_0"/>
     <w:semiHidden/>
     <w:unhideWhenUsed/>
     <w:qFormat/>
+    <w:uiPriority w:val="0"/>
     <w:tblPr>
       <w:tblCellMar>
         <w:top w:w="0" w:type="dxa"/>
@@ -5784,81 +4818,87 @@
       </w:tblCellMar>
     </w:tblPr>
   </w:style>
-  <w:style w:type="paragraph" w:customStyle="1" w:styleId="TableText">
+  <w:style w:type="paragraph" w:customStyle="1" w:styleId="25">
     <w:name w:val="Table Text"/>
-    <w:basedOn w:val="Normal"/>
+    <w:basedOn w:val="1"/>
     <w:semiHidden/>
     <w:qFormat/>
+    <w:uiPriority w:val="0"/>
     <w:rPr>
-      <w:rFonts w:ascii="宋体" w:eastAsia="宋体" w:hAnsi="宋体" w:cs="宋体"/>
+      <w:rFonts w:ascii="宋体" w:hAnsi="宋体" w:eastAsia="宋体" w:cs="宋体"/>
       <w:sz w:val="21"/>
       <w:szCs w:val="21"/>
       <w:lang w:val="en-US" w:eastAsia="en-US" w:bidi="ar-SA"/>
     </w:rPr>
   </w:style>
-  <w:style w:type="paragraph" w:customStyle="1" w:styleId="1">
+  <w:style w:type="paragraph" w:customStyle="1" w:styleId="26">
     <w:name w:val="柴_标题1"/>
-    <w:basedOn w:val="Heading1"/>
-    <w:next w:val="a"/>
-    <w:link w:val="1Char"/>
+    <w:basedOn w:val="2"/>
+    <w:next w:val="27"/>
+    <w:link w:val="38"/>
     <w:qFormat/>
+    <w:uiPriority w:val="0"/>
     <w:pPr>
       <w:spacing w:before="100" w:after="90" w:line="360" w:lineRule="auto"/>
     </w:pPr>
     <w:rPr>
-      <w:rFonts w:ascii="Arial" w:eastAsia="宋体" w:hAnsi="Arial"/>
+      <w:rFonts w:ascii="Arial" w:hAnsi="Arial" w:eastAsia="宋体"/>
       <w:sz w:val="32"/>
     </w:rPr>
   </w:style>
-  <w:style w:type="paragraph" w:customStyle="1" w:styleId="a">
+  <w:style w:type="paragraph" w:customStyle="1" w:styleId="27">
     <w:name w:val="柴_正文"/>
-    <w:basedOn w:val="BodyText"/>
-    <w:link w:val="Char"/>
+    <w:basedOn w:val="12"/>
+    <w:link w:val="41"/>
     <w:qFormat/>
+    <w:uiPriority w:val="0"/>
     <w:pPr>
       <w:spacing w:line="360" w:lineRule="auto"/>
       <w:ind w:firstLine="470" w:firstLineChars="200"/>
     </w:pPr>
     <w:rPr>
-      <w:rFonts w:ascii="Arial" w:eastAsia="宋体" w:hAnsi="Arial"/>
+      <w:rFonts w:ascii="Arial" w:hAnsi="Arial" w:eastAsia="宋体"/>
       <w:sz w:val="24"/>
       <w:lang w:eastAsia="zh-CN"/>
     </w:rPr>
   </w:style>
-  <w:style w:type="paragraph" w:customStyle="1" w:styleId="2">
+  <w:style w:type="paragraph" w:customStyle="1" w:styleId="28">
     <w:name w:val="柴_标题2"/>
-    <w:basedOn w:val="Heading2"/>
-    <w:next w:val="a"/>
+    <w:basedOn w:val="3"/>
+    <w:next w:val="27"/>
     <w:qFormat/>
+    <w:uiPriority w:val="0"/>
     <w:pPr>
       <w:spacing w:line="360" w:lineRule="auto"/>
     </w:pPr>
     <w:rPr>
-      <w:rFonts w:ascii="Arial" w:eastAsia="宋体" w:hAnsi="Arial"/>
+      <w:rFonts w:ascii="Arial" w:hAnsi="Arial" w:eastAsia="宋体"/>
       <w:sz w:val="28"/>
     </w:rPr>
   </w:style>
-  <w:style w:type="paragraph" w:customStyle="1" w:styleId="3">
+  <w:style w:type="paragraph" w:customStyle="1" w:styleId="29">
     <w:name w:val="柴_标题3"/>
-    <w:basedOn w:val="Heading3"/>
-    <w:next w:val="a"/>
+    <w:basedOn w:val="4"/>
+    <w:next w:val="27"/>
     <w:qFormat/>
+    <w:uiPriority w:val="0"/>
     <w:pPr>
       <w:spacing w:line="360" w:lineRule="auto"/>
       <w:ind w:left="0" w:firstLine="472" w:firstLineChars="200"/>
     </w:pPr>
     <w:rPr>
-      <w:rFonts w:ascii="宋体" w:eastAsia="宋体" w:hAnsi="宋体" w:cs="宋体"/>
+      <w:rFonts w:ascii="宋体" w:hAnsi="宋体" w:eastAsia="宋体" w:cs="宋体"/>
       <w:spacing w:val="-2"/>
       <w:sz w:val="24"/>
       <w:szCs w:val="24"/>
     </w:rPr>
   </w:style>
-  <w:style w:type="paragraph" w:customStyle="1" w:styleId="a0">
+  <w:style w:type="paragraph" w:customStyle="1" w:styleId="30">
     <w:name w:val="柴_目录"/>
-    <w:basedOn w:val="Normal"/>
-    <w:next w:val="BodyText"/>
+    <w:basedOn w:val="1"/>
+    <w:next w:val="12"/>
     <w:qFormat/>
+    <w:uiPriority w:val="0"/>
     <w:pPr>
       <w:tabs>
         <w:tab w:val="right" w:leader="dot" w:pos="8442"/>
@@ -5866,89 +4906,96 @@
       <w:ind w:left="0" w:leftChars="0"/>
     </w:pPr>
     <w:rPr>
-      <w:rFonts w:ascii="Arial" w:eastAsia="Microsoft JhengHei" w:hAnsi="Arial"/>
+      <w:rFonts w:ascii="Arial" w:hAnsi="Arial" w:eastAsia="Microsoft JhengHei"/>
       <w:sz w:val="24"/>
     </w:rPr>
   </w:style>
-  <w:style w:type="paragraph" w:customStyle="1" w:styleId="a1">
+  <w:style w:type="paragraph" w:customStyle="1" w:styleId="31">
     <w:name w:val="柴_公司名"/>
-    <w:basedOn w:val="Title"/>
+    <w:basedOn w:val="19"/>
     <w:qFormat/>
+    <w:uiPriority w:val="0"/>
     <w:pPr>
       <w:spacing w:after="600" w:afterLines="600"/>
     </w:pPr>
     <w:rPr>
-      <w:rFonts w:ascii="宋体" w:eastAsia="宋体" w:hAnsi="宋体" w:cs="宋体" w:hint="eastAsia"/>
+      <w:rFonts w:hint="eastAsia" w:ascii="宋体" w:hAnsi="宋体" w:eastAsia="宋体" w:cs="宋体"/>
       <w:bCs/>
       <w:spacing w:val="-6"/>
       <w:sz w:val="52"/>
       <w:szCs w:val="52"/>
     </w:rPr>
   </w:style>
-  <w:style w:type="paragraph" w:customStyle="1" w:styleId="a2">
+  <w:style w:type="paragraph" w:customStyle="1" w:styleId="32">
     <w:name w:val="柴_文档名"/>
-    <w:basedOn w:val="Title"/>
+    <w:basedOn w:val="19"/>
     <w:qFormat/>
+    <w:uiPriority w:val="0"/>
     <w:pPr>
       <w:spacing w:after="900" w:afterLines="900"/>
     </w:pPr>
     <w:rPr>
-      <w:rFonts w:ascii="黑体" w:eastAsia="黑体" w:hAnsi="黑体" w:cs="黑体"/>
+      <w:rFonts w:ascii="黑体" w:hAnsi="黑体" w:eastAsia="黑体" w:cs="黑体"/>
       <w:bCs/>
       <w:spacing w:val="-7"/>
       <w:sz w:val="52"/>
       <w:szCs w:val="52"/>
     </w:rPr>
   </w:style>
-  <w:style w:type="paragraph" w:customStyle="1" w:styleId="WPSOffice1">
+  <w:style w:type="paragraph" w:customStyle="1" w:styleId="33">
     <w:name w:val="WPSOffice手动目录 1"/>
     <w:qFormat/>
+    <w:uiPriority w:val="0"/>
     <w:pPr>
       <w:ind w:leftChars="0"/>
     </w:pPr>
     <w:rPr>
-      <w:rFonts w:ascii="Times New Roman" w:eastAsia="宋体" w:hAnsi="Times New Roman" w:cs="Times New Roman"/>
+      <w:rFonts w:ascii="Times New Roman" w:hAnsi="Times New Roman" w:eastAsia="宋体" w:cs="Times New Roman"/>
       <w:sz w:val="20"/>
       <w:szCs w:val="20"/>
     </w:rPr>
   </w:style>
-  <w:style w:type="paragraph" w:customStyle="1" w:styleId="WPSOffice2">
+  <w:style w:type="paragraph" w:customStyle="1" w:styleId="34">
     <w:name w:val="WPSOffice手动目录 2"/>
     <w:qFormat/>
+    <w:uiPriority w:val="0"/>
     <w:pPr>
       <w:ind w:leftChars="200"/>
     </w:pPr>
     <w:rPr>
-      <w:rFonts w:ascii="Times New Roman" w:eastAsia="宋体" w:hAnsi="Times New Roman" w:cs="Times New Roman"/>
+      <w:rFonts w:ascii="Times New Roman" w:hAnsi="Times New Roman" w:eastAsia="宋体" w:cs="Times New Roman"/>
       <w:sz w:val="20"/>
       <w:szCs w:val="20"/>
     </w:rPr>
   </w:style>
-  <w:style w:type="paragraph" w:customStyle="1" w:styleId="WPSOffice3">
+  <w:style w:type="paragraph" w:customStyle="1" w:styleId="35">
     <w:name w:val="WPSOffice手动目录 3"/>
     <w:qFormat/>
+    <w:uiPriority w:val="0"/>
     <w:pPr>
       <w:ind w:leftChars="400"/>
     </w:pPr>
     <w:rPr>
-      <w:rFonts w:ascii="Times New Roman" w:eastAsia="宋体" w:hAnsi="Times New Roman" w:cs="Times New Roman"/>
+      <w:rFonts w:ascii="Times New Roman" w:hAnsi="Times New Roman" w:eastAsia="宋体" w:cs="Times New Roman"/>
       <w:sz w:val="20"/>
       <w:szCs w:val="20"/>
     </w:rPr>
   </w:style>
-  <w:style w:type="paragraph" w:customStyle="1" w:styleId="Compact">
+  <w:style w:type="paragraph" w:customStyle="1" w:styleId="36">
     <w:name w:val="Compact"/>
-    <w:basedOn w:val="BodyText"/>
+    <w:basedOn w:val="12"/>
     <w:qFormat/>
+    <w:uiPriority w:val="0"/>
     <w:pPr>
       <w:spacing w:before="36" w:after="36"/>
     </w:pPr>
   </w:style>
-  <w:style w:type="table" w:customStyle="1" w:styleId="Table">
+  <w:style w:type="table" w:customStyle="1" w:styleId="37">
     <w:name w:val="Table"/>
     <w:semiHidden/>
     <w:unhideWhenUsed/>
     <w:qFormat/>
+    <w:uiPriority w:val="0"/>
     <w:tblPr>
       <w:tblCellMar>
         <w:top w:w="0" w:type="dxa"/>
@@ -5960,25 +5007,27 @@
     <w:tblStylePr w:type="firstRow">
       <w:tcPr>
         <w:tcBorders>
-          <w:bottom w:val="single" w:sz="0" w:space="0" w:color="auto"/>
+          <w:bottom w:val="single" w:color="auto" w:sz="0" w:space="0"/>
         </w:tcBorders>
         <w:vAlign w:val="bottom"/>
       </w:tcPr>
     </w:tblStylePr>
   </w:style>
-  <w:style w:type="character" w:customStyle="1" w:styleId="1Char">
+  <w:style w:type="character" w:customStyle="1" w:styleId="38">
     <w:name w:val="柴_标题1 Char"/>
-    <w:link w:val="1"/>
+    <w:link w:val="26"/>
     <w:qFormat/>
+    <w:uiPriority w:val="0"/>
     <w:rPr>
-      <w:rFonts w:ascii="Arial" w:eastAsia="宋体" w:hAnsi="Arial"/>
+      <w:rFonts w:ascii="Arial" w:hAnsi="Arial" w:eastAsia="宋体"/>
       <w:sz w:val="32"/>
     </w:rPr>
   </w:style>
-  <w:style w:type="paragraph" w:customStyle="1" w:styleId="a3">
+  <w:style w:type="paragraph" w:customStyle="1" w:styleId="39">
     <w:name w:val="柴_正文_无缩进"/>
-    <w:basedOn w:val="Normal"/>
+    <w:basedOn w:val="1"/>
     <w:qFormat/>
+    <w:uiPriority w:val="0"/>
     <w:pPr>
       <w:ind w:firstLine="0" w:firstLineChars="0"/>
     </w:pPr>
@@ -5988,29 +5037,31 @@
       <w:lang w:eastAsia="zh-CN"/>
     </w:rPr>
   </w:style>
-  <w:style w:type="paragraph" w:customStyle="1" w:styleId="4">
+  <w:style w:type="paragraph" w:customStyle="1" w:styleId="40">
     <w:name w:val="柴_标题4"/>
-    <w:basedOn w:val="Heading4"/>
-    <w:next w:val="Normal"/>
+    <w:basedOn w:val="5"/>
+    <w:next w:val="1"/>
     <w:qFormat/>
+    <w:uiPriority w:val="0"/>
     <w:pPr>
       <w:widowControl w:val="0"/>
       <w:spacing w:before="160" w:line="360" w:lineRule="auto"/>
-      <w:ind w:left="981" w:hanging="862" w:leftChars="300"/>
+      <w:ind w:left="981" w:leftChars="300" w:hanging="862"/>
     </w:pPr>
     <w:rPr>
-      <w:rFonts w:ascii="Calibri" w:eastAsia="宋体" w:hAnsi="Calibri" w:cs="宋体" w:hint="eastAsia"/>
+      <w:rFonts w:hint="eastAsia" w:ascii="Calibri" w:hAnsi="Calibri" w:eastAsia="宋体" w:cs="宋体"/>
       <w:sz w:val="24"/>
       <w:szCs w:val="24"/>
       <w:lang w:eastAsia="zh-CN" w:bidi="zh-CN"/>
     </w:rPr>
   </w:style>
-  <w:style w:type="character" w:customStyle="1" w:styleId="Char">
+  <w:style w:type="character" w:customStyle="1" w:styleId="41">
     <w:name w:val="柴_正文 Char"/>
-    <w:link w:val="a"/>
+    <w:link w:val="27"/>
     <w:qFormat/>
+    <w:uiPriority w:val="0"/>
     <w:rPr>
-      <w:rFonts w:ascii="Arial" w:eastAsia="宋体" w:hAnsi="Arial"/>
+      <w:rFonts w:ascii="Arial" w:hAnsi="Arial" w:eastAsia="宋体"/>
       <w:sz w:val="24"/>
       <w:lang w:eastAsia="zh-CN"/>
     </w:rPr>
